--- a/00-首页/题组Word/第二轮习题集/第二轮习题集-结构化学一-学生版.docx
+++ b/00-首页/题组Word/第二轮习题集/第二轮习题集-结构化学一-学生版.docx
@@ -2,7 +2,7 @@
 <file path=word/document.xml><?xml version="1.0" encoding="utf-8"?>
 <w:document xmlns:w="http://schemas.openxmlformats.org/wordprocessingml/2006/main" xmlns:m="http://schemas.openxmlformats.org/officeDocument/2006/math" xmlns:r="http://schemas.openxmlformats.org/officeDocument/2006/relationships" xmlns:o="urn:schemas-microsoft-com:office:office" xmlns:v="urn:schemas-microsoft-com:vml" xmlns:w10="urn:schemas-microsoft-com:office:word" xmlns:a="http://schemas.openxmlformats.org/drawingml/2006/main" xmlns:pic="http://schemas.openxmlformats.org/drawingml/2006/picture" xmlns:wp="http://schemas.openxmlformats.org/drawingml/2006/wordprocessingDrawing">
   <w:body>
-    <w:bookmarkStart w:id="37" w:name="第二轮习题集-结构化学一"/>
+    <w:bookmarkStart w:id="42" w:name="第二轮习题集-结构化学一"/>
     <w:p>
       <w:pPr>
         <w:pStyle w:val="Heading1"/>
@@ -42,7 +42,7 @@
       </w:r>
     </w:p>
     <w:bookmarkEnd w:id="9"/>
-    <w:bookmarkStart w:id="14" w:name="第-1-题"/>
+    <w:bookmarkStart w:id="13" w:name="第-1-题"/>
     <w:p>
       <w:pPr>
         <w:pStyle w:val="Heading2"/>
@@ -485,79 +485,16 @@
         <w:t>____。</w:t>
       </w:r>
     </w:p>
+    <w:bookmarkEnd w:id="13"/>
+    <w:bookmarkStart w:id="15" w:name="第-2-题"/>
     <w:p>
       <w:pPr>
-        <w:pStyle w:val="BodyText"/>
-      </w:pPr>
-      <w:r>
-        <w:rPr>
-          <w:rFonts w:ascii="Times New Roman" w:hAnsi="Times New Roman" w:eastAsia="Times New Roman" w:cs="Times New Roman"/>
-        </w:rPr>
-        <w:t xml:space="preserve">used_in:</w:t>
-      </w:r>
-      <w:r>
-        <w:rPr>
-          <w:rFonts w:ascii="Times New Roman" w:hAnsi="Times New Roman" w:eastAsia="Times New Roman" w:cs="Times New Roman"/>
-        </w:rPr>
-        <w:t xml:space="preserve"> </w:t>
-      </w:r>
-      <w:r>
-        <w:rPr>
-          <w:rFonts w:hint="eastAsia" w:ascii="Times New Roman" w:hAnsi="Times New Roman" w:eastAsia="Times New Roman" w:cs="Times New Roman"/>
-        </w:rPr>
-        <w:t>“</w:t>
-      </w:r>
-      <w:r>
-        <w:rPr>
-          <w:rFonts w:hint="eastAsia" w:ascii="Times New Roman" w:hAnsi="Times New Roman" w:eastAsia="FangSong" w:cs="Times New Roman"/>
-        </w:rPr>
-        <w:t>第二轮习题集</w:t>
-      </w:r>
-      <w:r>
-        <w:rPr>
-          <w:rFonts w:hint="eastAsia" w:ascii="Times New Roman" w:hAnsi="Times New Roman" w:eastAsia="Times New Roman" w:cs="Times New Roman"/>
-        </w:rPr>
-        <w:t>-</w:t>
-      </w:r>
-      <w:r>
-        <w:rPr>
-          <w:rFonts w:hint="eastAsia" w:ascii="Times New Roman" w:hAnsi="Times New Roman" w:eastAsia="FangSong" w:cs="Times New Roman"/>
-        </w:rPr>
-        <w:t>结构化学一</w:t>
-      </w:r>
-      <w:r>
-        <w:rPr>
-          <w:rFonts w:hint="eastAsia" w:ascii="Times New Roman" w:hAnsi="Times New Roman" w:eastAsia="Times New Roman" w:cs="Times New Roman"/>
-        </w:rPr>
-        <w:t>”</w:t>
-      </w:r>
-      <w:r>
-        <w:rPr>
-          <w:rFonts w:ascii="Times New Roman" w:hAnsi="Times New Roman" w:eastAsia="Times New Roman" w:cs="Times New Roman"/>
-        </w:rPr>
-        <w:t xml:space="preserve"> </w:t>
-      </w:r>
-      <w:r>
-        <w:rPr>
-          <w:rFonts w:ascii="Times New Roman" w:hAnsi="Times New Roman" w:eastAsia="Times New Roman" w:cs="Times New Roman"/>
-        </w:rPr>
-        <w:t xml:space="preserve">___</w:t>
-      </w:r>
-      <w:r>
-        <w:rPr>
-          <w:rFonts w:ascii="Times New Roman" w:hAnsi="Times New Roman" w:eastAsia="Times New Roman" w:cs="Times New Roman"/>
-        </w:rPr>
-        <w:t xml:space="preserve"> </w:t>
-      </w:r>
-      <w:r>
-        <w:rPr>
-          <w:rFonts w:ascii="Times New Roman" w:hAnsi="Times New Roman" w:eastAsia="Times New Roman" w:cs="Times New Roman"/>
-        </w:rPr>
-        <w:t xml:space="preserve">## </w:t>
-      </w:r>
-      <w:r>
-        <w:rPr>
-          <w:rFonts w:hint="eastAsia" w:ascii="Times New Roman" w:hAnsi="Times New Roman" w:eastAsia="FangSong" w:cs="Times New Roman"/>
+        <w:pStyle w:val="Heading2"/>
+        <w:spacing w:before="280" w:after="120"/>
+      </w:pPr>
+      <w:r>
+        <w:rPr>
+          <w:rFonts w:hint="eastAsia" w:ascii="Times New Roman" w:hAnsi="Times New Roman" w:eastAsia="SimHei" w:cs="Times New Roman"/>
         </w:rPr>
         <w:t xml:space="preserve">第</w:t>
       </w:r>
@@ -569,7 +506,7 @@
       </w:r>
       <w:r>
         <w:rPr>
-          <w:rFonts w:hint="eastAsia" w:ascii="Times New Roman" w:hAnsi="Times New Roman" w:eastAsia="FangSong" w:cs="Times New Roman"/>
+          <w:rFonts w:hint="eastAsia" w:ascii="Times New Roman" w:hAnsi="Times New Roman" w:eastAsia="SimHei" w:cs="Times New Roman"/>
         </w:rPr>
         <w:t xml:space="preserve">题</w:t>
       </w:r>
@@ -722,7 +659,7 @@
         <w:t>）</w:t>
       </w:r>
     </w:p>
-    <w:bookmarkStart w:id="13" w:name="元素电子构型推断"/>
+    <w:bookmarkStart w:id="14" w:name="元素电子构型推断"/>
     <w:p>
       <w:pPr>
         <w:pStyle w:val="Heading3"/>
@@ -1255,9 +1192,9 @@
         </w:tc>
       </w:tr>
     </w:tbl>
-    <w:bookmarkEnd w:id="13"/>
     <w:bookmarkEnd w:id="14"/>
-    <w:bookmarkStart w:id="15" w:name="第-3-题"/>
+    <w:bookmarkEnd w:id="15"/>
+    <w:bookmarkStart w:id="16" w:name="第-3-题"/>
     <w:p>
       <w:pPr>
         <w:pStyle w:val="Heading2"/>
@@ -1359,208 +1296,239 @@
         <w:rPr>
           <w:rFonts w:ascii="Times New Roman" w:hAnsi="Times New Roman" w:eastAsia="Times New Roman" w:cs="Times New Roman"/>
         </w:rPr>
-        <w:t>A. ICl</w:t>
-      </w:r>
-      <w:r>
-        <w:rPr>
-          <w:rFonts w:ascii="Times New Roman" w:hAnsi="Times New Roman" w:eastAsia="Times New Roman" w:cs="Times New Roman"/>
-          <w:vertAlign w:val="subscript"/>
-        </w:rPr>
-        <w:t>4</w:t>
-      </w:r>
-      <w:r>
-        <w:rPr>
-          <w:rFonts w:ascii="Times New Roman" w:hAnsi="Times New Roman" w:eastAsia="Times New Roman" w:cs="Times New Roman"/>
-          <w:vertAlign w:val="superscript"/>
-        </w:rPr>
-        <w:t>-</w:t>
-      </w:r>
-      <w:r>
-        <w:rPr>
-          <w:rFonts w:ascii="Times New Roman" w:hAnsi="Times New Roman" w:eastAsia="Times New Roman" w:cs="Times New Roman"/>
-        </w:rPr>
-        <w:t xml:space="preserve"> B. ClO</w:t>
-      </w:r>
-      <w:r>
-        <w:rPr>
-          <w:rFonts w:ascii="Times New Roman" w:hAnsi="Times New Roman" w:eastAsia="Times New Roman" w:cs="Times New Roman"/>
-          <w:vertAlign w:val="subscript"/>
-        </w:rPr>
-        <w:t>4</w:t>
-      </w:r>
-      <w:r>
-        <w:rPr>
-          <w:rFonts w:ascii="Times New Roman" w:hAnsi="Times New Roman" w:eastAsia="Times New Roman" w:cs="Times New Roman"/>
-          <w:vertAlign w:val="superscript"/>
-        </w:rPr>
-        <w:t>-</w:t>
-      </w:r>
-      <w:r>
-        <w:rPr>
-          <w:rFonts w:ascii="Times New Roman" w:hAnsi="Times New Roman" w:eastAsia="Times New Roman" w:cs="Times New Roman"/>
-        </w:rPr>
-        <w:t xml:space="preserve"> C. BrF</w:t>
-      </w:r>
-      <w:r>
-        <w:rPr>
-          <w:rFonts w:ascii="Times New Roman" w:hAnsi="Times New Roman" w:eastAsia="Times New Roman" w:cs="Times New Roman"/>
-          <w:vertAlign w:val="subscript"/>
-        </w:rPr>
-        <w:t>4</w:t>
-      </w:r>
-      <w:r>
-        <w:rPr>
-          <w:rFonts w:ascii="Times New Roman" w:hAnsi="Times New Roman" w:eastAsia="Times New Roman" w:cs="Times New Roman"/>
-          <w:vertAlign w:val="superscript"/>
-        </w:rPr>
-        <w:t>+</w:t>
-      </w:r>
-      <w:r>
-        <w:rPr>
-          <w:rFonts w:ascii="Times New Roman" w:hAnsi="Times New Roman" w:eastAsia="Times New Roman" w:cs="Times New Roman"/>
-        </w:rPr>
-        <w:t xml:space="preserve"> D. SF</w:t>
-      </w:r>
-      <w:r>
-        <w:rPr>
-          <w:rFonts w:ascii="Times New Roman" w:hAnsi="Times New Roman" w:eastAsia="Times New Roman" w:cs="Times New Roman"/>
-          <w:vertAlign w:val="subscript"/>
-        </w:rPr>
-        <w:t>4</w:t>
+        <w:t xml:space="preserve">A.</w:t>
+      </w:r>
+      <w:r>
+        <w:rPr>
+          <w:rFonts w:ascii="Times New Roman" w:hAnsi="Times New Roman" w:eastAsia="Times New Roman" w:cs="Times New Roman"/>
+        </w:rPr>
+        <w:t xml:space="preserve"> </w:t>
+      </w:r>
+      <m:oMath>
+        <m:r>
+          <m:t>I</m:t>
+        </m:r>
+        <m:r>
+          <m:t>C</m:t>
+        </m:r>
+        <m:sSubSup>
+          <m:e>
+            <m:r>
+              <m:t>l</m:t>
+            </m:r>
+          </m:e>
+          <m:sub>
+            <m:r>
+              <m:t>4</m:t>
+            </m:r>
+          </m:sub>
+          <m:sup>
+            <m:r>
+              <m:rPr>
+                <m:sty m:val="p"/>
+              </m:rPr>
+              <m:t>−</m:t>
+            </m:r>
+          </m:sup>
+        </m:sSubSup>
+      </m:oMath>
+      <w:r>
+        <w:rPr>
+          <w:rFonts w:ascii="Times New Roman" w:hAnsi="Times New Roman" w:eastAsia="Times New Roman" w:cs="Times New Roman"/>
+        </w:rPr>
+        <w:t xml:space="preserve"> </w:t>
+      </w:r>
+      <w:r>
+        <w:rPr>
+          <w:rFonts w:ascii="Times New Roman" w:hAnsi="Times New Roman" w:eastAsia="Times New Roman" w:cs="Times New Roman"/>
+        </w:rPr>
+        <w:t xml:space="preserve">B.</w:t>
+      </w:r>
+      <w:r>
+        <w:rPr>
+          <w:rFonts w:ascii="Times New Roman" w:hAnsi="Times New Roman" w:eastAsia="Times New Roman" w:cs="Times New Roman"/>
+        </w:rPr>
+        <w:t xml:space="preserve"> </w:t>
+      </w:r>
+      <m:oMath>
+        <m:r>
+          <m:t>C</m:t>
+        </m:r>
+        <m:r>
+          <m:t>l</m:t>
+        </m:r>
+        <m:sSubSup>
+          <m:e>
+            <m:r>
+              <m:t>O</m:t>
+            </m:r>
+          </m:e>
+          <m:sub>
+            <m:r>
+              <m:t>4</m:t>
+            </m:r>
+          </m:sub>
+          <m:sup>
+            <m:r>
+              <m:rPr>
+                <m:sty m:val="p"/>
+              </m:rPr>
+              <m:t>−</m:t>
+            </m:r>
+          </m:sup>
+        </m:sSubSup>
+      </m:oMath>
+      <w:r>
+        <w:rPr>
+          <w:rFonts w:ascii="Times New Roman" w:hAnsi="Times New Roman" w:eastAsia="Times New Roman" w:cs="Times New Roman"/>
+        </w:rPr>
+        <w:t xml:space="preserve"> </w:t>
+      </w:r>
+      <w:r>
+        <w:rPr>
+          <w:rFonts w:ascii="Times New Roman" w:hAnsi="Times New Roman" w:eastAsia="Times New Roman" w:cs="Times New Roman"/>
+        </w:rPr>
+        <w:t xml:space="preserve">C.</w:t>
+      </w:r>
+      <w:r>
+        <w:rPr>
+          <w:rFonts w:ascii="Times New Roman" w:hAnsi="Times New Roman" w:eastAsia="Times New Roman" w:cs="Times New Roman"/>
+        </w:rPr>
+        <w:t xml:space="preserve"> </w:t>
+      </w:r>
+      <m:oMath>
+        <m:r>
+          <m:t>B</m:t>
+        </m:r>
+        <m:r>
+          <m:t>r</m:t>
+        </m:r>
+        <m:sSubSup>
+          <m:e>
+            <m:r>
+              <m:t>F</m:t>
+            </m:r>
+          </m:e>
+          <m:sub>
+            <m:r>
+              <m:t>4</m:t>
+            </m:r>
+          </m:sub>
+          <m:sup>
+            <m:r>
+              <m:rPr>
+                <m:sty m:val="p"/>
+              </m:rPr>
+              <m:t>+</m:t>
+            </m:r>
+          </m:sup>
+        </m:sSubSup>
+      </m:oMath>
+      <w:r>
+        <w:rPr>
+          <w:rFonts w:ascii="Times New Roman" w:hAnsi="Times New Roman" w:eastAsia="Times New Roman" w:cs="Times New Roman"/>
+        </w:rPr>
+        <w:t xml:space="preserve"> </w:t>
+      </w:r>
+      <w:r>
+        <w:rPr>
+          <w:rFonts w:ascii="Times New Roman" w:hAnsi="Times New Roman" w:eastAsia="Times New Roman" w:cs="Times New Roman"/>
+        </w:rPr>
+        <w:t xml:space="preserve">D.</w:t>
+      </w:r>
+      <w:r>
+        <w:rPr>
+          <w:rFonts w:ascii="Times New Roman" w:hAnsi="Times New Roman" w:eastAsia="Times New Roman" w:cs="Times New Roman"/>
+        </w:rPr>
+        <w:t xml:space="preserve"> </w:t>
+      </w:r>
+      <m:oMath>
+        <m:r>
+          <m:t>S</m:t>
+        </m:r>
+        <m:sSub>
+          <m:e>
+            <m:r>
+              <m:t>F</m:t>
+            </m:r>
+          </m:e>
+          <m:sub>
+            <m:r>
+              <m:t>4</m:t>
+            </m:r>
+          </m:sub>
+        </m:sSub>
+      </m:oMath>
+    </w:p>
+    <w:bookmarkEnd w:id="16"/>
+    <w:bookmarkStart w:id="17" w:name="第-4-题"/>
+    <w:p>
+      <w:pPr>
+        <w:pStyle w:val="Heading2"/>
+        <w:spacing w:before="280" w:after="120"/>
+      </w:pPr>
+      <w:r>
+        <w:rPr>
+          <w:rFonts w:hint="eastAsia" w:ascii="Times New Roman" w:hAnsi="Times New Roman" w:eastAsia="SimHei" w:cs="Times New Roman"/>
+        </w:rPr>
+        <w:t xml:space="preserve">第</w:t>
+      </w:r>
+      <w:r>
+        <w:rPr>
+          <w:rFonts w:ascii="Times New Roman" w:hAnsi="Times New Roman" w:eastAsia="Times New Roman" w:cs="Times New Roman"/>
+        </w:rPr>
+        <w:t xml:space="preserve"> 4 </w:t>
+      </w:r>
+      <w:r>
+        <w:rPr>
+          <w:rFonts w:hint="eastAsia" w:ascii="Times New Roman" w:hAnsi="Times New Roman" w:eastAsia="SimHei" w:cs="Times New Roman"/>
+        </w:rPr>
+        <w:t xml:space="preserve">题</w:t>
       </w:r>
     </w:p>
     <w:p>
       <w:pPr>
-        <w:pStyle w:val="FirstParagraph"/>
-      </w:pPr>
-      <w:r>
-        <w:rPr>
-          <w:rFonts w:ascii="Times New Roman" w:hAnsi="Times New Roman" w:eastAsia="Times New Roman" w:cs="Times New Roman"/>
-        </w:rPr>
-        <w:t xml:space="preserve">used_in:</w:t>
-      </w:r>
-      <w:r>
-        <w:rPr>
-          <w:rFonts w:ascii="Times New Roman" w:hAnsi="Times New Roman" w:eastAsia="Times New Roman" w:cs="Times New Roman"/>
-        </w:rPr>
-        <w:t xml:space="preserve"> </w:t>
-      </w:r>
-      <w:r>
-        <w:rPr>
-          <w:rFonts w:hint="eastAsia" w:ascii="Times New Roman" w:hAnsi="Times New Roman" w:eastAsia="Times New Roman" w:cs="Times New Roman"/>
-        </w:rPr>
-        <w:t>“</w:t>
-      </w:r>
-      <w:r>
-        <w:rPr>
-          <w:rFonts w:hint="eastAsia" w:ascii="Times New Roman" w:hAnsi="Times New Roman" w:eastAsia="FangSong" w:cs="Times New Roman"/>
-        </w:rPr>
-        <w:t>第二轮习题集</w:t>
-      </w:r>
-      <w:r>
-        <w:rPr>
-          <w:rFonts w:hint="eastAsia" w:ascii="Times New Roman" w:hAnsi="Times New Roman" w:eastAsia="Times New Roman" w:cs="Times New Roman"/>
-        </w:rPr>
-        <w:t>-</w:t>
-      </w:r>
-      <w:r>
-        <w:rPr>
-          <w:rFonts w:hint="eastAsia" w:ascii="Times New Roman" w:hAnsi="Times New Roman" w:eastAsia="FangSong" w:cs="Times New Roman"/>
-        </w:rPr>
-        <w:t>结构化学一</w:t>
-      </w:r>
-      <w:r>
-        <w:rPr>
-          <w:rFonts w:hint="eastAsia" w:ascii="Times New Roman" w:hAnsi="Times New Roman" w:eastAsia="Times New Roman" w:cs="Times New Roman"/>
-        </w:rPr>
-        <w:t>”</w:t>
-      </w:r>
-      <w:r>
-        <w:rPr>
-          <w:rFonts w:ascii="Times New Roman" w:hAnsi="Times New Roman" w:eastAsia="Times New Roman" w:cs="Times New Roman"/>
-        </w:rPr>
-        <w:t xml:space="preserve"> </w:t>
-      </w:r>
-      <w:r>
-        <w:rPr>
-          <w:rFonts w:ascii="Times New Roman" w:hAnsi="Times New Roman" w:eastAsia="Times New Roman" w:cs="Times New Roman"/>
-        </w:rPr>
-        <w:t xml:space="preserve">___</w:t>
-      </w:r>
-      <w:r>
-        <w:rPr>
-          <w:rFonts w:ascii="Times New Roman" w:hAnsi="Times New Roman" w:eastAsia="Times New Roman" w:cs="Times New Roman"/>
-        </w:rPr>
-        <w:t xml:space="preserve"> </w:t>
-      </w:r>
-      <w:r>
-        <w:rPr>
-          <w:rFonts w:ascii="Times New Roman" w:hAnsi="Times New Roman" w:eastAsia="Times New Roman" w:cs="Times New Roman"/>
-        </w:rPr>
-        <w:t xml:space="preserve">## </w:t>
-      </w:r>
-      <w:r>
-        <w:rPr>
-          <w:rFonts w:hint="eastAsia" w:ascii="Times New Roman" w:hAnsi="Times New Roman" w:eastAsia="FangSong" w:cs="Times New Roman"/>
-        </w:rPr>
-        <w:t xml:space="preserve">第</w:t>
-      </w:r>
-      <w:r>
-        <w:rPr>
-          <w:rFonts w:ascii="Times New Roman" w:hAnsi="Times New Roman" w:eastAsia="Times New Roman" w:cs="Times New Roman"/>
-        </w:rPr>
-        <w:t xml:space="preserve"> 4 </w:t>
-      </w:r>
-      <w:r>
-        <w:rPr>
-          <w:rFonts w:hint="eastAsia" w:ascii="Times New Roman" w:hAnsi="Times New Roman" w:eastAsia="FangSong" w:cs="Times New Roman"/>
-        </w:rPr>
-        <w:t xml:space="preserve">题</w:t>
+        <w:pStyle w:val="BlockText"/>
+      </w:pPr>
+      <w:r>
+        <w:rPr>
+          <w:rFonts w:hint="eastAsia" w:ascii="Times New Roman" w:hAnsi="Times New Roman" w:eastAsia="FangSong" w:cs="Times New Roman"/>
+        </w:rPr>
+        <w:t>来源</w:t>
+      </w:r>
+      <w:r>
+        <w:rPr>
+          <w:rFonts w:hint="eastAsia" w:ascii="Times New Roman" w:hAnsi="Times New Roman" w:eastAsia="Times New Roman" w:cs="Times New Roman"/>
+        </w:rPr>
+        <w:t>：《</w:t>
+      </w:r>
+      <w:r>
+        <w:rPr>
+          <w:rFonts w:hint="eastAsia" w:ascii="Times New Roman" w:hAnsi="Times New Roman" w:eastAsia="FangSong" w:cs="Times New Roman"/>
+        </w:rPr>
+        <w:t>无机化学</w:t>
+      </w:r>
+      <w:r>
+        <w:rPr>
+          <w:rFonts w:ascii="Times New Roman" w:hAnsi="Times New Roman" w:eastAsia="Times New Roman" w:cs="Times New Roman"/>
+        </w:rPr>
+        <w:t xml:space="preserve"> </w:t>
+      </w:r>
+      <w:r>
+        <w:rPr>
+          <w:rFonts w:hint="eastAsia" w:ascii="Times New Roman" w:hAnsi="Times New Roman" w:eastAsia="FangSong" w:cs="Times New Roman"/>
+        </w:rPr>
+        <w:t>例题与习题</w:t>
+      </w:r>
+      <w:r>
+        <w:rPr>
+          <w:rFonts w:hint="eastAsia" w:ascii="Times New Roman" w:hAnsi="Times New Roman" w:eastAsia="Times New Roman" w:cs="Times New Roman"/>
+        </w:rPr>
+        <w:t>》</w:t>
       </w:r>
     </w:p>
     <w:p>
       <w:pPr>
-        <w:pStyle w:val="BlockText"/>
-      </w:pPr>
-      <w:r>
-        <w:rPr>
-          <w:rFonts w:hint="eastAsia" w:ascii="Times New Roman" w:hAnsi="Times New Roman" w:eastAsia="FangSong" w:cs="Times New Roman"/>
-        </w:rPr>
-        <w:t>来源</w:t>
-      </w:r>
-      <w:r>
-        <w:rPr>
-          <w:rFonts w:hint="eastAsia" w:ascii="Times New Roman" w:hAnsi="Times New Roman" w:eastAsia="Times New Roman" w:cs="Times New Roman"/>
-        </w:rPr>
-        <w:t>：《</w:t>
-      </w:r>
-      <w:r>
-        <w:rPr>
-          <w:rFonts w:hint="eastAsia" w:ascii="Times New Roman" w:hAnsi="Times New Roman" w:eastAsia="FangSong" w:cs="Times New Roman"/>
-        </w:rPr>
-        <w:t>无机化学</w:t>
-      </w:r>
-      <w:r>
-        <w:rPr>
-          <w:rFonts w:ascii="Times New Roman" w:hAnsi="Times New Roman" w:eastAsia="Times New Roman" w:cs="Times New Roman"/>
-        </w:rPr>
-        <w:t xml:space="preserve"> </w:t>
-      </w:r>
-      <w:r>
-        <w:rPr>
-          <w:rFonts w:hint="eastAsia" w:ascii="Times New Roman" w:hAnsi="Times New Roman" w:eastAsia="FangSong" w:cs="Times New Roman"/>
-        </w:rPr>
-        <w:t>例题与习题</w:t>
-      </w:r>
-      <w:r>
-        <w:rPr>
-          <w:rFonts w:hint="eastAsia" w:ascii="Times New Roman" w:hAnsi="Times New Roman" w:eastAsia="Times New Roman" w:cs="Times New Roman"/>
-        </w:rPr>
-        <w:t>》</w:t>
-      </w:r>
-    </w:p>
-    <w:p>
-      <w:pPr>
         <w:pStyle w:val="FirstParagraph"/>
       </w:pPr>
       <w:r>
@@ -1580,8 +1548,8 @@
         <w:t xml:space="preserve">选择题</w:t>
       </w:r>
     </w:p>
-    <w:bookmarkEnd w:id="15"/>
-    <w:bookmarkStart w:id="16" w:name="section"/>
+    <w:bookmarkEnd w:id="17"/>
+    <w:bookmarkStart w:id="18" w:name="section"/>
     <w:p>
       <w:pPr>
         <w:pStyle w:val="Heading2"/>
@@ -2048,8 +2016,8 @@
         <w:t xml:space="preserve">-0.052 V</w:t>
       </w:r>
     </w:p>
-    <w:bookmarkEnd w:id="16"/>
-    <w:bookmarkStart w:id="17" w:name="第-5-题"/>
+    <w:bookmarkEnd w:id="18"/>
+    <w:bookmarkStart w:id="19" w:name="第-5-题"/>
     <w:p>
       <w:pPr>
         <w:pStyle w:val="Heading2"/>
@@ -2163,6 +2131,7 @@
           <w:ilvl w:val="0"/>
           <w:numId w:val="1005"/>
         </w:numPr>
+        <w:spacing w:after="80"/>
       </w:pPr>
       <m:oMath>
         <m:sSub>
@@ -2482,548 +2451,654 @@
         <w:t>解</w:t>
       </w:r>
     </w:p>
+    <w:tbl>
+      <w:tblPr>
+        <w:tblStyle w:val="Table"/>
+        <w:tblW w:type="auto" w:w="0"/>
+        <w:tblLook w:firstRow="1" w:lastRow="0" w:firstColumn="0" w:lastColumn="0" w:noHBand="0" w:noVBand="0" w:val="0020"/>
+      </w:tblPr>
+      <w:tblGrid>
+        <w:gridCol w:w="3960"/>
+        <w:gridCol w:w="3960"/>
+      </w:tblGrid>
+      <w:tr>
+        <w:trPr>
+          <w:tblHeader w:val="on"/>
+        </w:trPr>
+        <w:tc>
+          <w:tcPr/>
+          <w:p>
+            <w:pPr>
+              <w:pStyle w:val="Compact"/>
+              <w:jc w:val="center"/>
+            </w:pPr>
+            <w:r>
+              <w:rPr>
+                <w:rFonts w:ascii="Times New Roman" w:hAnsi="Times New Roman" w:eastAsia="Times New Roman" w:cs="Times New Roman"/>
+                <w:b/>
+              </w:rPr>
+              <w:t xml:space="preserve">(1)</w:t>
+            </w:r>
+            <w:r>
+              <w:rPr>
+                <w:rFonts w:ascii="Times New Roman" w:hAnsi="Times New Roman" w:eastAsia="Times New Roman" w:cs="Times New Roman"/>
+                <w:b/>
+              </w:rPr>
+              <w:t xml:space="preserve"> </w:t>
+            </w:r>
+            <m:oMath>
+              <m:sSub>
+                <m:e>
+                  <m:r>
+                    <m:t>H</m:t>
+                  </m:r>
+                </m:e>
+                <m:sub>
+                  <m:r>
+                    <m:t>2</m:t>
+                  </m:r>
+                </m:sub>
+              </m:sSub>
+              <m:r>
+                <m:t>S</m:t>
+              </m:r>
+            </m:oMath>
+          </w:p>
+        </w:tc>
+        <w:tc>
+          <w:tcPr/>
+          <w:p>
+            <w:pPr>
+              <w:pStyle w:val="Compact"/>
+              <w:jc w:val="center"/>
+            </w:pPr>
+            <w:r>
+              <w:rPr>
+                <w:rFonts w:hint="eastAsia" w:ascii="Times New Roman" w:hAnsi="Times New Roman" w:eastAsia="SimHei" w:cs="Times New Roman"/>
+                <w:b/>
+              </w:rPr>
+              <w:t>色散力</w:t>
+            </w:r>
+            <w:r>
+              <w:rPr>
+                <w:rFonts w:hint="eastAsia" w:ascii="Times New Roman" w:hAnsi="Times New Roman" w:eastAsia="Times New Roman" w:cs="Times New Roman"/>
+                <w:b/>
+              </w:rPr>
+              <w:t>，</w:t>
+            </w:r>
+            <w:r>
+              <w:rPr>
+                <w:rFonts w:hint="eastAsia" w:ascii="Times New Roman" w:hAnsi="Times New Roman" w:eastAsia="SimHei" w:cs="Times New Roman"/>
+                <w:b/>
+              </w:rPr>
+              <w:t>诱导力</w:t>
+            </w:r>
+            <w:r>
+              <w:rPr>
+                <w:rFonts w:hint="eastAsia" w:ascii="Times New Roman" w:hAnsi="Times New Roman" w:eastAsia="Times New Roman" w:cs="Times New Roman"/>
+                <w:b/>
+              </w:rPr>
+              <w:t>，</w:t>
+            </w:r>
+            <w:r>
+              <w:rPr>
+                <w:rFonts w:hint="eastAsia" w:ascii="Times New Roman" w:hAnsi="Times New Roman" w:eastAsia="SimHei" w:cs="Times New Roman"/>
+                <w:b/>
+              </w:rPr>
+              <w:t>取向力</w:t>
+            </w:r>
+          </w:p>
+        </w:tc>
+      </w:tr>
+      <w:tr>
+        <w:tc>
+          <w:tcPr/>
+          <w:p>
+            <w:pPr>
+              <w:pStyle w:val="Compact"/>
+              <w:jc w:val="center"/>
+            </w:pPr>
+            <w:r>
+              <w:rPr>
+                <w:rFonts w:ascii="Times New Roman" w:hAnsi="Times New Roman" w:eastAsia="Times New Roman" w:cs="Times New Roman"/>
+              </w:rPr>
+              <w:t xml:space="preserve">(2)</w:t>
+            </w:r>
+            <w:r>
+              <w:rPr>
+                <w:rFonts w:ascii="Times New Roman" w:hAnsi="Times New Roman" w:eastAsia="Times New Roman" w:cs="Times New Roman"/>
+              </w:rPr>
+              <w:t xml:space="preserve"> </w:t>
+            </w:r>
+            <m:oMath>
+              <m:r>
+                <m:t>C</m:t>
+              </m:r>
+              <m:sSub>
+                <m:e>
+                  <m:r>
+                    <m:t>H</m:t>
+                  </m:r>
+                </m:e>
+                <m:sub>
+                  <m:r>
+                    <m:t>4</m:t>
+                  </m:r>
+                </m:sub>
+              </m:sSub>
+            </m:oMath>
+          </w:p>
+        </w:tc>
+        <w:tc>
+          <w:tcPr/>
+          <w:p>
+            <w:pPr>
+              <w:pStyle w:val="Compact"/>
+              <w:jc w:val="center"/>
+            </w:pPr>
+            <w:r>
+              <w:rPr>
+                <w:rFonts w:hint="eastAsia" w:ascii="Times New Roman" w:hAnsi="Times New Roman" w:eastAsia="FangSong" w:cs="Times New Roman"/>
+              </w:rPr>
+              <w:t xml:space="preserve">色散力</w:t>
+            </w:r>
+          </w:p>
+        </w:tc>
+      </w:tr>
+      <w:tr>
+        <w:tc>
+          <w:tcPr/>
+          <w:p>
+            <w:pPr>
+              <w:pStyle w:val="Compact"/>
+              <w:jc w:val="center"/>
+            </w:pPr>
+            <w:r>
+              <w:rPr>
+                <w:rFonts w:ascii="Times New Roman" w:hAnsi="Times New Roman" w:eastAsia="Times New Roman" w:cs="Times New Roman"/>
+              </w:rPr>
+              <w:t xml:space="preserve">(3) Ne </w:t>
+            </w:r>
+            <w:r>
+              <w:rPr>
+                <w:rFonts w:hint="eastAsia" w:ascii="Times New Roman" w:hAnsi="Times New Roman" w:eastAsia="FangSong" w:cs="Times New Roman"/>
+              </w:rPr>
+              <w:t xml:space="preserve">与</w:t>
+            </w:r>
+            <w:r>
+              <w:rPr>
+                <w:rFonts w:ascii="Times New Roman" w:hAnsi="Times New Roman" w:eastAsia="Times New Roman" w:cs="Times New Roman"/>
+              </w:rPr>
+              <w:t xml:space="preserve"> </w:t>
+            </w:r>
+            <m:oMath>
+              <m:sSub>
+                <m:e>
+                  <m:r>
+                    <m:t>H</m:t>
+                  </m:r>
+                </m:e>
+                <m:sub>
+                  <m:r>
+                    <m:t>2</m:t>
+                  </m:r>
+                </m:sub>
+              </m:sSub>
+              <m:r>
+                <m:t>O</m:t>
+              </m:r>
+            </m:oMath>
+          </w:p>
+        </w:tc>
+        <w:tc>
+          <w:tcPr/>
+          <w:p>
+            <w:pPr>
+              <w:pStyle w:val="Compact"/>
+              <w:jc w:val="center"/>
+            </w:pPr>
+            <w:r>
+              <w:rPr>
+                <w:rFonts w:hint="eastAsia" w:ascii="Times New Roman" w:hAnsi="Times New Roman" w:eastAsia="FangSong" w:cs="Times New Roman"/>
+              </w:rPr>
+              <w:t>色散力</w:t>
+            </w:r>
+            <w:r>
+              <w:rPr>
+                <w:rFonts w:hint="eastAsia" w:ascii="Times New Roman" w:hAnsi="Times New Roman" w:eastAsia="Times New Roman" w:cs="Times New Roman"/>
+              </w:rPr>
+              <w:t>，</w:t>
+            </w:r>
+            <w:r>
+              <w:rPr>
+                <w:rFonts w:hint="eastAsia" w:ascii="Times New Roman" w:hAnsi="Times New Roman" w:eastAsia="FangSong" w:cs="Times New Roman"/>
+              </w:rPr>
+              <w:t>诱导力</w:t>
+            </w:r>
+          </w:p>
+        </w:tc>
+      </w:tr>
+      <w:tr>
+        <w:tc>
+          <w:tcPr/>
+          <w:p>
+            <w:pPr>
+              <w:pStyle w:val="Compact"/>
+              <w:jc w:val="center"/>
+            </w:pPr>
+            <w:r>
+              <w:rPr>
+                <w:rFonts w:ascii="Times New Roman" w:hAnsi="Times New Roman" w:eastAsia="Times New Roman" w:cs="Times New Roman"/>
+              </w:rPr>
+              <w:t xml:space="preserve">(4)</w:t>
+            </w:r>
+            <w:r>
+              <w:rPr>
+                <w:rFonts w:ascii="Times New Roman" w:hAnsi="Times New Roman" w:eastAsia="Times New Roman" w:cs="Times New Roman"/>
+              </w:rPr>
+              <w:t xml:space="preserve"> </w:t>
+            </w:r>
+            <m:oMath>
+              <m:r>
+                <m:t>C</m:t>
+              </m:r>
+              <m:sSub>
+                <m:e>
+                  <m:r>
+                    <m:t>H</m:t>
+                  </m:r>
+                </m:e>
+                <m:sub>
+                  <m:r>
+                    <m:t>3</m:t>
+                  </m:r>
+                </m:sub>
+              </m:sSub>
+              <m:r>
+                <m:t>B</m:t>
+              </m:r>
+              <m:r>
+                <m:t>r</m:t>
+              </m:r>
+            </m:oMath>
+          </w:p>
+        </w:tc>
+        <w:tc>
+          <w:tcPr/>
+          <w:p>
+            <w:pPr>
+              <w:pStyle w:val="Compact"/>
+              <w:jc w:val="center"/>
+            </w:pPr>
+            <w:r>
+              <w:rPr>
+                <w:rFonts w:hint="eastAsia" w:ascii="Times New Roman" w:hAnsi="Times New Roman" w:eastAsia="FangSong" w:cs="Times New Roman"/>
+              </w:rPr>
+              <w:t>色散力</w:t>
+            </w:r>
+            <w:r>
+              <w:rPr>
+                <w:rFonts w:hint="eastAsia" w:ascii="Times New Roman" w:hAnsi="Times New Roman" w:eastAsia="Times New Roman" w:cs="Times New Roman"/>
+              </w:rPr>
+              <w:t>，</w:t>
+            </w:r>
+            <w:r>
+              <w:rPr>
+                <w:rFonts w:hint="eastAsia" w:ascii="Times New Roman" w:hAnsi="Times New Roman" w:eastAsia="FangSong" w:cs="Times New Roman"/>
+              </w:rPr>
+              <w:t>诱导力</w:t>
+            </w:r>
+            <w:r>
+              <w:rPr>
+                <w:rFonts w:hint="eastAsia" w:ascii="Times New Roman" w:hAnsi="Times New Roman" w:eastAsia="Times New Roman" w:cs="Times New Roman"/>
+              </w:rPr>
+              <w:t>，</w:t>
+            </w:r>
+            <w:r>
+              <w:rPr>
+                <w:rFonts w:hint="eastAsia" w:ascii="Times New Roman" w:hAnsi="Times New Roman" w:eastAsia="FangSong" w:cs="Times New Roman"/>
+              </w:rPr>
+              <w:t>取向力</w:t>
+            </w:r>
+          </w:p>
+        </w:tc>
+      </w:tr>
+      <w:tr>
+        <w:tc>
+          <w:tcPr/>
+          <w:p>
+            <w:pPr>
+              <w:pStyle w:val="Compact"/>
+              <w:jc w:val="center"/>
+            </w:pPr>
+            <w:r>
+              <w:rPr>
+                <w:rFonts w:ascii="Times New Roman" w:hAnsi="Times New Roman" w:eastAsia="Times New Roman" w:cs="Times New Roman"/>
+              </w:rPr>
+              <w:t xml:space="preserve">(5)</w:t>
+            </w:r>
+            <w:r>
+              <w:rPr>
+                <w:rFonts w:ascii="Times New Roman" w:hAnsi="Times New Roman" w:eastAsia="Times New Roman" w:cs="Times New Roman"/>
+              </w:rPr>
+              <w:t xml:space="preserve"> </w:t>
+            </w:r>
+            <m:oMath>
+              <m:r>
+                <m:t>N</m:t>
+              </m:r>
+              <m:sSub>
+                <m:e>
+                  <m:r>
+                    <m:t>H</m:t>
+                  </m:r>
+                </m:e>
+                <m:sub>
+                  <m:r>
+                    <m:t>3</m:t>
+                  </m:r>
+                </m:sub>
+              </m:sSub>
+            </m:oMath>
+          </w:p>
+        </w:tc>
+        <w:tc>
+          <w:tcPr/>
+          <w:p>
+            <w:pPr>
+              <w:pStyle w:val="Compact"/>
+              <w:jc w:val="center"/>
+            </w:pPr>
+            <w:r>
+              <w:rPr>
+                <w:rFonts w:hint="eastAsia" w:ascii="Times New Roman" w:hAnsi="Times New Roman" w:eastAsia="FangSong" w:cs="Times New Roman"/>
+              </w:rPr>
+              <w:t>色散力</w:t>
+            </w:r>
+            <w:r>
+              <w:rPr>
+                <w:rFonts w:hint="eastAsia" w:ascii="Times New Roman" w:hAnsi="Times New Roman" w:eastAsia="Times New Roman" w:cs="Times New Roman"/>
+              </w:rPr>
+              <w:t>，</w:t>
+            </w:r>
+            <w:r>
+              <w:rPr>
+                <w:rFonts w:hint="eastAsia" w:ascii="Times New Roman" w:hAnsi="Times New Roman" w:eastAsia="FangSong" w:cs="Times New Roman"/>
+              </w:rPr>
+              <w:t>诱导力</w:t>
+            </w:r>
+            <w:r>
+              <w:rPr>
+                <w:rFonts w:hint="eastAsia" w:ascii="Times New Roman" w:hAnsi="Times New Roman" w:eastAsia="Times New Roman" w:cs="Times New Roman"/>
+              </w:rPr>
+              <w:t>，</w:t>
+            </w:r>
+            <w:r>
+              <w:rPr>
+                <w:rFonts w:hint="eastAsia" w:ascii="Times New Roman" w:hAnsi="Times New Roman" w:eastAsia="FangSong" w:cs="Times New Roman"/>
+              </w:rPr>
+              <w:t>取向力</w:t>
+            </w:r>
+            <w:r>
+              <w:rPr>
+                <w:rFonts w:hint="eastAsia" w:ascii="Times New Roman" w:hAnsi="Times New Roman" w:eastAsia="Times New Roman" w:cs="Times New Roman"/>
+              </w:rPr>
+              <w:t>，</w:t>
+            </w:r>
+            <w:r>
+              <w:rPr>
+                <w:rFonts w:hint="eastAsia" w:ascii="Times New Roman" w:hAnsi="Times New Roman" w:eastAsia="FangSong" w:cs="Times New Roman"/>
+              </w:rPr>
+              <w:t>氢键</w:t>
+            </w:r>
+          </w:p>
+        </w:tc>
+      </w:tr>
+      <w:tr>
+        <w:tc>
+          <w:tcPr/>
+          <w:p>
+            <w:pPr>
+              <w:pStyle w:val="Compact"/>
+              <w:jc w:val="center"/>
+            </w:pPr>
+            <w:r>
+              <w:rPr>
+                <w:rFonts w:ascii="Times New Roman" w:hAnsi="Times New Roman" w:eastAsia="Times New Roman" w:cs="Times New Roman"/>
+              </w:rPr>
+              <w:t xml:space="preserve">(6)</w:t>
+            </w:r>
+            <w:r>
+              <w:rPr>
+                <w:rFonts w:ascii="Times New Roman" w:hAnsi="Times New Roman" w:eastAsia="Times New Roman" w:cs="Times New Roman"/>
+              </w:rPr>
+              <w:t xml:space="preserve"> </w:t>
+            </w:r>
+            <m:oMath>
+              <m:r>
+                <m:t>B</m:t>
+              </m:r>
+              <m:sSub>
+                <m:e>
+                  <m:r>
+                    <m:t>r</m:t>
+                  </m:r>
+                </m:e>
+                <m:sub>
+                  <m:r>
+                    <m:t>2</m:t>
+                  </m:r>
+                </m:sub>
+              </m:sSub>
+            </m:oMath>
+            <w:r>
+              <w:rPr>
+                <w:rFonts w:ascii="Times New Roman" w:hAnsi="Times New Roman" w:eastAsia="Times New Roman" w:cs="Times New Roman"/>
+              </w:rPr>
+              <w:t xml:space="preserve"> </w:t>
+            </w:r>
+            <w:r>
+              <w:rPr>
+                <w:rFonts w:hint="eastAsia" w:ascii="Times New Roman" w:hAnsi="Times New Roman" w:eastAsia="FangSong" w:cs="Times New Roman"/>
+              </w:rPr>
+              <w:t xml:space="preserve">与</w:t>
+            </w:r>
+            <w:r>
+              <w:rPr>
+                <w:rFonts w:ascii="Times New Roman" w:hAnsi="Times New Roman" w:eastAsia="Times New Roman" w:cs="Times New Roman"/>
+              </w:rPr>
+              <w:t xml:space="preserve"> </w:t>
+            </w:r>
+            <m:oMath>
+              <m:r>
+                <m:t>C</m:t>
+              </m:r>
+              <m:r>
+                <m:t>C</m:t>
+              </m:r>
+              <m:sSub>
+                <m:e>
+                  <m:r>
+                    <m:t>l</m:t>
+                  </m:r>
+                </m:e>
+                <m:sub>
+                  <m:r>
+                    <m:t>4</m:t>
+                  </m:r>
+                </m:sub>
+              </m:sSub>
+            </m:oMath>
+          </w:p>
+        </w:tc>
+        <w:tc>
+          <w:tcPr/>
+          <w:p>
+            <w:pPr>
+              <w:pStyle w:val="Compact"/>
+              <w:jc w:val="center"/>
+            </w:pPr>
+            <w:r>
+              <w:rPr>
+                <w:rFonts w:hint="eastAsia" w:ascii="Times New Roman" w:hAnsi="Times New Roman" w:eastAsia="FangSong" w:cs="Times New Roman"/>
+              </w:rPr>
+              <w:t xml:space="preserve">色散力</w:t>
+            </w:r>
+          </w:p>
+        </w:tc>
+      </w:tr>
+    </w:tbl>
+    <w:bookmarkEnd w:id="19"/>
+    <w:bookmarkStart w:id="21" w:name="第-6-题"/>
     <w:p>
       <w:pPr>
-        <w:pStyle w:val="Compact"/>
-        <w:numPr>
-          <w:ilvl w:val="0"/>
-          <w:numId w:val="1006"/>
-        </w:numPr>
-      </w:pPr>
-      <m:oMath>
-        <m:sSub>
-          <m:e>
-            <m:r>
-              <m:t>H</m:t>
-            </m:r>
-          </m:e>
-          <m:sub>
-            <m:r>
-              <m:t>2</m:t>
-            </m:r>
-          </m:sub>
-        </m:sSub>
-        <m:r>
-          <m:t>S</m:t>
-        </m:r>
-      </m:oMath>
-      <w:r>
-        <w:rPr>
-          <w:rFonts w:ascii="Times New Roman" w:hAnsi="Times New Roman" w:eastAsia="Times New Roman" w:cs="Times New Roman"/>
-        </w:rPr>
-        <w:t xml:space="preserve">​</w:t>
+        <w:pStyle w:val="Heading2"/>
+        <w:spacing w:before="280" w:after="120"/>
+      </w:pPr>
+      <w:r>
+        <w:rPr>
+          <w:rFonts w:hint="eastAsia" w:ascii="Times New Roman" w:hAnsi="Times New Roman" w:eastAsia="SimHei" w:cs="Times New Roman"/>
+        </w:rPr>
+        <w:t xml:space="preserve">第</w:t>
+      </w:r>
+      <w:r>
+        <w:rPr>
+          <w:rFonts w:ascii="Times New Roman" w:hAnsi="Times New Roman" w:eastAsia="Times New Roman" w:cs="Times New Roman"/>
+        </w:rPr>
+        <w:t xml:space="preserve"> 6 </w:t>
+      </w:r>
+      <w:r>
+        <w:rPr>
+          <w:rFonts w:hint="eastAsia" w:ascii="Times New Roman" w:hAnsi="Times New Roman" w:eastAsia="SimHei" w:cs="Times New Roman"/>
+        </w:rPr>
+        <w:t xml:space="preserve">题</w:t>
       </w:r>
     </w:p>
     <w:p>
       <w:pPr>
-        <w:pStyle w:val="Compact"/>
-        <w:numPr>
-          <w:ilvl w:val="0"/>
-          <w:numId w:val="1000"/>
-        </w:numPr>
-      </w:pPr>
-      <w:r>
-        <w:rPr>
-          <w:rFonts w:hint="eastAsia" w:ascii="Times New Roman" w:hAnsi="Times New Roman" w:eastAsia="FangSong" w:cs="Times New Roman"/>
-        </w:rPr>
-        <w:t>色散力</w:t>
-      </w:r>
-      <w:r>
-        <w:rPr>
-          <w:rFonts w:hint="eastAsia" w:ascii="Times New Roman" w:hAnsi="Times New Roman" w:eastAsia="Times New Roman" w:cs="Times New Roman"/>
-        </w:rPr>
-        <w:t>，</w:t>
-      </w:r>
-      <w:r>
-        <w:rPr>
-          <w:rFonts w:hint="eastAsia" w:ascii="Times New Roman" w:hAnsi="Times New Roman" w:eastAsia="FangSong" w:cs="Times New Roman"/>
-        </w:rPr>
-        <w:t>诱导力</w:t>
-      </w:r>
-      <w:r>
-        <w:rPr>
-          <w:rFonts w:hint="eastAsia" w:ascii="Times New Roman" w:hAnsi="Times New Roman" w:eastAsia="Times New Roman" w:cs="Times New Roman"/>
-        </w:rPr>
-        <w:t>，</w:t>
-      </w:r>
-      <w:r>
-        <w:rPr>
-          <w:rFonts w:hint="eastAsia" w:ascii="Times New Roman" w:hAnsi="Times New Roman" w:eastAsia="FangSong" w:cs="Times New Roman"/>
-        </w:rPr>
-        <w:t>取向力</w:t>
+        <w:pStyle w:val="BlockText"/>
+      </w:pPr>
+      <w:r>
+        <w:rPr>
+          <w:rFonts w:hint="eastAsia" w:ascii="Times New Roman" w:hAnsi="Times New Roman" w:eastAsia="FangSong" w:cs="Times New Roman"/>
+        </w:rPr>
+        <w:t>来源</w:t>
+      </w:r>
+      <w:r>
+        <w:rPr>
+          <w:rFonts w:hint="eastAsia" w:ascii="Times New Roman" w:hAnsi="Times New Roman" w:eastAsia="Times New Roman" w:cs="Times New Roman"/>
+        </w:rPr>
+        <w:t>：</w:t>
+      </w:r>
+      <w:r>
+        <w:rPr>
+          <w:rFonts w:hint="eastAsia" w:ascii="Times New Roman" w:hAnsi="Times New Roman" w:eastAsia="FangSong" w:cs="Times New Roman"/>
+        </w:rPr>
+        <w:t>质心直播课</w:t>
+      </w:r>
+      <w:r>
+        <w:rPr>
+          <w:rFonts w:hint="eastAsia" w:ascii="Times New Roman" w:hAnsi="Times New Roman" w:eastAsia="Times New Roman" w:cs="Times New Roman"/>
+        </w:rPr>
+        <w:t>-L8</w:t>
+      </w:r>
+      <w:r>
+        <w:rPr>
+          <w:rFonts w:hint="eastAsia" w:ascii="Times New Roman" w:hAnsi="Times New Roman" w:eastAsia="FangSong" w:cs="Times New Roman"/>
+        </w:rPr>
+        <w:t>中期复习</w:t>
       </w:r>
     </w:p>
     <w:p>
       <w:pPr>
-        <w:pStyle w:val="Compact"/>
-        <w:numPr>
-          <w:ilvl w:val="1"/>
-          <w:numId w:val="1007"/>
-        </w:numPr>
-      </w:pPr>
-      <w:r>
-        <w:rPr>
-          <w:rFonts w:ascii="Times New Roman" w:hAnsi="Times New Roman" w:eastAsia="Times New Roman" w:cs="Times New Roman"/>
-        </w:rPr>
-        <w:t>CH</w:t>
-      </w:r>
-      <w:r>
-        <w:rPr>
-          <w:rFonts w:ascii="Times New Roman" w:hAnsi="Times New Roman" w:eastAsia="Times New Roman" w:cs="Times New Roman"/>
-          <w:vertAlign w:val="subscript"/>
-        </w:rPr>
-        <w:t>4</w:t>
+        <w:pStyle w:val="FirstParagraph"/>
+      </w:pPr>
+      <w:r>
+        <w:rPr>
+          <w:rFonts w:ascii="Times New Roman" w:hAnsi="Times New Roman" w:eastAsia="Times New Roman" w:cs="Times New Roman"/>
+        </w:rPr>
+        <w:t xml:space="preserve">source_note: </w:t>
+      </w:r>
+      <w:r>
+        <w:rPr>
+          <w:rFonts w:hint="eastAsia" w:ascii="Times New Roman" w:hAnsi="Times New Roman" w:eastAsia="FangSong" w:cs="Times New Roman"/>
+        </w:rPr>
+        <w:t>自编补充题</w:t>
+      </w:r>
+      <w:r>
+        <w:rPr>
+          <w:rFonts w:hint="eastAsia" w:ascii="Times New Roman" w:hAnsi="Times New Roman" w:eastAsia="Times New Roman" w:cs="Times New Roman"/>
+        </w:rPr>
+        <w:t>（</w:t>
+      </w:r>
+      <w:r>
+        <w:rPr>
+          <w:rFonts w:hint="eastAsia" w:ascii="Times New Roman" w:hAnsi="Times New Roman" w:eastAsia="FangSong" w:cs="Times New Roman"/>
+        </w:rPr>
+        <w:t>原书</w:t>
+      </w:r>
+      <w:r>
+        <w:rPr>
+          <w:rFonts w:hint="eastAsia" w:ascii="Times New Roman" w:hAnsi="Times New Roman" w:eastAsia="Times New Roman" w:cs="Times New Roman"/>
+        </w:rPr>
+        <w:t>《</w:t>
+      </w:r>
+      <w:r>
+        <w:rPr>
+          <w:rFonts w:hint="eastAsia" w:ascii="Times New Roman" w:hAnsi="Times New Roman" w:eastAsia="FangSong" w:cs="Times New Roman"/>
+        </w:rPr>
+        <w:t>普通化学原理习题解析</w:t>
+      </w:r>
+      <w:r>
+        <w:rPr>
+          <w:rFonts w:hint="eastAsia" w:ascii="Times New Roman" w:hAnsi="Times New Roman" w:eastAsia="Times New Roman" w:cs="Times New Roman"/>
+        </w:rPr>
+        <w:t>》</w:t>
+      </w:r>
+      <w:r>
+        <w:rPr>
+          <w:rFonts w:hint="eastAsia" w:ascii="Times New Roman" w:hAnsi="Times New Roman" w:eastAsia="FangSong" w:cs="Times New Roman"/>
+        </w:rPr>
+        <w:t>第</w:t>
+      </w:r>
+      <w:r>
+        <w:rPr>
+          <w:rFonts w:hint="eastAsia" w:ascii="Times New Roman" w:hAnsi="Times New Roman" w:eastAsia="Times New Roman" w:cs="Times New Roman"/>
+        </w:rPr>
+        <w:t>5</w:t>
+      </w:r>
+      <w:r>
+        <w:rPr>
+          <w:rFonts w:hint="eastAsia" w:ascii="Times New Roman" w:hAnsi="Times New Roman" w:eastAsia="FangSong" w:cs="Times New Roman"/>
+        </w:rPr>
+        <w:t>章无对应题号</w:t>
+      </w:r>
+      <w:r>
+        <w:rPr>
+          <w:rFonts w:hint="eastAsia" w:ascii="Times New Roman" w:hAnsi="Times New Roman" w:eastAsia="Times New Roman" w:cs="Times New Roman"/>
+        </w:rPr>
+        <w:t>，2026-08-25</w:t>
+      </w:r>
+      <w:r>
+        <w:rPr>
+          <w:rFonts w:ascii="Times New Roman" w:hAnsi="Times New Roman" w:eastAsia="Times New Roman" w:cs="Times New Roman"/>
+        </w:rPr>
+        <w:t xml:space="preserve"> </w:t>
+      </w:r>
+      <w:r>
+        <w:rPr>
+          <w:rFonts w:hint="eastAsia" w:ascii="Times New Roman" w:hAnsi="Times New Roman" w:eastAsia="FangSong" w:cs="Times New Roman"/>
+        </w:rPr>
+        <w:t>审计标注</w:t>
+      </w:r>
+      <w:r>
+        <w:rPr>
+          <w:rFonts w:hint="eastAsia" w:ascii="Times New Roman" w:hAnsi="Times New Roman" w:eastAsia="Times New Roman" w:cs="Times New Roman"/>
+        </w:rPr>
+        <w:t>）</w:t>
       </w:r>
     </w:p>
-    <w:p>
-      <w:pPr>
-        <w:pStyle w:val="Compact"/>
-        <w:numPr>
-          <w:ilvl w:val="1"/>
-          <w:numId w:val="1000"/>
-        </w:numPr>
-      </w:pPr>
-      <w:r>
-        <w:rPr>
-          <w:rFonts w:hint="eastAsia" w:ascii="Times New Roman" w:hAnsi="Times New Roman" w:eastAsia="FangSong" w:cs="Times New Roman"/>
-        </w:rPr>
-        <w:t xml:space="preserve">色散力</w:t>
-      </w:r>
-    </w:p>
-    <w:p>
-      <w:pPr>
-        <w:pStyle w:val="Compact"/>
-        <w:numPr>
-          <w:ilvl w:val="2"/>
-          <w:numId w:val="1008"/>
-        </w:numPr>
-      </w:pPr>
-      <w:r>
-        <w:rPr>
-          <w:rFonts w:ascii="Times New Roman" w:hAnsi="Times New Roman" w:eastAsia="Times New Roman" w:cs="Times New Roman"/>
-        </w:rPr>
-        <w:t xml:space="preserve">Ne </w:t>
-      </w:r>
-      <w:r>
-        <w:rPr>
-          <w:rFonts w:hint="eastAsia" w:ascii="Times New Roman" w:hAnsi="Times New Roman" w:eastAsia="FangSong" w:cs="Times New Roman"/>
-        </w:rPr>
-        <w:t xml:space="preserve">与</w:t>
-      </w:r>
-      <w:r>
-        <w:rPr>
-          <w:rFonts w:ascii="Times New Roman" w:hAnsi="Times New Roman" w:eastAsia="Times New Roman" w:cs="Times New Roman"/>
-        </w:rPr>
-        <w:t xml:space="preserve"> </w:t>
-      </w:r>
-      <m:oMath>
-        <m:sSub>
-          <m:e>
-            <m:r>
-              <m:t>H</m:t>
-            </m:r>
-          </m:e>
-          <m:sub>
-            <m:r>
-              <m:t>2</m:t>
-            </m:r>
-          </m:sub>
-        </m:sSub>
-        <m:r>
-          <m:t>O</m:t>
-        </m:r>
-      </m:oMath>
-    </w:p>
-    <w:p>
-      <w:pPr>
-        <w:pStyle w:val="Compact"/>
-        <w:numPr>
-          <w:ilvl w:val="2"/>
-          <w:numId w:val="1000"/>
-        </w:numPr>
-      </w:pPr>
-      <w:r>
-        <w:rPr>
-          <w:rFonts w:hint="eastAsia" w:ascii="Times New Roman" w:hAnsi="Times New Roman" w:eastAsia="FangSong" w:cs="Times New Roman"/>
-        </w:rPr>
-        <w:t>色散力</w:t>
-      </w:r>
-      <w:r>
-        <w:rPr>
-          <w:rFonts w:hint="eastAsia" w:ascii="Times New Roman" w:hAnsi="Times New Roman" w:eastAsia="Times New Roman" w:cs="Times New Roman"/>
-        </w:rPr>
-        <w:t>，</w:t>
-      </w:r>
-      <w:r>
-        <w:rPr>
-          <w:rFonts w:hint="eastAsia" w:ascii="Times New Roman" w:hAnsi="Times New Roman" w:eastAsia="FangSong" w:cs="Times New Roman"/>
-        </w:rPr>
-        <w:t>诱导力</w:t>
-      </w:r>
-    </w:p>
-    <w:p>
-      <w:pPr>
-        <w:pStyle w:val="Compact"/>
-        <w:numPr>
-          <w:ilvl w:val="3"/>
-          <w:numId w:val="1009"/>
-        </w:numPr>
-      </w:pPr>
-      <m:oMath>
-        <m:r>
-          <m:t>C</m:t>
-        </m:r>
-        <m:sSub>
-          <m:e>
-            <m:r>
-              <m:t>H</m:t>
-            </m:r>
-          </m:e>
-          <m:sub>
-            <m:r>
-              <m:t>3</m:t>
-            </m:r>
-          </m:sub>
-        </m:sSub>
-        <m:r>
-          <m:t>B</m:t>
-        </m:r>
-        <m:r>
-          <m:t>r</m:t>
-        </m:r>
-      </m:oMath>
-      <w:r>
-        <w:rPr>
-          <w:rFonts w:ascii="Times New Roman" w:hAnsi="Times New Roman" w:eastAsia="Times New Roman" w:cs="Times New Roman"/>
-        </w:rPr>
-        <w:t xml:space="preserve">​</w:t>
-      </w:r>
-    </w:p>
-    <w:p>
-      <w:pPr>
-        <w:pStyle w:val="Compact"/>
-        <w:numPr>
-          <w:ilvl w:val="3"/>
-          <w:numId w:val="1000"/>
-        </w:numPr>
-      </w:pPr>
-      <w:r>
-        <w:rPr>
-          <w:rFonts w:hint="eastAsia" w:ascii="Times New Roman" w:hAnsi="Times New Roman" w:eastAsia="FangSong" w:cs="Times New Roman"/>
-        </w:rPr>
-        <w:t>色散力</w:t>
-      </w:r>
-      <w:r>
-        <w:rPr>
-          <w:rFonts w:hint="eastAsia" w:ascii="Times New Roman" w:hAnsi="Times New Roman" w:eastAsia="Times New Roman" w:cs="Times New Roman"/>
-        </w:rPr>
-        <w:t>，</w:t>
-      </w:r>
-      <w:r>
-        <w:rPr>
-          <w:rFonts w:hint="eastAsia" w:ascii="Times New Roman" w:hAnsi="Times New Roman" w:eastAsia="FangSong" w:cs="Times New Roman"/>
-        </w:rPr>
-        <w:t>诱导力</w:t>
-      </w:r>
-      <w:r>
-        <w:rPr>
-          <w:rFonts w:hint="eastAsia" w:ascii="Times New Roman" w:hAnsi="Times New Roman" w:eastAsia="Times New Roman" w:cs="Times New Roman"/>
-        </w:rPr>
-        <w:t>，</w:t>
-      </w:r>
-      <w:r>
-        <w:rPr>
-          <w:rFonts w:hint="eastAsia" w:ascii="Times New Roman" w:hAnsi="Times New Roman" w:eastAsia="FangSong" w:cs="Times New Roman"/>
-        </w:rPr>
-        <w:t>取向力</w:t>
-      </w:r>
-    </w:p>
-    <w:p>
-      <w:pPr>
-        <w:pStyle w:val="Compact"/>
-        <w:numPr>
-          <w:ilvl w:val="4"/>
-          <w:numId w:val="1010"/>
-        </w:numPr>
-      </w:pPr>
-      <w:r>
-        <w:rPr>
-          <w:rFonts w:ascii="Times New Roman" w:hAnsi="Times New Roman" w:eastAsia="Times New Roman" w:cs="Times New Roman"/>
-        </w:rPr>
-        <w:t>NH</w:t>
-      </w:r>
-      <w:r>
-        <w:rPr>
-          <w:rFonts w:ascii="Times New Roman" w:hAnsi="Times New Roman" w:eastAsia="Times New Roman" w:cs="Times New Roman"/>
-          <w:vertAlign w:val="subscript"/>
-        </w:rPr>
-        <w:t>3</w:t>
-      </w:r>
-    </w:p>
-    <w:p>
-      <w:pPr>
-        <w:pStyle w:val="Compact"/>
-        <w:numPr>
-          <w:ilvl w:val="4"/>
-          <w:numId w:val="1000"/>
-        </w:numPr>
-      </w:pPr>
-      <w:r>
-        <w:rPr>
-          <w:rFonts w:hint="eastAsia" w:ascii="Times New Roman" w:hAnsi="Times New Roman" w:eastAsia="FangSong" w:cs="Times New Roman"/>
-        </w:rPr>
-        <w:t>色散力</w:t>
-      </w:r>
-      <w:r>
-        <w:rPr>
-          <w:rFonts w:hint="eastAsia" w:ascii="Times New Roman" w:hAnsi="Times New Roman" w:eastAsia="Times New Roman" w:cs="Times New Roman"/>
-        </w:rPr>
-        <w:t>，</w:t>
-      </w:r>
-      <w:r>
-        <w:rPr>
-          <w:rFonts w:hint="eastAsia" w:ascii="Times New Roman" w:hAnsi="Times New Roman" w:eastAsia="FangSong" w:cs="Times New Roman"/>
-        </w:rPr>
-        <w:t>诱导力</w:t>
-      </w:r>
-      <w:r>
-        <w:rPr>
-          <w:rFonts w:hint="eastAsia" w:ascii="Times New Roman" w:hAnsi="Times New Roman" w:eastAsia="Times New Roman" w:cs="Times New Roman"/>
-        </w:rPr>
-        <w:t>，</w:t>
-      </w:r>
-      <w:r>
-        <w:rPr>
-          <w:rFonts w:hint="eastAsia" w:ascii="Times New Roman" w:hAnsi="Times New Roman" w:eastAsia="FangSong" w:cs="Times New Roman"/>
-        </w:rPr>
-        <w:t>取向力</w:t>
-      </w:r>
-      <w:r>
-        <w:rPr>
-          <w:rFonts w:hint="eastAsia" w:ascii="Times New Roman" w:hAnsi="Times New Roman" w:eastAsia="Times New Roman" w:cs="Times New Roman"/>
-        </w:rPr>
-        <w:t>，</w:t>
-      </w:r>
-      <w:r>
-        <w:rPr>
-          <w:rFonts w:hint="eastAsia" w:ascii="Times New Roman" w:hAnsi="Times New Roman" w:eastAsia="FangSong" w:cs="Times New Roman"/>
-        </w:rPr>
-        <w:t>氢键</w:t>
-      </w:r>
-    </w:p>
-    <w:p>
-      <w:pPr>
-        <w:pStyle w:val="Compact"/>
-        <w:numPr>
-          <w:ilvl w:val="5"/>
-          <w:numId w:val="1011"/>
-        </w:numPr>
-      </w:pPr>
-      <w:r>
-        <w:rPr>
-          <w:rFonts w:ascii="Times New Roman" w:hAnsi="Times New Roman" w:eastAsia="Times New Roman" w:cs="Times New Roman"/>
-        </w:rPr>
-        <w:t>Br</w:t>
-      </w:r>
-      <w:r>
-        <w:rPr>
-          <w:rFonts w:ascii="Times New Roman" w:hAnsi="Times New Roman" w:eastAsia="Times New Roman" w:cs="Times New Roman"/>
-          <w:vertAlign w:val="subscript"/>
-        </w:rPr>
-        <w:t>2</w:t>
-      </w:r>
-      <w:r>
-        <w:rPr>
-          <w:rFonts w:ascii="Times New Roman" w:hAnsi="Times New Roman" w:eastAsia="Times New Roman" w:cs="Times New Roman"/>
-        </w:rPr>
-        <w:t xml:space="preserve"> </w:t>
-      </w:r>
-      <w:r>
-        <w:rPr>
-          <w:rFonts w:hint="eastAsia" w:ascii="Times New Roman" w:hAnsi="Times New Roman" w:eastAsia="FangSong" w:cs="Times New Roman"/>
-        </w:rPr>
-        <w:t xml:space="preserve">与</w:t>
-      </w:r>
-      <w:r>
-        <w:rPr>
-          <w:rFonts w:ascii="Times New Roman" w:hAnsi="Times New Roman" w:eastAsia="Times New Roman" w:cs="Times New Roman"/>
-        </w:rPr>
-        <w:t xml:space="preserve"> CCl</w:t>
-      </w:r>
-      <w:r>
-        <w:rPr>
-          <w:rFonts w:ascii="Times New Roman" w:hAnsi="Times New Roman" w:eastAsia="Times New Roman" w:cs="Times New Roman"/>
-          <w:vertAlign w:val="subscript"/>
-        </w:rPr>
-        <w:t>4</w:t>
-      </w:r>
-    </w:p>
-    <w:p>
-      <w:pPr>
-        <w:pStyle w:val="Compact"/>
-        <w:numPr>
-          <w:ilvl w:val="5"/>
-          <w:numId w:val="1000"/>
-        </w:numPr>
-      </w:pPr>
-      <w:r>
-        <w:rPr>
-          <w:rFonts w:hint="eastAsia" w:ascii="Times New Roman" w:hAnsi="Times New Roman" w:eastAsia="FangSong" w:cs="Times New Roman"/>
-        </w:rPr>
-        <w:t xml:space="preserve">色散力</w:t>
-      </w:r>
-    </w:p>
-    <w:bookmarkEnd w:id="17"/>
-    <w:bookmarkStart w:id="19" w:name="第-6-题"/>
-    <w:p>
-      <w:pPr>
-        <w:pStyle w:val="Heading2"/>
-        <w:spacing w:before="280" w:after="120"/>
-      </w:pPr>
-      <w:r>
-        <w:rPr>
-          <w:rFonts w:hint="eastAsia" w:ascii="Times New Roman" w:hAnsi="Times New Roman" w:eastAsia="SimHei" w:cs="Times New Roman"/>
-        </w:rPr>
-        <w:t xml:space="preserve">第</w:t>
-      </w:r>
-      <w:r>
-        <w:rPr>
-          <w:rFonts w:ascii="Times New Roman" w:hAnsi="Times New Roman" w:eastAsia="Times New Roman" w:cs="Times New Roman"/>
-        </w:rPr>
-        <w:t xml:space="preserve"> 6 </w:t>
-      </w:r>
-      <w:r>
-        <w:rPr>
-          <w:rFonts w:hint="eastAsia" w:ascii="Times New Roman" w:hAnsi="Times New Roman" w:eastAsia="SimHei" w:cs="Times New Roman"/>
-        </w:rPr>
-        <w:t xml:space="preserve">题</w:t>
-      </w:r>
-    </w:p>
-    <w:p>
-      <w:pPr>
-        <w:pStyle w:val="BlockText"/>
-      </w:pPr>
-      <w:r>
-        <w:rPr>
-          <w:rFonts w:hint="eastAsia" w:ascii="Times New Roman" w:hAnsi="Times New Roman" w:eastAsia="FangSong" w:cs="Times New Roman"/>
-        </w:rPr>
-        <w:t>来源</w:t>
-      </w:r>
-      <w:r>
-        <w:rPr>
-          <w:rFonts w:hint="eastAsia" w:ascii="Times New Roman" w:hAnsi="Times New Roman" w:eastAsia="Times New Roman" w:cs="Times New Roman"/>
-        </w:rPr>
-        <w:t>：</w:t>
-      </w:r>
-      <w:r>
-        <w:rPr>
-          <w:rFonts w:hint="eastAsia" w:ascii="Times New Roman" w:hAnsi="Times New Roman" w:eastAsia="FangSong" w:cs="Times New Roman"/>
-        </w:rPr>
-        <w:t>质心直播课</w:t>
-      </w:r>
-      <w:r>
-        <w:rPr>
-          <w:rFonts w:hint="eastAsia" w:ascii="Times New Roman" w:hAnsi="Times New Roman" w:eastAsia="Times New Roman" w:cs="Times New Roman"/>
-        </w:rPr>
-        <w:t>-L8</w:t>
-      </w:r>
-      <w:r>
-        <w:rPr>
-          <w:rFonts w:hint="eastAsia" w:ascii="Times New Roman" w:hAnsi="Times New Roman" w:eastAsia="FangSong" w:cs="Times New Roman"/>
-        </w:rPr>
-        <w:t>中期复习</w:t>
-      </w:r>
-    </w:p>
-    <w:p>
-      <w:pPr>
-        <w:pStyle w:val="FirstParagraph"/>
-      </w:pPr>
-      <w:r>
-        <w:rPr>
-          <w:rFonts w:ascii="Times New Roman" w:hAnsi="Times New Roman" w:eastAsia="Times New Roman" w:cs="Times New Roman"/>
-        </w:rPr>
-        <w:t xml:space="preserve">source_note: </w:t>
-      </w:r>
-      <w:r>
-        <w:rPr>
-          <w:rFonts w:hint="eastAsia" w:ascii="Times New Roman" w:hAnsi="Times New Roman" w:eastAsia="FangSong" w:cs="Times New Roman"/>
-        </w:rPr>
-        <w:t>自编补充题</w:t>
-      </w:r>
-      <w:r>
-        <w:rPr>
-          <w:rFonts w:hint="eastAsia" w:ascii="Times New Roman" w:hAnsi="Times New Roman" w:eastAsia="Times New Roman" w:cs="Times New Roman"/>
-        </w:rPr>
-        <w:t>（</w:t>
-      </w:r>
-      <w:r>
-        <w:rPr>
-          <w:rFonts w:hint="eastAsia" w:ascii="Times New Roman" w:hAnsi="Times New Roman" w:eastAsia="FangSong" w:cs="Times New Roman"/>
-        </w:rPr>
-        <w:t>原书</w:t>
-      </w:r>
-      <w:r>
-        <w:rPr>
-          <w:rFonts w:hint="eastAsia" w:ascii="Times New Roman" w:hAnsi="Times New Roman" w:eastAsia="Times New Roman" w:cs="Times New Roman"/>
-        </w:rPr>
-        <w:t>《</w:t>
-      </w:r>
-      <w:r>
-        <w:rPr>
-          <w:rFonts w:hint="eastAsia" w:ascii="Times New Roman" w:hAnsi="Times New Roman" w:eastAsia="FangSong" w:cs="Times New Roman"/>
-        </w:rPr>
-        <w:t>普通化学原理习题解析</w:t>
-      </w:r>
-      <w:r>
-        <w:rPr>
-          <w:rFonts w:hint="eastAsia" w:ascii="Times New Roman" w:hAnsi="Times New Roman" w:eastAsia="Times New Roman" w:cs="Times New Roman"/>
-        </w:rPr>
-        <w:t>》</w:t>
-      </w:r>
-      <w:r>
-        <w:rPr>
-          <w:rFonts w:hint="eastAsia" w:ascii="Times New Roman" w:hAnsi="Times New Roman" w:eastAsia="FangSong" w:cs="Times New Roman"/>
-        </w:rPr>
-        <w:t>第</w:t>
-      </w:r>
-      <w:r>
-        <w:rPr>
-          <w:rFonts w:hint="eastAsia" w:ascii="Times New Roman" w:hAnsi="Times New Roman" w:eastAsia="Times New Roman" w:cs="Times New Roman"/>
-        </w:rPr>
-        <w:t>5</w:t>
-      </w:r>
-      <w:r>
-        <w:rPr>
-          <w:rFonts w:hint="eastAsia" w:ascii="Times New Roman" w:hAnsi="Times New Roman" w:eastAsia="FangSong" w:cs="Times New Roman"/>
-        </w:rPr>
-        <w:t>章无对应题号</w:t>
-      </w:r>
-      <w:r>
-        <w:rPr>
-          <w:rFonts w:hint="eastAsia" w:ascii="Times New Roman" w:hAnsi="Times New Roman" w:eastAsia="Times New Roman" w:cs="Times New Roman"/>
-        </w:rPr>
-        <w:t>，2026-08-25</w:t>
-      </w:r>
-      <w:r>
-        <w:rPr>
-          <w:rFonts w:ascii="Times New Roman" w:hAnsi="Times New Roman" w:eastAsia="Times New Roman" w:cs="Times New Roman"/>
-        </w:rPr>
-        <w:t xml:space="preserve"> </w:t>
-      </w:r>
-      <w:r>
-        <w:rPr>
-          <w:rFonts w:hint="eastAsia" w:ascii="Times New Roman" w:hAnsi="Times New Roman" w:eastAsia="FangSong" w:cs="Times New Roman"/>
-        </w:rPr>
-        <w:t>审计标注</w:t>
-      </w:r>
-      <w:r>
-        <w:rPr>
-          <w:rFonts w:hint="eastAsia" w:ascii="Times New Roman" w:hAnsi="Times New Roman" w:eastAsia="Times New Roman" w:cs="Times New Roman"/>
-        </w:rPr>
-        <w:t>）</w:t>
-      </w:r>
-    </w:p>
-    <w:bookmarkStart w:id="18" w:name="液态水与气态氢微观状态数比较"/>
+    <w:bookmarkStart w:id="20" w:name="液态水与气态氢微观状态数比较"/>
     <w:p>
       <w:pPr>
         <w:pStyle w:val="Heading3"/>
@@ -3191,9 +3266,9 @@
         <w:t xml:space="preserve">”</w:t>
       </w:r>
     </w:p>
-    <w:bookmarkEnd w:id="18"/>
-    <w:bookmarkEnd w:id="19"/>
-    <w:bookmarkStart w:id="23" w:name="第-7-题"/>
+    <w:bookmarkEnd w:id="20"/>
+    <w:bookmarkEnd w:id="21"/>
+    <w:bookmarkStart w:id="25" w:name="第-7-题"/>
     <w:p>
       <w:pPr>
         <w:pStyle w:val="Heading2"/>
@@ -3252,7 +3327,7 @@
         <w:pStyle w:val="Compact"/>
         <w:numPr>
           <w:ilvl w:val="0"/>
-          <w:numId w:val="1012"/>
+          <w:numId w:val="1006"/>
         </w:numPr>
       </w:pPr>
       <w:r>
@@ -3265,15 +3340,28 @@
         <w:rPr>
           <w:rFonts w:ascii="Times New Roman" w:hAnsi="Times New Roman" w:eastAsia="Times New Roman" w:cs="Times New Roman"/>
         </w:rPr>
-        <w:t xml:space="preserve"> SiO</w:t>
-      </w:r>
-      <w:r>
-        <w:rPr>
-          <w:rFonts w:ascii="Times New Roman" w:hAnsi="Times New Roman" w:eastAsia="Times New Roman" w:cs="Times New Roman"/>
-          <w:vertAlign w:val="subscript"/>
-        </w:rPr>
-        <w:t>2</w:t>
-      </w:r>
+        <w:t xml:space="preserve"> </w:t>
+      </w:r>
+      <m:oMath>
+        <m:r>
+          <m:t>S</m:t>
+        </m:r>
+        <m:r>
+          <m:t>i</m:t>
+        </m:r>
+        <m:sSub>
+          <m:e>
+            <m:r>
+              <m:t>O</m:t>
+            </m:r>
+          </m:e>
+          <m:sub>
+            <m:r>
+              <m:t>2</m:t>
+            </m:r>
+          </m:sub>
+        </m:sSub>
+      </m:oMath>
       <w:r>
         <w:rPr>
           <w:rFonts w:ascii="Times New Roman" w:hAnsi="Times New Roman" w:eastAsia="Times New Roman" w:cs="Times New Roman"/>
@@ -3486,18 +3574,18 @@
           <wp:inline>
             <wp:extent cx="2717800" cy="3111500"/>
             <wp:effectExtent b="0" l="0" r="0" t="0"/>
-            <wp:docPr descr="" title="" id="21" name="Picture"/>
+            <wp:docPr descr="" title="" id="23" name="Picture"/>
             <a:graphic>
               <a:graphicData uri="http://schemas.openxmlformats.org/drawingml/2006/picture">
                 <pic:pic>
                   <pic:nvPicPr>
-                    <pic:cNvPr descr="62d29660371ef2e6529f483133f34d4018ee08c82f57750048ab856c3697312d.jpg" id="22" name="Picture"/>
+                    <pic:cNvPr descr="62d29660371ef2e6529f483133f34d4018ee08c82f57750048ab856c3697312d.jpg" id="24" name="Picture"/>
                     <pic:cNvPicPr>
                       <a:picLocks noChangeArrowheads="1" noChangeAspect="1"/>
                     </pic:cNvPicPr>
                   </pic:nvPicPr>
                   <pic:blipFill>
-                    <a:blip r:embed="rId20"/>
+                    <a:blip r:embed="rId22"/>
                     <a:stretch>
                       <a:fillRect/>
                     </a:stretch>
@@ -3712,79 +3800,16 @@
         <w:t>）</w:t>
       </w:r>
     </w:p>
+    <w:bookmarkEnd w:id="25"/>
+    <w:bookmarkStart w:id="26" w:name="第-8-题"/>
     <w:p>
       <w:pPr>
-        <w:pStyle w:val="BodyText"/>
-      </w:pPr>
-      <w:r>
-        <w:rPr>
-          <w:rFonts w:ascii="Times New Roman" w:hAnsi="Times New Roman" w:eastAsia="Times New Roman" w:cs="Times New Roman"/>
-        </w:rPr>
-        <w:t xml:space="preserve">used_in:</w:t>
-      </w:r>
-      <w:r>
-        <w:rPr>
-          <w:rFonts w:ascii="Times New Roman" w:hAnsi="Times New Roman" w:eastAsia="Times New Roman" w:cs="Times New Roman"/>
-        </w:rPr>
-        <w:t xml:space="preserve"> </w:t>
-      </w:r>
-      <w:r>
-        <w:rPr>
-          <w:rFonts w:hint="eastAsia" w:ascii="Times New Roman" w:hAnsi="Times New Roman" w:eastAsia="Times New Roman" w:cs="Times New Roman"/>
-        </w:rPr>
-        <w:t>“</w:t>
-      </w:r>
-      <w:r>
-        <w:rPr>
-          <w:rFonts w:hint="eastAsia" w:ascii="Times New Roman" w:hAnsi="Times New Roman" w:eastAsia="FangSong" w:cs="Times New Roman"/>
-        </w:rPr>
-        <w:t>第二轮习题集</w:t>
-      </w:r>
-      <w:r>
-        <w:rPr>
-          <w:rFonts w:hint="eastAsia" w:ascii="Times New Roman" w:hAnsi="Times New Roman" w:eastAsia="Times New Roman" w:cs="Times New Roman"/>
-        </w:rPr>
-        <w:t>-</w:t>
-      </w:r>
-      <w:r>
-        <w:rPr>
-          <w:rFonts w:hint="eastAsia" w:ascii="Times New Roman" w:hAnsi="Times New Roman" w:eastAsia="FangSong" w:cs="Times New Roman"/>
-        </w:rPr>
-        <w:t>结构化学一</w:t>
-      </w:r>
-      <w:r>
-        <w:rPr>
-          <w:rFonts w:hint="eastAsia" w:ascii="Times New Roman" w:hAnsi="Times New Roman" w:eastAsia="Times New Roman" w:cs="Times New Roman"/>
-        </w:rPr>
-        <w:t>”</w:t>
-      </w:r>
-      <w:r>
-        <w:rPr>
-          <w:rFonts w:ascii="Times New Roman" w:hAnsi="Times New Roman" w:eastAsia="Times New Roman" w:cs="Times New Roman"/>
-        </w:rPr>
-        <w:t xml:space="preserve"> </w:t>
-      </w:r>
-      <w:r>
-        <w:rPr>
-          <w:rFonts w:ascii="Times New Roman" w:hAnsi="Times New Roman" w:eastAsia="Times New Roman" w:cs="Times New Roman"/>
-        </w:rPr>
-        <w:t xml:space="preserve">___</w:t>
-      </w:r>
-      <w:r>
-        <w:rPr>
-          <w:rFonts w:ascii="Times New Roman" w:hAnsi="Times New Roman" w:eastAsia="Times New Roman" w:cs="Times New Roman"/>
-        </w:rPr>
-        <w:t xml:space="preserve"> </w:t>
-      </w:r>
-      <w:r>
-        <w:rPr>
-          <w:rFonts w:ascii="Times New Roman" w:hAnsi="Times New Roman" w:eastAsia="Times New Roman" w:cs="Times New Roman"/>
-        </w:rPr>
-        <w:t xml:space="preserve">## </w:t>
-      </w:r>
-      <w:r>
-        <w:rPr>
-          <w:rFonts w:hint="eastAsia" w:ascii="Times New Roman" w:hAnsi="Times New Roman" w:eastAsia="FangSong" w:cs="Times New Roman"/>
+        <w:pStyle w:val="Heading2"/>
+        <w:spacing w:before="280" w:after="120"/>
+      </w:pPr>
+      <w:r>
+        <w:rPr>
+          <w:rFonts w:hint="eastAsia" w:ascii="Times New Roman" w:hAnsi="Times New Roman" w:eastAsia="SimHei" w:cs="Times New Roman"/>
         </w:rPr>
         <w:t xml:space="preserve">第</w:t>
       </w:r>
@@ -3796,7 +3821,7 @@
       </w:r>
       <w:r>
         <w:rPr>
-          <w:rFonts w:hint="eastAsia" w:ascii="Times New Roman" w:hAnsi="Times New Roman" w:eastAsia="FangSong" w:cs="Times New Roman"/>
+          <w:rFonts w:hint="eastAsia" w:ascii="Times New Roman" w:hAnsi="Times New Roman" w:eastAsia="SimHei" w:cs="Times New Roman"/>
         </w:rPr>
         <w:t xml:space="preserve">题</w:t>
       </w:r>
@@ -3835,7 +3860,7 @@
         <w:pStyle w:val="Compact"/>
         <w:numPr>
           <w:ilvl w:val="0"/>
-          <w:numId w:val="1013"/>
+          <w:numId w:val="1007"/>
         </w:numPr>
       </w:pPr>
       <w:r>
@@ -3878,196 +3903,209 @@
         <w:rPr>
           <w:rFonts w:ascii="Times New Roman" w:hAnsi="Times New Roman" w:eastAsia="Times New Roman" w:cs="Times New Roman"/>
         </w:rPr>
-        <w:t>A. O</w:t>
-      </w:r>
-      <w:r>
-        <w:rPr>
-          <w:rFonts w:ascii="Times New Roman" w:hAnsi="Times New Roman" w:eastAsia="Times New Roman" w:cs="Times New Roman"/>
-          <w:vertAlign w:val="subscript"/>
-        </w:rPr>
-        <w:t>2</w:t>
-      </w:r>
-      <w:r>
-        <w:rPr>
-          <w:rFonts w:ascii="Times New Roman" w:hAnsi="Times New Roman" w:eastAsia="Times New Roman" w:cs="Times New Roman"/>
-        </w:rPr>
-        <w:t xml:space="preserve"> B. O</w:t>
-      </w:r>
-      <w:r>
-        <w:rPr>
-          <w:rFonts w:ascii="Times New Roman" w:hAnsi="Times New Roman" w:eastAsia="Times New Roman" w:cs="Times New Roman"/>
-          <w:vertAlign w:val="subscript"/>
-        </w:rPr>
-        <w:t>2</w:t>
-      </w:r>
-      <w:r>
-        <w:rPr>
-          <w:rFonts w:ascii="Times New Roman" w:hAnsi="Times New Roman" w:eastAsia="Times New Roman" w:cs="Times New Roman"/>
-          <w:vertAlign w:val="superscript"/>
-        </w:rPr>
-        <w:t>-</w:t>
-      </w:r>
-      <w:r>
-        <w:rPr>
-          <w:rFonts w:ascii="Times New Roman" w:hAnsi="Times New Roman" w:eastAsia="Times New Roman" w:cs="Times New Roman"/>
-        </w:rPr>
-        <w:t xml:space="preserve"> C. O</w:t>
-      </w:r>
-      <w:r>
-        <w:rPr>
-          <w:rFonts w:ascii="Times New Roman" w:hAnsi="Times New Roman" w:eastAsia="Times New Roman" w:cs="Times New Roman"/>
-          <w:vertAlign w:val="subscript"/>
-        </w:rPr>
-        <w:t>2</w:t>
-      </w:r>
-      <w:r>
-        <w:rPr>
-          <w:rFonts w:ascii="Times New Roman" w:hAnsi="Times New Roman" w:eastAsia="Times New Roman" w:cs="Times New Roman"/>
-          <w:vertAlign w:val="superscript"/>
-        </w:rPr>
-        <w:t>+</w:t>
-      </w:r>
-      <w:r>
-        <w:rPr>
-          <w:rFonts w:ascii="Times New Roman" w:hAnsi="Times New Roman" w:eastAsia="Times New Roman" w:cs="Times New Roman"/>
-        </w:rPr>
-        <w:t xml:space="preserve"> D. O</w:t>
-      </w:r>
-      <w:r>
-        <w:rPr>
-          <w:rFonts w:ascii="Times New Roman" w:hAnsi="Times New Roman" w:eastAsia="Times New Roman" w:cs="Times New Roman"/>
-          <w:vertAlign w:val="subscript"/>
-        </w:rPr>
-        <w:t>2</w:t>
-      </w:r>
-      <w:r>
-        <w:rPr>
-          <w:rFonts w:ascii="Times New Roman" w:hAnsi="Times New Roman" w:eastAsia="Times New Roman" w:cs="Times New Roman"/>
-          <w:vertAlign w:val="superscript"/>
-        </w:rPr>
-        <w:t>2-</w:t>
+        <w:t xml:space="preserve">A.</w:t>
+      </w:r>
+      <w:r>
+        <w:rPr>
+          <w:rFonts w:ascii="Times New Roman" w:hAnsi="Times New Roman" w:eastAsia="Times New Roman" w:cs="Times New Roman"/>
+        </w:rPr>
+        <w:t xml:space="preserve"> </w:t>
+      </w:r>
+      <m:oMath>
+        <m:sSub>
+          <m:e>
+            <m:r>
+              <m:t>O</m:t>
+            </m:r>
+          </m:e>
+          <m:sub>
+            <m:r>
+              <m:t>2</m:t>
+            </m:r>
+          </m:sub>
+        </m:sSub>
+      </m:oMath>
+      <w:r>
+        <w:rPr>
+          <w:rFonts w:ascii="Times New Roman" w:hAnsi="Times New Roman" w:eastAsia="Times New Roman" w:cs="Times New Roman"/>
+        </w:rPr>
+        <w:t xml:space="preserve"> </w:t>
+      </w:r>
+      <w:r>
+        <w:rPr>
+          <w:rFonts w:ascii="Times New Roman" w:hAnsi="Times New Roman" w:eastAsia="Times New Roman" w:cs="Times New Roman"/>
+        </w:rPr>
+        <w:t xml:space="preserve">B.</w:t>
+      </w:r>
+      <w:r>
+        <w:rPr>
+          <w:rFonts w:ascii="Times New Roman" w:hAnsi="Times New Roman" w:eastAsia="Times New Roman" w:cs="Times New Roman"/>
+        </w:rPr>
+        <w:t xml:space="preserve"> </w:t>
+      </w:r>
+      <m:oMath>
+        <m:sSubSup>
+          <m:e>
+            <m:r>
+              <m:t>O</m:t>
+            </m:r>
+          </m:e>
+          <m:sub>
+            <m:r>
+              <m:t>2</m:t>
+            </m:r>
+          </m:sub>
+          <m:sup>
+            <m:r>
+              <m:rPr>
+                <m:sty m:val="p"/>
+              </m:rPr>
+              <m:t>−</m:t>
+            </m:r>
+          </m:sup>
+        </m:sSubSup>
+      </m:oMath>
+      <w:r>
+        <w:rPr>
+          <w:rFonts w:ascii="Times New Roman" w:hAnsi="Times New Roman" w:eastAsia="Times New Roman" w:cs="Times New Roman"/>
+        </w:rPr>
+        <w:t xml:space="preserve"> </w:t>
+      </w:r>
+      <w:r>
+        <w:rPr>
+          <w:rFonts w:ascii="Times New Roman" w:hAnsi="Times New Roman" w:eastAsia="Times New Roman" w:cs="Times New Roman"/>
+        </w:rPr>
+        <w:t xml:space="preserve">C.</w:t>
+      </w:r>
+      <w:r>
+        <w:rPr>
+          <w:rFonts w:ascii="Times New Roman" w:hAnsi="Times New Roman" w:eastAsia="Times New Roman" w:cs="Times New Roman"/>
+        </w:rPr>
+        <w:t xml:space="preserve"> </w:t>
+      </w:r>
+      <m:oMath>
+        <m:sSubSup>
+          <m:e>
+            <m:r>
+              <m:t>O</m:t>
+            </m:r>
+          </m:e>
+          <m:sub>
+            <m:r>
+              <m:t>2</m:t>
+            </m:r>
+          </m:sub>
+          <m:sup>
+            <m:r>
+              <m:rPr>
+                <m:sty m:val="p"/>
+              </m:rPr>
+              <m:t>+</m:t>
+            </m:r>
+          </m:sup>
+        </m:sSubSup>
+      </m:oMath>
+      <w:r>
+        <w:rPr>
+          <w:rFonts w:ascii="Times New Roman" w:hAnsi="Times New Roman" w:eastAsia="Times New Roman" w:cs="Times New Roman"/>
+        </w:rPr>
+        <w:t xml:space="preserve"> </w:t>
+      </w:r>
+      <w:r>
+        <w:rPr>
+          <w:rFonts w:ascii="Times New Roman" w:hAnsi="Times New Roman" w:eastAsia="Times New Roman" w:cs="Times New Roman"/>
+        </w:rPr>
+        <w:t xml:space="preserve">D.</w:t>
+      </w:r>
+      <w:r>
+        <w:rPr>
+          <w:rFonts w:ascii="Times New Roman" w:hAnsi="Times New Roman" w:eastAsia="Times New Roman" w:cs="Times New Roman"/>
+        </w:rPr>
+        <w:t xml:space="preserve"> </w:t>
+      </w:r>
+      <m:oMath>
+        <m:sSubSup>
+          <m:e>
+            <m:r>
+              <m:t>O</m:t>
+            </m:r>
+          </m:e>
+          <m:sub>
+            <m:r>
+              <m:t>2</m:t>
+            </m:r>
+          </m:sub>
+          <m:sup>
+            <m:r>
+              <m:t>2</m:t>
+            </m:r>
+            <m:r>
+              <m:rPr>
+                <m:sty m:val="p"/>
+              </m:rPr>
+              <m:t>−</m:t>
+            </m:r>
+          </m:sup>
+        </m:sSubSup>
+      </m:oMath>
+    </w:p>
+    <w:bookmarkEnd w:id="26"/>
+    <w:bookmarkStart w:id="27" w:name="第-9-题"/>
+    <w:p>
+      <w:pPr>
+        <w:pStyle w:val="Heading2"/>
+        <w:spacing w:before="280" w:after="120"/>
+      </w:pPr>
+      <w:r>
+        <w:rPr>
+          <w:rFonts w:hint="eastAsia" w:ascii="Times New Roman" w:hAnsi="Times New Roman" w:eastAsia="SimHei" w:cs="Times New Roman"/>
+        </w:rPr>
+        <w:t xml:space="preserve">第</w:t>
+      </w:r>
+      <w:r>
+        <w:rPr>
+          <w:rFonts w:ascii="Times New Roman" w:hAnsi="Times New Roman" w:eastAsia="Times New Roman" w:cs="Times New Roman"/>
+        </w:rPr>
+        <w:t xml:space="preserve"> 9 </w:t>
+      </w:r>
+      <w:r>
+        <w:rPr>
+          <w:rFonts w:hint="eastAsia" w:ascii="Times New Roman" w:hAnsi="Times New Roman" w:eastAsia="SimHei" w:cs="Times New Roman"/>
+        </w:rPr>
+        <w:t xml:space="preserve">题</w:t>
       </w:r>
     </w:p>
     <w:p>
       <w:pPr>
-        <w:pStyle w:val="FirstParagraph"/>
-      </w:pPr>
-      <w:r>
-        <w:rPr>
-          <w:rFonts w:ascii="Times New Roman" w:hAnsi="Times New Roman" w:eastAsia="Times New Roman" w:cs="Times New Roman"/>
-        </w:rPr>
-        <w:t xml:space="preserve">used_in:</w:t>
-      </w:r>
-      <w:r>
-        <w:rPr>
-          <w:rFonts w:ascii="Times New Roman" w:hAnsi="Times New Roman" w:eastAsia="Times New Roman" w:cs="Times New Roman"/>
-        </w:rPr>
-        <w:t xml:space="preserve"> </w:t>
-      </w:r>
-      <w:r>
-        <w:rPr>
-          <w:rFonts w:hint="eastAsia" w:ascii="Times New Roman" w:hAnsi="Times New Roman" w:eastAsia="Times New Roman" w:cs="Times New Roman"/>
-        </w:rPr>
-        <w:t>“</w:t>
-      </w:r>
-      <w:r>
-        <w:rPr>
-          <w:rFonts w:hint="eastAsia" w:ascii="Times New Roman" w:hAnsi="Times New Roman" w:eastAsia="FangSong" w:cs="Times New Roman"/>
-        </w:rPr>
-        <w:t>第二轮习题集</w:t>
-      </w:r>
-      <w:r>
-        <w:rPr>
-          <w:rFonts w:hint="eastAsia" w:ascii="Times New Roman" w:hAnsi="Times New Roman" w:eastAsia="Times New Roman" w:cs="Times New Roman"/>
-        </w:rPr>
-        <w:t>-</w:t>
-      </w:r>
-      <w:r>
-        <w:rPr>
-          <w:rFonts w:hint="eastAsia" w:ascii="Times New Roman" w:hAnsi="Times New Roman" w:eastAsia="FangSong" w:cs="Times New Roman"/>
-        </w:rPr>
-        <w:t>结构化学一</w:t>
-      </w:r>
-      <w:r>
-        <w:rPr>
-          <w:rFonts w:hint="eastAsia" w:ascii="Times New Roman" w:hAnsi="Times New Roman" w:eastAsia="Times New Roman" w:cs="Times New Roman"/>
-        </w:rPr>
-        <w:t>”</w:t>
-      </w:r>
-      <w:r>
-        <w:rPr>
-          <w:rFonts w:ascii="Times New Roman" w:hAnsi="Times New Roman" w:eastAsia="Times New Roman" w:cs="Times New Roman"/>
-        </w:rPr>
-        <w:t xml:space="preserve"> </w:t>
-      </w:r>
-      <w:r>
-        <w:rPr>
-          <w:rFonts w:ascii="Times New Roman" w:hAnsi="Times New Roman" w:eastAsia="Times New Roman" w:cs="Times New Roman"/>
-        </w:rPr>
-        <w:t xml:space="preserve">___</w:t>
-      </w:r>
-      <w:r>
-        <w:rPr>
-          <w:rFonts w:ascii="Times New Roman" w:hAnsi="Times New Roman" w:eastAsia="Times New Roman" w:cs="Times New Roman"/>
-        </w:rPr>
-        <w:t xml:space="preserve"> </w:t>
-      </w:r>
-      <w:r>
-        <w:rPr>
-          <w:rFonts w:ascii="Times New Roman" w:hAnsi="Times New Roman" w:eastAsia="Times New Roman" w:cs="Times New Roman"/>
-        </w:rPr>
-        <w:t xml:space="preserve">## </w:t>
-      </w:r>
-      <w:r>
-        <w:rPr>
-          <w:rFonts w:hint="eastAsia" w:ascii="Times New Roman" w:hAnsi="Times New Roman" w:eastAsia="FangSong" w:cs="Times New Roman"/>
-        </w:rPr>
-        <w:t xml:space="preserve">第</w:t>
-      </w:r>
-      <w:r>
-        <w:rPr>
-          <w:rFonts w:ascii="Times New Roman" w:hAnsi="Times New Roman" w:eastAsia="Times New Roman" w:cs="Times New Roman"/>
-        </w:rPr>
-        <w:t xml:space="preserve"> 9 </w:t>
-      </w:r>
-      <w:r>
-        <w:rPr>
-          <w:rFonts w:hint="eastAsia" w:ascii="Times New Roman" w:hAnsi="Times New Roman" w:eastAsia="FangSong" w:cs="Times New Roman"/>
-        </w:rPr>
-        <w:t xml:space="preserve">题</w:t>
+        <w:pStyle w:val="BlockText"/>
+      </w:pPr>
+      <w:r>
+        <w:rPr>
+          <w:rFonts w:hint="eastAsia" w:ascii="Times New Roman" w:hAnsi="Times New Roman" w:eastAsia="FangSong" w:cs="Times New Roman"/>
+        </w:rPr>
+        <w:t>来源</w:t>
+      </w:r>
+      <w:r>
+        <w:rPr>
+          <w:rFonts w:hint="eastAsia" w:ascii="Times New Roman" w:hAnsi="Times New Roman" w:eastAsia="Times New Roman" w:cs="Times New Roman"/>
+        </w:rPr>
+        <w:t>：《</w:t>
+      </w:r>
+      <w:r>
+        <w:rPr>
+          <w:rFonts w:hint="eastAsia" w:ascii="Times New Roman" w:hAnsi="Times New Roman" w:eastAsia="FangSong" w:cs="Times New Roman"/>
+        </w:rPr>
+        <w:t>高中化学竞赛基本理论学习笔记</w:t>
+      </w:r>
+      <w:r>
+        <w:rPr>
+          <w:rFonts w:hint="eastAsia" w:ascii="Times New Roman" w:hAnsi="Times New Roman" w:eastAsia="Times New Roman" w:cs="Times New Roman"/>
+        </w:rPr>
+        <w:t>》</w:t>
       </w:r>
     </w:p>
     <w:p>
       <w:pPr>
-        <w:pStyle w:val="BlockText"/>
-      </w:pPr>
-      <w:r>
-        <w:rPr>
-          <w:rFonts w:hint="eastAsia" w:ascii="Times New Roman" w:hAnsi="Times New Roman" w:eastAsia="FangSong" w:cs="Times New Roman"/>
-        </w:rPr>
-        <w:t>来源</w:t>
-      </w:r>
-      <w:r>
-        <w:rPr>
-          <w:rFonts w:hint="eastAsia" w:ascii="Times New Roman" w:hAnsi="Times New Roman" w:eastAsia="Times New Roman" w:cs="Times New Roman"/>
-        </w:rPr>
-        <w:t>：《</w:t>
-      </w:r>
-      <w:r>
-        <w:rPr>
-          <w:rFonts w:hint="eastAsia" w:ascii="Times New Roman" w:hAnsi="Times New Roman" w:eastAsia="FangSong" w:cs="Times New Roman"/>
-        </w:rPr>
-        <w:t>高中化学竞赛基本理论学习笔记</w:t>
-      </w:r>
-      <w:r>
-        <w:rPr>
-          <w:rFonts w:hint="eastAsia" w:ascii="Times New Roman" w:hAnsi="Times New Roman" w:eastAsia="Times New Roman" w:cs="Times New Roman"/>
-        </w:rPr>
-        <w:t>》</w:t>
-      </w:r>
-    </w:p>
-    <w:p>
-      <w:pPr>
         <w:pStyle w:val="FirstParagraph"/>
       </w:pPr>
       <w:r>
@@ -4086,15 +4124,45 @@
         <w:rPr>
           <w:rFonts w:ascii="Times New Roman" w:hAnsi="Times New Roman" w:eastAsia="Times New Roman" w:cs="Times New Roman"/>
         </w:rPr>
-        <w:t xml:space="preserve"> CsBrCl</w:t>
-      </w:r>
-      <w:r>
-        <w:rPr>
-          <w:rFonts w:ascii="Times New Roman" w:hAnsi="Times New Roman" w:eastAsia="Times New Roman" w:cs="Times New Roman"/>
-          <w:vertAlign w:val="subscript"/>
-        </w:rPr>
-        <w:t>2</w:t>
-      </w:r>
+        <w:t xml:space="preserve"> </w:t>
+      </w:r>
+      <m:oMath>
+        <m:oMathPr>
+          <m:ctrlPr>
+            <w:rPr>
+              <w:sz w:val="28"/>
+              <w:szCs w:val="28"/>
+            </w:rPr>
+          </m:ctrlPr>
+        </m:oMathPr>
+        <m:r>
+          <m:t>C</m:t>
+        </m:r>
+        <m:r>
+          <m:t>s</m:t>
+        </m:r>
+        <m:r>
+          <m:t>B</m:t>
+        </m:r>
+        <m:r>
+          <m:t>r</m:t>
+        </m:r>
+        <m:r>
+          <m:t>C</m:t>
+        </m:r>
+        <m:sSub>
+          <m:e>
+            <m:r>
+              <m:t>l</m:t>
+            </m:r>
+          </m:e>
+          <m:sub>
+            <m:r>
+              <m:t>2</m:t>
+            </m:r>
+          </m:sub>
+        </m:sSub>
+      </m:oMath>
       <w:r>
         <w:rPr>
           <w:rFonts w:ascii="Times New Roman" w:hAnsi="Times New Roman" w:eastAsia="Times New Roman" w:cs="Times New Roman"/>
@@ -4304,7 +4372,7 @@
         <w:pStyle w:val="Compact"/>
         <w:numPr>
           <w:ilvl w:val="0"/>
-          <w:numId w:val="1014"/>
+          <w:numId w:val="1008"/>
         </w:numPr>
       </w:pPr>
       <w:r>
@@ -4317,15 +4385,28 @@
         <w:rPr>
           <w:rFonts w:ascii="Times New Roman" w:hAnsi="Times New Roman" w:eastAsia="Times New Roman" w:cs="Times New Roman"/>
         </w:rPr>
-        <w:t xml:space="preserve"> BrF</w:t>
-      </w:r>
-      <w:r>
-        <w:rPr>
-          <w:rFonts w:ascii="Times New Roman" w:hAnsi="Times New Roman" w:eastAsia="Times New Roman" w:cs="Times New Roman"/>
-          <w:vertAlign w:val="subscript"/>
-        </w:rPr>
-        <w:t>5</w:t>
-      </w:r>
+        <w:t xml:space="preserve"> </w:t>
+      </w:r>
+      <m:oMath>
+        <m:r>
+          <m:t>B</m:t>
+        </m:r>
+        <m:r>
+          <m:t>r</m:t>
+        </m:r>
+        <m:sSub>
+          <m:e>
+            <m:r>
+              <m:t>F</m:t>
+            </m:r>
+          </m:e>
+          <m:sub>
+            <m:r>
+              <m:t>5</m:t>
+            </m:r>
+          </m:sub>
+        </m:sSub>
+      </m:oMath>
       <w:r>
         <w:rPr>
           <w:rFonts w:ascii="Times New Roman" w:hAnsi="Times New Roman" w:eastAsia="Times New Roman" w:cs="Times New Roman"/>
@@ -4342,15 +4423,28 @@
         <w:rPr>
           <w:rFonts w:ascii="Times New Roman" w:hAnsi="Times New Roman" w:eastAsia="Times New Roman" w:cs="Times New Roman"/>
         </w:rPr>
-        <w:t xml:space="preserve"> AsF</w:t>
-      </w:r>
-      <w:r>
-        <w:rPr>
-          <w:rFonts w:ascii="Times New Roman" w:hAnsi="Times New Roman" w:eastAsia="Times New Roman" w:cs="Times New Roman"/>
-          <w:vertAlign w:val="subscript"/>
-        </w:rPr>
-        <w:t>5</w:t>
-      </w:r>
+        <w:t xml:space="preserve"> </w:t>
+      </w:r>
+      <m:oMath>
+        <m:r>
+          <m:t>A</m:t>
+        </m:r>
+        <m:r>
+          <m:t>s</m:t>
+        </m:r>
+        <m:sSub>
+          <m:e>
+            <m:r>
+              <m:t>F</m:t>
+            </m:r>
+          </m:e>
+          <m:sub>
+            <m:r>
+              <m:t>5</m:t>
+            </m:r>
+          </m:sub>
+        </m:sSub>
+      </m:oMath>
       <w:r>
         <w:rPr>
           <w:rFonts w:ascii="Times New Roman" w:hAnsi="Times New Roman" w:eastAsia="Times New Roman" w:cs="Times New Roman"/>
@@ -4465,16 +4559,10 @@
             </m:rPr>
             <m:t>:</m:t>
           </m:r>
-          <m:r>
-            <m:t>1</m:t>
-          </m:r>
-          <m:r>
-            <m:t>0</m:t>
-          </m:r>
           <m:sSup>
             <m:e>
               <m:r>
-                <m:t>7</m:t>
+                <m:t>107</m:t>
               </m:r>
             </m:e>
             <m:sup>
@@ -4516,13 +4604,10 @@
             </m:rPr>
             <m:t>:</m:t>
           </m:r>
-          <m:r>
-            <m:t>9</m:t>
-          </m:r>
           <m:sSup>
             <m:e>
               <m:r>
-                <m:t>3</m:t>
+                <m:t>93</m:t>
               </m:r>
             </m:e>
             <m:sup>
@@ -4564,16 +4649,10 @@
             </m:rPr>
             <m:t>:</m:t>
           </m:r>
-          <m:r>
-            <m:t>1</m:t>
-          </m:r>
-          <m:r>
-            <m:t>0</m:t>
-          </m:r>
           <m:sSup>
             <m:e>
               <m:r>
-                <m:t>2</m:t>
+                <m:t>102</m:t>
               </m:r>
             </m:e>
             <m:sup>
@@ -4615,16 +4694,10 @@
             </m:rPr>
             <m:t>:</m:t>
           </m:r>
-          <m:r>
-            <m:t>1</m:t>
-          </m:r>
-          <m:r>
-            <m:t>0</m:t>
-          </m:r>
           <m:sSup>
             <m:e>
               <m:r>
-                <m:t>4</m:t>
+                <m:t>104</m:t>
               </m:r>
             </m:e>
             <m:sup>
@@ -4639,79 +4712,16 @@
         </m:oMath>
       </m:oMathPara>
     </w:p>
+    <w:bookmarkEnd w:id="27"/>
+    <w:bookmarkStart w:id="28" w:name="第-10-题"/>
     <w:p>
       <w:pPr>
-        <w:pStyle w:val="FirstParagraph"/>
-      </w:pPr>
-      <w:r>
-        <w:rPr>
-          <w:rFonts w:ascii="Times New Roman" w:hAnsi="Times New Roman" w:eastAsia="Times New Roman" w:cs="Times New Roman"/>
-        </w:rPr>
-        <w:t xml:space="preserve">used_in:</w:t>
-      </w:r>
-      <w:r>
-        <w:rPr>
-          <w:rFonts w:ascii="Times New Roman" w:hAnsi="Times New Roman" w:eastAsia="Times New Roman" w:cs="Times New Roman"/>
-        </w:rPr>
-        <w:t xml:space="preserve"> </w:t>
-      </w:r>
-      <w:r>
-        <w:rPr>
-          <w:rFonts w:hint="eastAsia" w:ascii="Times New Roman" w:hAnsi="Times New Roman" w:eastAsia="Times New Roman" w:cs="Times New Roman"/>
-        </w:rPr>
-        <w:t>“</w:t>
-      </w:r>
-      <w:r>
-        <w:rPr>
-          <w:rFonts w:hint="eastAsia" w:ascii="Times New Roman" w:hAnsi="Times New Roman" w:eastAsia="FangSong" w:cs="Times New Roman"/>
-        </w:rPr>
-        <w:t>第二轮习题集</w:t>
-      </w:r>
-      <w:r>
-        <w:rPr>
-          <w:rFonts w:hint="eastAsia" w:ascii="Times New Roman" w:hAnsi="Times New Roman" w:eastAsia="Times New Roman" w:cs="Times New Roman"/>
-        </w:rPr>
-        <w:t>-</w:t>
-      </w:r>
-      <w:r>
-        <w:rPr>
-          <w:rFonts w:hint="eastAsia" w:ascii="Times New Roman" w:hAnsi="Times New Roman" w:eastAsia="FangSong" w:cs="Times New Roman"/>
-        </w:rPr>
-        <w:t>结构化学一</w:t>
-      </w:r>
-      <w:r>
-        <w:rPr>
-          <w:rFonts w:hint="eastAsia" w:ascii="Times New Roman" w:hAnsi="Times New Roman" w:eastAsia="Times New Roman" w:cs="Times New Roman"/>
-        </w:rPr>
-        <w:t>”</w:t>
-      </w:r>
-      <w:r>
-        <w:rPr>
-          <w:rFonts w:ascii="Times New Roman" w:hAnsi="Times New Roman" w:eastAsia="Times New Roman" w:cs="Times New Roman"/>
-        </w:rPr>
-        <w:t xml:space="preserve"> </w:t>
-      </w:r>
-      <w:r>
-        <w:rPr>
-          <w:rFonts w:ascii="Times New Roman" w:hAnsi="Times New Roman" w:eastAsia="Times New Roman" w:cs="Times New Roman"/>
-        </w:rPr>
-        <w:t xml:space="preserve">___</w:t>
-      </w:r>
-      <w:r>
-        <w:rPr>
-          <w:rFonts w:ascii="Times New Roman" w:hAnsi="Times New Roman" w:eastAsia="Times New Roman" w:cs="Times New Roman"/>
-        </w:rPr>
-        <w:t xml:space="preserve"> </w:t>
-      </w:r>
-      <w:r>
-        <w:rPr>
-          <w:rFonts w:ascii="Times New Roman" w:hAnsi="Times New Roman" w:eastAsia="Times New Roman" w:cs="Times New Roman"/>
-        </w:rPr>
-        <w:t xml:space="preserve">## </w:t>
-      </w:r>
-      <w:r>
-        <w:rPr>
-          <w:rFonts w:hint="eastAsia" w:ascii="Times New Roman" w:hAnsi="Times New Roman" w:eastAsia="FangSong" w:cs="Times New Roman"/>
+        <w:pStyle w:val="Heading2"/>
+        <w:spacing w:before="280" w:after="120"/>
+      </w:pPr>
+      <w:r>
+        <w:rPr>
+          <w:rFonts w:hint="eastAsia" w:ascii="Times New Roman" w:hAnsi="Times New Roman" w:eastAsia="SimHei" w:cs="Times New Roman"/>
         </w:rPr>
         <w:t xml:space="preserve">第</w:t>
       </w:r>
@@ -4723,7 +4733,7 @@
       </w:r>
       <w:r>
         <w:rPr>
-          <w:rFonts w:hint="eastAsia" w:ascii="Times New Roman" w:hAnsi="Times New Roman" w:eastAsia="FangSong" w:cs="Times New Roman"/>
+          <w:rFonts w:hint="eastAsia" w:ascii="Times New Roman" w:hAnsi="Times New Roman" w:eastAsia="SimHei" w:cs="Times New Roman"/>
         </w:rPr>
         <w:t xml:space="preserve">题</w:t>
       </w:r>
@@ -4762,7 +4772,7 @@
         <w:pStyle w:val="Compact"/>
         <w:numPr>
           <w:ilvl w:val="0"/>
-          <w:numId w:val="1015"/>
+          <w:numId w:val="1009"/>
         </w:numPr>
       </w:pPr>
       <w:r>
@@ -4805,44 +4815,113 @@
         <w:rPr>
           <w:rFonts w:ascii="Times New Roman" w:hAnsi="Times New Roman" w:eastAsia="Times New Roman" w:cs="Times New Roman"/>
         </w:rPr>
-        <w:t>A. QCl</w:t>
-      </w:r>
-      <w:r>
-        <w:rPr>
-          <w:rFonts w:ascii="Times New Roman" w:hAnsi="Times New Roman" w:eastAsia="Times New Roman" w:cs="Times New Roman"/>
-          <w:vertAlign w:val="subscript"/>
-        </w:rPr>
-        <w:t>2</w:t>
-      </w:r>
-      <w:r>
-        <w:rPr>
-          <w:rFonts w:ascii="Times New Roman" w:hAnsi="Times New Roman" w:eastAsia="Times New Roman" w:cs="Times New Roman"/>
-        </w:rPr>
-        <w:t xml:space="preserve"> B. RCl C. SCl</w:t>
-      </w:r>
-      <w:r>
-        <w:rPr>
-          <w:rFonts w:ascii="Times New Roman" w:hAnsi="Times New Roman" w:eastAsia="Times New Roman" w:cs="Times New Roman"/>
-          <w:vertAlign w:val="subscript"/>
-        </w:rPr>
-        <w:t>3</w:t>
-      </w:r>
-      <w:r>
-        <w:rPr>
-          <w:rFonts w:ascii="Times New Roman" w:hAnsi="Times New Roman" w:eastAsia="Times New Roman" w:cs="Times New Roman"/>
-        </w:rPr>
-        <w:t xml:space="preserve"> D. TCl E. UCl</w:t>
-      </w:r>
-      <w:r>
-        <w:rPr>
-          <w:rFonts w:ascii="Times New Roman" w:hAnsi="Times New Roman" w:eastAsia="Times New Roman" w:cs="Times New Roman"/>
-          <w:vertAlign w:val="subscript"/>
-        </w:rPr>
-        <w:t>4</w:t>
-      </w:r>
+        <w:t xml:space="preserve">A.</w:t>
+      </w:r>
+      <w:r>
+        <w:rPr>
+          <w:rFonts w:ascii="Times New Roman" w:hAnsi="Times New Roman" w:eastAsia="Times New Roman" w:cs="Times New Roman"/>
+        </w:rPr>
+        <w:t xml:space="preserve"> </w:t>
+      </w:r>
+      <m:oMath>
+        <m:r>
+          <m:t>Q</m:t>
+        </m:r>
+        <m:r>
+          <m:t>C</m:t>
+        </m:r>
+        <m:sSub>
+          <m:e>
+            <m:r>
+              <m:t>l</m:t>
+            </m:r>
+          </m:e>
+          <m:sub>
+            <m:r>
+              <m:t>2</m:t>
+            </m:r>
+          </m:sub>
+        </m:sSub>
+      </m:oMath>
+      <w:r>
+        <w:rPr>
+          <w:rFonts w:ascii="Times New Roman" w:hAnsi="Times New Roman" w:eastAsia="Times New Roman" w:cs="Times New Roman"/>
+        </w:rPr>
+        <w:t xml:space="preserve"> </w:t>
+      </w:r>
+      <w:r>
+        <w:rPr>
+          <w:rFonts w:ascii="Times New Roman" w:hAnsi="Times New Roman" w:eastAsia="Times New Roman" w:cs="Times New Roman"/>
+        </w:rPr>
+        <w:t xml:space="preserve">B. RCl C.</w:t>
+      </w:r>
+      <w:r>
+        <w:rPr>
+          <w:rFonts w:ascii="Times New Roman" w:hAnsi="Times New Roman" w:eastAsia="Times New Roman" w:cs="Times New Roman"/>
+        </w:rPr>
+        <w:t xml:space="preserve"> </w:t>
+      </w:r>
+      <m:oMath>
+        <m:r>
+          <m:t>S</m:t>
+        </m:r>
+        <m:r>
+          <m:t>C</m:t>
+        </m:r>
+        <m:sSub>
+          <m:e>
+            <m:r>
+              <m:t>l</m:t>
+            </m:r>
+          </m:e>
+          <m:sub>
+            <m:r>
+              <m:t>3</m:t>
+            </m:r>
+          </m:sub>
+        </m:sSub>
+      </m:oMath>
+      <w:r>
+        <w:rPr>
+          <w:rFonts w:ascii="Times New Roman" w:hAnsi="Times New Roman" w:eastAsia="Times New Roman" w:cs="Times New Roman"/>
+        </w:rPr>
+        <w:t xml:space="preserve"> </w:t>
+      </w:r>
+      <w:r>
+        <w:rPr>
+          <w:rFonts w:ascii="Times New Roman" w:hAnsi="Times New Roman" w:eastAsia="Times New Roman" w:cs="Times New Roman"/>
+        </w:rPr>
+        <w:t xml:space="preserve">D. TCl E.</w:t>
+      </w:r>
+      <w:r>
+        <w:rPr>
+          <w:rFonts w:ascii="Times New Roman" w:hAnsi="Times New Roman" w:eastAsia="Times New Roman" w:cs="Times New Roman"/>
+        </w:rPr>
+        <w:t xml:space="preserve"> </w:t>
+      </w:r>
+      <m:oMath>
+        <m:r>
+          <m:t>U</m:t>
+        </m:r>
+        <m:r>
+          <m:t>C</m:t>
+        </m:r>
+        <m:sSub>
+          <m:e>
+            <m:r>
+              <m:t>l</m:t>
+            </m:r>
+          </m:e>
+          <m:sub>
+            <m:r>
+              <m:t>4</m:t>
+            </m:r>
+          </m:sub>
+        </m:sSub>
+      </m:oMath>
     </w:p>
-    <w:bookmarkEnd w:id="23"/>
-    <w:bookmarkStart w:id="24" w:name="第-11-题"/>
+    <w:bookmarkEnd w:id="28"/>
+    <w:bookmarkStart w:id="29" w:name="第-11-题"/>
     <w:p>
       <w:pPr>
         <w:pStyle w:val="Heading2"/>
@@ -4964,15 +5043,31 @@
         <w:rPr>
           <w:rFonts w:ascii="Times New Roman" w:hAnsi="Times New Roman" w:eastAsia="Times New Roman" w:cs="Times New Roman"/>
         </w:rPr>
-        <w:t xml:space="preserve"> Al</w:t>
-      </w:r>
-      <w:r>
-        <w:rPr>
-          <w:rFonts w:ascii="Times New Roman" w:hAnsi="Times New Roman" w:eastAsia="Times New Roman" w:cs="Times New Roman"/>
-          <w:vertAlign w:val="superscript"/>
-        </w:rPr>
-        <w:t>3+</w:t>
-      </w:r>
+        <w:t xml:space="preserve"> </w:t>
+      </w:r>
+      <m:oMath>
+        <m:r>
+          <m:t>A</m:t>
+        </m:r>
+        <m:sSup>
+          <m:e>
+            <m:r>
+              <m:t>l</m:t>
+            </m:r>
+          </m:e>
+          <m:sup>
+            <m:r>
+              <m:t>3</m:t>
+            </m:r>
+            <m:r>
+              <m:rPr>
+                <m:sty m:val="p"/>
+              </m:rPr>
+              <m:t>+</m:t>
+            </m:r>
+          </m:sup>
+        </m:sSup>
+      </m:oMath>
       <w:r>
         <w:rPr>
           <w:rFonts w:ascii="Times New Roman" w:hAnsi="Times New Roman" w:eastAsia="Times New Roman" w:cs="Times New Roman"/>
@@ -4989,15 +5084,31 @@
         <w:rPr>
           <w:rFonts w:ascii="Times New Roman" w:hAnsi="Times New Roman" w:eastAsia="Times New Roman" w:cs="Times New Roman"/>
         </w:rPr>
-        <w:t xml:space="preserve"> Fe</w:t>
-      </w:r>
-      <w:r>
-        <w:rPr>
-          <w:rFonts w:ascii="Times New Roman" w:hAnsi="Times New Roman" w:eastAsia="Times New Roman" w:cs="Times New Roman"/>
-          <w:vertAlign w:val="superscript"/>
-        </w:rPr>
-        <w:t>2+</w:t>
-      </w:r>
+        <w:t xml:space="preserve"> </w:t>
+      </w:r>
+      <m:oMath>
+        <m:r>
+          <m:t>F</m:t>
+        </m:r>
+        <m:sSup>
+          <m:e>
+            <m:r>
+              <m:t>e</m:t>
+            </m:r>
+          </m:e>
+          <m:sup>
+            <m:r>
+              <m:t>2</m:t>
+            </m:r>
+            <m:r>
+              <m:rPr>
+                <m:sty m:val="p"/>
+              </m:rPr>
+              <m:t>+</m:t>
+            </m:r>
+          </m:sup>
+        </m:sSup>
+      </m:oMath>
       <w:r>
         <w:rPr>
           <w:rFonts w:ascii="Times New Roman" w:hAnsi="Times New Roman" w:eastAsia="Times New Roman" w:cs="Times New Roman"/>
@@ -5014,15 +5125,31 @@
         <w:rPr>
           <w:rFonts w:ascii="Times New Roman" w:hAnsi="Times New Roman" w:eastAsia="Times New Roman" w:cs="Times New Roman"/>
         </w:rPr>
-        <w:t xml:space="preserve"> Bi</w:t>
-      </w:r>
-      <w:r>
-        <w:rPr>
-          <w:rFonts w:ascii="Times New Roman" w:hAnsi="Times New Roman" w:eastAsia="Times New Roman" w:cs="Times New Roman"/>
-          <w:vertAlign w:val="superscript"/>
-        </w:rPr>
-        <w:t>3+</w:t>
-      </w:r>
+        <w:t xml:space="preserve"> </w:t>
+      </w:r>
+      <m:oMath>
+        <m:r>
+          <m:t>B</m:t>
+        </m:r>
+        <m:sSup>
+          <m:e>
+            <m:r>
+              <m:t>i</m:t>
+            </m:r>
+          </m:e>
+          <m:sup>
+            <m:r>
+              <m:t>3</m:t>
+            </m:r>
+            <m:r>
+              <m:rPr>
+                <m:sty m:val="p"/>
+              </m:rPr>
+              <m:t>+</m:t>
+            </m:r>
+          </m:sup>
+        </m:sSup>
+      </m:oMath>
       <w:r>
         <w:rPr>
           <w:rFonts w:ascii="Times New Roman" w:hAnsi="Times New Roman" w:eastAsia="Times New Roman" w:cs="Times New Roman"/>
@@ -5039,15 +5166,31 @@
         <w:rPr>
           <w:rFonts w:ascii="Times New Roman" w:hAnsi="Times New Roman" w:eastAsia="Times New Roman" w:cs="Times New Roman"/>
         </w:rPr>
-        <w:t xml:space="preserve"> Cd</w:t>
-      </w:r>
-      <w:r>
-        <w:rPr>
-          <w:rFonts w:ascii="Times New Roman" w:hAnsi="Times New Roman" w:eastAsia="Times New Roman" w:cs="Times New Roman"/>
-          <w:vertAlign w:val="superscript"/>
-        </w:rPr>
-        <w:t>2+</w:t>
-      </w:r>
+        <w:t xml:space="preserve"> </w:t>
+      </w:r>
+      <m:oMath>
+        <m:r>
+          <m:t>C</m:t>
+        </m:r>
+        <m:sSup>
+          <m:e>
+            <m:r>
+              <m:t>d</m:t>
+            </m:r>
+          </m:e>
+          <m:sup>
+            <m:r>
+              <m:t>2</m:t>
+            </m:r>
+            <m:r>
+              <m:rPr>
+                <m:sty m:val="p"/>
+              </m:rPr>
+              <m:t>+</m:t>
+            </m:r>
+          </m:sup>
+        </m:sSup>
+      </m:oMath>
       <w:r>
         <w:rPr>
           <w:rFonts w:ascii="Times New Roman" w:hAnsi="Times New Roman" w:eastAsia="Times New Roman" w:cs="Times New Roman"/>
@@ -5064,15 +5207,31 @@
         <w:rPr>
           <w:rFonts w:ascii="Times New Roman" w:hAnsi="Times New Roman" w:eastAsia="Times New Roman" w:cs="Times New Roman"/>
         </w:rPr>
-        <w:t xml:space="preserve"> Mn</w:t>
-      </w:r>
-      <w:r>
-        <w:rPr>
-          <w:rFonts w:ascii="Times New Roman" w:hAnsi="Times New Roman" w:eastAsia="Times New Roman" w:cs="Times New Roman"/>
-          <w:vertAlign w:val="superscript"/>
-        </w:rPr>
-        <w:t>2+</w:t>
-      </w:r>
+        <w:t xml:space="preserve"> </w:t>
+      </w:r>
+      <m:oMath>
+        <m:r>
+          <m:t>M</m:t>
+        </m:r>
+        <m:sSup>
+          <m:e>
+            <m:r>
+              <m:t>n</m:t>
+            </m:r>
+          </m:e>
+          <m:sup>
+            <m:r>
+              <m:t>2</m:t>
+            </m:r>
+            <m:r>
+              <m:rPr>
+                <m:sty m:val="p"/>
+              </m:rPr>
+              <m:t>+</m:t>
+            </m:r>
+          </m:sup>
+        </m:sSup>
+      </m:oMath>
       <w:r>
         <w:rPr>
           <w:rFonts w:ascii="Times New Roman" w:hAnsi="Times New Roman" w:eastAsia="Times New Roman" w:cs="Times New Roman"/>
@@ -5089,15 +5248,31 @@
         <w:rPr>
           <w:rFonts w:ascii="Times New Roman" w:hAnsi="Times New Roman" w:eastAsia="Times New Roman" w:cs="Times New Roman"/>
         </w:rPr>
-        <w:t xml:space="preserve"> Hg</w:t>
-      </w:r>
-      <w:r>
-        <w:rPr>
-          <w:rFonts w:ascii="Times New Roman" w:hAnsi="Times New Roman" w:eastAsia="Times New Roman" w:cs="Times New Roman"/>
-          <w:vertAlign w:val="superscript"/>
-        </w:rPr>
-        <w:t>2+</w:t>
-      </w:r>
+        <w:t xml:space="preserve"> </w:t>
+      </w:r>
+      <m:oMath>
+        <m:r>
+          <m:t>H</m:t>
+        </m:r>
+        <m:sSup>
+          <m:e>
+            <m:r>
+              <m:t>g</m:t>
+            </m:r>
+          </m:e>
+          <m:sup>
+            <m:r>
+              <m:t>2</m:t>
+            </m:r>
+            <m:r>
+              <m:rPr>
+                <m:sty m:val="p"/>
+              </m:rPr>
+              <m:t>+</m:t>
+            </m:r>
+          </m:sup>
+        </m:sSup>
+      </m:oMath>
       <w:r>
         <w:rPr>
           <w:rFonts w:ascii="Times New Roman" w:hAnsi="Times New Roman" w:eastAsia="Times New Roman" w:cs="Times New Roman"/>
@@ -5114,15 +5289,31 @@
         <w:rPr>
           <w:rFonts w:ascii="Times New Roman" w:hAnsi="Times New Roman" w:eastAsia="Times New Roman" w:cs="Times New Roman"/>
         </w:rPr>
-        <w:t xml:space="preserve"> Ca</w:t>
-      </w:r>
-      <w:r>
-        <w:rPr>
-          <w:rFonts w:ascii="Times New Roman" w:hAnsi="Times New Roman" w:eastAsia="Times New Roman" w:cs="Times New Roman"/>
-          <w:vertAlign w:val="superscript"/>
-        </w:rPr>
-        <w:t>2+</w:t>
-      </w:r>
+        <w:t xml:space="preserve"> </w:t>
+      </w:r>
+      <m:oMath>
+        <m:r>
+          <m:t>C</m:t>
+        </m:r>
+        <m:sSup>
+          <m:e>
+            <m:r>
+              <m:t>a</m:t>
+            </m:r>
+          </m:e>
+          <m:sup>
+            <m:r>
+              <m:t>2</m:t>
+            </m:r>
+            <m:r>
+              <m:rPr>
+                <m:sty m:val="p"/>
+              </m:rPr>
+              <m:t>+</m:t>
+            </m:r>
+          </m:sup>
+        </m:sSup>
+      </m:oMath>
       <w:r>
         <w:rPr>
           <w:rFonts w:ascii="Times New Roman" w:hAnsi="Times New Roman" w:eastAsia="Times New Roman" w:cs="Times New Roman"/>
@@ -5139,24 +5330,43 @@
         <w:rPr>
           <w:rFonts w:ascii="Times New Roman" w:hAnsi="Times New Roman" w:eastAsia="Times New Roman" w:cs="Times New Roman"/>
         </w:rPr>
-        <w:t xml:space="preserve"> Br</w:t>
-      </w:r>
-      <w:r>
-        <w:rPr>
-          <w:rFonts w:ascii="Times New Roman" w:hAnsi="Times New Roman" w:eastAsia="Times New Roman" w:cs="Times New Roman"/>
-          <w:vertAlign w:val="superscript"/>
-        </w:rPr>
-        <w:t>-</w:t>
-      </w:r>
-      <w:r>
-        <w:rPr>
-          <w:rFonts w:ascii="Times New Roman" w:hAnsi="Times New Roman" w:eastAsia="Times New Roman" w:cs="Times New Roman"/>
-        </w:rPr>
-        <w:t xml:space="preserve"> 。</w:t>
+        <w:t xml:space="preserve"> </w:t>
+      </w:r>
+      <m:oMath>
+        <m:r>
+          <m:t>B</m:t>
+        </m:r>
+        <m:sSup>
+          <m:e>
+            <m:r>
+              <m:t>r</m:t>
+            </m:r>
+          </m:e>
+          <m:sup>
+            <m:r>
+              <m:rPr>
+                <m:sty m:val="p"/>
+              </m:rPr>
+              <m:t>−</m:t>
+            </m:r>
+          </m:sup>
+        </m:sSup>
+      </m:oMath>
+      <w:r>
+        <w:rPr>
+          <w:rFonts w:ascii="Times New Roman" w:hAnsi="Times New Roman" w:eastAsia="Times New Roman" w:cs="Times New Roman"/>
+        </w:rPr>
+        <w:t xml:space="preserve"> </w:t>
+      </w:r>
+      <w:r>
+        <w:rPr>
+          <w:rFonts w:ascii="Times New Roman" w:hAnsi="Times New Roman" w:eastAsia="Times New Roman" w:cs="Times New Roman"/>
+        </w:rPr>
+        <w:t xml:space="preserve">。</w:t>
       </w:r>
     </w:p>
-    <w:bookmarkEnd w:id="24"/>
-    <w:bookmarkStart w:id="25" w:name="第-12-题"/>
+    <w:bookmarkEnd w:id="29"/>
+    <w:bookmarkStart w:id="30" w:name="第-12-题"/>
     <w:p>
       <w:pPr>
         <w:pStyle w:val="Heading2"/>
@@ -5286,29 +5496,9 @@
         </w:rPr>
         <w:t xml:space="preserve">A. Cr(Ⅲ) B. Mn(Ⅱ) C. Fe(Ⅱ) D. Mn(Ⅲ)</w:t>
       </w:r>
-      <w:r>
-        <w:rPr>
-          <w:rFonts w:ascii="Times New Roman" w:hAnsi="Times New Roman" w:eastAsia="Times New Roman" w:cs="Times New Roman"/>
-        </w:rPr>
-        <w:t xml:space="preserve"> </w:t>
-      </w:r>
-      <w:r>
-        <w:rPr>
-          <w:rFonts w:hint="eastAsia" w:ascii="Times New Roman" w:hAnsi="Times New Roman" w:eastAsia="FangSong" w:cs="Times New Roman"/>
-          <w:b/>
-          <w:bCs/>
-        </w:rPr>
-        <w:t xml:space="preserve">答案</w:t>
-      </w:r>
-      <w:r>
-        <w:rPr>
-          <w:rFonts w:hint="eastAsia" w:ascii="Times New Roman" w:hAnsi="Times New Roman" w:eastAsia="Times New Roman" w:cs="Times New Roman"/>
-        </w:rPr>
-        <w:t xml:space="preserve">：C</w:t>
-      </w:r>
     </w:p>
-    <w:bookmarkEnd w:id="25"/>
-    <w:bookmarkStart w:id="26" w:name="第-13-题"/>
+    <w:bookmarkEnd w:id="30"/>
+    <w:bookmarkStart w:id="31" w:name="第-13-题"/>
     <w:p>
       <w:pPr>
         <w:pStyle w:val="Heading2"/>
@@ -5367,7 +5557,7 @@
         <w:pStyle w:val="Compact"/>
         <w:numPr>
           <w:ilvl w:val="0"/>
-          <w:numId w:val="1016"/>
+          <w:numId w:val="1010"/>
         </w:numPr>
       </w:pPr>
       <w:r>
@@ -5746,22 +5936,26 @@
       <w:pPr>
         <w:numPr>
           <w:ilvl w:val="0"/>
-          <w:numId w:val="1017"/>
+          <w:numId w:val="1011"/>
         </w:numPr>
       </w:pPr>
-      <w:r>
-        <w:rPr>
-          <w:rFonts w:ascii="Times New Roman" w:hAnsi="Times New Roman" w:eastAsia="Times New Roman" w:cs="Times New Roman"/>
-        </w:rPr>
-        <w:t>BA</w:t>
-      </w:r>
-      <w:r>
-        <w:rPr>
-          <w:rFonts w:ascii="Times New Roman" w:hAnsi="Times New Roman" w:eastAsia="Times New Roman" w:cs="Times New Roman"/>
-          <w:vertAlign w:val="subscript"/>
-        </w:rPr>
-        <w:t>4</w:t>
-      </w:r>
+      <m:oMath>
+        <m:r>
+          <m:t>B</m:t>
+        </m:r>
+        <m:sSub>
+          <m:e>
+            <m:r>
+              <m:t>A</m:t>
+            </m:r>
+          </m:e>
+          <m:sub>
+            <m:r>
+              <m:t>4</m:t>
+            </m:r>
+          </m:sub>
+        </m:sSub>
+      </m:oMath>
       <w:r>
         <w:rPr>
           <w:rFonts w:ascii="Times New Roman" w:hAnsi="Times New Roman" w:eastAsia="Times New Roman" w:cs="Times New Roman"/>
@@ -5808,15 +6002,25 @@
         <w:rPr>
           <w:rFonts w:ascii="Times New Roman" w:hAnsi="Times New Roman" w:eastAsia="Times New Roman" w:cs="Times New Roman"/>
         </w:rPr>
-        <w:t xml:space="preserve"> CA</w:t>
-      </w:r>
-      <w:r>
-        <w:rPr>
-          <w:rFonts w:ascii="Times New Roman" w:hAnsi="Times New Roman" w:eastAsia="Times New Roman" w:cs="Times New Roman"/>
-          <w:vertAlign w:val="subscript"/>
-        </w:rPr>
-        <w:t>3</w:t>
-      </w:r>
+        <w:t xml:space="preserve"> </w:t>
+      </w:r>
+      <m:oMath>
+        <m:r>
+          <m:t>C</m:t>
+        </m:r>
+        <m:sSub>
+          <m:e>
+            <m:r>
+              <m:t>A</m:t>
+            </m:r>
+          </m:e>
+          <m:sub>
+            <m:r>
+              <m:t>3</m:t>
+            </m:r>
+          </m:sub>
+        </m:sSub>
+      </m:oMath>
       <w:r>
         <w:rPr>
           <w:rFonts w:ascii="Times New Roman" w:hAnsi="Times New Roman" w:eastAsia="Times New Roman" w:cs="Times New Roman"/>
@@ -5833,15 +6037,25 @@
         <w:rPr>
           <w:rFonts w:ascii="Times New Roman" w:hAnsi="Times New Roman" w:eastAsia="Times New Roman" w:cs="Times New Roman"/>
         </w:rPr>
-        <w:t xml:space="preserve"> EA</w:t>
-      </w:r>
-      <w:r>
-        <w:rPr>
-          <w:rFonts w:ascii="Times New Roman" w:hAnsi="Times New Roman" w:eastAsia="Times New Roman" w:cs="Times New Roman"/>
-          <w:vertAlign w:val="subscript"/>
-        </w:rPr>
-        <w:t>3</w:t>
-      </w:r>
+        <w:t xml:space="preserve"> </w:t>
+      </w:r>
+      <m:oMath>
+        <m:r>
+          <m:t>E</m:t>
+        </m:r>
+        <m:sSub>
+          <m:e>
+            <m:r>
+              <m:t>A</m:t>
+            </m:r>
+          </m:e>
+          <m:sub>
+            <m:r>
+              <m:t>3</m:t>
+            </m:r>
+          </m:sub>
+        </m:sSub>
+      </m:oMath>
       <w:r>
         <w:rPr>
           <w:rFonts w:ascii="Times New Roman" w:hAnsi="Times New Roman" w:eastAsia="Times New Roman" w:cs="Times New Roman"/>
@@ -5865,7 +6079,7 @@
       <w:pPr>
         <w:numPr>
           <w:ilvl w:val="0"/>
-          <w:numId w:val="1017"/>
+          <w:numId w:val="1011"/>
         </w:numPr>
       </w:pPr>
       <w:r>
@@ -5981,7 +6195,7 @@
       <w:pPr>
         <w:numPr>
           <w:ilvl w:val="0"/>
-          <w:numId w:val="1017"/>
+          <w:numId w:val="1011"/>
         </w:numPr>
       </w:pPr>
       <w:r>
@@ -6191,8 +6405,8 @@
         <w:t xml:space="preserve"> ____。</w:t>
       </w:r>
     </w:p>
-    <w:bookmarkEnd w:id="26"/>
-    <w:bookmarkStart w:id="27" w:name="第-14-题"/>
+    <w:bookmarkEnd w:id="31"/>
+    <w:bookmarkStart w:id="32" w:name="第-14-题"/>
     <w:p>
       <w:pPr>
         <w:pStyle w:val="Heading2"/>
@@ -6583,8 +6797,8 @@
         <w:t>：</w:t>
       </w:r>
     </w:p>
-    <w:bookmarkEnd w:id="27"/>
-    <w:bookmarkStart w:id="31" w:name="第-15-题"/>
+    <w:bookmarkEnd w:id="32"/>
+    <w:bookmarkStart w:id="36" w:name="第-15-题"/>
     <w:p>
       <w:pPr>
         <w:pStyle w:val="Heading2"/>
@@ -6894,18 +7108,18 @@
           <wp:inline>
             <wp:extent cx="3240000" cy="4584609"/>
             <wp:effectExtent b="0" l="0" r="0" t="0"/>
-            <wp:docPr descr="" title="" id="29" name="Picture"/>
+            <wp:docPr descr="" title="" id="34" name="Picture"/>
             <a:graphic>
               <a:graphicData uri="http://schemas.openxmlformats.org/drawingml/2006/picture">
                 <pic:pic>
                   <pic:nvPicPr>
-                    <pic:cNvPr descr="06-外部资料导入/真题/省预赛/images/2021-浙江预赛_p12.png" id="30" name="Picture"/>
+                    <pic:cNvPr descr="06-外部资料导入/真题/省预赛/images/2021-浙江预赛_p12.png" id="35" name="Picture"/>
                     <pic:cNvPicPr>
                       <a:picLocks noChangeArrowheads="1" noChangeAspect="1"/>
                     </pic:cNvPicPr>
                   </pic:nvPicPr>
                   <pic:blipFill>
-                    <a:blip r:embed="rId28"/>
+                    <a:blip r:embed="rId33"/>
                     <a:stretch>
                       <a:fillRect/>
                     </a:stretch>
@@ -6937,7 +7151,7 @@
         <w:pStyle w:val="Compact"/>
         <w:numPr>
           <w:ilvl w:val="0"/>
-          <w:numId w:val="1018"/>
+          <w:numId w:val="1012"/>
         </w:numPr>
       </w:pPr>
       <w:r>
@@ -6958,7 +7172,7 @@
         <w:pStyle w:val="Compact"/>
         <w:numPr>
           <w:ilvl w:val="0"/>
-          <w:numId w:val="1018"/>
+          <w:numId w:val="1012"/>
         </w:numPr>
       </w:pPr>
       <w:r>
@@ -6985,7 +7199,7 @@
         <w:pStyle w:val="Compact"/>
         <w:numPr>
           <w:ilvl w:val="0"/>
-          <w:numId w:val="1018"/>
+          <w:numId w:val="1012"/>
         </w:numPr>
       </w:pPr>
       <w:r>
@@ -7006,7 +7220,7 @@
         <w:pStyle w:val="Compact"/>
         <w:numPr>
           <w:ilvl w:val="0"/>
-          <w:numId w:val="1018"/>
+          <w:numId w:val="1012"/>
         </w:numPr>
       </w:pPr>
       <w:r>
@@ -7074,8 +7288,8 @@
         <w:t>4</w:t>
       </w:r>
     </w:p>
-    <w:bookmarkEnd w:id="31"/>
-    <w:bookmarkStart w:id="32" w:name="第-16-题"/>
+    <w:bookmarkEnd w:id="36"/>
+    <w:bookmarkStart w:id="37" w:name="第-16-题"/>
     <w:p>
       <w:pPr>
         <w:pStyle w:val="Heading2"/>
@@ -7638,8 +7852,9 @@
         <w:pStyle w:val="Compact"/>
         <w:numPr>
           <w:ilvl w:val="0"/>
-          <w:numId w:val="1019"/>
+          <w:numId w:val="1013"/>
         </w:numPr>
+        <w:spacing w:after="80"/>
       </w:pPr>
       <m:oMath>
         <m:oMathPr>
@@ -8069,1619 +8284,1825 @@
         <w:t>解</w:t>
       </w:r>
     </w:p>
-    <w:p>
-      <w:pPr>
-        <w:pStyle w:val="FirstParagraph"/>
-      </w:pPr>
-      <w:r>
-        <w:rPr>
-          <w:rFonts w:hint="eastAsia" w:ascii="Times New Roman" w:hAnsi="Times New Roman" w:eastAsia="FangSong" w:cs="Times New Roman"/>
-        </w:rPr>
-        <w:t xml:space="preserve">配合物</w:t>
-      </w:r>
-    </w:p>
-    <w:p>
-      <w:pPr>
-        <w:pStyle w:val="BodyText"/>
-      </w:pPr>
-      <w:r>
-        <w:rPr>
-          <w:rFonts w:hint="eastAsia" w:ascii="Times New Roman" w:hAnsi="Times New Roman" w:eastAsia="FangSong" w:cs="Times New Roman"/>
-        </w:rPr>
-        <w:t xml:space="preserve">中心离子及价数</w:t>
-      </w:r>
-    </w:p>
-    <w:p>
-      <w:pPr>
-        <w:pStyle w:val="BodyText"/>
-      </w:pPr>
-      <w:r>
-        <w:rPr>
-          <w:rFonts w:hint="eastAsia" w:ascii="Times New Roman" w:hAnsi="Times New Roman" w:eastAsia="FangSong" w:cs="Times New Roman"/>
-        </w:rPr>
-        <w:t xml:space="preserve">配位体</w:t>
-      </w:r>
-    </w:p>
-    <w:p>
-      <w:pPr>
-        <w:pStyle w:val="BodyText"/>
-      </w:pPr>
-      <w:r>
-        <w:rPr>
-          <w:rFonts w:hint="eastAsia" w:ascii="Times New Roman" w:hAnsi="Times New Roman" w:eastAsia="FangSong" w:cs="Times New Roman"/>
-        </w:rPr>
-        <w:t xml:space="preserve">配位数</w:t>
-      </w:r>
-    </w:p>
-    <w:p>
-      <w:pPr>
-        <w:pStyle w:val="BodyText"/>
-      </w:pPr>
-      <w:r>
-        <w:rPr>
-          <w:rFonts w:hint="eastAsia" w:ascii="Times New Roman" w:hAnsi="Times New Roman" w:eastAsia="FangSong" w:cs="Times New Roman"/>
-        </w:rPr>
-        <w:t xml:space="preserve">配合离子电荷数</w:t>
-      </w:r>
-    </w:p>
-    <w:p>
-      <w:pPr>
-        <w:pStyle w:val="BodyText"/>
-      </w:pPr>
-      <w:r>
-        <w:rPr>
-          <w:rFonts w:hint="eastAsia" w:ascii="Times New Roman" w:hAnsi="Times New Roman" w:eastAsia="FangSong" w:cs="Times New Roman"/>
-        </w:rPr>
-        <w:t xml:space="preserve">配合物名称</w:t>
-      </w:r>
-    </w:p>
-    <w:p>
-      <w:pPr>
-        <w:pStyle w:val="Compact"/>
-        <w:numPr>
-          <w:ilvl w:val="0"/>
-          <w:numId w:val="1020"/>
-        </w:numPr>
-      </w:pPr>
-      <m:oMath>
-        <m:oMathPr>
-          <m:ctrlPr>
-            <w:rPr>
-              <w:sz w:val="28"/>
-              <w:szCs w:val="28"/>
-            </w:rPr>
-          </m:ctrlPr>
-        </m:oMathPr>
-        <m:sSub>
-          <m:e>
-            <m:r>
-              <m:t>K</m:t>
-            </m:r>
-          </m:e>
-          <m:sub>
-            <m:r>
-              <m:t>2</m:t>
-            </m:r>
-          </m:sub>
-        </m:sSub>
-        <m:r>
-          <m:rPr>
-            <m:sty m:val="p"/>
-          </m:rPr>
-          <m:t>[</m:t>
-        </m:r>
-        <m:r>
-          <m:t>P</m:t>
-        </m:r>
-        <m:r>
-          <m:t>t</m:t>
-        </m:r>
-        <m:r>
-          <m:t>C</m:t>
-        </m:r>
-        <m:sSub>
-          <m:e>
-            <m:r>
-              <m:t>l</m:t>
-            </m:r>
-          </m:e>
-          <m:sub>
-            <m:r>
-              <m:t>6</m:t>
-            </m:r>
-          </m:sub>
-        </m:sSub>
-        <m:r>
-          <m:rPr>
-            <m:sty m:val="p"/>
-          </m:rPr>
-          <m:t>]</m:t>
-        </m:r>
-      </m:oMath>
-      <w:r>
-        <w:rPr>
-          <w:rFonts w:ascii="Times New Roman" w:hAnsi="Times New Roman" w:eastAsia="Times New Roman" w:cs="Times New Roman"/>
-        </w:rPr>
-        <w:t xml:space="preserve">​</w:t>
-      </w:r>
-    </w:p>
-    <w:p>
-      <w:pPr>
-        <w:pStyle w:val="Compact"/>
-        <w:numPr>
-          <w:ilvl w:val="0"/>
-          <w:numId w:val="1000"/>
-        </w:numPr>
-      </w:pPr>
-      <w:r>
-        <w:rPr>
-          <w:rFonts w:ascii="Times New Roman" w:hAnsi="Times New Roman" w:eastAsia="Times New Roman" w:cs="Times New Roman"/>
-        </w:rPr>
-        <w:t>Pt</w:t>
-      </w:r>
-      <w:r>
-        <w:rPr>
-          <w:rFonts w:ascii="Times New Roman" w:hAnsi="Times New Roman" w:eastAsia="Times New Roman" w:cs="Times New Roman"/>
-          <w:vertAlign w:val="superscript"/>
-        </w:rPr>
-        <w:t>4+</w:t>
-      </w:r>
-    </w:p>
-    <w:p>
-      <w:pPr>
-        <w:pStyle w:val="Compact"/>
-        <w:numPr>
-          <w:ilvl w:val="0"/>
-          <w:numId w:val="1000"/>
-        </w:numPr>
-      </w:pPr>
-      <w:r>
-        <w:rPr>
-          <w:rFonts w:ascii="Times New Roman" w:hAnsi="Times New Roman" w:eastAsia="Times New Roman" w:cs="Times New Roman"/>
-        </w:rPr>
-        <w:t>Cl</w:t>
-      </w:r>
-      <w:r>
-        <w:rPr>
-          <w:rFonts w:ascii="Times New Roman" w:hAnsi="Times New Roman" w:eastAsia="Times New Roman" w:cs="Times New Roman"/>
-          <w:vertAlign w:val="superscript"/>
-        </w:rPr>
-        <w:t>-</w:t>
-      </w:r>
-    </w:p>
-    <w:p>
-      <w:pPr>
-        <w:pStyle w:val="Compact"/>
-        <w:numPr>
-          <w:ilvl w:val="0"/>
-          <w:numId w:val="1000"/>
-        </w:numPr>
-      </w:pPr>
-      <w:r>
-        <w:rPr>
-          <w:rFonts w:ascii="Times New Roman" w:hAnsi="Times New Roman" w:eastAsia="Times New Roman" w:cs="Times New Roman"/>
-        </w:rPr>
-        <w:t xml:space="preserve">6</w:t>
-      </w:r>
-    </w:p>
-    <w:p>
-      <w:pPr>
-        <w:pStyle w:val="Compact"/>
-        <w:numPr>
-          <w:ilvl w:val="0"/>
-          <w:numId w:val="1000"/>
-        </w:numPr>
-      </w:pPr>
-      <w:r>
-        <w:rPr>
-          <w:rFonts w:ascii="Times New Roman" w:hAnsi="Times New Roman" w:eastAsia="Times New Roman" w:cs="Times New Roman"/>
-        </w:rPr>
-        <w:t xml:space="preserve">2-</w:t>
-      </w:r>
-    </w:p>
-    <w:p>
-      <w:pPr>
-        <w:pStyle w:val="Compact"/>
-        <w:numPr>
-          <w:ilvl w:val="0"/>
-          <w:numId w:val="1000"/>
-        </w:numPr>
-      </w:pPr>
-      <w:r>
-        <w:rPr>
-          <w:rFonts w:hint="eastAsia" w:ascii="Times New Roman" w:hAnsi="Times New Roman" w:eastAsia="FangSong" w:cs="Times New Roman"/>
-        </w:rPr>
-        <w:t>六氯合铂</w:t>
-      </w:r>
-      <w:r>
-        <w:rPr>
-          <w:rFonts w:hint="eastAsia" w:ascii="Times New Roman" w:hAnsi="Times New Roman" w:eastAsia="Times New Roman" w:cs="Times New Roman"/>
-        </w:rPr>
-        <w:t>(IV)</w:t>
-      </w:r>
-      <w:r>
-        <w:rPr>
-          <w:rFonts w:hint="eastAsia" w:ascii="Times New Roman" w:hAnsi="Times New Roman" w:eastAsia="FangSong" w:cs="Times New Roman"/>
-        </w:rPr>
-        <w:t>酸钾</w:t>
-      </w:r>
-    </w:p>
-    <w:p>
-      <w:pPr>
-        <w:pStyle w:val="Compact"/>
-        <w:numPr>
-          <w:ilvl w:val="1"/>
-          <w:numId w:val="1021"/>
-        </w:numPr>
-      </w:pPr>
-      <m:oMath>
-        <m:oMathPr>
-          <m:ctrlPr>
-            <w:rPr>
-              <w:sz w:val="28"/>
-              <w:szCs w:val="28"/>
-            </w:rPr>
-          </m:ctrlPr>
-        </m:oMathPr>
-        <m:sSub>
-          <m:e>
-            <m:r>
-              <m:t>K</m:t>
-            </m:r>
-          </m:e>
-          <m:sub>
-            <m:r>
-              <m:t>4</m:t>
-            </m:r>
-          </m:sub>
-        </m:sSub>
-        <m:r>
-          <m:rPr>
-            <m:sty m:val="p"/>
-          </m:rPr>
-          <m:t>[</m:t>
-        </m:r>
-        <m:r>
-          <m:t>F</m:t>
-        </m:r>
-        <m:r>
-          <m:t>e</m:t>
-        </m:r>
-        <m:r>
-          <m:rPr>
-            <m:sty m:val="p"/>
-          </m:rPr>
-          <m:t>(</m:t>
-        </m:r>
-        <m:r>
-          <m:t>C</m:t>
-        </m:r>
-        <m:r>
-          <m:t>N</m:t>
-        </m:r>
-        <m:sSub>
-          <m:e>
-            <m:r>
-              <m:rPr>
-                <m:sty m:val="p"/>
-              </m:rPr>
-              <m:t>)</m:t>
-            </m:r>
-          </m:e>
-          <m:sub>
-            <m:r>
-              <m:t>6</m:t>
-            </m:r>
-          </m:sub>
-        </m:sSub>
-        <m:r>
-          <m:rPr>
-            <m:sty m:val="p"/>
-          </m:rPr>
-          <m:t>]</m:t>
-        </m:r>
-      </m:oMath>
-      <w:r>
-        <w:rPr>
-          <w:rFonts w:ascii="Times New Roman" w:hAnsi="Times New Roman" w:eastAsia="Times New Roman" w:cs="Times New Roman"/>
-        </w:rPr>
-        <w:t xml:space="preserve">​</w:t>
-      </w:r>
-    </w:p>
-    <w:p>
-      <w:pPr>
-        <w:pStyle w:val="Compact"/>
-        <w:numPr>
-          <w:ilvl w:val="1"/>
-          <w:numId w:val="1000"/>
-        </w:numPr>
-      </w:pPr>
-      <w:r>
-        <w:rPr>
-          <w:rFonts w:ascii="Times New Roman" w:hAnsi="Times New Roman" w:eastAsia="Times New Roman" w:cs="Times New Roman"/>
-        </w:rPr>
-        <w:t>Fe</w:t>
-      </w:r>
-      <w:r>
-        <w:rPr>
-          <w:rFonts w:ascii="Times New Roman" w:hAnsi="Times New Roman" w:eastAsia="Times New Roman" w:cs="Times New Roman"/>
-          <w:vertAlign w:val="superscript"/>
-        </w:rPr>
-        <w:t>2+</w:t>
-      </w:r>
-    </w:p>
-    <w:p>
-      <w:pPr>
-        <w:pStyle w:val="Compact"/>
-        <w:numPr>
-          <w:ilvl w:val="1"/>
-          <w:numId w:val="1000"/>
-        </w:numPr>
-      </w:pPr>
-      <w:r>
-        <w:rPr>
-          <w:rFonts w:ascii="Times New Roman" w:hAnsi="Times New Roman" w:eastAsia="Times New Roman" w:cs="Times New Roman"/>
-        </w:rPr>
-        <w:t>CN</w:t>
-      </w:r>
-      <w:r>
-        <w:rPr>
-          <w:rFonts w:ascii="Times New Roman" w:hAnsi="Times New Roman" w:eastAsia="Times New Roman" w:cs="Times New Roman"/>
-          <w:vertAlign w:val="superscript"/>
-        </w:rPr>
-        <w:t>-</w:t>
-      </w:r>
-    </w:p>
-    <w:p>
-      <w:pPr>
-        <w:pStyle w:val="Compact"/>
-        <w:numPr>
-          <w:ilvl w:val="1"/>
-          <w:numId w:val="1000"/>
-        </w:numPr>
-      </w:pPr>
-      <w:r>
-        <w:rPr>
-          <w:rFonts w:ascii="Times New Roman" w:hAnsi="Times New Roman" w:eastAsia="Times New Roman" w:cs="Times New Roman"/>
-        </w:rPr>
-        <w:t xml:space="preserve">6</w:t>
-      </w:r>
-    </w:p>
-    <w:p>
-      <w:pPr>
-        <w:pStyle w:val="Compact"/>
-        <w:numPr>
-          <w:ilvl w:val="1"/>
-          <w:numId w:val="1000"/>
-        </w:numPr>
-      </w:pPr>
-      <w:r>
-        <w:rPr>
-          <w:rFonts w:ascii="Times New Roman" w:hAnsi="Times New Roman" w:eastAsia="Times New Roman" w:cs="Times New Roman"/>
-        </w:rPr>
-        <w:t xml:space="preserve">4-</w:t>
-      </w:r>
-    </w:p>
-    <w:p>
-      <w:pPr>
-        <w:pStyle w:val="Compact"/>
-        <w:numPr>
-          <w:ilvl w:val="1"/>
-          <w:numId w:val="1000"/>
-        </w:numPr>
-      </w:pPr>
-      <w:r>
-        <w:rPr>
-          <w:rFonts w:hint="eastAsia" w:ascii="Times New Roman" w:hAnsi="Times New Roman" w:eastAsia="FangSong" w:cs="Times New Roman"/>
-        </w:rPr>
-        <w:t>六氰合铁</w:t>
-      </w:r>
-      <w:r>
-        <w:rPr>
-          <w:rFonts w:hint="eastAsia" w:ascii="Times New Roman" w:hAnsi="Times New Roman" w:eastAsia="Times New Roman" w:cs="Times New Roman"/>
-        </w:rPr>
-        <w:t>(II)</w:t>
-      </w:r>
-      <w:r>
-        <w:rPr>
-          <w:rFonts w:hint="eastAsia" w:ascii="Times New Roman" w:hAnsi="Times New Roman" w:eastAsia="FangSong" w:cs="Times New Roman"/>
-        </w:rPr>
-        <w:t>酸钾</w:t>
-      </w:r>
-    </w:p>
-    <w:p>
-      <w:pPr>
-        <w:pStyle w:val="Compact"/>
-        <w:numPr>
-          <w:ilvl w:val="2"/>
-          <w:numId w:val="1022"/>
-        </w:numPr>
-      </w:pPr>
-      <m:oMath>
-        <m:oMathPr>
-          <m:ctrlPr>
-            <w:rPr>
-              <w:sz w:val="28"/>
-              <w:szCs w:val="28"/>
-            </w:rPr>
-          </m:ctrlPr>
-        </m:oMathPr>
-        <m:r>
-          <m:rPr>
-            <m:sty m:val="p"/>
-          </m:rPr>
-          <m:t>[</m:t>
-        </m:r>
-        <m:r>
-          <m:t>A</m:t>
-        </m:r>
-        <m:r>
-          <m:t>g</m:t>
-        </m:r>
-        <m:r>
-          <m:rPr>
-            <m:sty m:val="p"/>
-          </m:rPr>
-          <m:t>(</m:t>
-        </m:r>
-        <m:r>
-          <m:t>N</m:t>
-        </m:r>
-        <m:sSub>
-          <m:e>
-            <m:r>
-              <m:t>H</m:t>
-            </m:r>
-          </m:e>
-          <m:sub>
-            <m:r>
-              <m:t>3</m:t>
-            </m:r>
-          </m:sub>
-        </m:sSub>
-        <m:sSub>
-          <m:e>
-            <m:r>
-              <m:rPr>
-                <m:sty m:val="p"/>
-              </m:rPr>
-              <m:t>)</m:t>
-            </m:r>
-          </m:e>
-          <m:sub>
-            <m:r>
-              <m:t>2</m:t>
-            </m:r>
-          </m:sub>
-        </m:sSub>
-        <m:r>
-          <m:rPr>
-            <m:sty m:val="p"/>
-          </m:rPr>
-          <m:t>]</m:t>
-        </m:r>
-        <m:r>
-          <m:t>C</m:t>
-        </m:r>
-        <m:r>
-          <m:t>l</m:t>
-        </m:r>
-      </m:oMath>
-      <w:r>
-        <w:rPr>
-          <w:rFonts w:ascii="Times New Roman" w:hAnsi="Times New Roman" w:eastAsia="Times New Roman" w:cs="Times New Roman"/>
-        </w:rPr>
-        <w:t xml:space="preserve">​</w:t>
-      </w:r>
-    </w:p>
-    <w:p>
-      <w:pPr>
-        <w:pStyle w:val="Compact"/>
-        <w:numPr>
-          <w:ilvl w:val="2"/>
-          <w:numId w:val="1000"/>
-        </w:numPr>
-      </w:pPr>
-      <w:r>
-        <w:rPr>
-          <w:rFonts w:ascii="Times New Roman" w:hAnsi="Times New Roman" w:eastAsia="Times New Roman" w:cs="Times New Roman"/>
-        </w:rPr>
-        <w:t>Ag</w:t>
-      </w:r>
-      <w:r>
-        <w:rPr>
-          <w:rFonts w:ascii="Times New Roman" w:hAnsi="Times New Roman" w:eastAsia="Times New Roman" w:cs="Times New Roman"/>
-          <w:vertAlign w:val="superscript"/>
-        </w:rPr>
-        <w:t>+</w:t>
-      </w:r>
-    </w:p>
-    <w:p>
-      <w:pPr>
-        <w:pStyle w:val="Compact"/>
-        <w:numPr>
-          <w:ilvl w:val="2"/>
-          <w:numId w:val="1000"/>
-        </w:numPr>
-      </w:pPr>
-      <w:r>
-        <w:rPr>
-          <w:rFonts w:ascii="Times New Roman" w:hAnsi="Times New Roman" w:eastAsia="Times New Roman" w:cs="Times New Roman"/>
-        </w:rPr>
-        <w:t>NH</w:t>
-      </w:r>
-      <w:r>
-        <w:rPr>
-          <w:rFonts w:ascii="Times New Roman" w:hAnsi="Times New Roman" w:eastAsia="Times New Roman" w:cs="Times New Roman"/>
-          <w:vertAlign w:val="subscript"/>
-        </w:rPr>
-        <w:t>3</w:t>
-      </w:r>
-    </w:p>
-    <w:p>
-      <w:pPr>
-        <w:pStyle w:val="Compact"/>
-        <w:numPr>
-          <w:ilvl w:val="2"/>
-          <w:numId w:val="1000"/>
-        </w:numPr>
-      </w:pPr>
-      <w:r>
-        <w:rPr>
-          <w:rFonts w:ascii="Times New Roman" w:hAnsi="Times New Roman" w:eastAsia="Times New Roman" w:cs="Times New Roman"/>
-        </w:rPr>
-        <w:t xml:space="preserve">2</w:t>
-      </w:r>
-    </w:p>
-    <w:p>
-      <w:pPr>
-        <w:pStyle w:val="Compact"/>
-        <w:numPr>
-          <w:ilvl w:val="2"/>
-          <w:numId w:val="1000"/>
-        </w:numPr>
-      </w:pPr>
-      <w:r>
-        <w:rPr>
-          <w:rFonts w:ascii="Times New Roman" w:hAnsi="Times New Roman" w:eastAsia="Times New Roman" w:cs="Times New Roman"/>
-        </w:rPr>
-        <w:t xml:space="preserve">1+</w:t>
-      </w:r>
-    </w:p>
-    <w:p>
-      <w:pPr>
-        <w:pStyle w:val="Compact"/>
-        <w:numPr>
-          <w:ilvl w:val="2"/>
-          <w:numId w:val="1000"/>
-        </w:numPr>
-      </w:pPr>
-      <w:r>
-        <w:rPr>
-          <w:rFonts w:hint="eastAsia" w:ascii="Times New Roman" w:hAnsi="Times New Roman" w:eastAsia="FangSong" w:cs="Times New Roman"/>
-        </w:rPr>
-        <w:t>一氯化二氨合银</w:t>
-      </w:r>
-      <w:r>
-        <w:rPr>
-          <w:rFonts w:hint="eastAsia" w:ascii="Times New Roman" w:hAnsi="Times New Roman" w:eastAsia="Times New Roman" w:cs="Times New Roman"/>
-        </w:rPr>
-        <w:t>(I)</w:t>
-      </w:r>
-    </w:p>
-    <w:p>
-      <w:pPr>
-        <w:pStyle w:val="Compact"/>
-        <w:numPr>
-          <w:ilvl w:val="3"/>
-          <w:numId w:val="1023"/>
-        </w:numPr>
-      </w:pPr>
-      <m:oMath>
-        <m:oMathPr>
-          <m:ctrlPr>
-            <w:rPr>
-              <w:sz w:val="28"/>
-              <w:szCs w:val="28"/>
-            </w:rPr>
-          </m:ctrlPr>
-        </m:oMathPr>
-        <m:r>
-          <m:rPr>
-            <m:sty m:val="p"/>
-          </m:rPr>
-          <m:t>[</m:t>
-        </m:r>
-        <m:r>
-          <m:t>C</m:t>
-        </m:r>
-        <m:r>
-          <m:t>r</m:t>
-        </m:r>
-        <m:r>
-          <m:t>C</m:t>
-        </m:r>
-        <m:sSub>
-          <m:e>
-            <m:r>
-              <m:t>l</m:t>
-            </m:r>
-          </m:e>
-          <m:sub>
-            <m:r>
-              <m:t>2</m:t>
-            </m:r>
-          </m:sub>
-        </m:sSub>
-        <m:r>
-          <m:rPr>
-            <m:sty m:val="p"/>
-          </m:rPr>
-          <m:t>(</m:t>
-        </m:r>
-        <m:sSub>
-          <m:e>
-            <m:r>
-              <m:t>H</m:t>
-            </m:r>
-          </m:e>
-          <m:sub>
-            <m:r>
-              <m:t>2</m:t>
-            </m:r>
-          </m:sub>
-        </m:sSub>
-        <m:r>
-          <m:t>O</m:t>
-        </m:r>
-        <m:sSub>
-          <m:e>
-            <m:r>
-              <m:rPr>
-                <m:sty m:val="p"/>
-              </m:rPr>
-              <m:t>)</m:t>
-            </m:r>
-          </m:e>
-          <m:sub>
-            <m:r>
-              <m:t>4</m:t>
-            </m:r>
-          </m:sub>
-        </m:sSub>
-        <m:r>
-          <m:rPr>
-            <m:sty m:val="p"/>
-          </m:rPr>
-          <m:t>]</m:t>
-        </m:r>
-        <m:r>
-          <m:t>C</m:t>
-        </m:r>
-        <m:r>
-          <m:t>l</m:t>
-        </m:r>
-      </m:oMath>
-      <w:r>
-        <w:rPr>
-          <w:rFonts w:ascii="Times New Roman" w:hAnsi="Times New Roman" w:eastAsia="Times New Roman" w:cs="Times New Roman"/>
-        </w:rPr>
-        <w:t xml:space="preserve">​</w:t>
-      </w:r>
-    </w:p>
-    <w:p>
-      <w:pPr>
-        <w:pStyle w:val="Compact"/>
-        <w:numPr>
-          <w:ilvl w:val="3"/>
-          <w:numId w:val="1000"/>
-        </w:numPr>
-      </w:pPr>
-      <w:r>
-        <w:rPr>
-          <w:rFonts w:ascii="Times New Roman" w:hAnsi="Times New Roman" w:eastAsia="Times New Roman" w:cs="Times New Roman"/>
-        </w:rPr>
-        <w:t>Cr</w:t>
-      </w:r>
-      <w:r>
-        <w:rPr>
-          <w:rFonts w:ascii="Times New Roman" w:hAnsi="Times New Roman" w:eastAsia="Times New Roman" w:cs="Times New Roman"/>
-          <w:vertAlign w:val="superscript"/>
-        </w:rPr>
-        <w:t>3+</w:t>
-      </w:r>
-    </w:p>
-    <w:p>
-      <w:pPr>
-        <w:pStyle w:val="Compact"/>
-        <w:numPr>
-          <w:ilvl w:val="3"/>
-          <w:numId w:val="1000"/>
-        </w:numPr>
-      </w:pPr>
-      <m:oMath>
-        <m:oMathPr>
-          <m:ctrlPr>
-            <w:rPr>
-              <w:sz w:val="28"/>
-              <w:szCs w:val="28"/>
-            </w:rPr>
-          </m:ctrlPr>
-        </m:oMathPr>
-        <m:sSub>
-          <m:e>
-            <m:r>
-              <m:t>H</m:t>
-            </m:r>
-          </m:e>
-          <m:sub>
-            <m:r>
-              <m:t>2</m:t>
-            </m:r>
-          </m:sub>
-        </m:sSub>
-        <m:r>
-          <m:t>O</m:t>
-        </m:r>
-        <m:r>
-          <m:rPr>
-            <m:sty m:val="p"/>
-          </m:rPr>
-          <m:t>,</m:t>
-        </m:r>
-        <m:r>
-          <m:t>C</m:t>
-        </m:r>
-        <m:sSup>
-          <m:e>
-            <m:r>
-              <m:t>l</m:t>
-            </m:r>
-          </m:e>
-          <m:sup>
-            <m:r>
-              <m:rPr>
-                <m:sty m:val="p"/>
-              </m:rPr>
-              <m:t>−</m:t>
-            </m:r>
-          </m:sup>
-        </m:sSup>
-      </m:oMath>
-      <w:r>
-        <w:rPr>
-          <w:rFonts w:ascii="Times New Roman" w:hAnsi="Times New Roman" w:eastAsia="Times New Roman" w:cs="Times New Roman"/>
-        </w:rPr>
-        <w:t xml:space="preserve">​</w:t>
-      </w:r>
-    </w:p>
-    <w:p>
-      <w:pPr>
-        <w:pStyle w:val="Compact"/>
-        <w:numPr>
-          <w:ilvl w:val="3"/>
-          <w:numId w:val="1000"/>
-        </w:numPr>
-      </w:pPr>
-      <w:r>
-        <w:rPr>
-          <w:rFonts w:ascii="Times New Roman" w:hAnsi="Times New Roman" w:eastAsia="Times New Roman" w:cs="Times New Roman"/>
-        </w:rPr>
-        <w:t xml:space="preserve">6</w:t>
-      </w:r>
-    </w:p>
-    <w:p>
-      <w:pPr>
-        <w:pStyle w:val="Compact"/>
-        <w:numPr>
-          <w:ilvl w:val="3"/>
-          <w:numId w:val="1000"/>
-        </w:numPr>
-      </w:pPr>
-      <w:r>
-        <w:rPr>
-          <w:rFonts w:ascii="Times New Roman" w:hAnsi="Times New Roman" w:eastAsia="Times New Roman" w:cs="Times New Roman"/>
-        </w:rPr>
-        <w:t xml:space="preserve">1+</w:t>
-      </w:r>
-    </w:p>
-    <w:p>
-      <w:pPr>
-        <w:pStyle w:val="Compact"/>
-        <w:numPr>
-          <w:ilvl w:val="3"/>
-          <w:numId w:val="1000"/>
-        </w:numPr>
-      </w:pPr>
-      <w:r>
-        <w:rPr>
-          <w:rFonts w:hint="eastAsia" w:ascii="Times New Roman" w:hAnsi="Times New Roman" w:eastAsia="FangSong" w:cs="Times New Roman"/>
-        </w:rPr>
-        <w:t>一氯化二氯四水合铬</w:t>
-      </w:r>
-      <w:r>
-        <w:rPr>
-          <w:rFonts w:hint="eastAsia" w:ascii="Times New Roman" w:hAnsi="Times New Roman" w:eastAsia="Times New Roman" w:cs="Times New Roman"/>
-        </w:rPr>
-        <w:t>(III)</w:t>
-      </w:r>
-    </w:p>
-    <w:p>
-      <w:pPr>
-        <w:pStyle w:val="Compact"/>
-        <w:numPr>
-          <w:ilvl w:val="4"/>
-          <w:numId w:val="1024"/>
-        </w:numPr>
-      </w:pPr>
-      <m:oMath>
-        <m:oMathPr>
-          <m:ctrlPr>
-            <w:rPr>
-              <w:sz w:val="28"/>
-              <w:szCs w:val="28"/>
-            </w:rPr>
-          </m:ctrlPr>
-        </m:oMathPr>
-        <m:r>
-          <m:t>C</m:t>
-        </m:r>
-        <m:r>
-          <m:t>o</m:t>
-        </m:r>
-        <m:r>
-          <m:rPr>
-            <m:sty m:val="p"/>
-          </m:rPr>
-          <m:t>(</m:t>
-        </m:r>
-        <m:r>
-          <m:t>N</m:t>
-        </m:r>
-        <m:sSub>
-          <m:e>
-            <m:r>
-              <m:t>O</m:t>
-            </m:r>
-          </m:e>
-          <m:sub>
-            <m:r>
-              <m:t>2</m:t>
-            </m:r>
-          </m:sub>
-        </m:sSub>
-        <m:sSub>
-          <m:e>
-            <m:r>
-              <m:rPr>
-                <m:sty m:val="p"/>
-              </m:rPr>
-              <m:t>)</m:t>
-            </m:r>
-          </m:e>
-          <m:sub>
-            <m:r>
-              <m:t>3</m:t>
-            </m:r>
-          </m:sub>
-        </m:sSub>
-        <m:r>
-          <m:rPr>
-            <m:sty m:val="p"/>
-          </m:rPr>
-          <m:t>(</m:t>
-        </m:r>
-        <m:r>
-          <m:t>N</m:t>
-        </m:r>
-        <m:sSub>
-          <m:e>
-            <m:r>
-              <m:t>H</m:t>
-            </m:r>
-          </m:e>
-          <m:sub>
-            <m:r>
-              <m:t>3</m:t>
-            </m:r>
-          </m:sub>
-        </m:sSub>
-        <m:sSub>
-          <m:e>
-            <m:r>
-              <m:rPr>
-                <m:sty m:val="p"/>
-              </m:rPr>
-              <m:t>)</m:t>
-            </m:r>
-          </m:e>
-          <m:sub>
-            <m:r>
-              <m:t>3</m:t>
-            </m:r>
-          </m:sub>
-        </m:sSub>
-      </m:oMath>
-      <w:r>
-        <w:rPr>
-          <w:rFonts w:ascii="Times New Roman" w:hAnsi="Times New Roman" w:eastAsia="Times New Roman" w:cs="Times New Roman"/>
-        </w:rPr>
-        <w:t xml:space="preserve">​</w:t>
-      </w:r>
-    </w:p>
-    <w:p>
-      <w:pPr>
-        <w:pStyle w:val="Compact"/>
-        <w:numPr>
-          <w:ilvl w:val="4"/>
-          <w:numId w:val="1000"/>
-        </w:numPr>
-      </w:pPr>
-      <w:r>
-        <w:rPr>
-          <w:rFonts w:ascii="Times New Roman" w:hAnsi="Times New Roman" w:eastAsia="Times New Roman" w:cs="Times New Roman"/>
-        </w:rPr>
-        <w:t>Co</w:t>
-      </w:r>
-      <w:r>
-        <w:rPr>
-          <w:rFonts w:ascii="Times New Roman" w:hAnsi="Times New Roman" w:eastAsia="Times New Roman" w:cs="Times New Roman"/>
-          <w:vertAlign w:val="superscript"/>
-        </w:rPr>
-        <w:t>3+</w:t>
-      </w:r>
-    </w:p>
-    <w:p>
-      <w:pPr>
-        <w:pStyle w:val="Compact"/>
-        <w:numPr>
-          <w:ilvl w:val="4"/>
-          <w:numId w:val="1000"/>
-        </w:numPr>
-      </w:pPr>
-      <m:oMath>
-        <m:oMathPr>
-          <m:ctrlPr>
-            <w:rPr>
-              <w:sz w:val="28"/>
-              <w:szCs w:val="28"/>
-            </w:rPr>
-          </m:ctrlPr>
-        </m:oMathPr>
-        <m:r>
-          <m:t>N</m:t>
-        </m:r>
-        <m:sSub>
-          <m:e>
-            <m:r>
-              <m:t>H</m:t>
-            </m:r>
-          </m:e>
-          <m:sub>
-            <m:r>
-              <m:t>3</m:t>
-            </m:r>
-          </m:sub>
-        </m:sSub>
-        <m:r>
-          <m:rPr>
-            <m:sty m:val="p"/>
-          </m:rPr>
-          <m:t>,</m:t>
-        </m:r>
-        <m:r>
-          <m:t>N</m:t>
-        </m:r>
-        <m:sSubSup>
-          <m:e>
-            <m:r>
-              <m:t>O</m:t>
-            </m:r>
-          </m:e>
-          <m:sub>
-            <m:r>
-              <m:t>2</m:t>
-            </m:r>
-          </m:sub>
-          <m:sup>
-            <m:r>
-              <m:rPr>
-                <m:sty m:val="p"/>
-              </m:rPr>
-              <m:t>−</m:t>
-            </m:r>
-          </m:sup>
-        </m:sSubSup>
-      </m:oMath>
-      <w:r>
-        <w:rPr>
-          <w:rFonts w:ascii="Times New Roman" w:hAnsi="Times New Roman" w:eastAsia="Times New Roman" w:cs="Times New Roman"/>
-        </w:rPr>
-        <w:t xml:space="preserve">​</w:t>
-      </w:r>
-    </w:p>
-    <w:p>
-      <w:pPr>
-        <w:pStyle w:val="Compact"/>
-        <w:numPr>
-          <w:ilvl w:val="4"/>
-          <w:numId w:val="1000"/>
-        </w:numPr>
-      </w:pPr>
-      <w:r>
-        <w:rPr>
-          <w:rFonts w:ascii="Times New Roman" w:hAnsi="Times New Roman" w:eastAsia="Times New Roman" w:cs="Times New Roman"/>
-        </w:rPr>
-        <w:t xml:space="preserve">6</w:t>
-      </w:r>
-    </w:p>
-    <w:p>
-      <w:pPr>
-        <w:pStyle w:val="Compact"/>
-        <w:numPr>
-          <w:ilvl w:val="4"/>
-          <w:numId w:val="1000"/>
-        </w:numPr>
-      </w:pPr>
-      <w:r>
-        <w:rPr>
-          <w:rFonts w:ascii="Times New Roman" w:hAnsi="Times New Roman" w:eastAsia="Times New Roman" w:cs="Times New Roman"/>
-        </w:rPr>
-        <w:t xml:space="preserve">0</w:t>
-      </w:r>
-    </w:p>
-    <w:p>
-      <w:pPr>
-        <w:pStyle w:val="Compact"/>
-        <w:numPr>
-          <w:ilvl w:val="4"/>
-          <w:numId w:val="1000"/>
-        </w:numPr>
-      </w:pPr>
-      <w:r>
-        <w:rPr>
-          <w:rFonts w:hint="eastAsia" w:ascii="Times New Roman" w:hAnsi="Times New Roman" w:eastAsia="FangSong" w:cs="Times New Roman"/>
-        </w:rPr>
-        <w:t>三硝基三氨合钴</w:t>
-      </w:r>
-      <w:r>
-        <w:rPr>
-          <w:rFonts w:hint="eastAsia" w:ascii="Times New Roman" w:hAnsi="Times New Roman" w:eastAsia="Times New Roman" w:cs="Times New Roman"/>
-        </w:rPr>
-        <w:t>(III)</w:t>
-      </w:r>
-    </w:p>
-    <w:p>
-      <w:pPr>
-        <w:pStyle w:val="Compact"/>
-        <w:numPr>
-          <w:ilvl w:val="5"/>
-          <w:numId w:val="1025"/>
-        </w:numPr>
-      </w:pPr>
-      <m:oMath>
-        <m:oMathPr>
-          <m:ctrlPr>
-            <w:rPr>
-              <w:sz w:val="28"/>
-              <w:szCs w:val="28"/>
-            </w:rPr>
-          </m:ctrlPr>
-        </m:oMathPr>
-        <m:sSub>
-          <m:e>
-            <m:r>
-              <m:t>K</m:t>
-            </m:r>
-          </m:e>
-          <m:sub>
-            <m:r>
-              <m:t>2</m:t>
-            </m:r>
-          </m:sub>
-        </m:sSub>
-        <m:r>
-          <m:t>N</m:t>
-        </m:r>
-        <m:r>
-          <m:t>a</m:t>
-        </m:r>
-        <m:r>
-          <m:rPr>
-            <m:sty m:val="p"/>
-          </m:rPr>
-          <m:t>[</m:t>
-        </m:r>
-        <m:r>
-          <m:t>C</m:t>
-        </m:r>
-        <m:r>
-          <m:t>o</m:t>
-        </m:r>
-        <m:r>
-          <m:rPr>
-            <m:sty m:val="p"/>
-          </m:rPr>
-          <m:t>(</m:t>
-        </m:r>
-        <m:r>
-          <m:t>O</m:t>
-        </m:r>
-        <m:r>
-          <m:t>N</m:t>
-        </m:r>
-        <m:r>
-          <m:t>O</m:t>
-        </m:r>
-        <m:sSub>
-          <m:e>
-            <m:r>
-              <m:rPr>
-                <m:sty m:val="p"/>
-              </m:rPr>
-              <m:t>)</m:t>
-            </m:r>
-          </m:e>
-          <m:sub>
-            <m:r>
-              <m:t>6</m:t>
-            </m:r>
-          </m:sub>
-        </m:sSub>
-        <m:r>
-          <m:rPr>
-            <m:sty m:val="p"/>
-          </m:rPr>
-          <m:t>]</m:t>
-        </m:r>
-      </m:oMath>
-      <w:r>
-        <w:rPr>
-          <w:rFonts w:ascii="Times New Roman" w:hAnsi="Times New Roman" w:eastAsia="Times New Roman" w:cs="Times New Roman"/>
-        </w:rPr>
-        <w:t xml:space="preserve">​</w:t>
-      </w:r>
-    </w:p>
-    <w:p>
-      <w:pPr>
-        <w:pStyle w:val="Compact"/>
-        <w:numPr>
-          <w:ilvl w:val="5"/>
-          <w:numId w:val="1000"/>
-        </w:numPr>
-      </w:pPr>
-      <w:r>
-        <w:rPr>
-          <w:rFonts w:ascii="Times New Roman" w:hAnsi="Times New Roman" w:eastAsia="Times New Roman" w:cs="Times New Roman"/>
-        </w:rPr>
-        <w:t>Co</w:t>
-      </w:r>
-      <w:r>
-        <w:rPr>
-          <w:rFonts w:ascii="Times New Roman" w:hAnsi="Times New Roman" w:eastAsia="Times New Roman" w:cs="Times New Roman"/>
-          <w:vertAlign w:val="superscript"/>
-        </w:rPr>
-        <w:t>3+</w:t>
-      </w:r>
-    </w:p>
-    <w:p>
-      <w:pPr>
-        <w:pStyle w:val="Compact"/>
-        <w:numPr>
-          <w:ilvl w:val="5"/>
-          <w:numId w:val="1000"/>
-        </w:numPr>
-      </w:pPr>
-      <w:r>
-        <w:rPr>
-          <w:rFonts w:ascii="Times New Roman" w:hAnsi="Times New Roman" w:eastAsia="Times New Roman" w:cs="Times New Roman"/>
-        </w:rPr>
-        <w:t>ONO</w:t>
-      </w:r>
-      <w:r>
-        <w:rPr>
-          <w:rFonts w:ascii="Times New Roman" w:hAnsi="Times New Roman" w:eastAsia="Times New Roman" w:cs="Times New Roman"/>
-          <w:vertAlign w:val="superscript"/>
-        </w:rPr>
-        <w:t>-</w:t>
-      </w:r>
-    </w:p>
-    <w:p>
-      <w:pPr>
-        <w:pStyle w:val="Compact"/>
-        <w:numPr>
-          <w:ilvl w:val="5"/>
-          <w:numId w:val="1000"/>
-        </w:numPr>
-      </w:pPr>
-      <w:r>
-        <w:rPr>
-          <w:rFonts w:ascii="Times New Roman" w:hAnsi="Times New Roman" w:eastAsia="Times New Roman" w:cs="Times New Roman"/>
-        </w:rPr>
-        <w:t xml:space="preserve">6</w:t>
-      </w:r>
-    </w:p>
-    <w:p>
-      <w:pPr>
-        <w:pStyle w:val="Compact"/>
-        <w:numPr>
-          <w:ilvl w:val="5"/>
-          <w:numId w:val="1000"/>
-        </w:numPr>
-      </w:pPr>
-      <w:r>
-        <w:rPr>
-          <w:rFonts w:ascii="Times New Roman" w:hAnsi="Times New Roman" w:eastAsia="Times New Roman" w:cs="Times New Roman"/>
-        </w:rPr>
-        <w:t xml:space="preserve">3-</w:t>
-      </w:r>
-    </w:p>
-    <w:p>
-      <w:pPr>
-        <w:pStyle w:val="Compact"/>
-        <w:numPr>
-          <w:ilvl w:val="5"/>
-          <w:numId w:val="1000"/>
-        </w:numPr>
-      </w:pPr>
-      <w:r>
-        <w:rPr>
-          <w:rFonts w:hint="eastAsia" w:ascii="Times New Roman" w:hAnsi="Times New Roman" w:eastAsia="FangSong" w:cs="Times New Roman"/>
-        </w:rPr>
-        <w:t>六亚硝酸根合钴</w:t>
-      </w:r>
-      <w:r>
-        <w:rPr>
-          <w:rFonts w:hint="eastAsia" w:ascii="Times New Roman" w:hAnsi="Times New Roman" w:eastAsia="Times New Roman" w:cs="Times New Roman"/>
-        </w:rPr>
-        <w:t>(III)</w:t>
-      </w:r>
-      <w:r>
-        <w:rPr>
-          <w:rFonts w:hint="eastAsia" w:ascii="Times New Roman" w:hAnsi="Times New Roman" w:eastAsia="FangSong" w:cs="Times New Roman"/>
-        </w:rPr>
-        <w:t>酸钠二钾</w:t>
-      </w:r>
-    </w:p>
-    <w:p>
-      <w:pPr>
-        <w:pStyle w:val="Compact"/>
-        <w:numPr>
-          <w:ilvl w:val="6"/>
-          <w:numId w:val="1026"/>
-        </w:numPr>
-      </w:pPr>
-      <m:oMath>
-        <m:oMathPr>
-          <m:ctrlPr>
-            <w:rPr>
-              <w:sz w:val="28"/>
-              <w:szCs w:val="28"/>
-            </w:rPr>
-          </m:ctrlPr>
-        </m:oMathPr>
-        <m:r>
-          <m:t>N</m:t>
-        </m:r>
-        <m:r>
-          <m:t>i</m:t>
-        </m:r>
-        <m:r>
-          <m:rPr>
-            <m:sty m:val="p"/>
-          </m:rPr>
-          <m:t>(</m:t>
-        </m:r>
-        <m:r>
-          <m:t>C</m:t>
-        </m:r>
-        <m:r>
-          <m:t>O</m:t>
-        </m:r>
-        <m:sSub>
-          <m:e>
-            <m:r>
-              <m:rPr>
-                <m:sty m:val="p"/>
-              </m:rPr>
-              <m:t>)</m:t>
-            </m:r>
-          </m:e>
-          <m:sub>
-            <m:r>
-              <m:t>4</m:t>
-            </m:r>
-          </m:sub>
-        </m:sSub>
-      </m:oMath>
-      <w:r>
-        <w:rPr>
-          <w:rFonts w:ascii="Times New Roman" w:hAnsi="Times New Roman" w:eastAsia="Times New Roman" w:cs="Times New Roman"/>
-        </w:rPr>
-        <w:t xml:space="preserve">​</w:t>
-      </w:r>
-    </w:p>
-    <w:p>
-      <w:pPr>
-        <w:pStyle w:val="Compact"/>
-        <w:numPr>
-          <w:ilvl w:val="6"/>
-          <w:numId w:val="1000"/>
-        </w:numPr>
-      </w:pPr>
-      <w:r>
-        <w:rPr>
-          <w:rFonts w:ascii="Times New Roman" w:hAnsi="Times New Roman" w:eastAsia="Times New Roman" w:cs="Times New Roman"/>
-        </w:rPr>
-        <w:t>Ni</w:t>
-      </w:r>
-      <w:r>
-        <w:rPr>
-          <w:rFonts w:ascii="Times New Roman" w:hAnsi="Times New Roman" w:eastAsia="Times New Roman" w:cs="Times New Roman"/>
-          <w:vertAlign w:val="superscript"/>
-        </w:rPr>
-        <w:t>0</w:t>
-      </w:r>
-    </w:p>
-    <w:p>
-      <w:pPr>
-        <w:pStyle w:val="Compact"/>
-        <w:numPr>
-          <w:ilvl w:val="6"/>
-          <w:numId w:val="1000"/>
-        </w:numPr>
-      </w:pPr>
-      <w:r>
-        <w:rPr>
-          <w:rFonts w:ascii="Times New Roman" w:hAnsi="Times New Roman" w:eastAsia="Times New Roman" w:cs="Times New Roman"/>
-        </w:rPr>
-        <w:t xml:space="preserve">CO</w:t>
-      </w:r>
-    </w:p>
-    <w:p>
-      <w:pPr>
-        <w:pStyle w:val="Compact"/>
-        <w:numPr>
-          <w:ilvl w:val="6"/>
-          <w:numId w:val="1000"/>
-        </w:numPr>
-      </w:pPr>
-      <w:r>
-        <w:rPr>
-          <w:rFonts w:ascii="Times New Roman" w:hAnsi="Times New Roman" w:eastAsia="Times New Roman" w:cs="Times New Roman"/>
-        </w:rPr>
-        <w:t xml:space="preserve">4</w:t>
-      </w:r>
-    </w:p>
-    <w:p>
-      <w:pPr>
-        <w:pStyle w:val="Compact"/>
-        <w:numPr>
-          <w:ilvl w:val="6"/>
-          <w:numId w:val="1000"/>
-        </w:numPr>
-      </w:pPr>
-      <w:r>
-        <w:rPr>
-          <w:rFonts w:ascii="Times New Roman" w:hAnsi="Times New Roman" w:eastAsia="Times New Roman" w:cs="Times New Roman"/>
-        </w:rPr>
-        <w:t xml:space="preserve">0</w:t>
-      </w:r>
-    </w:p>
-    <w:p>
-      <w:pPr>
-        <w:pStyle w:val="Compact"/>
-        <w:numPr>
-          <w:ilvl w:val="6"/>
-          <w:numId w:val="1000"/>
-        </w:numPr>
-      </w:pPr>
-      <w:r>
-        <w:rPr>
-          <w:rFonts w:hint="eastAsia" w:ascii="Times New Roman" w:hAnsi="Times New Roman" w:eastAsia="FangSong" w:cs="Times New Roman"/>
-        </w:rPr>
-        <w:t xml:space="preserve">四羰基合镍</w:t>
-      </w:r>
-    </w:p>
-    <w:p>
-      <w:pPr>
-        <w:pStyle w:val="Compact"/>
-        <w:numPr>
-          <w:ilvl w:val="7"/>
-          <w:numId w:val="1027"/>
-        </w:numPr>
-      </w:pPr>
-      <m:oMath>
-        <m:oMathPr>
-          <m:ctrlPr>
-            <w:rPr>
-              <w:sz w:val="28"/>
-              <w:szCs w:val="28"/>
-            </w:rPr>
-          </m:ctrlPr>
-        </m:oMathPr>
-        <m:r>
-          <m:rPr>
-            <m:sty m:val="p"/>
-          </m:rPr>
-          <m:t>[</m:t>
-        </m:r>
-        <m:r>
-          <m:t>C</m:t>
-        </m:r>
-        <m:r>
-          <m:t>o</m:t>
-        </m:r>
-        <m:r>
-          <m:rPr>
-            <m:sty m:val="p"/>
-          </m:rPr>
-          <m:t>(</m:t>
-        </m:r>
-        <m:r>
-          <m:t>e</m:t>
-        </m:r>
-        <m:r>
-          <m:t>n</m:t>
-        </m:r>
-        <m:sSub>
-          <m:e>
-            <m:r>
-              <m:rPr>
-                <m:sty m:val="p"/>
-              </m:rPr>
-              <m:t>)</m:t>
-            </m:r>
-          </m:e>
-          <m:sub>
-            <m:r>
-              <m:t>3</m:t>
-            </m:r>
-          </m:sub>
-        </m:sSub>
-        <m:r>
-          <m:rPr>
-            <m:sty m:val="p"/>
-          </m:rPr>
-          <m:t>]</m:t>
-        </m:r>
-        <m:r>
-          <m:t>C</m:t>
-        </m:r>
-        <m:sSub>
-          <m:e>
-            <m:r>
-              <m:t>l</m:t>
-            </m:r>
-          </m:e>
-          <m:sub>
-            <m:r>
-              <m:t>3</m:t>
-            </m:r>
-          </m:sub>
-        </m:sSub>
-      </m:oMath>
-      <w:r>
-        <w:rPr>
-          <w:rFonts w:ascii="Times New Roman" w:hAnsi="Times New Roman" w:eastAsia="Times New Roman" w:cs="Times New Roman"/>
-        </w:rPr>
-        <w:t xml:space="preserve">​</w:t>
-      </w:r>
-    </w:p>
-    <w:p>
-      <w:pPr>
-        <w:pStyle w:val="Compact"/>
-        <w:numPr>
-          <w:ilvl w:val="7"/>
-          <w:numId w:val="1000"/>
-        </w:numPr>
-      </w:pPr>
-      <w:r>
-        <w:rPr>
-          <w:rFonts w:ascii="Times New Roman" w:hAnsi="Times New Roman" w:eastAsia="Times New Roman" w:cs="Times New Roman"/>
-        </w:rPr>
-        <w:t>Co</w:t>
-      </w:r>
-      <w:r>
-        <w:rPr>
-          <w:rFonts w:ascii="Times New Roman" w:hAnsi="Times New Roman" w:eastAsia="Times New Roman" w:cs="Times New Roman"/>
-          <w:vertAlign w:val="superscript"/>
-        </w:rPr>
-        <w:t>3+</w:t>
-      </w:r>
-    </w:p>
-    <w:p>
-      <w:pPr>
-        <w:pStyle w:val="Compact"/>
-        <w:numPr>
-          <w:ilvl w:val="7"/>
-          <w:numId w:val="1000"/>
-        </w:numPr>
-      </w:pPr>
-      <w:r>
-        <w:rPr>
-          <w:rFonts w:ascii="Times New Roman" w:hAnsi="Times New Roman" w:eastAsia="Times New Roman" w:cs="Times New Roman"/>
-        </w:rPr>
-        <w:t xml:space="preserve">en</w:t>
-      </w:r>
-    </w:p>
-    <w:p>
-      <w:pPr>
-        <w:pStyle w:val="Compact"/>
-        <w:numPr>
-          <w:ilvl w:val="7"/>
-          <w:numId w:val="1000"/>
-        </w:numPr>
-      </w:pPr>
-      <w:r>
-        <w:rPr>
-          <w:rFonts w:ascii="Times New Roman" w:hAnsi="Times New Roman" w:eastAsia="Times New Roman" w:cs="Times New Roman"/>
-        </w:rPr>
-        <w:t xml:space="preserve">6</w:t>
-      </w:r>
-    </w:p>
-    <w:p>
-      <w:pPr>
-        <w:pStyle w:val="Compact"/>
-        <w:numPr>
-          <w:ilvl w:val="7"/>
-          <w:numId w:val="1000"/>
-        </w:numPr>
-      </w:pPr>
-      <w:r>
-        <w:rPr>
-          <w:rFonts w:ascii="Times New Roman" w:hAnsi="Times New Roman" w:eastAsia="Times New Roman" w:cs="Times New Roman"/>
-        </w:rPr>
-        <w:t xml:space="preserve">3+</w:t>
-      </w:r>
-    </w:p>
-    <w:p>
-      <w:pPr>
-        <w:pStyle w:val="Compact"/>
-        <w:numPr>
-          <w:ilvl w:val="7"/>
-          <w:numId w:val="1000"/>
-        </w:numPr>
-      </w:pPr>
-      <w:r>
-        <w:rPr>
-          <w:rFonts w:hint="eastAsia" w:ascii="Times New Roman" w:hAnsi="Times New Roman" w:eastAsia="FangSong" w:cs="Times New Roman"/>
-        </w:rPr>
-        <w:t>三氯化三</w:t>
-      </w:r>
-      <w:r>
-        <w:rPr>
-          <w:rFonts w:hint="eastAsia" w:ascii="Times New Roman" w:hAnsi="Times New Roman" w:eastAsia="Times New Roman" w:cs="Times New Roman"/>
-        </w:rPr>
-        <w:t>(</w:t>
-      </w:r>
-      <w:r>
-        <w:rPr>
-          <w:rFonts w:hint="eastAsia" w:ascii="Times New Roman" w:hAnsi="Times New Roman" w:eastAsia="FangSong" w:cs="Times New Roman"/>
-        </w:rPr>
-        <w:t>乙二胺</w:t>
-      </w:r>
-      <w:r>
-        <w:rPr>
-          <w:rFonts w:hint="eastAsia" w:ascii="Times New Roman" w:hAnsi="Times New Roman" w:eastAsia="Times New Roman" w:cs="Times New Roman"/>
-        </w:rPr>
-        <w:t>)</w:t>
-      </w:r>
-      <w:r>
-        <w:rPr>
-          <w:rFonts w:hint="eastAsia" w:ascii="Times New Roman" w:hAnsi="Times New Roman" w:eastAsia="FangSong" w:cs="Times New Roman"/>
-        </w:rPr>
-        <w:t>合钴</w:t>
-      </w:r>
-      <w:r>
-        <w:rPr>
-          <w:rFonts w:hint="eastAsia" w:ascii="Times New Roman" w:hAnsi="Times New Roman" w:eastAsia="Times New Roman" w:cs="Times New Roman"/>
-        </w:rPr>
-        <w:t>(III)</w:t>
-      </w:r>
-    </w:p>
-    <w:bookmarkEnd w:id="32"/>
-    <w:bookmarkStart w:id="33" w:name="第-17-题"/>
+    <w:tbl>
+      <w:tblPr>
+        <w:tblStyle w:val="Table"/>
+        <w:tblW w:type="pct" w:w="5000"/>
+        <w:tblLayout w:type="fixed"/>
+        <w:tblLook w:firstRow="1" w:lastRow="0" w:firstColumn="0" w:lastColumn="0" w:noHBand="0" w:noVBand="0" w:val="0020"/>
+      </w:tblPr>
+      <w:tblGrid>
+        <w:gridCol w:w="1320"/>
+        <w:gridCol w:w="1320"/>
+        <w:gridCol w:w="1320"/>
+        <w:gridCol w:w="1320"/>
+        <w:gridCol w:w="1320"/>
+        <w:gridCol w:w="1320"/>
+      </w:tblGrid>
+      <w:tr>
+        <w:trPr>
+          <w:tblHeader w:val="on"/>
+        </w:trPr>
+        <w:tc>
+          <w:tcPr/>
+          <w:p>
+            <w:pPr>
+              <w:pStyle w:val="Compact"/>
+              <w:jc w:val="center"/>
+            </w:pPr>
+            <w:r>
+              <w:rPr>
+                <w:rFonts w:hint="eastAsia" w:ascii="Times New Roman" w:hAnsi="Times New Roman" w:eastAsia="SimHei" w:cs="Times New Roman"/>
+                <w:b/>
+              </w:rPr>
+              <w:t xml:space="preserve">配合物</w:t>
+            </w:r>
+          </w:p>
+        </w:tc>
+        <w:tc>
+          <w:tcPr/>
+          <w:p>
+            <w:pPr>
+              <w:pStyle w:val="Compact"/>
+              <w:jc w:val="center"/>
+            </w:pPr>
+            <w:r>
+              <w:rPr>
+                <w:rFonts w:hint="eastAsia" w:ascii="Times New Roman" w:hAnsi="Times New Roman" w:eastAsia="SimHei" w:cs="Times New Roman"/>
+                <w:b/>
+              </w:rPr>
+              <w:t xml:space="preserve">中心离子及价数</w:t>
+            </w:r>
+          </w:p>
+        </w:tc>
+        <w:tc>
+          <w:tcPr/>
+          <w:p>
+            <w:pPr>
+              <w:pStyle w:val="Compact"/>
+              <w:jc w:val="center"/>
+            </w:pPr>
+            <w:r>
+              <w:rPr>
+                <w:rFonts w:hint="eastAsia" w:ascii="Times New Roman" w:hAnsi="Times New Roman" w:eastAsia="SimHei" w:cs="Times New Roman"/>
+                <w:b/>
+              </w:rPr>
+              <w:t xml:space="preserve">配位体</w:t>
+            </w:r>
+          </w:p>
+        </w:tc>
+        <w:tc>
+          <w:tcPr/>
+          <w:p>
+            <w:pPr>
+              <w:pStyle w:val="Compact"/>
+              <w:jc w:val="center"/>
+            </w:pPr>
+            <w:r>
+              <w:rPr>
+                <w:rFonts w:hint="eastAsia" w:ascii="Times New Roman" w:hAnsi="Times New Roman" w:eastAsia="SimHei" w:cs="Times New Roman"/>
+                <w:b/>
+              </w:rPr>
+              <w:t xml:space="preserve">配位数</w:t>
+            </w:r>
+          </w:p>
+        </w:tc>
+        <w:tc>
+          <w:tcPr/>
+          <w:p>
+            <w:pPr>
+              <w:pStyle w:val="Compact"/>
+              <w:jc w:val="center"/>
+            </w:pPr>
+            <w:r>
+              <w:rPr>
+                <w:rFonts w:hint="eastAsia" w:ascii="Times New Roman" w:hAnsi="Times New Roman" w:eastAsia="SimHei" w:cs="Times New Roman"/>
+                <w:b/>
+              </w:rPr>
+              <w:t xml:space="preserve">配合离子电荷数</w:t>
+            </w:r>
+          </w:p>
+        </w:tc>
+        <w:tc>
+          <w:tcPr/>
+          <w:p>
+            <w:pPr>
+              <w:pStyle w:val="Compact"/>
+              <w:jc w:val="center"/>
+            </w:pPr>
+            <w:r>
+              <w:rPr>
+                <w:rFonts w:hint="eastAsia" w:ascii="Times New Roman" w:hAnsi="Times New Roman" w:eastAsia="SimHei" w:cs="Times New Roman"/>
+                <w:b/>
+              </w:rPr>
+              <w:t xml:space="preserve">配合物名称</w:t>
+            </w:r>
+          </w:p>
+        </w:tc>
+      </w:tr>
+      <w:tr>
+        <w:tc>
+          <w:tcPr/>
+          <w:p>
+            <w:pPr>
+              <w:pStyle w:val="Compact"/>
+              <w:jc w:val="center"/>
+            </w:pPr>
+            <w:r>
+              <w:rPr>
+                <w:rFonts w:ascii="Times New Roman" w:hAnsi="Times New Roman" w:eastAsia="Times New Roman" w:cs="Times New Roman"/>
+              </w:rPr>
+              <w:t xml:space="preserve">(1)</w:t>
+            </w:r>
+            <w:r>
+              <w:rPr>
+                <w:rFonts w:ascii="Times New Roman" w:hAnsi="Times New Roman" w:eastAsia="Times New Roman" w:cs="Times New Roman"/>
+              </w:rPr>
+              <w:t xml:space="preserve"> </w:t>
+            </w:r>
+            <m:oMath>
+              <m:sSub>
+                <m:e>
+                  <m:r>
+                    <m:t>K</m:t>
+                  </m:r>
+                </m:e>
+                <m:sub>
+                  <m:r>
+                    <m:t>2</m:t>
+                  </m:r>
+                </m:sub>
+              </m:sSub>
+              <m:r>
+                <m:rPr>
+                  <m:sty m:val="p"/>
+                </m:rPr>
+                <m:t>[</m:t>
+              </m:r>
+              <m:r>
+                <m:t>P</m:t>
+              </m:r>
+              <m:r>
+                <m:t>t</m:t>
+              </m:r>
+              <m:r>
+                <m:t>C</m:t>
+              </m:r>
+              <m:sSub>
+                <m:e>
+                  <m:r>
+                    <m:t>l</m:t>
+                  </m:r>
+                </m:e>
+                <m:sub>
+                  <m:r>
+                    <m:t>6</m:t>
+                  </m:r>
+                </m:sub>
+              </m:sSub>
+              <m:r>
+                <m:rPr>
+                  <m:sty m:val="p"/>
+                </m:rPr>
+                <m:t>]</m:t>
+              </m:r>
+            </m:oMath>
+          </w:p>
+        </w:tc>
+        <w:tc>
+          <w:tcPr/>
+          <w:p>
+            <w:pPr>
+              <w:pStyle w:val="Compact"/>
+              <w:jc w:val="center"/>
+            </w:pPr>
+            <m:oMath>
+              <m:r>
+                <m:t>P</m:t>
+              </m:r>
+              <m:sSup>
+                <m:e>
+                  <m:r>
+                    <m:t>t</m:t>
+                  </m:r>
+                </m:e>
+                <m:sup>
+                  <m:r>
+                    <m:t>4</m:t>
+                  </m:r>
+                  <m:r>
+                    <m:rPr>
+                      <m:sty m:val="p"/>
+                    </m:rPr>
+                    <m:t>+</m:t>
+                  </m:r>
+                </m:sup>
+              </m:sSup>
+            </m:oMath>
+            <w:r>
+              <w:rPr>
+                <w:rFonts w:ascii="Times New Roman" w:hAnsi="Times New Roman" w:eastAsia="Times New Roman" w:cs="Times New Roman"/>
+              </w:rPr>
+              <w:t xml:space="preserve">​</w:t>
+            </w:r>
+          </w:p>
+        </w:tc>
+        <w:tc>
+          <w:tcPr/>
+          <w:p>
+            <w:pPr>
+              <w:pStyle w:val="Compact"/>
+              <w:jc w:val="center"/>
+            </w:pPr>
+            <m:oMath>
+              <m:r>
+                <m:t>C</m:t>
+              </m:r>
+              <m:sSup>
+                <m:e>
+                  <m:r>
+                    <m:t>l</m:t>
+                  </m:r>
+                </m:e>
+                <m:sup>
+                  <m:r>
+                    <m:rPr>
+                      <m:sty m:val="p"/>
+                    </m:rPr>
+                    <m:t>−</m:t>
+                  </m:r>
+                </m:sup>
+              </m:sSup>
+            </m:oMath>
+            <w:r>
+              <w:rPr>
+                <w:rFonts w:ascii="Times New Roman" w:hAnsi="Times New Roman" w:eastAsia="Times New Roman" w:cs="Times New Roman"/>
+              </w:rPr>
+              <w:t xml:space="preserve">​</w:t>
+            </w:r>
+          </w:p>
+        </w:tc>
+        <w:tc>
+          <w:tcPr/>
+          <w:p>
+            <w:pPr>
+              <w:pStyle w:val="Compact"/>
+              <w:jc w:val="center"/>
+            </w:pPr>
+            <w:r>
+              <w:rPr>
+                <w:rFonts w:ascii="Times New Roman" w:hAnsi="Times New Roman" w:eastAsia="Times New Roman" w:cs="Times New Roman"/>
+              </w:rPr>
+              <w:t xml:space="preserve">6</w:t>
+            </w:r>
+          </w:p>
+        </w:tc>
+        <w:tc>
+          <w:tcPr/>
+          <w:p>
+            <w:pPr>
+              <w:pStyle w:val="Compact"/>
+              <w:jc w:val="center"/>
+            </w:pPr>
+            <w:r>
+              <w:rPr>
+                <w:rFonts w:ascii="Times New Roman" w:hAnsi="Times New Roman" w:eastAsia="Times New Roman" w:cs="Times New Roman"/>
+              </w:rPr>
+              <w:t xml:space="preserve">2-</w:t>
+            </w:r>
+          </w:p>
+        </w:tc>
+        <w:tc>
+          <w:tcPr/>
+          <w:p>
+            <w:pPr>
+              <w:pStyle w:val="Compact"/>
+              <w:jc w:val="center"/>
+            </w:pPr>
+            <w:r>
+              <w:rPr>
+                <w:rFonts w:hint="eastAsia" w:ascii="Times New Roman" w:hAnsi="Times New Roman" w:eastAsia="FangSong" w:cs="Times New Roman"/>
+              </w:rPr>
+              <w:t>六氯合铂</w:t>
+            </w:r>
+            <w:r>
+              <w:rPr>
+                <w:rFonts w:hint="eastAsia" w:ascii="Times New Roman" w:hAnsi="Times New Roman" w:eastAsia="Times New Roman" w:cs="Times New Roman"/>
+              </w:rPr>
+              <w:t>(IV)</w:t>
+            </w:r>
+            <w:r>
+              <w:rPr>
+                <w:rFonts w:hint="eastAsia" w:ascii="Times New Roman" w:hAnsi="Times New Roman" w:eastAsia="FangSong" w:cs="Times New Roman"/>
+              </w:rPr>
+              <w:t>酸钾</w:t>
+            </w:r>
+          </w:p>
+        </w:tc>
+      </w:tr>
+      <w:tr>
+        <w:tc>
+          <w:tcPr/>
+          <w:p>
+            <w:pPr>
+              <w:pStyle w:val="Compact"/>
+              <w:jc w:val="center"/>
+            </w:pPr>
+            <w:r>
+              <w:rPr>
+                <w:rFonts w:ascii="Times New Roman" w:hAnsi="Times New Roman" w:eastAsia="Times New Roman" w:cs="Times New Roman"/>
+              </w:rPr>
+              <w:t xml:space="preserve">(2)</w:t>
+            </w:r>
+            <w:r>
+              <w:rPr>
+                <w:rFonts w:ascii="Times New Roman" w:hAnsi="Times New Roman" w:eastAsia="Times New Roman" w:cs="Times New Roman"/>
+              </w:rPr>
+              <w:t xml:space="preserve"> </w:t>
+            </w:r>
+            <m:oMath>
+              <m:sSub>
+                <m:e>
+                  <m:r>
+                    <m:t>K</m:t>
+                  </m:r>
+                </m:e>
+                <m:sub>
+                  <m:r>
+                    <m:t>4</m:t>
+                  </m:r>
+                </m:sub>
+              </m:sSub>
+              <m:r>
+                <m:rPr>
+                  <m:sty m:val="p"/>
+                </m:rPr>
+                <m:t>[</m:t>
+              </m:r>
+              <m:r>
+                <m:t>F</m:t>
+              </m:r>
+              <m:r>
+                <m:t>e</m:t>
+              </m:r>
+              <m:r>
+                <m:rPr>
+                  <m:sty m:val="p"/>
+                </m:rPr>
+                <m:t>(</m:t>
+              </m:r>
+              <m:r>
+                <m:t>C</m:t>
+              </m:r>
+              <m:r>
+                <m:t>N</m:t>
+              </m:r>
+              <m:sSub>
+                <m:e>
+                  <m:r>
+                    <m:rPr>
+                      <m:sty m:val="p"/>
+                    </m:rPr>
+                    <m:t>)</m:t>
+                  </m:r>
+                </m:e>
+                <m:sub>
+                  <m:r>
+                    <m:t>6</m:t>
+                  </m:r>
+                </m:sub>
+              </m:sSub>
+              <m:r>
+                <m:rPr>
+                  <m:sty m:val="p"/>
+                </m:rPr>
+                <m:t>]</m:t>
+              </m:r>
+            </m:oMath>
+          </w:p>
+        </w:tc>
+        <w:tc>
+          <w:tcPr/>
+          <w:p>
+            <w:pPr>
+              <w:pStyle w:val="Compact"/>
+              <w:jc w:val="center"/>
+            </w:pPr>
+            <m:oMath>
+              <m:r>
+                <m:t>F</m:t>
+              </m:r>
+              <m:sSup>
+                <m:e>
+                  <m:r>
+                    <m:t>e</m:t>
+                  </m:r>
+                </m:e>
+                <m:sup>
+                  <m:r>
+                    <m:t>2</m:t>
+                  </m:r>
+                  <m:r>
+                    <m:rPr>
+                      <m:sty m:val="p"/>
+                    </m:rPr>
+                    <m:t>+</m:t>
+                  </m:r>
+                </m:sup>
+              </m:sSup>
+            </m:oMath>
+            <w:r>
+              <w:rPr>
+                <w:rFonts w:ascii="Times New Roman" w:hAnsi="Times New Roman" w:eastAsia="Times New Roman" w:cs="Times New Roman"/>
+              </w:rPr>
+              <w:t xml:space="preserve">​</w:t>
+            </w:r>
+          </w:p>
+        </w:tc>
+        <w:tc>
+          <w:tcPr/>
+          <w:p>
+            <w:pPr>
+              <w:pStyle w:val="Compact"/>
+              <w:jc w:val="center"/>
+            </w:pPr>
+            <m:oMath>
+              <m:r>
+                <m:t>C</m:t>
+              </m:r>
+              <m:sSup>
+                <m:e>
+                  <m:r>
+                    <m:t>N</m:t>
+                  </m:r>
+                </m:e>
+                <m:sup>
+                  <m:r>
+                    <m:rPr>
+                      <m:sty m:val="p"/>
+                    </m:rPr>
+                    <m:t>−</m:t>
+                  </m:r>
+                </m:sup>
+              </m:sSup>
+            </m:oMath>
+            <w:r>
+              <w:rPr>
+                <w:rFonts w:ascii="Times New Roman" w:hAnsi="Times New Roman" w:eastAsia="Times New Roman" w:cs="Times New Roman"/>
+              </w:rPr>
+              <w:t xml:space="preserve">​</w:t>
+            </w:r>
+          </w:p>
+        </w:tc>
+        <w:tc>
+          <w:tcPr/>
+          <w:p>
+            <w:pPr>
+              <w:pStyle w:val="Compact"/>
+              <w:jc w:val="center"/>
+            </w:pPr>
+            <w:r>
+              <w:rPr>
+                <w:rFonts w:ascii="Times New Roman" w:hAnsi="Times New Roman" w:eastAsia="Times New Roman" w:cs="Times New Roman"/>
+              </w:rPr>
+              <w:t xml:space="preserve">6</w:t>
+            </w:r>
+          </w:p>
+        </w:tc>
+        <w:tc>
+          <w:tcPr/>
+          <w:p>
+            <w:pPr>
+              <w:pStyle w:val="Compact"/>
+              <w:jc w:val="center"/>
+            </w:pPr>
+            <w:r>
+              <w:rPr>
+                <w:rFonts w:ascii="Times New Roman" w:hAnsi="Times New Roman" w:eastAsia="Times New Roman" w:cs="Times New Roman"/>
+              </w:rPr>
+              <w:t xml:space="preserve">4-</w:t>
+            </w:r>
+          </w:p>
+        </w:tc>
+        <w:tc>
+          <w:tcPr/>
+          <w:p>
+            <w:pPr>
+              <w:pStyle w:val="Compact"/>
+              <w:jc w:val="center"/>
+            </w:pPr>
+            <w:r>
+              <w:rPr>
+                <w:rFonts w:hint="eastAsia" w:ascii="Times New Roman" w:hAnsi="Times New Roman" w:eastAsia="FangSong" w:cs="Times New Roman"/>
+              </w:rPr>
+              <w:t>六氰合铁</w:t>
+            </w:r>
+            <w:r>
+              <w:rPr>
+                <w:rFonts w:hint="eastAsia" w:ascii="Times New Roman" w:hAnsi="Times New Roman" w:eastAsia="Times New Roman" w:cs="Times New Roman"/>
+              </w:rPr>
+              <w:t>(II)</w:t>
+            </w:r>
+            <w:r>
+              <w:rPr>
+                <w:rFonts w:hint="eastAsia" w:ascii="Times New Roman" w:hAnsi="Times New Roman" w:eastAsia="FangSong" w:cs="Times New Roman"/>
+              </w:rPr>
+              <w:t>酸钾</w:t>
+            </w:r>
+          </w:p>
+        </w:tc>
+      </w:tr>
+      <w:tr>
+        <w:tc>
+          <w:tcPr/>
+          <w:p>
+            <w:pPr>
+              <w:pStyle w:val="Compact"/>
+              <w:jc w:val="center"/>
+            </w:pPr>
+            <w:r>
+              <w:rPr>
+                <w:rFonts w:ascii="Times New Roman" w:hAnsi="Times New Roman" w:eastAsia="Times New Roman" w:cs="Times New Roman"/>
+              </w:rPr>
+              <w:t xml:space="preserve">(3)</w:t>
+            </w:r>
+            <w:r>
+              <w:rPr>
+                <w:rFonts w:ascii="Times New Roman" w:hAnsi="Times New Roman" w:eastAsia="Times New Roman" w:cs="Times New Roman"/>
+              </w:rPr>
+              <w:t xml:space="preserve"> </w:t>
+            </w:r>
+            <m:oMath>
+              <m:r>
+                <m:rPr>
+                  <m:sty m:val="p"/>
+                </m:rPr>
+                <m:t>[</m:t>
+              </m:r>
+              <m:r>
+                <m:t>A</m:t>
+              </m:r>
+              <m:r>
+                <m:t>g</m:t>
+              </m:r>
+              <m:r>
+                <m:rPr>
+                  <m:sty m:val="p"/>
+                </m:rPr>
+                <m:t>(</m:t>
+              </m:r>
+              <m:r>
+                <m:t>N</m:t>
+              </m:r>
+              <m:sSub>
+                <m:e>
+                  <m:r>
+                    <m:t>H</m:t>
+                  </m:r>
+                </m:e>
+                <m:sub>
+                  <m:r>
+                    <m:t>3</m:t>
+                  </m:r>
+                </m:sub>
+              </m:sSub>
+              <m:sSub>
+                <m:e>
+                  <m:r>
+                    <m:rPr>
+                      <m:sty m:val="p"/>
+                    </m:rPr>
+                    <m:t>)</m:t>
+                  </m:r>
+                </m:e>
+                <m:sub>
+                  <m:r>
+                    <m:t>2</m:t>
+                  </m:r>
+                </m:sub>
+              </m:sSub>
+              <m:r>
+                <m:rPr>
+                  <m:sty m:val="p"/>
+                </m:rPr>
+                <m:t>]</m:t>
+              </m:r>
+              <m:r>
+                <m:t>C</m:t>
+              </m:r>
+              <m:r>
+                <m:t>l</m:t>
+              </m:r>
+            </m:oMath>
+          </w:p>
+        </w:tc>
+        <w:tc>
+          <w:tcPr/>
+          <w:p>
+            <w:pPr>
+              <w:pStyle w:val="Compact"/>
+              <w:jc w:val="center"/>
+            </w:pPr>
+            <m:oMath>
+              <m:r>
+                <m:t>A</m:t>
+              </m:r>
+              <m:sSup>
+                <m:e>
+                  <m:r>
+                    <m:t>g</m:t>
+                  </m:r>
+                </m:e>
+                <m:sup>
+                  <m:r>
+                    <m:rPr>
+                      <m:sty m:val="p"/>
+                    </m:rPr>
+                    <m:t>+</m:t>
+                  </m:r>
+                </m:sup>
+              </m:sSup>
+            </m:oMath>
+            <w:r>
+              <w:rPr>
+                <w:rFonts w:ascii="Times New Roman" w:hAnsi="Times New Roman" w:eastAsia="Times New Roman" w:cs="Times New Roman"/>
+              </w:rPr>
+              <w:t xml:space="preserve">​</w:t>
+            </w:r>
+          </w:p>
+        </w:tc>
+        <w:tc>
+          <w:tcPr/>
+          <w:p>
+            <w:pPr>
+              <w:pStyle w:val="Compact"/>
+              <w:jc w:val="center"/>
+            </w:pPr>
+            <m:oMath>
+              <m:r>
+                <m:t>N</m:t>
+              </m:r>
+              <m:sSub>
+                <m:e>
+                  <m:r>
+                    <m:t>H</m:t>
+                  </m:r>
+                </m:e>
+                <m:sub>
+                  <m:r>
+                    <m:t>3</m:t>
+                  </m:r>
+                </m:sub>
+              </m:sSub>
+            </m:oMath>
+            <w:r>
+              <w:rPr>
+                <w:rFonts w:ascii="Times New Roman" w:hAnsi="Times New Roman" w:eastAsia="Times New Roman" w:cs="Times New Roman"/>
+              </w:rPr>
+              <w:t xml:space="preserve">​</w:t>
+            </w:r>
+          </w:p>
+        </w:tc>
+        <w:tc>
+          <w:tcPr/>
+          <w:p>
+            <w:pPr>
+              <w:pStyle w:val="Compact"/>
+              <w:jc w:val="center"/>
+            </w:pPr>
+            <w:r>
+              <w:rPr>
+                <w:rFonts w:ascii="Times New Roman" w:hAnsi="Times New Roman" w:eastAsia="Times New Roman" w:cs="Times New Roman"/>
+              </w:rPr>
+              <w:t xml:space="preserve">2</w:t>
+            </w:r>
+          </w:p>
+        </w:tc>
+        <w:tc>
+          <w:tcPr/>
+          <w:p>
+            <w:pPr>
+              <w:pStyle w:val="Compact"/>
+              <w:jc w:val="center"/>
+            </w:pPr>
+            <w:r>
+              <w:rPr>
+                <w:rFonts w:ascii="Times New Roman" w:hAnsi="Times New Roman" w:eastAsia="Times New Roman" w:cs="Times New Roman"/>
+              </w:rPr>
+              <w:t xml:space="preserve">1+</w:t>
+            </w:r>
+          </w:p>
+        </w:tc>
+        <w:tc>
+          <w:tcPr/>
+          <w:p>
+            <w:pPr>
+              <w:pStyle w:val="Compact"/>
+              <w:jc w:val="center"/>
+            </w:pPr>
+            <w:r>
+              <w:rPr>
+                <w:rFonts w:hint="eastAsia" w:ascii="Times New Roman" w:hAnsi="Times New Roman" w:eastAsia="FangSong" w:cs="Times New Roman"/>
+              </w:rPr>
+              <w:t>一氯化二氨合银</w:t>
+            </w:r>
+            <w:r>
+              <w:rPr>
+                <w:rFonts w:hint="eastAsia" w:ascii="Times New Roman" w:hAnsi="Times New Roman" w:eastAsia="Times New Roman" w:cs="Times New Roman"/>
+              </w:rPr>
+              <w:t>(I)</w:t>
+            </w:r>
+          </w:p>
+        </w:tc>
+      </w:tr>
+      <w:tr>
+        <w:tc>
+          <w:tcPr/>
+          <w:p>
+            <w:pPr>
+              <w:pStyle w:val="Compact"/>
+              <w:jc w:val="center"/>
+            </w:pPr>
+            <w:r>
+              <w:rPr>
+                <w:rFonts w:ascii="Times New Roman" w:hAnsi="Times New Roman" w:eastAsia="Times New Roman" w:cs="Times New Roman"/>
+              </w:rPr>
+              <w:t xml:space="preserve">(4)</w:t>
+            </w:r>
+            <w:r>
+              <w:rPr>
+                <w:rFonts w:ascii="Times New Roman" w:hAnsi="Times New Roman" w:eastAsia="Times New Roman" w:cs="Times New Roman"/>
+              </w:rPr>
+              <w:t xml:space="preserve"> </w:t>
+            </w:r>
+            <m:oMath>
+              <m:r>
+                <m:rPr>
+                  <m:sty m:val="p"/>
+                </m:rPr>
+                <m:t>[</m:t>
+              </m:r>
+              <m:r>
+                <m:t>C</m:t>
+              </m:r>
+              <m:r>
+                <m:t>r</m:t>
+              </m:r>
+              <m:r>
+                <m:t>C</m:t>
+              </m:r>
+              <m:sSub>
+                <m:e>
+                  <m:r>
+                    <m:t>l</m:t>
+                  </m:r>
+                </m:e>
+                <m:sub>
+                  <m:r>
+                    <m:t>2</m:t>
+                  </m:r>
+                </m:sub>
+              </m:sSub>
+              <m:r>
+                <m:rPr>
+                  <m:sty m:val="p"/>
+                </m:rPr>
+                <m:t>(</m:t>
+              </m:r>
+              <m:sSub>
+                <m:e>
+                  <m:r>
+                    <m:t>H</m:t>
+                  </m:r>
+                </m:e>
+                <m:sub>
+                  <m:r>
+                    <m:t>2</m:t>
+                  </m:r>
+                </m:sub>
+              </m:sSub>
+              <m:r>
+                <m:t>O</m:t>
+              </m:r>
+              <m:sSub>
+                <m:e>
+                  <m:r>
+                    <m:rPr>
+                      <m:sty m:val="p"/>
+                    </m:rPr>
+                    <m:t>)</m:t>
+                  </m:r>
+                </m:e>
+                <m:sub>
+                  <m:r>
+                    <m:t>4</m:t>
+                  </m:r>
+                </m:sub>
+              </m:sSub>
+              <m:r>
+                <m:rPr>
+                  <m:sty m:val="p"/>
+                </m:rPr>
+                <m:t>]</m:t>
+              </m:r>
+              <m:r>
+                <m:t>C</m:t>
+              </m:r>
+              <m:r>
+                <m:t>l</m:t>
+              </m:r>
+            </m:oMath>
+          </w:p>
+        </w:tc>
+        <w:tc>
+          <w:tcPr/>
+          <w:p>
+            <w:pPr>
+              <w:pStyle w:val="Compact"/>
+              <w:jc w:val="center"/>
+            </w:pPr>
+            <m:oMath>
+              <m:r>
+                <m:t>C</m:t>
+              </m:r>
+              <m:sSup>
+                <m:e>
+                  <m:r>
+                    <m:t>r</m:t>
+                  </m:r>
+                </m:e>
+                <m:sup>
+                  <m:r>
+                    <m:t>3</m:t>
+                  </m:r>
+                  <m:r>
+                    <m:rPr>
+                      <m:sty m:val="p"/>
+                    </m:rPr>
+                    <m:t>+</m:t>
+                  </m:r>
+                </m:sup>
+              </m:sSup>
+            </m:oMath>
+            <w:r>
+              <w:rPr>
+                <w:rFonts w:ascii="Times New Roman" w:hAnsi="Times New Roman" w:eastAsia="Times New Roman" w:cs="Times New Roman"/>
+              </w:rPr>
+              <w:t xml:space="preserve">​</w:t>
+            </w:r>
+          </w:p>
+        </w:tc>
+        <w:tc>
+          <w:tcPr/>
+          <w:p>
+            <w:pPr>
+              <w:pStyle w:val="Compact"/>
+              <w:jc w:val="center"/>
+            </w:pPr>
+            <m:oMath>
+              <m:sSub>
+                <m:e>
+                  <m:r>
+                    <m:t>H</m:t>
+                  </m:r>
+                </m:e>
+                <m:sub>
+                  <m:r>
+                    <m:t>2</m:t>
+                  </m:r>
+                </m:sub>
+              </m:sSub>
+              <m:r>
+                <m:t>O</m:t>
+              </m:r>
+              <m:r>
+                <m:rPr>
+                  <m:sty m:val="p"/>
+                </m:rPr>
+                <m:t>,</m:t>
+              </m:r>
+              <m:r>
+                <m:t>C</m:t>
+              </m:r>
+              <m:sSup>
+                <m:e>
+                  <m:r>
+                    <m:t>l</m:t>
+                  </m:r>
+                </m:e>
+                <m:sup>
+                  <m:r>
+                    <m:rPr>
+                      <m:sty m:val="p"/>
+                    </m:rPr>
+                    <m:t>−</m:t>
+                  </m:r>
+                </m:sup>
+              </m:sSup>
+            </m:oMath>
+            <w:r>
+              <w:rPr>
+                <w:rFonts w:ascii="Times New Roman" w:hAnsi="Times New Roman" w:eastAsia="Times New Roman" w:cs="Times New Roman"/>
+              </w:rPr>
+              <w:t xml:space="preserve">​</w:t>
+            </w:r>
+          </w:p>
+        </w:tc>
+        <w:tc>
+          <w:tcPr/>
+          <w:p>
+            <w:pPr>
+              <w:pStyle w:val="Compact"/>
+              <w:jc w:val="center"/>
+            </w:pPr>
+            <w:r>
+              <w:rPr>
+                <w:rFonts w:ascii="Times New Roman" w:hAnsi="Times New Roman" w:eastAsia="Times New Roman" w:cs="Times New Roman"/>
+              </w:rPr>
+              <w:t xml:space="preserve">6</w:t>
+            </w:r>
+          </w:p>
+        </w:tc>
+        <w:tc>
+          <w:tcPr/>
+          <w:p>
+            <w:pPr>
+              <w:pStyle w:val="Compact"/>
+              <w:jc w:val="center"/>
+            </w:pPr>
+            <w:r>
+              <w:rPr>
+                <w:rFonts w:ascii="Times New Roman" w:hAnsi="Times New Roman" w:eastAsia="Times New Roman" w:cs="Times New Roman"/>
+              </w:rPr>
+              <w:t xml:space="preserve">1+</w:t>
+            </w:r>
+          </w:p>
+        </w:tc>
+        <w:tc>
+          <w:tcPr/>
+          <w:p>
+            <w:pPr>
+              <w:pStyle w:val="Compact"/>
+              <w:jc w:val="center"/>
+            </w:pPr>
+            <w:r>
+              <w:rPr>
+                <w:rFonts w:hint="eastAsia" w:ascii="Times New Roman" w:hAnsi="Times New Roman" w:eastAsia="FangSong" w:cs="Times New Roman"/>
+              </w:rPr>
+              <w:t>一氯化二氯四水合铬</w:t>
+            </w:r>
+            <w:r>
+              <w:rPr>
+                <w:rFonts w:hint="eastAsia" w:ascii="Times New Roman" w:hAnsi="Times New Roman" w:eastAsia="Times New Roman" w:cs="Times New Roman"/>
+              </w:rPr>
+              <w:t>(III)</w:t>
+            </w:r>
+          </w:p>
+        </w:tc>
+      </w:tr>
+      <w:tr>
+        <w:tc>
+          <w:tcPr/>
+          <w:p>
+            <w:pPr>
+              <w:pStyle w:val="Compact"/>
+              <w:jc w:val="center"/>
+            </w:pPr>
+            <w:r>
+              <w:rPr>
+                <w:rFonts w:ascii="Times New Roman" w:hAnsi="Times New Roman" w:eastAsia="Times New Roman" w:cs="Times New Roman"/>
+              </w:rPr>
+              <w:t xml:space="preserve">(5)</w:t>
+            </w:r>
+            <w:r>
+              <w:rPr>
+                <w:rFonts w:ascii="Times New Roman" w:hAnsi="Times New Roman" w:eastAsia="Times New Roman" w:cs="Times New Roman"/>
+              </w:rPr>
+              <w:t xml:space="preserve"> </w:t>
+            </w:r>
+            <m:oMath>
+              <m:r>
+                <m:t>C</m:t>
+              </m:r>
+              <m:r>
+                <m:t>o</m:t>
+              </m:r>
+              <m:r>
+                <m:rPr>
+                  <m:sty m:val="p"/>
+                </m:rPr>
+                <m:t>(</m:t>
+              </m:r>
+              <m:r>
+                <m:t>N</m:t>
+              </m:r>
+              <m:sSub>
+                <m:e>
+                  <m:r>
+                    <m:t>O</m:t>
+                  </m:r>
+                </m:e>
+                <m:sub>
+                  <m:r>
+                    <m:t>2</m:t>
+                  </m:r>
+                </m:sub>
+              </m:sSub>
+              <m:sSub>
+                <m:e>
+                  <m:r>
+                    <m:rPr>
+                      <m:sty m:val="p"/>
+                    </m:rPr>
+                    <m:t>)</m:t>
+                  </m:r>
+                </m:e>
+                <m:sub>
+                  <m:r>
+                    <m:t>3</m:t>
+                  </m:r>
+                </m:sub>
+              </m:sSub>
+              <m:r>
+                <m:rPr>
+                  <m:sty m:val="p"/>
+                </m:rPr>
+                <m:t>(</m:t>
+              </m:r>
+              <m:r>
+                <m:t>N</m:t>
+              </m:r>
+              <m:sSub>
+                <m:e>
+                  <m:r>
+                    <m:t>H</m:t>
+                  </m:r>
+                </m:e>
+                <m:sub>
+                  <m:r>
+                    <m:t>3</m:t>
+                  </m:r>
+                </m:sub>
+              </m:sSub>
+              <m:sSub>
+                <m:e>
+                  <m:r>
+                    <m:rPr>
+                      <m:sty m:val="p"/>
+                    </m:rPr>
+                    <m:t>)</m:t>
+                  </m:r>
+                </m:e>
+                <m:sub>
+                  <m:r>
+                    <m:t>3</m:t>
+                  </m:r>
+                </m:sub>
+              </m:sSub>
+            </m:oMath>
+          </w:p>
+        </w:tc>
+        <w:tc>
+          <w:tcPr/>
+          <w:p>
+            <w:pPr>
+              <w:pStyle w:val="Compact"/>
+              <w:jc w:val="center"/>
+            </w:pPr>
+            <m:oMath>
+              <m:r>
+                <m:t>C</m:t>
+              </m:r>
+              <m:sSup>
+                <m:e>
+                  <m:r>
+                    <m:t>o</m:t>
+                  </m:r>
+                </m:e>
+                <m:sup>
+                  <m:r>
+                    <m:t>3</m:t>
+                  </m:r>
+                  <m:r>
+                    <m:rPr>
+                      <m:sty m:val="p"/>
+                    </m:rPr>
+                    <m:t>+</m:t>
+                  </m:r>
+                </m:sup>
+              </m:sSup>
+            </m:oMath>
+            <w:r>
+              <w:rPr>
+                <w:rFonts w:ascii="Times New Roman" w:hAnsi="Times New Roman" w:eastAsia="Times New Roman" w:cs="Times New Roman"/>
+              </w:rPr>
+              <w:t xml:space="preserve">​</w:t>
+            </w:r>
+          </w:p>
+        </w:tc>
+        <w:tc>
+          <w:tcPr/>
+          <w:p>
+            <w:pPr>
+              <w:pStyle w:val="Compact"/>
+              <w:jc w:val="center"/>
+            </w:pPr>
+            <m:oMath>
+              <m:r>
+                <m:t>N</m:t>
+              </m:r>
+              <m:sSub>
+                <m:e>
+                  <m:r>
+                    <m:t>H</m:t>
+                  </m:r>
+                </m:e>
+                <m:sub>
+                  <m:r>
+                    <m:t>3</m:t>
+                  </m:r>
+                </m:sub>
+              </m:sSub>
+              <m:r>
+                <m:rPr>
+                  <m:sty m:val="p"/>
+                </m:rPr>
+                <m:t>,</m:t>
+              </m:r>
+              <m:r>
+                <m:t>N</m:t>
+              </m:r>
+              <m:sSubSup>
+                <m:e>
+                  <m:r>
+                    <m:t>O</m:t>
+                  </m:r>
+                </m:e>
+                <m:sub>
+                  <m:r>
+                    <m:t>2</m:t>
+                  </m:r>
+                </m:sub>
+                <m:sup>
+                  <m:r>
+                    <m:rPr>
+                      <m:sty m:val="p"/>
+                    </m:rPr>
+                    <m:t>−</m:t>
+                  </m:r>
+                </m:sup>
+              </m:sSubSup>
+            </m:oMath>
+            <w:r>
+              <w:rPr>
+                <w:rFonts w:ascii="Times New Roman" w:hAnsi="Times New Roman" w:eastAsia="Times New Roman" w:cs="Times New Roman"/>
+              </w:rPr>
+              <w:t xml:space="preserve">​</w:t>
+            </w:r>
+          </w:p>
+        </w:tc>
+        <w:tc>
+          <w:tcPr/>
+          <w:p>
+            <w:pPr>
+              <w:pStyle w:val="Compact"/>
+              <w:jc w:val="center"/>
+            </w:pPr>
+            <w:r>
+              <w:rPr>
+                <w:rFonts w:ascii="Times New Roman" w:hAnsi="Times New Roman" w:eastAsia="Times New Roman" w:cs="Times New Roman"/>
+              </w:rPr>
+              <w:t xml:space="preserve">6</w:t>
+            </w:r>
+          </w:p>
+        </w:tc>
+        <w:tc>
+          <w:tcPr/>
+          <w:p>
+            <w:pPr>
+              <w:pStyle w:val="Compact"/>
+              <w:jc w:val="center"/>
+            </w:pPr>
+            <w:r>
+              <w:rPr>
+                <w:rFonts w:ascii="Times New Roman" w:hAnsi="Times New Roman" w:eastAsia="Times New Roman" w:cs="Times New Roman"/>
+              </w:rPr>
+              <w:t xml:space="preserve">0</w:t>
+            </w:r>
+          </w:p>
+        </w:tc>
+        <w:tc>
+          <w:tcPr/>
+          <w:p>
+            <w:pPr>
+              <w:pStyle w:val="Compact"/>
+              <w:jc w:val="center"/>
+            </w:pPr>
+            <w:r>
+              <w:rPr>
+                <w:rFonts w:hint="eastAsia" w:ascii="Times New Roman" w:hAnsi="Times New Roman" w:eastAsia="FangSong" w:cs="Times New Roman"/>
+              </w:rPr>
+              <w:t>三硝基三氨合钴</w:t>
+            </w:r>
+            <w:r>
+              <w:rPr>
+                <w:rFonts w:hint="eastAsia" w:ascii="Times New Roman" w:hAnsi="Times New Roman" w:eastAsia="Times New Roman" w:cs="Times New Roman"/>
+              </w:rPr>
+              <w:t>(III)</w:t>
+            </w:r>
+          </w:p>
+        </w:tc>
+      </w:tr>
+      <w:tr>
+        <w:tc>
+          <w:tcPr/>
+          <w:p>
+            <w:pPr>
+              <w:pStyle w:val="Compact"/>
+              <w:jc w:val="center"/>
+            </w:pPr>
+            <w:r>
+              <w:rPr>
+                <w:rFonts w:ascii="Times New Roman" w:hAnsi="Times New Roman" w:eastAsia="Times New Roman" w:cs="Times New Roman"/>
+              </w:rPr>
+              <w:t xml:space="preserve">(6)</w:t>
+            </w:r>
+            <w:r>
+              <w:rPr>
+                <w:rFonts w:ascii="Times New Roman" w:hAnsi="Times New Roman" w:eastAsia="Times New Roman" w:cs="Times New Roman"/>
+              </w:rPr>
+              <w:t xml:space="preserve"> </w:t>
+            </w:r>
+            <m:oMath>
+              <m:sSub>
+                <m:e>
+                  <m:r>
+                    <m:t>K</m:t>
+                  </m:r>
+                </m:e>
+                <m:sub>
+                  <m:r>
+                    <m:t>2</m:t>
+                  </m:r>
+                </m:sub>
+              </m:sSub>
+              <m:r>
+                <m:t>N</m:t>
+              </m:r>
+              <m:r>
+                <m:t>a</m:t>
+              </m:r>
+              <m:r>
+                <m:rPr>
+                  <m:sty m:val="p"/>
+                </m:rPr>
+                <m:t>[</m:t>
+              </m:r>
+              <m:r>
+                <m:t>C</m:t>
+              </m:r>
+              <m:r>
+                <m:t>o</m:t>
+              </m:r>
+              <m:r>
+                <m:rPr>
+                  <m:sty m:val="p"/>
+                </m:rPr>
+                <m:t>(</m:t>
+              </m:r>
+              <m:r>
+                <m:t>O</m:t>
+              </m:r>
+              <m:r>
+                <m:t>N</m:t>
+              </m:r>
+              <m:r>
+                <m:t>O</m:t>
+              </m:r>
+              <m:sSub>
+                <m:e>
+                  <m:r>
+                    <m:rPr>
+                      <m:sty m:val="p"/>
+                    </m:rPr>
+                    <m:t>)</m:t>
+                  </m:r>
+                </m:e>
+                <m:sub>
+                  <m:r>
+                    <m:t>6</m:t>
+                  </m:r>
+                </m:sub>
+              </m:sSub>
+              <m:r>
+                <m:rPr>
+                  <m:sty m:val="p"/>
+                </m:rPr>
+                <m:t>]</m:t>
+              </m:r>
+            </m:oMath>
+          </w:p>
+        </w:tc>
+        <w:tc>
+          <w:tcPr/>
+          <w:p>
+            <w:pPr>
+              <w:pStyle w:val="Compact"/>
+              <w:jc w:val="center"/>
+            </w:pPr>
+            <m:oMath>
+              <m:r>
+                <m:t>C</m:t>
+              </m:r>
+              <m:sSup>
+                <m:e>
+                  <m:r>
+                    <m:t>o</m:t>
+                  </m:r>
+                </m:e>
+                <m:sup>
+                  <m:r>
+                    <m:t>3</m:t>
+                  </m:r>
+                  <m:r>
+                    <m:rPr>
+                      <m:sty m:val="p"/>
+                    </m:rPr>
+                    <m:t>+</m:t>
+                  </m:r>
+                </m:sup>
+              </m:sSup>
+            </m:oMath>
+            <w:r>
+              <w:rPr>
+                <w:rFonts w:ascii="Times New Roman" w:hAnsi="Times New Roman" w:eastAsia="Times New Roman" w:cs="Times New Roman"/>
+              </w:rPr>
+              <w:t xml:space="preserve">​</w:t>
+            </w:r>
+          </w:p>
+        </w:tc>
+        <w:tc>
+          <w:tcPr/>
+          <w:p>
+            <w:pPr>
+              <w:pStyle w:val="Compact"/>
+              <w:jc w:val="center"/>
+            </w:pPr>
+            <m:oMath>
+              <m:r>
+                <m:t>O</m:t>
+              </m:r>
+              <m:r>
+                <m:t>N</m:t>
+              </m:r>
+              <m:sSup>
+                <m:e>
+                  <m:r>
+                    <m:t>O</m:t>
+                  </m:r>
+                </m:e>
+                <m:sup>
+                  <m:r>
+                    <m:rPr>
+                      <m:sty m:val="p"/>
+                    </m:rPr>
+                    <m:t>−</m:t>
+                  </m:r>
+                </m:sup>
+              </m:sSup>
+            </m:oMath>
+            <w:r>
+              <w:rPr>
+                <w:rFonts w:ascii="Times New Roman" w:hAnsi="Times New Roman" w:eastAsia="Times New Roman" w:cs="Times New Roman"/>
+              </w:rPr>
+              <w:t xml:space="preserve">​</w:t>
+            </w:r>
+          </w:p>
+        </w:tc>
+        <w:tc>
+          <w:tcPr/>
+          <w:p>
+            <w:pPr>
+              <w:pStyle w:val="Compact"/>
+              <w:jc w:val="center"/>
+            </w:pPr>
+            <w:r>
+              <w:rPr>
+                <w:rFonts w:ascii="Times New Roman" w:hAnsi="Times New Roman" w:eastAsia="Times New Roman" w:cs="Times New Roman"/>
+              </w:rPr>
+              <w:t xml:space="preserve">6</w:t>
+            </w:r>
+          </w:p>
+        </w:tc>
+        <w:tc>
+          <w:tcPr/>
+          <w:p>
+            <w:pPr>
+              <w:pStyle w:val="Compact"/>
+              <w:jc w:val="center"/>
+            </w:pPr>
+            <w:r>
+              <w:rPr>
+                <w:rFonts w:ascii="Times New Roman" w:hAnsi="Times New Roman" w:eastAsia="Times New Roman" w:cs="Times New Roman"/>
+              </w:rPr>
+              <w:t xml:space="preserve">3-</w:t>
+            </w:r>
+          </w:p>
+        </w:tc>
+        <w:tc>
+          <w:tcPr/>
+          <w:p>
+            <w:pPr>
+              <w:pStyle w:val="Compact"/>
+              <w:jc w:val="center"/>
+            </w:pPr>
+            <w:r>
+              <w:rPr>
+                <w:rFonts w:hint="eastAsia" w:ascii="Times New Roman" w:hAnsi="Times New Roman" w:eastAsia="FangSong" w:cs="Times New Roman"/>
+              </w:rPr>
+              <w:t>六亚硝酸根合钴</w:t>
+            </w:r>
+            <w:r>
+              <w:rPr>
+                <w:rFonts w:hint="eastAsia" w:ascii="Times New Roman" w:hAnsi="Times New Roman" w:eastAsia="Times New Roman" w:cs="Times New Roman"/>
+              </w:rPr>
+              <w:t>(III)</w:t>
+            </w:r>
+            <w:r>
+              <w:rPr>
+                <w:rFonts w:hint="eastAsia" w:ascii="Times New Roman" w:hAnsi="Times New Roman" w:eastAsia="FangSong" w:cs="Times New Roman"/>
+              </w:rPr>
+              <w:t>酸钠二钾</w:t>
+            </w:r>
+          </w:p>
+        </w:tc>
+      </w:tr>
+      <w:tr>
+        <w:tc>
+          <w:tcPr/>
+          <w:p>
+            <w:pPr>
+              <w:pStyle w:val="Compact"/>
+              <w:jc w:val="center"/>
+            </w:pPr>
+            <w:r>
+              <w:rPr>
+                <w:rFonts w:ascii="Times New Roman" w:hAnsi="Times New Roman" w:eastAsia="Times New Roman" w:cs="Times New Roman"/>
+              </w:rPr>
+              <w:t xml:space="preserve">(7)</w:t>
+            </w:r>
+            <w:r>
+              <w:rPr>
+                <w:rFonts w:ascii="Times New Roman" w:hAnsi="Times New Roman" w:eastAsia="Times New Roman" w:cs="Times New Roman"/>
+              </w:rPr>
+              <w:t xml:space="preserve"> </w:t>
+            </w:r>
+            <m:oMath>
+              <m:r>
+                <m:t>N</m:t>
+              </m:r>
+              <m:r>
+                <m:t>i</m:t>
+              </m:r>
+              <m:r>
+                <m:rPr>
+                  <m:sty m:val="p"/>
+                </m:rPr>
+                <m:t>(</m:t>
+              </m:r>
+              <m:r>
+                <m:t>C</m:t>
+              </m:r>
+              <m:r>
+                <m:t>O</m:t>
+              </m:r>
+              <m:sSub>
+                <m:e>
+                  <m:r>
+                    <m:rPr>
+                      <m:sty m:val="p"/>
+                    </m:rPr>
+                    <m:t>)</m:t>
+                  </m:r>
+                </m:e>
+                <m:sub>
+                  <m:r>
+                    <m:t>4</m:t>
+                  </m:r>
+                </m:sub>
+              </m:sSub>
+            </m:oMath>
+          </w:p>
+        </w:tc>
+        <w:tc>
+          <w:tcPr/>
+          <w:p>
+            <w:pPr>
+              <w:pStyle w:val="Compact"/>
+              <w:jc w:val="center"/>
+            </w:pPr>
+            <m:oMath>
+              <m:r>
+                <m:t>N</m:t>
+              </m:r>
+              <m:sSup>
+                <m:e>
+                  <m:r>
+                    <m:t>i</m:t>
+                  </m:r>
+                </m:e>
+                <m:sup>
+                  <m:r>
+                    <m:t>0</m:t>
+                  </m:r>
+                </m:sup>
+              </m:sSup>
+            </m:oMath>
+            <w:r>
+              <w:rPr>
+                <w:rFonts w:ascii="Times New Roman" w:hAnsi="Times New Roman" w:eastAsia="Times New Roman" w:cs="Times New Roman"/>
+              </w:rPr>
+              <w:t xml:space="preserve">​</w:t>
+            </w:r>
+          </w:p>
+        </w:tc>
+        <w:tc>
+          <w:tcPr/>
+          <w:p>
+            <w:pPr>
+              <w:pStyle w:val="Compact"/>
+              <w:jc w:val="center"/>
+            </w:pPr>
+            <w:r>
+              <w:rPr>
+                <w:rFonts w:ascii="Times New Roman" w:hAnsi="Times New Roman" w:eastAsia="Times New Roman" w:cs="Times New Roman"/>
+              </w:rPr>
+              <w:t xml:space="preserve">CO</w:t>
+            </w:r>
+          </w:p>
+        </w:tc>
+        <w:tc>
+          <w:tcPr/>
+          <w:p>
+            <w:pPr>
+              <w:pStyle w:val="Compact"/>
+              <w:jc w:val="center"/>
+            </w:pPr>
+            <w:r>
+              <w:rPr>
+                <w:rFonts w:ascii="Times New Roman" w:hAnsi="Times New Roman" w:eastAsia="Times New Roman" w:cs="Times New Roman"/>
+              </w:rPr>
+              <w:t xml:space="preserve">4</w:t>
+            </w:r>
+          </w:p>
+        </w:tc>
+        <w:tc>
+          <w:tcPr/>
+          <w:p>
+            <w:pPr>
+              <w:pStyle w:val="Compact"/>
+              <w:jc w:val="center"/>
+            </w:pPr>
+            <w:r>
+              <w:rPr>
+                <w:rFonts w:ascii="Times New Roman" w:hAnsi="Times New Roman" w:eastAsia="Times New Roman" w:cs="Times New Roman"/>
+              </w:rPr>
+              <w:t xml:space="preserve">0</w:t>
+            </w:r>
+          </w:p>
+        </w:tc>
+        <w:tc>
+          <w:tcPr/>
+          <w:p>
+            <w:pPr>
+              <w:pStyle w:val="Compact"/>
+              <w:jc w:val="center"/>
+            </w:pPr>
+            <w:r>
+              <w:rPr>
+                <w:rFonts w:hint="eastAsia" w:ascii="Times New Roman" w:hAnsi="Times New Roman" w:eastAsia="FangSong" w:cs="Times New Roman"/>
+              </w:rPr>
+              <w:t xml:space="preserve">四羰基合镍</w:t>
+            </w:r>
+          </w:p>
+        </w:tc>
+      </w:tr>
+      <w:tr>
+        <w:tc>
+          <w:tcPr/>
+          <w:p>
+            <w:pPr>
+              <w:pStyle w:val="Compact"/>
+              <w:jc w:val="center"/>
+            </w:pPr>
+            <w:r>
+              <w:rPr>
+                <w:rFonts w:ascii="Times New Roman" w:hAnsi="Times New Roman" w:eastAsia="Times New Roman" w:cs="Times New Roman"/>
+              </w:rPr>
+              <w:t xml:space="preserve">(8)</w:t>
+            </w:r>
+            <w:r>
+              <w:rPr>
+                <w:rFonts w:ascii="Times New Roman" w:hAnsi="Times New Roman" w:eastAsia="Times New Roman" w:cs="Times New Roman"/>
+              </w:rPr>
+              <w:t xml:space="preserve"> </w:t>
+            </w:r>
+            <m:oMath>
+              <m:r>
+                <m:rPr>
+                  <m:sty m:val="p"/>
+                </m:rPr>
+                <m:t>[</m:t>
+              </m:r>
+              <m:r>
+                <m:t>C</m:t>
+              </m:r>
+              <m:r>
+                <m:t>o</m:t>
+              </m:r>
+              <m:r>
+                <m:rPr>
+                  <m:sty m:val="p"/>
+                </m:rPr>
+                <m:t>(</m:t>
+              </m:r>
+              <m:r>
+                <m:t>e</m:t>
+              </m:r>
+              <m:r>
+                <m:t>n</m:t>
+              </m:r>
+              <m:sSub>
+                <m:e>
+                  <m:r>
+                    <m:rPr>
+                      <m:sty m:val="p"/>
+                    </m:rPr>
+                    <m:t>)</m:t>
+                  </m:r>
+                </m:e>
+                <m:sub>
+                  <m:r>
+                    <m:t>3</m:t>
+                  </m:r>
+                </m:sub>
+              </m:sSub>
+              <m:r>
+                <m:rPr>
+                  <m:sty m:val="p"/>
+                </m:rPr>
+                <m:t>]</m:t>
+              </m:r>
+              <m:r>
+                <m:t>C</m:t>
+              </m:r>
+              <m:sSub>
+                <m:e>
+                  <m:r>
+                    <m:t>l</m:t>
+                  </m:r>
+                </m:e>
+                <m:sub>
+                  <m:r>
+                    <m:t>3</m:t>
+                  </m:r>
+                </m:sub>
+              </m:sSub>
+            </m:oMath>
+          </w:p>
+        </w:tc>
+        <w:tc>
+          <w:tcPr/>
+          <w:p>
+            <w:pPr>
+              <w:pStyle w:val="Compact"/>
+              <w:jc w:val="center"/>
+            </w:pPr>
+            <m:oMath>
+              <m:r>
+                <m:t>C</m:t>
+              </m:r>
+              <m:sSup>
+                <m:e>
+                  <m:r>
+                    <m:t>o</m:t>
+                  </m:r>
+                </m:e>
+                <m:sup>
+                  <m:r>
+                    <m:t>3</m:t>
+                  </m:r>
+                  <m:r>
+                    <m:rPr>
+                      <m:sty m:val="p"/>
+                    </m:rPr>
+                    <m:t>+</m:t>
+                  </m:r>
+                </m:sup>
+              </m:sSup>
+            </m:oMath>
+            <w:r>
+              <w:rPr>
+                <w:rFonts w:ascii="Times New Roman" w:hAnsi="Times New Roman" w:eastAsia="Times New Roman" w:cs="Times New Roman"/>
+              </w:rPr>
+              <w:t xml:space="preserve">​</w:t>
+            </w:r>
+          </w:p>
+        </w:tc>
+        <w:tc>
+          <w:tcPr/>
+          <w:p>
+            <w:pPr>
+              <w:pStyle w:val="Compact"/>
+              <w:jc w:val="center"/>
+            </w:pPr>
+            <w:r>
+              <w:rPr>
+                <w:rFonts w:ascii="Times New Roman" w:hAnsi="Times New Roman" w:eastAsia="Times New Roman" w:cs="Times New Roman"/>
+              </w:rPr>
+              <w:t xml:space="preserve">en</w:t>
+            </w:r>
+          </w:p>
+        </w:tc>
+        <w:tc>
+          <w:tcPr/>
+          <w:p>
+            <w:pPr>
+              <w:pStyle w:val="Compact"/>
+              <w:jc w:val="center"/>
+            </w:pPr>
+            <w:r>
+              <w:rPr>
+                <w:rFonts w:ascii="Times New Roman" w:hAnsi="Times New Roman" w:eastAsia="Times New Roman" w:cs="Times New Roman"/>
+              </w:rPr>
+              <w:t xml:space="preserve">6</w:t>
+            </w:r>
+          </w:p>
+        </w:tc>
+        <w:tc>
+          <w:tcPr/>
+          <w:p>
+            <w:pPr>
+              <w:pStyle w:val="Compact"/>
+              <w:jc w:val="center"/>
+            </w:pPr>
+            <w:r>
+              <w:rPr>
+                <w:rFonts w:ascii="Times New Roman" w:hAnsi="Times New Roman" w:eastAsia="Times New Roman" w:cs="Times New Roman"/>
+              </w:rPr>
+              <w:t xml:space="preserve">3+</w:t>
+            </w:r>
+          </w:p>
+        </w:tc>
+        <w:tc>
+          <w:tcPr/>
+          <w:p>
+            <w:pPr>
+              <w:pStyle w:val="Compact"/>
+              <w:jc w:val="center"/>
+            </w:pPr>
+            <w:r>
+              <w:rPr>
+                <w:rFonts w:hint="eastAsia" w:ascii="Times New Roman" w:hAnsi="Times New Roman" w:eastAsia="FangSong" w:cs="Times New Roman"/>
+              </w:rPr>
+              <w:t>三氯化三</w:t>
+            </w:r>
+            <w:r>
+              <w:rPr>
+                <w:rFonts w:hint="eastAsia" w:ascii="Times New Roman" w:hAnsi="Times New Roman" w:eastAsia="Times New Roman" w:cs="Times New Roman"/>
+              </w:rPr>
+              <w:t>(</w:t>
+            </w:r>
+            <w:r>
+              <w:rPr>
+                <w:rFonts w:hint="eastAsia" w:ascii="Times New Roman" w:hAnsi="Times New Roman" w:eastAsia="FangSong" w:cs="Times New Roman"/>
+              </w:rPr>
+              <w:t>乙二胺</w:t>
+            </w:r>
+            <w:r>
+              <w:rPr>
+                <w:rFonts w:hint="eastAsia" w:ascii="Times New Roman" w:hAnsi="Times New Roman" w:eastAsia="Times New Roman" w:cs="Times New Roman"/>
+              </w:rPr>
+              <w:t>)</w:t>
+            </w:r>
+            <w:r>
+              <w:rPr>
+                <w:rFonts w:hint="eastAsia" w:ascii="Times New Roman" w:hAnsi="Times New Roman" w:eastAsia="FangSong" w:cs="Times New Roman"/>
+              </w:rPr>
+              <w:t>合钴</w:t>
+            </w:r>
+            <w:r>
+              <w:rPr>
+                <w:rFonts w:hint="eastAsia" w:ascii="Times New Roman" w:hAnsi="Times New Roman" w:eastAsia="Times New Roman" w:cs="Times New Roman"/>
+              </w:rPr>
+              <w:t>(III)</w:t>
+            </w:r>
+          </w:p>
+        </w:tc>
+      </w:tr>
+    </w:tbl>
+    <w:bookmarkEnd w:id="37"/>
+    <w:bookmarkStart w:id="38" w:name="第-17-题"/>
     <w:p>
       <w:pPr>
         <w:pStyle w:val="Heading2"/>
@@ -10336,8 +10757,8 @@
         <w:t>。</w:t>
       </w:r>
     </w:p>
-    <w:bookmarkEnd w:id="33"/>
-    <w:bookmarkStart w:id="34" w:name="第-18-题"/>
+    <w:bookmarkEnd w:id="38"/>
+    <w:bookmarkStart w:id="39" w:name="第-18-题"/>
     <w:p>
       <w:pPr>
         <w:pStyle w:val="Heading2"/>
@@ -11020,8 +11441,8 @@
         <w:t>讲习题</w:t>
       </w:r>
     </w:p>
-    <w:bookmarkEnd w:id="34"/>
-    <w:bookmarkStart w:id="35" w:name="第-19-题"/>
+    <w:bookmarkEnd w:id="39"/>
+    <w:bookmarkStart w:id="40" w:name="第-19-题"/>
     <w:p>
       <w:pPr>
         <w:pStyle w:val="Heading2"/>
@@ -11537,511 +11958,9 @@
         </w:rPr>
         <w:t>。</w:t>
       </w:r>
-      <w:r>
-        <w:rPr>
-          <w:rFonts w:ascii="Times New Roman" w:hAnsi="Times New Roman" w:eastAsia="Times New Roman" w:cs="Times New Roman"/>
-        </w:rPr>
-        <w:t xml:space="preserve"> </w:t>
-      </w:r>
-      <w:r>
-        <w:rPr>
-          <w:rFonts w:hint="eastAsia" w:ascii="Times New Roman" w:hAnsi="Times New Roman" w:eastAsia="FangSong" w:cs="Times New Roman"/>
-          <w:b/>
-          <w:bCs/>
-        </w:rPr>
-        <w:t xml:space="preserve">答案</w:t>
-      </w:r>
-      <w:r>
-        <w:rPr>
-          <w:rFonts w:hint="eastAsia" w:ascii="Times New Roman" w:hAnsi="Times New Roman" w:eastAsia="Times New Roman" w:cs="Times New Roman"/>
-        </w:rPr>
-        <w:t xml:space="preserve">：(1)A:</w:t>
-      </w:r>
-      <w:r>
-        <w:rPr>
-          <w:rFonts w:ascii="Times New Roman" w:hAnsi="Times New Roman" w:eastAsia="Times New Roman" w:cs="Times New Roman"/>
-        </w:rPr>
-        <w:t xml:space="preserve"> Pt(NH</w:t>
-      </w:r>
-      <w:r>
-        <w:rPr>
-          <w:rFonts w:ascii="Times New Roman" w:hAnsi="Times New Roman" w:eastAsia="Times New Roman" w:cs="Times New Roman"/>
-          <w:vertAlign w:val="subscript"/>
-        </w:rPr>
-        <w:t>3</w:t>
-      </w:r>
-      <w:r>
-        <w:rPr>
-          <w:rFonts w:ascii="Times New Roman" w:hAnsi="Times New Roman" w:eastAsia="Times New Roman" w:cs="Times New Roman"/>
-        </w:rPr>
-        <w:t>)</w:t>
-      </w:r>
-      <w:r>
-        <w:rPr>
-          <w:rFonts w:ascii="Times New Roman" w:hAnsi="Times New Roman" w:eastAsia="Times New Roman" w:cs="Times New Roman"/>
-          <w:vertAlign w:val="subscript"/>
-        </w:rPr>
-        <w:t>2</w:t>
-      </w:r>
-      <w:r>
-        <w:rPr>
-          <w:rFonts w:ascii="Times New Roman" w:hAnsi="Times New Roman" w:eastAsia="Times New Roman" w:cs="Times New Roman"/>
-        </w:rPr>
-        <w:t>Cl</w:t>
-      </w:r>
-      <w:r>
-        <w:rPr>
-          <w:rFonts w:ascii="Times New Roman" w:hAnsi="Times New Roman" w:eastAsia="Times New Roman" w:cs="Times New Roman"/>
-          <w:vertAlign w:val="subscript"/>
-        </w:rPr>
-        <w:t>2</w:t>
-      </w:r>
-      <w:r>
-        <w:rPr>
-          <w:rFonts w:ascii="Times New Roman" w:hAnsi="Times New Roman" w:eastAsia="Times New Roman" w:cs="Times New Roman"/>
-        </w:rPr>
-        <w:t>, B: PtCl</w:t>
-      </w:r>
-      <w:r>
-        <w:rPr>
-          <w:rFonts w:ascii="Times New Roman" w:hAnsi="Times New Roman" w:eastAsia="Times New Roman" w:cs="Times New Roman"/>
-          <w:vertAlign w:val="subscript"/>
-        </w:rPr>
-        <w:t>2</w:t>
-      </w:r>
-      <w:r>
-        <w:rPr>
-          <w:rFonts w:ascii="Times New Roman" w:hAnsi="Times New Roman" w:eastAsia="Times New Roman" w:cs="Times New Roman"/>
-        </w:rPr>
-        <w:t xml:space="preserve">, C: Pt </w:t>
-      </w:r>
-      <w:r>
-        <w:rPr>
-          <w:rFonts w:hint="eastAsia" w:ascii="Times New Roman" w:hAnsi="Times New Roman" w:eastAsia="Times New Roman" w:cs="Times New Roman"/>
-        </w:rPr>
-        <w:t>(2)</w:t>
-      </w:r>
-      <w:r>
-        <w:rPr>
-          <w:rFonts w:hint="eastAsia" w:ascii="Times New Roman" w:hAnsi="Times New Roman" w:eastAsia="FangSong" w:cs="Times New Roman"/>
-        </w:rPr>
-        <w:t>四氯合铂</w:t>
-      </w:r>
-      <w:r>
-        <w:rPr>
-          <w:rFonts w:hint="eastAsia" w:ascii="Times New Roman" w:hAnsi="Times New Roman" w:eastAsia="Times New Roman" w:cs="Times New Roman"/>
-        </w:rPr>
-        <w:t>(Ⅱ)</w:t>
-      </w:r>
-      <w:r>
-        <w:rPr>
-          <w:rFonts w:hint="eastAsia" w:ascii="Times New Roman" w:hAnsi="Times New Roman" w:eastAsia="FangSong" w:cs="Times New Roman"/>
-        </w:rPr>
-        <w:t>酸</w:t>
-      </w:r>
-      <w:r>
-        <w:rPr>
-          <w:rFonts w:ascii="Times New Roman" w:hAnsi="Times New Roman" w:eastAsia="Times New Roman" w:cs="Times New Roman"/>
-        </w:rPr>
-        <w:t xml:space="preserve"> </w:t>
-      </w:r>
-      <w:r>
-        <w:rPr>
-          <w:rFonts w:hint="eastAsia" w:ascii="Times New Roman" w:hAnsi="Times New Roman" w:eastAsia="Times New Roman" w:cs="Times New Roman"/>
-        </w:rPr>
-        <w:t>(3)</w:t>
-      </w:r>
-      <w:r>
-        <w:rPr>
-          <w:rFonts w:hint="eastAsia" w:ascii="Times New Roman" w:hAnsi="Times New Roman" w:eastAsia="FangSong" w:cs="Times New Roman"/>
-        </w:rPr>
-        <w:t>水中溶解度较大的是</w:t>
-      </w:r>
-      <w:r>
-        <w:rPr>
-          <w:rFonts w:hint="eastAsia" w:ascii="Times New Roman" w:hAnsi="Times New Roman" w:eastAsia="Times New Roman" w:cs="Times New Roman"/>
-        </w:rPr>
-        <w:t>A</w:t>
-      </w:r>
-      <w:r>
-        <w:rPr>
-          <w:rFonts w:hint="eastAsia" w:ascii="Times New Roman" w:hAnsi="Times New Roman" w:eastAsia="Times New Roman" w:cs="Times New Roman"/>
-          <w:vertAlign w:val="subscript"/>
-        </w:rPr>
-        <w:t>2</w:t>
-      </w:r>
-      <w:r>
-        <w:rPr>
-          <w:rFonts w:ascii="Times New Roman" w:hAnsi="Times New Roman" w:eastAsia="Times New Roman" w:cs="Times New Roman"/>
-        </w:rPr>
-        <w:t xml:space="preserve"> </w:t>
-      </w:r>
-      <w:r>
-        <w:rPr>
-          <w:rFonts w:hint="eastAsia" w:ascii="Times New Roman" w:hAnsi="Times New Roman" w:eastAsia="Times New Roman" w:cs="Times New Roman"/>
-        </w:rPr>
-        <w:t>(4)4</w:t>
-      </w:r>
-      <w:r>
-        <w:rPr>
-          <w:rFonts w:hint="eastAsia" w:ascii="Times New Roman" w:hAnsi="Times New Roman" w:eastAsia="FangSong" w:cs="Times New Roman"/>
-        </w:rPr>
-        <w:t>种</w:t>
-      </w:r>
-      <w:r>
-        <w:rPr>
-          <w:rFonts w:hint="eastAsia" w:ascii="Times New Roman" w:hAnsi="Times New Roman" w:eastAsia="Times New Roman" w:cs="Times New Roman"/>
-        </w:rPr>
-        <w:t>；</w:t>
-      </w:r>
-      <m:oMath>
-        <m:oMathPr>
-          <m:ctrlPr>
-            <w:rPr>
-              <w:sz w:val="28"/>
-              <w:szCs w:val="28"/>
-            </w:rPr>
-          </m:ctrlPr>
-        </m:oMathPr>
-        <m:d>
-          <m:dPr>
-            <m:begChr m:val="["/>
-            <m:sepChr m:val=""/>
-            <m:endChr m:val="]"/>
-            <m:grow/>
-          </m:dPr>
-          <m:e>
-            <m:r>
-              <m:rPr>
-                <m:sty m:val="p"/>
-              </m:rPr>
-              <m:t>P</m:t>
-            </m:r>
-            <m:r>
-              <m:rPr>
-                <m:sty m:val="p"/>
-              </m:rPr>
-              <m:t>t</m:t>
-            </m:r>
-            <m:r>
-              <m:rPr>
-                <m:sty m:val="p"/>
-              </m:rPr>
-              <m:t>(</m:t>
-            </m:r>
-            <m:sSub>
-              <m:e>
-                <m:r>
-                  <m:rPr>
-                    <m:sty m:val="p"/>
-                  </m:rPr>
-                  <m:t>N</m:t>
-                </m:r>
-                <m:r>
-                  <m:rPr>
-                    <m:sty m:val="p"/>
-                  </m:rPr>
-                  <m:t>H</m:t>
-                </m:r>
-              </m:e>
-              <m:sub>
-                <m:r>
-                  <m:t>3</m:t>
-                </m:r>
-              </m:sub>
-            </m:sSub>
-            <m:sSub>
-              <m:e>
-                <m:r>
-                  <m:rPr>
-                    <m:sty m:val="p"/>
-                  </m:rPr>
-                  <m:t>)</m:t>
-                </m:r>
-              </m:e>
-              <m:sub>
-                <m:r>
-                  <m:t>4</m:t>
-                </m:r>
-              </m:sub>
-            </m:sSub>
-          </m:e>
-        </m:d>
-        <m:d>
-          <m:dPr>
-            <m:begChr m:val="["/>
-            <m:sepChr m:val=""/>
-            <m:endChr m:val="]"/>
-            <m:grow/>
-          </m:dPr>
-          <m:e>
-            <m:sSub>
-              <m:e>
-                <m:r>
-                  <m:rPr>
-                    <m:sty m:val="p"/>
-                  </m:rPr>
-                  <m:t>P</m:t>
-                </m:r>
-                <m:r>
-                  <m:rPr>
-                    <m:sty m:val="p"/>
-                  </m:rPr>
-                  <m:t>t</m:t>
-                </m:r>
-                <m:r>
-                  <m:rPr>
-                    <m:sty m:val="p"/>
-                  </m:rPr>
-                  <m:t>C</m:t>
-                </m:r>
-                <m:r>
-                  <m:rPr>
-                    <m:sty m:val="p"/>
-                  </m:rPr>
-                  <m:t>l</m:t>
-                </m:r>
-              </m:e>
-              <m:sub>
-                <m:r>
-                  <m:t>4</m:t>
-                </m:r>
-              </m:sub>
-            </m:sSub>
-          </m:e>
-        </m:d>
-        <m:r>
-          <m:rPr>
-            <m:sty m:val="p"/>
-          </m:rPr>
-          <m:t>+</m:t>
-        </m:r>
-        <m:r>
-          <m:t>2</m:t>
-        </m:r>
-        <m:sSub>
-          <m:e>
-            <m:r>
-              <m:rPr>
-                <m:sty m:val="p"/>
-              </m:rPr>
-              <m:t>A</m:t>
-            </m:r>
-            <m:r>
-              <m:rPr>
-                <m:sty m:val="p"/>
-              </m:rPr>
-              <m:t>g</m:t>
-            </m:r>
-            <m:r>
-              <m:rPr>
-                <m:sty m:val="p"/>
-              </m:rPr>
-              <m:t>N</m:t>
-            </m:r>
-            <m:r>
-              <m:rPr>
-                <m:sty m:val="p"/>
-              </m:rPr>
-              <m:t>O</m:t>
-            </m:r>
-          </m:e>
-          <m:sub>
-            <m:r>
-              <m:t>3</m:t>
-            </m:r>
-          </m:sub>
-        </m:sSub>
-        <m:r>
-          <m:rPr>
-            <m:sty m:val="p"/>
-          </m:rPr>
-          <m:t>=</m:t>
-        </m:r>
-        <m:sSub>
-          <m:e>
-            <m:r>
-              <m:rPr>
-                <m:sty m:val="p"/>
-              </m:rPr>
-              <m:t>A</m:t>
-            </m:r>
-            <m:r>
-              <m:rPr>
-                <m:sty m:val="p"/>
-              </m:rPr>
-              <m:t>g</m:t>
-            </m:r>
-          </m:e>
-          <m:sub>
-            <m:r>
-              <m:t>2</m:t>
-            </m:r>
-          </m:sub>
-        </m:sSub>
-        <m:r>
-          <m:rPr>
-            <m:sty m:val="p"/>
-          </m:rPr>
-          <m:t>[</m:t>
-        </m:r>
-        <m:sSub>
-          <m:e>
-            <m:r>
-              <m:rPr>
-                <m:sty m:val="p"/>
-              </m:rPr>
-              <m:t>P</m:t>
-            </m:r>
-            <m:r>
-              <m:rPr>
-                <m:sty m:val="p"/>
-              </m:rPr>
-              <m:t>t</m:t>
-            </m:r>
-            <m:r>
-              <m:rPr>
-                <m:sty m:val="p"/>
-              </m:rPr>
-              <m:t>C</m:t>
-            </m:r>
-            <m:r>
-              <m:rPr>
-                <m:sty m:val="p"/>
-              </m:rPr>
-              <m:t>l</m:t>
-            </m:r>
-          </m:e>
-          <m:sub>
-            <m:r>
-              <m:t>4</m:t>
-            </m:r>
-          </m:sub>
-        </m:sSub>
-        <m:r>
-          <m:rPr>
-            <m:sty m:val="p"/>
-          </m:rPr>
-          <m:t>]</m:t>
-        </m:r>
-        <m:r>
-          <m:rPr>
-            <m:sty m:val="p"/>
-          </m:rPr>
-          <m:t>+</m:t>
-        </m:r>
-        <m:r>
-          <m:rPr>
-            <m:sty m:val="p"/>
-          </m:rPr>
-          <m:t>[</m:t>
-        </m:r>
-        <m:r>
-          <m:rPr>
-            <m:sty m:val="p"/>
-          </m:rPr>
-          <m:t>P</m:t>
-        </m:r>
-        <m:r>
-          <m:rPr>
-            <m:sty m:val="p"/>
-          </m:rPr>
-          <m:t>t</m:t>
-        </m:r>
-        <m:r>
-          <m:rPr>
-            <m:sty m:val="p"/>
-          </m:rPr>
-          <m:t>(</m:t>
-        </m:r>
-        <m:sSub>
-          <m:e>
-            <m:r>
-              <m:rPr>
-                <m:sty m:val="p"/>
-              </m:rPr>
-              <m:t>N</m:t>
-            </m:r>
-            <m:r>
-              <m:rPr>
-                <m:sty m:val="p"/>
-              </m:rPr>
-              <m:t>H</m:t>
-            </m:r>
-          </m:e>
-          <m:sub>
-            <m:r>
-              <m:t>3</m:t>
-            </m:r>
-          </m:sub>
-        </m:sSub>
-        <m:sSub>
-          <m:e>
-            <m:r>
-              <m:rPr>
-                <m:sty m:val="p"/>
-              </m:rPr>
-              <m:t>)</m:t>
-            </m:r>
-          </m:e>
-          <m:sub>
-            <m:r>
-              <m:t>4</m:t>
-            </m:r>
-          </m:sub>
-        </m:sSub>
-        <m:r>
-          <m:rPr>
-            <m:sty m:val="p"/>
-          </m:rPr>
-          <m:t>]</m:t>
-        </m:r>
-        <m:r>
-          <m:rPr>
-            <m:sty m:val="p"/>
-          </m:rPr>
-          <m:t>(</m:t>
-        </m:r>
-        <m:sSub>
-          <m:e>
-            <m:r>
-              <m:rPr>
-                <m:sty m:val="p"/>
-              </m:rPr>
-              <m:t>N</m:t>
-            </m:r>
-            <m:r>
-              <m:rPr>
-                <m:sty m:val="p"/>
-              </m:rPr>
-              <m:t>O</m:t>
-            </m:r>
-          </m:e>
-          <m:sub>
-            <m:r>
-              <m:t>3</m:t>
-            </m:r>
-          </m:sub>
-        </m:sSub>
-        <m:sSub>
-          <m:e>
-            <m:r>
-              <m:rPr>
-                <m:sty m:val="p"/>
-              </m:rPr>
-              <m:t>)</m:t>
-            </m:r>
-          </m:e>
-          <m:sub>
-            <m:r>
-              <m:t>2</m:t>
-            </m:r>
-          </m:sub>
-        </m:sSub>
-      </m:oMath>
     </w:p>
-    <w:bookmarkEnd w:id="35"/>
-    <w:bookmarkStart w:id="36" w:name="第-20-题"/>
+    <w:bookmarkEnd w:id="40"/>
+    <w:bookmarkStart w:id="41" w:name="第-20-题"/>
     <w:p>
       <w:pPr>
         <w:pStyle w:val="Heading2"/>
@@ -12100,7 +12019,7 @@
         <w:pStyle w:val="Compact"/>
         <w:numPr>
           <w:ilvl w:val="0"/>
-          <w:numId w:val="1028"/>
+          <w:numId w:val="1014"/>
         </w:numPr>
       </w:pPr>
       <w:r>
@@ -12341,8 +12260,8 @@
         <w:t>。</w:t>
       </w:r>
     </w:p>
-    <w:bookmarkEnd w:id="36"/>
-    <w:bookmarkEnd w:id="37"/>
+    <w:bookmarkEnd w:id="41"/>
+    <w:bookmarkEnd w:id="42"/>
     <w:sectPr>
       <w:footerReference w:type="default" r:id="rId9"/>
       <w:footnotePr>
@@ -12916,6 +12835,176 @@
       </w:pPr>
     </w:lvl>
   </w:abstractNum>
+  <w:abstractNum w:abstractNumId="994126">
+    <w:nsid w:val="0A994126"/>
+    <w:multiLevelType w:val="multilevel"/>
+    <w:lvl w:ilvl="0">
+      <w:start w:val="26"/>
+      <w:numFmt w:val="decimal"/>
+      <w:lvlText w:val="%1."/>
+      <w:lvlJc w:val="left"/>
+      <w:pPr>
+        <w:ind w:left="720" w:hanging="360"/>
+      </w:pPr>
+    </w:lvl>
+    <w:lvl w:ilvl="1">
+      <w:start w:val="26"/>
+      <w:numFmt w:val="decimal"/>
+      <w:lvlText w:val="%2."/>
+      <w:lvlJc w:val="left"/>
+      <w:pPr>
+        <w:ind w:left="1440" w:hanging="360"/>
+      </w:pPr>
+    </w:lvl>
+    <w:lvl w:ilvl="2">
+      <w:start w:val="26"/>
+      <w:numFmt w:val="decimal"/>
+      <w:lvlText w:val="%3."/>
+      <w:lvlJc w:val="left"/>
+      <w:pPr>
+        <w:ind w:left="2160" w:hanging="360"/>
+      </w:pPr>
+    </w:lvl>
+    <w:lvl w:ilvl="3">
+      <w:start w:val="26"/>
+      <w:numFmt w:val="decimal"/>
+      <w:lvlText w:val="%4."/>
+      <w:lvlJc w:val="left"/>
+      <w:pPr>
+        <w:ind w:left="2880" w:hanging="360"/>
+      </w:pPr>
+    </w:lvl>
+    <w:lvl w:ilvl="4">
+      <w:start w:val="26"/>
+      <w:numFmt w:val="decimal"/>
+      <w:lvlText w:val="%5."/>
+      <w:lvlJc w:val="left"/>
+      <w:pPr>
+        <w:ind w:left="3600" w:hanging="360"/>
+      </w:pPr>
+    </w:lvl>
+    <w:lvl w:ilvl="5">
+      <w:start w:val="26"/>
+      <w:numFmt w:val="decimal"/>
+      <w:lvlText w:val="%6."/>
+      <w:lvlJc w:val="left"/>
+      <w:pPr>
+        <w:ind w:left="4320" w:hanging="360"/>
+      </w:pPr>
+    </w:lvl>
+    <w:lvl w:ilvl="6">
+      <w:start w:val="26"/>
+      <w:numFmt w:val="decimal"/>
+      <w:lvlText w:val="%7."/>
+      <w:lvlJc w:val="left"/>
+      <w:pPr>
+        <w:ind w:left="5040" w:hanging="360"/>
+      </w:pPr>
+    </w:lvl>
+    <w:lvl w:ilvl="7">
+      <w:start w:val="26"/>
+      <w:numFmt w:val="decimal"/>
+      <w:lvlText w:val="%8."/>
+      <w:lvlJc w:val="left"/>
+      <w:pPr>
+        <w:ind w:left="5760" w:hanging="360"/>
+      </w:pPr>
+    </w:lvl>
+    <w:lvl w:ilvl="8">
+      <w:start w:val="26"/>
+      <w:numFmt w:val="decimal"/>
+      <w:lvlText w:val="%9."/>
+      <w:lvlJc w:val="left"/>
+      <w:pPr>
+        <w:ind w:left="6480" w:hanging="360"/>
+      </w:pPr>
+    </w:lvl>
+  </w:abstractNum>
+  <w:abstractNum w:abstractNumId="99414">
+    <w:nsid w:val="00A99414"/>
+    <w:multiLevelType w:val="multilevel"/>
+    <w:lvl w:ilvl="0">
+      <w:start w:val="4"/>
+      <w:numFmt w:val="decimal"/>
+      <w:lvlText w:val="%1."/>
+      <w:lvlJc w:val="left"/>
+      <w:pPr>
+        <w:ind w:left="720" w:hanging="360"/>
+      </w:pPr>
+    </w:lvl>
+    <w:lvl w:ilvl="1">
+      <w:start w:val="4"/>
+      <w:numFmt w:val="decimal"/>
+      <w:lvlText w:val="%2."/>
+      <w:lvlJc w:val="left"/>
+      <w:pPr>
+        <w:ind w:left="1440" w:hanging="360"/>
+      </w:pPr>
+    </w:lvl>
+    <w:lvl w:ilvl="2">
+      <w:start w:val="4"/>
+      <w:numFmt w:val="decimal"/>
+      <w:lvlText w:val="%3."/>
+      <w:lvlJc w:val="left"/>
+      <w:pPr>
+        <w:ind w:left="2160" w:hanging="360"/>
+      </w:pPr>
+    </w:lvl>
+    <w:lvl w:ilvl="3">
+      <w:start w:val="4"/>
+      <w:numFmt w:val="decimal"/>
+      <w:lvlText w:val="%4."/>
+      <w:lvlJc w:val="left"/>
+      <w:pPr>
+        <w:ind w:left="2880" w:hanging="360"/>
+      </w:pPr>
+    </w:lvl>
+    <w:lvl w:ilvl="4">
+      <w:start w:val="4"/>
+      <w:numFmt w:val="decimal"/>
+      <w:lvlText w:val="%5."/>
+      <w:lvlJc w:val="left"/>
+      <w:pPr>
+        <w:ind w:left="3600" w:hanging="360"/>
+      </w:pPr>
+    </w:lvl>
+    <w:lvl w:ilvl="5">
+      <w:start w:val="4"/>
+      <w:numFmt w:val="decimal"/>
+      <w:lvlText w:val="%6."/>
+      <w:lvlJc w:val="left"/>
+      <w:pPr>
+        <w:ind w:left="4320" w:hanging="360"/>
+      </w:pPr>
+    </w:lvl>
+    <w:lvl w:ilvl="6">
+      <w:start w:val="4"/>
+      <w:numFmt w:val="decimal"/>
+      <w:lvlText w:val="%7."/>
+      <w:lvlJc w:val="left"/>
+      <w:pPr>
+        <w:ind w:left="5040" w:hanging="360"/>
+      </w:pPr>
+    </w:lvl>
+    <w:lvl w:ilvl="7">
+      <w:start w:val="4"/>
+      <w:numFmt w:val="decimal"/>
+      <w:lvlText w:val="%8."/>
+      <w:lvlJc w:val="left"/>
+      <w:pPr>
+        <w:ind w:left="5760" w:hanging="360"/>
+      </w:pPr>
+    </w:lvl>
+    <w:lvl w:ilvl="8">
+      <w:start w:val="4"/>
+      <w:numFmt w:val="decimal"/>
+      <w:lvlText w:val="%9."/>
+      <w:lvlJc w:val="left"/>
+      <w:pPr>
+        <w:ind w:left="6480" w:hanging="360"/>
+      </w:pPr>
+    </w:lvl>
+  </w:abstractNum>
   <w:abstractNum w:abstractNumId="99432">
     <w:nsid w:val="00A99432"/>
     <w:multiLevelType w:val="multilevel"/>
@@ -13001,89 +13090,277 @@
       </w:pPr>
     </w:lvl>
   </w:abstractNum>
-  <w:abstractNum w:abstractNumId="99433">
-    <w:nsid w:val="00A99433"/>
+  <w:abstractNum w:abstractNumId="99419">
+    <w:nsid w:val="00A99419"/>
     <w:multiLevelType w:val="multilevel"/>
     <w:lvl w:ilvl="0">
-      <w:start w:val="3"/>
+      <w:start w:val="9"/>
       <w:numFmt w:val="decimal"/>
-      <w:lvlText w:val="(%1)"/>
+      <w:lvlText w:val="%1."/>
       <w:lvlJc w:val="left"/>
       <w:pPr>
         <w:ind w:left="720" w:hanging="360"/>
       </w:pPr>
     </w:lvl>
     <w:lvl w:ilvl="1">
-      <w:start w:val="3"/>
+      <w:start w:val="9"/>
       <w:numFmt w:val="decimal"/>
-      <w:lvlText w:val="(%2)"/>
+      <w:lvlText w:val="%2."/>
       <w:lvlJc w:val="left"/>
       <w:pPr>
         <w:ind w:left="1440" w:hanging="360"/>
       </w:pPr>
     </w:lvl>
     <w:lvl w:ilvl="2">
-      <w:start w:val="3"/>
+      <w:start w:val="9"/>
       <w:numFmt w:val="decimal"/>
-      <w:lvlText w:val="(%3)"/>
+      <w:lvlText w:val="%3."/>
       <w:lvlJc w:val="left"/>
       <w:pPr>
         <w:ind w:left="2160" w:hanging="360"/>
       </w:pPr>
     </w:lvl>
     <w:lvl w:ilvl="3">
-      <w:start w:val="3"/>
+      <w:start w:val="9"/>
       <w:numFmt w:val="decimal"/>
-      <w:lvlText w:val="(%4)"/>
+      <w:lvlText w:val="%4."/>
       <w:lvlJc w:val="left"/>
       <w:pPr>
         <w:ind w:left="2880" w:hanging="360"/>
       </w:pPr>
     </w:lvl>
     <w:lvl w:ilvl="4">
-      <w:start w:val="3"/>
+      <w:start w:val="9"/>
       <w:numFmt w:val="decimal"/>
-      <w:lvlText w:val="(%5)"/>
+      <w:lvlText w:val="%5."/>
       <w:lvlJc w:val="left"/>
       <w:pPr>
         <w:ind w:left="3600" w:hanging="360"/>
       </w:pPr>
     </w:lvl>
     <w:lvl w:ilvl="5">
-      <w:start w:val="3"/>
+      <w:start w:val="9"/>
       <w:numFmt w:val="decimal"/>
-      <w:lvlText w:val="(%6)"/>
+      <w:lvlText w:val="%6."/>
       <w:lvlJc w:val="left"/>
       <w:pPr>
         <w:ind w:left="4320" w:hanging="360"/>
       </w:pPr>
     </w:lvl>
     <w:lvl w:ilvl="6">
-      <w:start w:val="3"/>
+      <w:start w:val="9"/>
       <w:numFmt w:val="decimal"/>
-      <w:lvlText w:val="(%7)"/>
+      <w:lvlText w:val="%7."/>
       <w:lvlJc w:val="left"/>
       <w:pPr>
         <w:ind w:left="5040" w:hanging="360"/>
       </w:pPr>
     </w:lvl>
     <w:lvl w:ilvl="7">
-      <w:start w:val="3"/>
+      <w:start w:val="9"/>
       <w:numFmt w:val="decimal"/>
-      <w:lvlText w:val="(%8)"/>
+      <w:lvlText w:val="%8."/>
       <w:lvlJc w:val="left"/>
       <w:pPr>
         <w:ind w:left="5760" w:hanging="360"/>
       </w:pPr>
     </w:lvl>
     <w:lvl w:ilvl="8">
-      <w:start w:val="3"/>
+      <w:start w:val="9"/>
       <w:numFmt w:val="decimal"/>
-      <w:lvlText w:val="(%9)"/>
+      <w:lvlText w:val="%9."/>
       <w:lvlJc w:val="left"/>
       <w:pPr>
         <w:ind w:left="6480" w:hanging="360"/>
       </w:pPr>
+    </w:lvl>
+  </w:abstractNum>
+  <w:abstractNum w:abstractNumId="994134">
+    <w:nsid w:val="0A994134"/>
+    <w:multiLevelType w:val="multilevel"/>
+    <w:lvl w:ilvl="0">
+      <w:start w:val="34"/>
+      <w:numFmt w:val="decimal"/>
+      <w:lvlText w:val="%1."/>
+      <w:lvlJc w:val="left"/>
+      <w:pPr>
+        <w:ind w:left="720" w:hanging="360"/>
+      </w:pPr>
+    </w:lvl>
+    <w:lvl w:ilvl="1">
+      <w:start w:val="34"/>
+      <w:numFmt w:val="decimal"/>
+      <w:lvlText w:val="%2."/>
+      <w:lvlJc w:val="left"/>
+      <w:pPr>
+        <w:ind w:left="1440" w:hanging="360"/>
+      </w:pPr>
+    </w:lvl>
+    <w:lvl w:ilvl="2">
+      <w:start w:val="34"/>
+      <w:numFmt w:val="decimal"/>
+      <w:lvlText w:val="%3."/>
+      <w:lvlJc w:val="left"/>
+      <w:pPr>
+        <w:ind w:left="2160" w:hanging="360"/>
+      </w:pPr>
+    </w:lvl>
+    <w:lvl w:ilvl="3">
+      <w:start w:val="34"/>
+      <w:numFmt w:val="decimal"/>
+      <w:lvlText w:val="%4."/>
+      <w:lvlJc w:val="left"/>
+      <w:pPr>
+        <w:ind w:left="2880" w:hanging="360"/>
+      </w:pPr>
+    </w:lvl>
+    <w:lvl w:ilvl="4">
+      <w:start w:val="34"/>
+      <w:numFmt w:val="decimal"/>
+      <w:lvlText w:val="%5."/>
+      <w:lvlJc w:val="left"/>
+      <w:pPr>
+        <w:ind w:left="3600" w:hanging="360"/>
+      </w:pPr>
+    </w:lvl>
+    <w:lvl w:ilvl="5">
+      <w:start w:val="34"/>
+      <w:numFmt w:val="decimal"/>
+      <w:lvlText w:val="%6."/>
+      <w:lvlJc w:val="left"/>
+      <w:pPr>
+        <w:ind w:left="4320" w:hanging="360"/>
+      </w:pPr>
+    </w:lvl>
+    <w:lvl w:ilvl="6">
+      <w:start w:val="34"/>
+      <w:numFmt w:val="decimal"/>
+      <w:lvlText w:val="%7."/>
+      <w:lvlJc w:val="left"/>
+      <w:pPr>
+        <w:ind w:left="5040" w:hanging="360"/>
+      </w:pPr>
+    </w:lvl>
+    <w:lvl w:ilvl="7">
+      <w:start w:val="34"/>
+      <w:numFmt w:val="decimal"/>
+      <w:lvlText w:val="%8."/>
+      <w:lvlJc w:val="left"/>
+      <w:pPr>
+        <w:ind w:left="5760" w:hanging="360"/>
+      </w:pPr>
+    </w:lvl>
+    <w:lvl w:ilvl="8">
+      <w:start w:val="34"/>
+      <w:numFmt w:val="decimal"/>
+      <w:lvlText w:val="%9."/>
+      <w:lvlJc w:val="left"/>
+      <w:pPr>
+        <w:ind w:left="6480" w:hanging="360"/>
+      </w:pPr>
+    </w:lvl>
+  </w:abstractNum>
+  <w:abstractNum w:abstractNumId="991">
+    <w:nsid w:val="0000A991"/>
+    <w:multiLevelType w:val="multilevel"/>
+    <w:lvl w:ilvl="0">
+      <w:numFmt w:val="bullet"/>
+      <w:lvlText w:val=""/>
+      <w:lvlJc w:val="left"/>
+      <w:pPr>
+        <w:ind w:left="720" w:hanging="360"/>
+      </w:pPr>
+      <w:rPr>
+        <w:rFonts w:ascii="Symbol" w:hAnsi="Symbol" w:cs="Symbol" w:hint="default"/>
+      </w:rPr>
+    </w:lvl>
+    <w:lvl w:ilvl="1">
+      <w:numFmt w:val="bullet"/>
+      <w:lvlText w:val="o"/>
+      <w:lvlJc w:val="left"/>
+      <w:pPr>
+        <w:ind w:left="1440" w:hanging="360"/>
+      </w:pPr>
+      <w:rPr>
+        <w:rFonts w:ascii="Courier New" w:hAnsi="Courier New" w:cs="Courier New" w:hint="default"/>
+      </w:rPr>
+    </w:lvl>
+    <w:lvl w:ilvl="2">
+      <w:numFmt w:val="bullet"/>
+      <w:lvlText w:val=""/>
+      <w:lvlJc w:val="left"/>
+      <w:pPr>
+        <w:ind w:left="2160" w:hanging="360"/>
+      </w:pPr>
+      <w:rPr>
+        <w:rFonts w:ascii="Wingdings" w:hAnsi="Wingdings" w:cs="Wingdings" w:hint="default"/>
+      </w:rPr>
+    </w:lvl>
+    <w:lvl w:ilvl="3">
+      <w:numFmt w:val="bullet"/>
+      <w:lvlText w:val=""/>
+      <w:lvlJc w:val="left"/>
+      <w:pPr>
+        <w:ind w:left="2880" w:hanging="360"/>
+      </w:pPr>
+      <w:rPr>
+        <w:rFonts w:ascii="Symbol" w:hAnsi="Symbol" w:cs="Symbol" w:hint="default"/>
+      </w:rPr>
+    </w:lvl>
+    <w:lvl w:ilvl="4">
+      <w:numFmt w:val="bullet"/>
+      <w:lvlText w:val="o"/>
+      <w:lvlJc w:val="left"/>
+      <w:pPr>
+        <w:ind w:left="3600" w:hanging="360"/>
+      </w:pPr>
+      <w:rPr>
+        <w:rFonts w:ascii="Courier New" w:hAnsi="Courier New" w:cs="Courier New" w:hint="default"/>
+      </w:rPr>
+    </w:lvl>
+    <w:lvl w:ilvl="5">
+      <w:numFmt w:val="bullet"/>
+      <w:lvlText w:val=""/>
+      <w:lvlJc w:val="left"/>
+      <w:pPr>
+        <w:ind w:left="4320" w:hanging="360"/>
+      </w:pPr>
+      <w:rPr>
+        <w:rFonts w:ascii="Wingdings" w:hAnsi="Wingdings" w:cs="Wingdings" w:hint="default"/>
+      </w:rPr>
+    </w:lvl>
+    <w:lvl w:ilvl="6">
+      <w:numFmt w:val="bullet"/>
+      <w:lvlText w:val=""/>
+      <w:lvlJc w:val="left"/>
+      <w:pPr>
+        <w:ind w:left="5040" w:hanging="360"/>
+      </w:pPr>
+      <w:rPr>
+        <w:rFonts w:ascii="Symbol" w:hAnsi="Symbol" w:cs="Symbol" w:hint="default"/>
+      </w:rPr>
+    </w:lvl>
+    <w:lvl w:ilvl="7">
+      <w:numFmt w:val="bullet"/>
+      <w:lvlText w:val="o"/>
+      <w:lvlJc w:val="left"/>
+      <w:pPr>
+        <w:ind w:left="5760" w:hanging="360"/>
+      </w:pPr>
+      <w:rPr>
+        <w:rFonts w:ascii="Courier New" w:hAnsi="Courier New" w:cs="Courier New" w:hint="default"/>
+      </w:rPr>
+    </w:lvl>
+    <w:lvl w:ilvl="8">
+      <w:numFmt w:val="bullet"/>
+      <w:lvlText w:val=""/>
+      <w:lvlJc w:val="left"/>
+      <w:pPr>
+        <w:ind w:left="6480" w:hanging="360"/>
+      </w:pPr>
+      <w:rPr>
+        <w:rFonts w:ascii="Wingdings" w:hAnsi="Wingdings" w:cs="Wingdings" w:hint="default"/>
+      </w:rPr>
     </w:lvl>
   </w:abstractNum>
   <w:abstractNum w:abstractNumId="99435">
@@ -13163,704 +13440,6 @@
     </w:lvl>
     <w:lvl w:ilvl="8">
       <w:start w:val="5"/>
-      <w:numFmt w:val="decimal"/>
-      <w:lvlText w:val="(%9)"/>
-      <w:lvlJc w:val="left"/>
-      <w:pPr>
-        <w:ind w:left="6480" w:hanging="360"/>
-      </w:pPr>
-    </w:lvl>
-  </w:abstractNum>
-  <w:abstractNum w:abstractNumId="99436">
-    <w:nsid w:val="00A99436"/>
-    <w:multiLevelType w:val="multilevel"/>
-    <w:lvl w:ilvl="0">
-      <w:start w:val="6"/>
-      <w:numFmt w:val="decimal"/>
-      <w:lvlText w:val="(%1)"/>
-      <w:lvlJc w:val="left"/>
-      <w:pPr>
-        <w:ind w:left="720" w:hanging="360"/>
-      </w:pPr>
-    </w:lvl>
-    <w:lvl w:ilvl="1">
-      <w:start w:val="6"/>
-      <w:numFmt w:val="decimal"/>
-      <w:lvlText w:val="(%2)"/>
-      <w:lvlJc w:val="left"/>
-      <w:pPr>
-        <w:ind w:left="1440" w:hanging="360"/>
-      </w:pPr>
-    </w:lvl>
-    <w:lvl w:ilvl="2">
-      <w:start w:val="6"/>
-      <w:numFmt w:val="decimal"/>
-      <w:lvlText w:val="(%3)"/>
-      <w:lvlJc w:val="left"/>
-      <w:pPr>
-        <w:ind w:left="2160" w:hanging="360"/>
-      </w:pPr>
-    </w:lvl>
-    <w:lvl w:ilvl="3">
-      <w:start w:val="6"/>
-      <w:numFmt w:val="decimal"/>
-      <w:lvlText w:val="(%4)"/>
-      <w:lvlJc w:val="left"/>
-      <w:pPr>
-        <w:ind w:left="2880" w:hanging="360"/>
-      </w:pPr>
-    </w:lvl>
-    <w:lvl w:ilvl="4">
-      <w:start w:val="6"/>
-      <w:numFmt w:val="decimal"/>
-      <w:lvlText w:val="(%5)"/>
-      <w:lvlJc w:val="left"/>
-      <w:pPr>
-        <w:ind w:left="3600" w:hanging="360"/>
-      </w:pPr>
-    </w:lvl>
-    <w:lvl w:ilvl="5">
-      <w:start w:val="6"/>
-      <w:numFmt w:val="decimal"/>
-      <w:lvlText w:val="(%6)"/>
-      <w:lvlJc w:val="left"/>
-      <w:pPr>
-        <w:ind w:left="4320" w:hanging="360"/>
-      </w:pPr>
-    </w:lvl>
-    <w:lvl w:ilvl="6">
-      <w:start w:val="6"/>
-      <w:numFmt w:val="decimal"/>
-      <w:lvlText w:val="(%7)"/>
-      <w:lvlJc w:val="left"/>
-      <w:pPr>
-        <w:ind w:left="5040" w:hanging="360"/>
-      </w:pPr>
-    </w:lvl>
-    <w:lvl w:ilvl="7">
-      <w:start w:val="6"/>
-      <w:numFmt w:val="decimal"/>
-      <w:lvlText w:val="(%8)"/>
-      <w:lvlJc w:val="left"/>
-      <w:pPr>
-        <w:ind w:left="5760" w:hanging="360"/>
-      </w:pPr>
-    </w:lvl>
-    <w:lvl w:ilvl="8">
-      <w:start w:val="6"/>
-      <w:numFmt w:val="decimal"/>
-      <w:lvlText w:val="(%9)"/>
-      <w:lvlJc w:val="left"/>
-      <w:pPr>
-        <w:ind w:left="6480" w:hanging="360"/>
-      </w:pPr>
-    </w:lvl>
-  </w:abstractNum>
-  <w:abstractNum w:abstractNumId="994126">
-    <w:nsid w:val="0A994126"/>
-    <w:multiLevelType w:val="multilevel"/>
-    <w:lvl w:ilvl="0">
-      <w:start w:val="26"/>
-      <w:numFmt w:val="decimal"/>
-      <w:lvlText w:val="%1."/>
-      <w:lvlJc w:val="left"/>
-      <w:pPr>
-        <w:ind w:left="720" w:hanging="360"/>
-      </w:pPr>
-    </w:lvl>
-    <w:lvl w:ilvl="1">
-      <w:start w:val="26"/>
-      <w:numFmt w:val="decimal"/>
-      <w:lvlText w:val="%2."/>
-      <w:lvlJc w:val="left"/>
-      <w:pPr>
-        <w:ind w:left="1440" w:hanging="360"/>
-      </w:pPr>
-    </w:lvl>
-    <w:lvl w:ilvl="2">
-      <w:start w:val="26"/>
-      <w:numFmt w:val="decimal"/>
-      <w:lvlText w:val="%3."/>
-      <w:lvlJc w:val="left"/>
-      <w:pPr>
-        <w:ind w:left="2160" w:hanging="360"/>
-      </w:pPr>
-    </w:lvl>
-    <w:lvl w:ilvl="3">
-      <w:start w:val="26"/>
-      <w:numFmt w:val="decimal"/>
-      <w:lvlText w:val="%4."/>
-      <w:lvlJc w:val="left"/>
-      <w:pPr>
-        <w:ind w:left="2880" w:hanging="360"/>
-      </w:pPr>
-    </w:lvl>
-    <w:lvl w:ilvl="4">
-      <w:start w:val="26"/>
-      <w:numFmt w:val="decimal"/>
-      <w:lvlText w:val="%5."/>
-      <w:lvlJc w:val="left"/>
-      <w:pPr>
-        <w:ind w:left="3600" w:hanging="360"/>
-      </w:pPr>
-    </w:lvl>
-    <w:lvl w:ilvl="5">
-      <w:start w:val="26"/>
-      <w:numFmt w:val="decimal"/>
-      <w:lvlText w:val="%6."/>
-      <w:lvlJc w:val="left"/>
-      <w:pPr>
-        <w:ind w:left="4320" w:hanging="360"/>
-      </w:pPr>
-    </w:lvl>
-    <w:lvl w:ilvl="6">
-      <w:start w:val="26"/>
-      <w:numFmt w:val="decimal"/>
-      <w:lvlText w:val="%7."/>
-      <w:lvlJc w:val="left"/>
-      <w:pPr>
-        <w:ind w:left="5040" w:hanging="360"/>
-      </w:pPr>
-    </w:lvl>
-    <w:lvl w:ilvl="7">
-      <w:start w:val="26"/>
-      <w:numFmt w:val="decimal"/>
-      <w:lvlText w:val="%8."/>
-      <w:lvlJc w:val="left"/>
-      <w:pPr>
-        <w:ind w:left="5760" w:hanging="360"/>
-      </w:pPr>
-    </w:lvl>
-    <w:lvl w:ilvl="8">
-      <w:start w:val="26"/>
-      <w:numFmt w:val="decimal"/>
-      <w:lvlText w:val="%9."/>
-      <w:lvlJc w:val="left"/>
-      <w:pPr>
-        <w:ind w:left="6480" w:hanging="360"/>
-      </w:pPr>
-    </w:lvl>
-  </w:abstractNum>
-  <w:abstractNum w:abstractNumId="99414">
-    <w:nsid w:val="00A99414"/>
-    <w:multiLevelType w:val="multilevel"/>
-    <w:lvl w:ilvl="0">
-      <w:start w:val="4"/>
-      <w:numFmt w:val="decimal"/>
-      <w:lvlText w:val="%1."/>
-      <w:lvlJc w:val="left"/>
-      <w:pPr>
-        <w:ind w:left="720" w:hanging="360"/>
-      </w:pPr>
-    </w:lvl>
-    <w:lvl w:ilvl="1">
-      <w:start w:val="4"/>
-      <w:numFmt w:val="decimal"/>
-      <w:lvlText w:val="%2."/>
-      <w:lvlJc w:val="left"/>
-      <w:pPr>
-        <w:ind w:left="1440" w:hanging="360"/>
-      </w:pPr>
-    </w:lvl>
-    <w:lvl w:ilvl="2">
-      <w:start w:val="4"/>
-      <w:numFmt w:val="decimal"/>
-      <w:lvlText w:val="%3."/>
-      <w:lvlJc w:val="left"/>
-      <w:pPr>
-        <w:ind w:left="2160" w:hanging="360"/>
-      </w:pPr>
-    </w:lvl>
-    <w:lvl w:ilvl="3">
-      <w:start w:val="4"/>
-      <w:numFmt w:val="decimal"/>
-      <w:lvlText w:val="%4."/>
-      <w:lvlJc w:val="left"/>
-      <w:pPr>
-        <w:ind w:left="2880" w:hanging="360"/>
-      </w:pPr>
-    </w:lvl>
-    <w:lvl w:ilvl="4">
-      <w:start w:val="4"/>
-      <w:numFmt w:val="decimal"/>
-      <w:lvlText w:val="%5."/>
-      <w:lvlJc w:val="left"/>
-      <w:pPr>
-        <w:ind w:left="3600" w:hanging="360"/>
-      </w:pPr>
-    </w:lvl>
-    <w:lvl w:ilvl="5">
-      <w:start w:val="4"/>
-      <w:numFmt w:val="decimal"/>
-      <w:lvlText w:val="%6."/>
-      <w:lvlJc w:val="left"/>
-      <w:pPr>
-        <w:ind w:left="4320" w:hanging="360"/>
-      </w:pPr>
-    </w:lvl>
-    <w:lvl w:ilvl="6">
-      <w:start w:val="4"/>
-      <w:numFmt w:val="decimal"/>
-      <w:lvlText w:val="%7."/>
-      <w:lvlJc w:val="left"/>
-      <w:pPr>
-        <w:ind w:left="5040" w:hanging="360"/>
-      </w:pPr>
-    </w:lvl>
-    <w:lvl w:ilvl="7">
-      <w:start w:val="4"/>
-      <w:numFmt w:val="decimal"/>
-      <w:lvlText w:val="%8."/>
-      <w:lvlJc w:val="left"/>
-      <w:pPr>
-        <w:ind w:left="5760" w:hanging="360"/>
-      </w:pPr>
-    </w:lvl>
-    <w:lvl w:ilvl="8">
-      <w:start w:val="4"/>
-      <w:numFmt w:val="decimal"/>
-      <w:lvlText w:val="%9."/>
-      <w:lvlJc w:val="left"/>
-      <w:pPr>
-        <w:ind w:left="6480" w:hanging="360"/>
-      </w:pPr>
-    </w:lvl>
-  </w:abstractNum>
-  <w:abstractNum w:abstractNumId="99419">
-    <w:nsid w:val="00A99419"/>
-    <w:multiLevelType w:val="multilevel"/>
-    <w:lvl w:ilvl="0">
-      <w:start w:val="9"/>
-      <w:numFmt w:val="decimal"/>
-      <w:lvlText w:val="%1."/>
-      <w:lvlJc w:val="left"/>
-      <w:pPr>
-        <w:ind w:left="720" w:hanging="360"/>
-      </w:pPr>
-    </w:lvl>
-    <w:lvl w:ilvl="1">
-      <w:start w:val="9"/>
-      <w:numFmt w:val="decimal"/>
-      <w:lvlText w:val="%2."/>
-      <w:lvlJc w:val="left"/>
-      <w:pPr>
-        <w:ind w:left="1440" w:hanging="360"/>
-      </w:pPr>
-    </w:lvl>
-    <w:lvl w:ilvl="2">
-      <w:start w:val="9"/>
-      <w:numFmt w:val="decimal"/>
-      <w:lvlText w:val="%3."/>
-      <w:lvlJc w:val="left"/>
-      <w:pPr>
-        <w:ind w:left="2160" w:hanging="360"/>
-      </w:pPr>
-    </w:lvl>
-    <w:lvl w:ilvl="3">
-      <w:start w:val="9"/>
-      <w:numFmt w:val="decimal"/>
-      <w:lvlText w:val="%4."/>
-      <w:lvlJc w:val="left"/>
-      <w:pPr>
-        <w:ind w:left="2880" w:hanging="360"/>
-      </w:pPr>
-    </w:lvl>
-    <w:lvl w:ilvl="4">
-      <w:start w:val="9"/>
-      <w:numFmt w:val="decimal"/>
-      <w:lvlText w:val="%5."/>
-      <w:lvlJc w:val="left"/>
-      <w:pPr>
-        <w:ind w:left="3600" w:hanging="360"/>
-      </w:pPr>
-    </w:lvl>
-    <w:lvl w:ilvl="5">
-      <w:start w:val="9"/>
-      <w:numFmt w:val="decimal"/>
-      <w:lvlText w:val="%6."/>
-      <w:lvlJc w:val="left"/>
-      <w:pPr>
-        <w:ind w:left="4320" w:hanging="360"/>
-      </w:pPr>
-    </w:lvl>
-    <w:lvl w:ilvl="6">
-      <w:start w:val="9"/>
-      <w:numFmt w:val="decimal"/>
-      <w:lvlText w:val="%7."/>
-      <w:lvlJc w:val="left"/>
-      <w:pPr>
-        <w:ind w:left="5040" w:hanging="360"/>
-      </w:pPr>
-    </w:lvl>
-    <w:lvl w:ilvl="7">
-      <w:start w:val="9"/>
-      <w:numFmt w:val="decimal"/>
-      <w:lvlText w:val="%8."/>
-      <w:lvlJc w:val="left"/>
-      <w:pPr>
-        <w:ind w:left="5760" w:hanging="360"/>
-      </w:pPr>
-    </w:lvl>
-    <w:lvl w:ilvl="8">
-      <w:start w:val="9"/>
-      <w:numFmt w:val="decimal"/>
-      <w:lvlText w:val="%9."/>
-      <w:lvlJc w:val="left"/>
-      <w:pPr>
-        <w:ind w:left="6480" w:hanging="360"/>
-      </w:pPr>
-    </w:lvl>
-  </w:abstractNum>
-  <w:abstractNum w:abstractNumId="994134">
-    <w:nsid w:val="0A994134"/>
-    <w:multiLevelType w:val="multilevel"/>
-    <w:lvl w:ilvl="0">
-      <w:start w:val="34"/>
-      <w:numFmt w:val="decimal"/>
-      <w:lvlText w:val="%1."/>
-      <w:lvlJc w:val="left"/>
-      <w:pPr>
-        <w:ind w:left="720" w:hanging="360"/>
-      </w:pPr>
-    </w:lvl>
-    <w:lvl w:ilvl="1">
-      <w:start w:val="34"/>
-      <w:numFmt w:val="decimal"/>
-      <w:lvlText w:val="%2."/>
-      <w:lvlJc w:val="left"/>
-      <w:pPr>
-        <w:ind w:left="1440" w:hanging="360"/>
-      </w:pPr>
-    </w:lvl>
-    <w:lvl w:ilvl="2">
-      <w:start w:val="34"/>
-      <w:numFmt w:val="decimal"/>
-      <w:lvlText w:val="%3."/>
-      <w:lvlJc w:val="left"/>
-      <w:pPr>
-        <w:ind w:left="2160" w:hanging="360"/>
-      </w:pPr>
-    </w:lvl>
-    <w:lvl w:ilvl="3">
-      <w:start w:val="34"/>
-      <w:numFmt w:val="decimal"/>
-      <w:lvlText w:val="%4."/>
-      <w:lvlJc w:val="left"/>
-      <w:pPr>
-        <w:ind w:left="2880" w:hanging="360"/>
-      </w:pPr>
-    </w:lvl>
-    <w:lvl w:ilvl="4">
-      <w:start w:val="34"/>
-      <w:numFmt w:val="decimal"/>
-      <w:lvlText w:val="%5."/>
-      <w:lvlJc w:val="left"/>
-      <w:pPr>
-        <w:ind w:left="3600" w:hanging="360"/>
-      </w:pPr>
-    </w:lvl>
-    <w:lvl w:ilvl="5">
-      <w:start w:val="34"/>
-      <w:numFmt w:val="decimal"/>
-      <w:lvlText w:val="%6."/>
-      <w:lvlJc w:val="left"/>
-      <w:pPr>
-        <w:ind w:left="4320" w:hanging="360"/>
-      </w:pPr>
-    </w:lvl>
-    <w:lvl w:ilvl="6">
-      <w:start w:val="34"/>
-      <w:numFmt w:val="decimal"/>
-      <w:lvlText w:val="%7."/>
-      <w:lvlJc w:val="left"/>
-      <w:pPr>
-        <w:ind w:left="5040" w:hanging="360"/>
-      </w:pPr>
-    </w:lvl>
-    <w:lvl w:ilvl="7">
-      <w:start w:val="34"/>
-      <w:numFmt w:val="decimal"/>
-      <w:lvlText w:val="%8."/>
-      <w:lvlJc w:val="left"/>
-      <w:pPr>
-        <w:ind w:left="5760" w:hanging="360"/>
-      </w:pPr>
-    </w:lvl>
-    <w:lvl w:ilvl="8">
-      <w:start w:val="34"/>
-      <w:numFmt w:val="decimal"/>
-      <w:lvlText w:val="%9."/>
-      <w:lvlJc w:val="left"/>
-      <w:pPr>
-        <w:ind w:left="6480" w:hanging="360"/>
-      </w:pPr>
-    </w:lvl>
-  </w:abstractNum>
-  <w:abstractNum w:abstractNumId="991">
-    <w:nsid w:val="0000A991"/>
-    <w:multiLevelType w:val="multilevel"/>
-    <w:lvl w:ilvl="0">
-      <w:numFmt w:val="bullet"/>
-      <w:lvlText w:val=""/>
-      <w:lvlJc w:val="left"/>
-      <w:pPr>
-        <w:ind w:left="720" w:hanging="360"/>
-      </w:pPr>
-      <w:rPr>
-        <w:rFonts w:ascii="Symbol" w:hAnsi="Symbol" w:cs="Symbol" w:hint="default"/>
-      </w:rPr>
-    </w:lvl>
-    <w:lvl w:ilvl="1">
-      <w:numFmt w:val="bullet"/>
-      <w:lvlText w:val="o"/>
-      <w:lvlJc w:val="left"/>
-      <w:pPr>
-        <w:ind w:left="1440" w:hanging="360"/>
-      </w:pPr>
-      <w:rPr>
-        <w:rFonts w:ascii="Courier New" w:hAnsi="Courier New" w:cs="Courier New" w:hint="default"/>
-      </w:rPr>
-    </w:lvl>
-    <w:lvl w:ilvl="2">
-      <w:numFmt w:val="bullet"/>
-      <w:lvlText w:val=""/>
-      <w:lvlJc w:val="left"/>
-      <w:pPr>
-        <w:ind w:left="2160" w:hanging="360"/>
-      </w:pPr>
-      <w:rPr>
-        <w:rFonts w:ascii="Wingdings" w:hAnsi="Wingdings" w:cs="Wingdings" w:hint="default"/>
-      </w:rPr>
-    </w:lvl>
-    <w:lvl w:ilvl="3">
-      <w:numFmt w:val="bullet"/>
-      <w:lvlText w:val=""/>
-      <w:lvlJc w:val="left"/>
-      <w:pPr>
-        <w:ind w:left="2880" w:hanging="360"/>
-      </w:pPr>
-      <w:rPr>
-        <w:rFonts w:ascii="Symbol" w:hAnsi="Symbol" w:cs="Symbol" w:hint="default"/>
-      </w:rPr>
-    </w:lvl>
-    <w:lvl w:ilvl="4">
-      <w:numFmt w:val="bullet"/>
-      <w:lvlText w:val="o"/>
-      <w:lvlJc w:val="left"/>
-      <w:pPr>
-        <w:ind w:left="3600" w:hanging="360"/>
-      </w:pPr>
-      <w:rPr>
-        <w:rFonts w:ascii="Courier New" w:hAnsi="Courier New" w:cs="Courier New" w:hint="default"/>
-      </w:rPr>
-    </w:lvl>
-    <w:lvl w:ilvl="5">
-      <w:numFmt w:val="bullet"/>
-      <w:lvlText w:val=""/>
-      <w:lvlJc w:val="left"/>
-      <w:pPr>
-        <w:ind w:left="4320" w:hanging="360"/>
-      </w:pPr>
-      <w:rPr>
-        <w:rFonts w:ascii="Wingdings" w:hAnsi="Wingdings" w:cs="Wingdings" w:hint="default"/>
-      </w:rPr>
-    </w:lvl>
-    <w:lvl w:ilvl="6">
-      <w:numFmt w:val="bullet"/>
-      <w:lvlText w:val=""/>
-      <w:lvlJc w:val="left"/>
-      <w:pPr>
-        <w:ind w:left="5040" w:hanging="360"/>
-      </w:pPr>
-      <w:rPr>
-        <w:rFonts w:ascii="Symbol" w:hAnsi="Symbol" w:cs="Symbol" w:hint="default"/>
-      </w:rPr>
-    </w:lvl>
-    <w:lvl w:ilvl="7">
-      <w:numFmt w:val="bullet"/>
-      <w:lvlText w:val="o"/>
-      <w:lvlJc w:val="left"/>
-      <w:pPr>
-        <w:ind w:left="5760" w:hanging="360"/>
-      </w:pPr>
-      <w:rPr>
-        <w:rFonts w:ascii="Courier New" w:hAnsi="Courier New" w:cs="Courier New" w:hint="default"/>
-      </w:rPr>
-    </w:lvl>
-    <w:lvl w:ilvl="8">
-      <w:numFmt w:val="bullet"/>
-      <w:lvlText w:val=""/>
-      <w:lvlJc w:val="left"/>
-      <w:pPr>
-        <w:ind w:left="6480" w:hanging="360"/>
-      </w:pPr>
-      <w:rPr>
-        <w:rFonts w:ascii="Wingdings" w:hAnsi="Wingdings" w:cs="Wingdings" w:hint="default"/>
-      </w:rPr>
-    </w:lvl>
-  </w:abstractNum>
-  <w:abstractNum w:abstractNumId="99437">
-    <w:nsid w:val="00A99437"/>
-    <w:multiLevelType w:val="multilevel"/>
-    <w:lvl w:ilvl="0">
-      <w:start w:val="7"/>
-      <w:numFmt w:val="decimal"/>
-      <w:lvlText w:val="(%1)"/>
-      <w:lvlJc w:val="left"/>
-      <w:pPr>
-        <w:ind w:left="720" w:hanging="360"/>
-      </w:pPr>
-    </w:lvl>
-    <w:lvl w:ilvl="1">
-      <w:start w:val="7"/>
-      <w:numFmt w:val="decimal"/>
-      <w:lvlText w:val="(%2)"/>
-      <w:lvlJc w:val="left"/>
-      <w:pPr>
-        <w:ind w:left="1440" w:hanging="360"/>
-      </w:pPr>
-    </w:lvl>
-    <w:lvl w:ilvl="2">
-      <w:start w:val="7"/>
-      <w:numFmt w:val="decimal"/>
-      <w:lvlText w:val="(%3)"/>
-      <w:lvlJc w:val="left"/>
-      <w:pPr>
-        <w:ind w:left="2160" w:hanging="360"/>
-      </w:pPr>
-    </w:lvl>
-    <w:lvl w:ilvl="3">
-      <w:start w:val="7"/>
-      <w:numFmt w:val="decimal"/>
-      <w:lvlText w:val="(%4)"/>
-      <w:lvlJc w:val="left"/>
-      <w:pPr>
-        <w:ind w:left="2880" w:hanging="360"/>
-      </w:pPr>
-    </w:lvl>
-    <w:lvl w:ilvl="4">
-      <w:start w:val="7"/>
-      <w:numFmt w:val="decimal"/>
-      <w:lvlText w:val="(%5)"/>
-      <w:lvlJc w:val="left"/>
-      <w:pPr>
-        <w:ind w:left="3600" w:hanging="360"/>
-      </w:pPr>
-    </w:lvl>
-    <w:lvl w:ilvl="5">
-      <w:start w:val="7"/>
-      <w:numFmt w:val="decimal"/>
-      <w:lvlText w:val="(%6)"/>
-      <w:lvlJc w:val="left"/>
-      <w:pPr>
-        <w:ind w:left="4320" w:hanging="360"/>
-      </w:pPr>
-    </w:lvl>
-    <w:lvl w:ilvl="6">
-      <w:start w:val="7"/>
-      <w:numFmt w:val="decimal"/>
-      <w:lvlText w:val="(%7)"/>
-      <w:lvlJc w:val="left"/>
-      <w:pPr>
-        <w:ind w:left="5040" w:hanging="360"/>
-      </w:pPr>
-    </w:lvl>
-    <w:lvl w:ilvl="7">
-      <w:start w:val="7"/>
-      <w:numFmt w:val="decimal"/>
-      <w:lvlText w:val="(%8)"/>
-      <w:lvlJc w:val="left"/>
-      <w:pPr>
-        <w:ind w:left="5760" w:hanging="360"/>
-      </w:pPr>
-    </w:lvl>
-    <w:lvl w:ilvl="8">
-      <w:start w:val="7"/>
-      <w:numFmt w:val="decimal"/>
-      <w:lvlText w:val="(%9)"/>
-      <w:lvlJc w:val="left"/>
-      <w:pPr>
-        <w:ind w:left="6480" w:hanging="360"/>
-      </w:pPr>
-    </w:lvl>
-  </w:abstractNum>
-  <w:abstractNum w:abstractNumId="99438">
-    <w:nsid w:val="00A99438"/>
-    <w:multiLevelType w:val="multilevel"/>
-    <w:lvl w:ilvl="0">
-      <w:start w:val="8"/>
-      <w:numFmt w:val="decimal"/>
-      <w:lvlText w:val="(%1)"/>
-      <w:lvlJc w:val="left"/>
-      <w:pPr>
-        <w:ind w:left="720" w:hanging="360"/>
-      </w:pPr>
-    </w:lvl>
-    <w:lvl w:ilvl="1">
-      <w:start w:val="8"/>
-      <w:numFmt w:val="decimal"/>
-      <w:lvlText w:val="(%2)"/>
-      <w:lvlJc w:val="left"/>
-      <w:pPr>
-        <w:ind w:left="1440" w:hanging="360"/>
-      </w:pPr>
-    </w:lvl>
-    <w:lvl w:ilvl="2">
-      <w:start w:val="8"/>
-      <w:numFmt w:val="decimal"/>
-      <w:lvlText w:val="(%3)"/>
-      <w:lvlJc w:val="left"/>
-      <w:pPr>
-        <w:ind w:left="2160" w:hanging="360"/>
-      </w:pPr>
-    </w:lvl>
-    <w:lvl w:ilvl="3">
-      <w:start w:val="8"/>
-      <w:numFmt w:val="decimal"/>
-      <w:lvlText w:val="(%4)"/>
-      <w:lvlJc w:val="left"/>
-      <w:pPr>
-        <w:ind w:left="2880" w:hanging="360"/>
-      </w:pPr>
-    </w:lvl>
-    <w:lvl w:ilvl="4">
-      <w:start w:val="8"/>
-      <w:numFmt w:val="decimal"/>
-      <w:lvlText w:val="(%5)"/>
-      <w:lvlJc w:val="left"/>
-      <w:pPr>
-        <w:ind w:left="3600" w:hanging="360"/>
-      </w:pPr>
-    </w:lvl>
-    <w:lvl w:ilvl="5">
-      <w:start w:val="8"/>
-      <w:numFmt w:val="decimal"/>
-      <w:lvlText w:val="(%6)"/>
-      <w:lvlJc w:val="left"/>
-      <w:pPr>
-        <w:ind w:left="4320" w:hanging="360"/>
-      </w:pPr>
-    </w:lvl>
-    <w:lvl w:ilvl="6">
-      <w:start w:val="8"/>
-      <w:numFmt w:val="decimal"/>
-      <w:lvlText w:val="(%7)"/>
-      <w:lvlJc w:val="left"/>
-      <w:pPr>
-        <w:ind w:left="5040" w:hanging="360"/>
-      </w:pPr>
-    </w:lvl>
-    <w:lvl w:ilvl="7">
-      <w:start w:val="8"/>
-      <w:numFmt w:val="decimal"/>
-      <w:lvlText w:val="(%8)"/>
-      <w:lvlJc w:val="left"/>
-      <w:pPr>
-        <w:ind w:left="5760" w:hanging="360"/>
-      </w:pPr>
-    </w:lvl>
-    <w:lvl w:ilvl="8">
-      <w:start w:val="8"/>
       <w:numFmt w:val="decimal"/>
       <w:lvlText w:val="(%9)"/>
       <w:lvlJc w:val="left"/>
@@ -14108,6 +13687,156 @@
     </w:lvlOverride>
   </w:num>
   <w:num w:numId="1006">
+    <w:abstractNumId w:val="994126"/>
+    <w:lvlOverride w:ilvl="0">
+      <w:startOverride w:val="26"/>
+    </w:lvlOverride>
+    <w:lvlOverride w:ilvl="1">
+      <w:startOverride w:val="26"/>
+    </w:lvlOverride>
+    <w:lvlOverride w:ilvl="2">
+      <w:startOverride w:val="26"/>
+    </w:lvlOverride>
+    <w:lvlOverride w:ilvl="3">
+      <w:startOverride w:val="26"/>
+    </w:lvlOverride>
+    <w:lvlOverride w:ilvl="4">
+      <w:startOverride w:val="26"/>
+    </w:lvlOverride>
+    <w:lvlOverride w:ilvl="5">
+      <w:startOverride w:val="26"/>
+    </w:lvlOverride>
+    <w:lvlOverride w:ilvl="6">
+      <w:startOverride w:val="26"/>
+    </w:lvlOverride>
+    <w:lvlOverride w:ilvl="7">
+      <w:startOverride w:val="26"/>
+    </w:lvlOverride>
+    <w:lvlOverride w:ilvl="8">
+      <w:startOverride w:val="26"/>
+    </w:lvlOverride>
+  </w:num>
+  <w:num w:numId="1007">
+    <w:abstractNumId w:val="99414"/>
+    <w:lvlOverride w:ilvl="0">
+      <w:startOverride w:val="4"/>
+    </w:lvlOverride>
+    <w:lvlOverride w:ilvl="1">
+      <w:startOverride w:val="4"/>
+    </w:lvlOverride>
+    <w:lvlOverride w:ilvl="2">
+      <w:startOverride w:val="4"/>
+    </w:lvlOverride>
+    <w:lvlOverride w:ilvl="3">
+      <w:startOverride w:val="4"/>
+    </w:lvlOverride>
+    <w:lvlOverride w:ilvl="4">
+      <w:startOverride w:val="4"/>
+    </w:lvlOverride>
+    <w:lvlOverride w:ilvl="5">
+      <w:startOverride w:val="4"/>
+    </w:lvlOverride>
+    <w:lvlOverride w:ilvl="6">
+      <w:startOverride w:val="4"/>
+    </w:lvlOverride>
+    <w:lvlOverride w:ilvl="7">
+      <w:startOverride w:val="4"/>
+    </w:lvlOverride>
+    <w:lvlOverride w:ilvl="8">
+      <w:startOverride w:val="4"/>
+    </w:lvlOverride>
+  </w:num>
+  <w:num w:numId="1008">
+    <w:abstractNumId w:val="99432"/>
+    <w:lvlOverride w:ilvl="0">
+      <w:startOverride w:val="2"/>
+    </w:lvlOverride>
+    <w:lvlOverride w:ilvl="1">
+      <w:startOverride w:val="2"/>
+    </w:lvlOverride>
+    <w:lvlOverride w:ilvl="2">
+      <w:startOverride w:val="2"/>
+    </w:lvlOverride>
+    <w:lvlOverride w:ilvl="3">
+      <w:startOverride w:val="2"/>
+    </w:lvlOverride>
+    <w:lvlOverride w:ilvl="4">
+      <w:startOverride w:val="2"/>
+    </w:lvlOverride>
+    <w:lvlOverride w:ilvl="5">
+      <w:startOverride w:val="2"/>
+    </w:lvlOverride>
+    <w:lvlOverride w:ilvl="6">
+      <w:startOverride w:val="2"/>
+    </w:lvlOverride>
+    <w:lvlOverride w:ilvl="7">
+      <w:startOverride w:val="2"/>
+    </w:lvlOverride>
+    <w:lvlOverride w:ilvl="8">
+      <w:startOverride w:val="2"/>
+    </w:lvlOverride>
+  </w:num>
+  <w:num w:numId="1009">
+    <w:abstractNumId w:val="99419"/>
+    <w:lvlOverride w:ilvl="0">
+      <w:startOverride w:val="9"/>
+    </w:lvlOverride>
+    <w:lvlOverride w:ilvl="1">
+      <w:startOverride w:val="9"/>
+    </w:lvlOverride>
+    <w:lvlOverride w:ilvl="2">
+      <w:startOverride w:val="9"/>
+    </w:lvlOverride>
+    <w:lvlOverride w:ilvl="3">
+      <w:startOverride w:val="9"/>
+    </w:lvlOverride>
+    <w:lvlOverride w:ilvl="4">
+      <w:startOverride w:val="9"/>
+    </w:lvlOverride>
+    <w:lvlOverride w:ilvl="5">
+      <w:startOverride w:val="9"/>
+    </w:lvlOverride>
+    <w:lvlOverride w:ilvl="6">
+      <w:startOverride w:val="9"/>
+    </w:lvlOverride>
+    <w:lvlOverride w:ilvl="7">
+      <w:startOverride w:val="9"/>
+    </w:lvlOverride>
+    <w:lvlOverride w:ilvl="8">
+      <w:startOverride w:val="9"/>
+    </w:lvlOverride>
+  </w:num>
+  <w:num w:numId="1010">
+    <w:abstractNumId w:val="994134"/>
+    <w:lvlOverride w:ilvl="0">
+      <w:startOverride w:val="34"/>
+    </w:lvlOverride>
+    <w:lvlOverride w:ilvl="1">
+      <w:startOverride w:val="34"/>
+    </w:lvlOverride>
+    <w:lvlOverride w:ilvl="2">
+      <w:startOverride w:val="34"/>
+    </w:lvlOverride>
+    <w:lvlOverride w:ilvl="3">
+      <w:startOverride w:val="34"/>
+    </w:lvlOverride>
+    <w:lvlOverride w:ilvl="4">
+      <w:startOverride w:val="34"/>
+    </w:lvlOverride>
+    <w:lvlOverride w:ilvl="5">
+      <w:startOverride w:val="34"/>
+    </w:lvlOverride>
+    <w:lvlOverride w:ilvl="6">
+      <w:startOverride w:val="34"/>
+    </w:lvlOverride>
+    <w:lvlOverride w:ilvl="7">
+      <w:startOverride w:val="34"/>
+    </w:lvlOverride>
+    <w:lvlOverride w:ilvl="8">
+      <w:startOverride w:val="34"/>
+    </w:lvlOverride>
+  </w:num>
+  <w:num w:numId="1011">
     <w:abstractNumId w:val="99431"/>
     <w:lvlOverride w:ilvl="0">
       <w:startOverride w:val="1"/>
@@ -14137,97 +13866,10 @@
       <w:startOverride w:val="1"/>
     </w:lvlOverride>
   </w:num>
-  <w:num w:numId="1007">
-    <w:abstractNumId w:val="99432"/>
-    <w:lvlOverride w:ilvl="0">
-      <w:startOverride w:val="2"/>
-    </w:lvlOverride>
-    <w:lvlOverride w:ilvl="1">
-      <w:startOverride w:val="2"/>
-    </w:lvlOverride>
-    <w:lvlOverride w:ilvl="2">
-      <w:startOverride w:val="2"/>
-    </w:lvlOverride>
-    <w:lvlOverride w:ilvl="3">
-      <w:startOverride w:val="2"/>
-    </w:lvlOverride>
-    <w:lvlOverride w:ilvl="4">
-      <w:startOverride w:val="2"/>
-    </w:lvlOverride>
-    <w:lvlOverride w:ilvl="5">
-      <w:startOverride w:val="2"/>
-    </w:lvlOverride>
-    <w:lvlOverride w:ilvl="6">
-      <w:startOverride w:val="2"/>
-    </w:lvlOverride>
-    <w:lvlOverride w:ilvl="7">
-      <w:startOverride w:val="2"/>
-    </w:lvlOverride>
-    <w:lvlOverride w:ilvl="8">
-      <w:startOverride w:val="2"/>
-    </w:lvlOverride>
+  <w:num w:numId="1012">
+    <w:abstractNumId w:val="991"/>
   </w:num>
-  <w:num w:numId="1008">
-    <w:abstractNumId w:val="99433"/>
-    <w:lvlOverride w:ilvl="0">
-      <w:startOverride w:val="3"/>
-    </w:lvlOverride>
-    <w:lvlOverride w:ilvl="1">
-      <w:startOverride w:val="3"/>
-    </w:lvlOverride>
-    <w:lvlOverride w:ilvl="2">
-      <w:startOverride w:val="3"/>
-    </w:lvlOverride>
-    <w:lvlOverride w:ilvl="3">
-      <w:startOverride w:val="3"/>
-    </w:lvlOverride>
-    <w:lvlOverride w:ilvl="4">
-      <w:startOverride w:val="3"/>
-    </w:lvlOverride>
-    <w:lvlOverride w:ilvl="5">
-      <w:startOverride w:val="3"/>
-    </w:lvlOverride>
-    <w:lvlOverride w:ilvl="6">
-      <w:startOverride w:val="3"/>
-    </w:lvlOverride>
-    <w:lvlOverride w:ilvl="7">
-      <w:startOverride w:val="3"/>
-    </w:lvlOverride>
-    <w:lvlOverride w:ilvl="8">
-      <w:startOverride w:val="3"/>
-    </w:lvlOverride>
-  </w:num>
-  <w:num w:numId="1009">
-    <w:abstractNumId w:val="99434"/>
-    <w:lvlOverride w:ilvl="0">
-      <w:startOverride w:val="4"/>
-    </w:lvlOverride>
-    <w:lvlOverride w:ilvl="1">
-      <w:startOverride w:val="4"/>
-    </w:lvlOverride>
-    <w:lvlOverride w:ilvl="2">
-      <w:startOverride w:val="4"/>
-    </w:lvlOverride>
-    <w:lvlOverride w:ilvl="3">
-      <w:startOverride w:val="4"/>
-    </w:lvlOverride>
-    <w:lvlOverride w:ilvl="4">
-      <w:startOverride w:val="4"/>
-    </w:lvlOverride>
-    <w:lvlOverride w:ilvl="5">
-      <w:startOverride w:val="4"/>
-    </w:lvlOverride>
-    <w:lvlOverride w:ilvl="6">
-      <w:startOverride w:val="4"/>
-    </w:lvlOverride>
-    <w:lvlOverride w:ilvl="7">
-      <w:startOverride w:val="4"/>
-    </w:lvlOverride>
-    <w:lvlOverride w:ilvl="8">
-      <w:startOverride w:val="4"/>
-    </w:lvlOverride>
-  </w:num>
-  <w:num w:numId="1010">
+  <w:num w:numId="1013">
     <w:abstractNumId w:val="99435"/>
     <w:lvlOverride w:ilvl="0">
       <w:startOverride w:val="5"/>
@@ -14257,490 +13899,7 @@
       <w:startOverride w:val="5"/>
     </w:lvlOverride>
   </w:num>
-  <w:num w:numId="1011">
-    <w:abstractNumId w:val="99436"/>
-    <w:lvlOverride w:ilvl="0">
-      <w:startOverride w:val="6"/>
-    </w:lvlOverride>
-    <w:lvlOverride w:ilvl="1">
-      <w:startOverride w:val="6"/>
-    </w:lvlOverride>
-    <w:lvlOverride w:ilvl="2">
-      <w:startOverride w:val="6"/>
-    </w:lvlOverride>
-    <w:lvlOverride w:ilvl="3">
-      <w:startOverride w:val="6"/>
-    </w:lvlOverride>
-    <w:lvlOverride w:ilvl="4">
-      <w:startOverride w:val="6"/>
-    </w:lvlOverride>
-    <w:lvlOverride w:ilvl="5">
-      <w:startOverride w:val="6"/>
-    </w:lvlOverride>
-    <w:lvlOverride w:ilvl="6">
-      <w:startOverride w:val="6"/>
-    </w:lvlOverride>
-    <w:lvlOverride w:ilvl="7">
-      <w:startOverride w:val="6"/>
-    </w:lvlOverride>
-    <w:lvlOverride w:ilvl="8">
-      <w:startOverride w:val="6"/>
-    </w:lvlOverride>
-  </w:num>
-  <w:num w:numId="1012">
-    <w:abstractNumId w:val="994126"/>
-    <w:lvlOverride w:ilvl="0">
-      <w:startOverride w:val="26"/>
-    </w:lvlOverride>
-    <w:lvlOverride w:ilvl="1">
-      <w:startOverride w:val="26"/>
-    </w:lvlOverride>
-    <w:lvlOverride w:ilvl="2">
-      <w:startOverride w:val="26"/>
-    </w:lvlOverride>
-    <w:lvlOverride w:ilvl="3">
-      <w:startOverride w:val="26"/>
-    </w:lvlOverride>
-    <w:lvlOverride w:ilvl="4">
-      <w:startOverride w:val="26"/>
-    </w:lvlOverride>
-    <w:lvlOverride w:ilvl="5">
-      <w:startOverride w:val="26"/>
-    </w:lvlOverride>
-    <w:lvlOverride w:ilvl="6">
-      <w:startOverride w:val="26"/>
-    </w:lvlOverride>
-    <w:lvlOverride w:ilvl="7">
-      <w:startOverride w:val="26"/>
-    </w:lvlOverride>
-    <w:lvlOverride w:ilvl="8">
-      <w:startOverride w:val="26"/>
-    </w:lvlOverride>
-  </w:num>
-  <w:num w:numId="1013">
-    <w:abstractNumId w:val="99414"/>
-    <w:lvlOverride w:ilvl="0">
-      <w:startOverride w:val="4"/>
-    </w:lvlOverride>
-    <w:lvlOverride w:ilvl="1">
-      <w:startOverride w:val="4"/>
-    </w:lvlOverride>
-    <w:lvlOverride w:ilvl="2">
-      <w:startOverride w:val="4"/>
-    </w:lvlOverride>
-    <w:lvlOverride w:ilvl="3">
-      <w:startOverride w:val="4"/>
-    </w:lvlOverride>
-    <w:lvlOverride w:ilvl="4">
-      <w:startOverride w:val="4"/>
-    </w:lvlOverride>
-    <w:lvlOverride w:ilvl="5">
-      <w:startOverride w:val="4"/>
-    </w:lvlOverride>
-    <w:lvlOverride w:ilvl="6">
-      <w:startOverride w:val="4"/>
-    </w:lvlOverride>
-    <w:lvlOverride w:ilvl="7">
-      <w:startOverride w:val="4"/>
-    </w:lvlOverride>
-    <w:lvlOverride w:ilvl="8">
-      <w:startOverride w:val="4"/>
-    </w:lvlOverride>
-  </w:num>
   <w:num w:numId="1014">
-    <w:abstractNumId w:val="99432"/>
-    <w:lvlOverride w:ilvl="0">
-      <w:startOverride w:val="2"/>
-    </w:lvlOverride>
-    <w:lvlOverride w:ilvl="1">
-      <w:startOverride w:val="2"/>
-    </w:lvlOverride>
-    <w:lvlOverride w:ilvl="2">
-      <w:startOverride w:val="2"/>
-    </w:lvlOverride>
-    <w:lvlOverride w:ilvl="3">
-      <w:startOverride w:val="2"/>
-    </w:lvlOverride>
-    <w:lvlOverride w:ilvl="4">
-      <w:startOverride w:val="2"/>
-    </w:lvlOverride>
-    <w:lvlOverride w:ilvl="5">
-      <w:startOverride w:val="2"/>
-    </w:lvlOverride>
-    <w:lvlOverride w:ilvl="6">
-      <w:startOverride w:val="2"/>
-    </w:lvlOverride>
-    <w:lvlOverride w:ilvl="7">
-      <w:startOverride w:val="2"/>
-    </w:lvlOverride>
-    <w:lvlOverride w:ilvl="8">
-      <w:startOverride w:val="2"/>
-    </w:lvlOverride>
-  </w:num>
-  <w:num w:numId="1015">
-    <w:abstractNumId w:val="99419"/>
-    <w:lvlOverride w:ilvl="0">
-      <w:startOverride w:val="9"/>
-    </w:lvlOverride>
-    <w:lvlOverride w:ilvl="1">
-      <w:startOverride w:val="9"/>
-    </w:lvlOverride>
-    <w:lvlOverride w:ilvl="2">
-      <w:startOverride w:val="9"/>
-    </w:lvlOverride>
-    <w:lvlOverride w:ilvl="3">
-      <w:startOverride w:val="9"/>
-    </w:lvlOverride>
-    <w:lvlOverride w:ilvl="4">
-      <w:startOverride w:val="9"/>
-    </w:lvlOverride>
-    <w:lvlOverride w:ilvl="5">
-      <w:startOverride w:val="9"/>
-    </w:lvlOverride>
-    <w:lvlOverride w:ilvl="6">
-      <w:startOverride w:val="9"/>
-    </w:lvlOverride>
-    <w:lvlOverride w:ilvl="7">
-      <w:startOverride w:val="9"/>
-    </w:lvlOverride>
-    <w:lvlOverride w:ilvl="8">
-      <w:startOverride w:val="9"/>
-    </w:lvlOverride>
-  </w:num>
-  <w:num w:numId="1016">
-    <w:abstractNumId w:val="994134"/>
-    <w:lvlOverride w:ilvl="0">
-      <w:startOverride w:val="34"/>
-    </w:lvlOverride>
-    <w:lvlOverride w:ilvl="1">
-      <w:startOverride w:val="34"/>
-    </w:lvlOverride>
-    <w:lvlOverride w:ilvl="2">
-      <w:startOverride w:val="34"/>
-    </w:lvlOverride>
-    <w:lvlOverride w:ilvl="3">
-      <w:startOverride w:val="34"/>
-    </w:lvlOverride>
-    <w:lvlOverride w:ilvl="4">
-      <w:startOverride w:val="34"/>
-    </w:lvlOverride>
-    <w:lvlOverride w:ilvl="5">
-      <w:startOverride w:val="34"/>
-    </w:lvlOverride>
-    <w:lvlOverride w:ilvl="6">
-      <w:startOverride w:val="34"/>
-    </w:lvlOverride>
-    <w:lvlOverride w:ilvl="7">
-      <w:startOverride w:val="34"/>
-    </w:lvlOverride>
-    <w:lvlOverride w:ilvl="8">
-      <w:startOverride w:val="34"/>
-    </w:lvlOverride>
-  </w:num>
-  <w:num w:numId="1017">
-    <w:abstractNumId w:val="99431"/>
-    <w:lvlOverride w:ilvl="0">
-      <w:startOverride w:val="1"/>
-    </w:lvlOverride>
-    <w:lvlOverride w:ilvl="1">
-      <w:startOverride w:val="1"/>
-    </w:lvlOverride>
-    <w:lvlOverride w:ilvl="2">
-      <w:startOverride w:val="1"/>
-    </w:lvlOverride>
-    <w:lvlOverride w:ilvl="3">
-      <w:startOverride w:val="1"/>
-    </w:lvlOverride>
-    <w:lvlOverride w:ilvl="4">
-      <w:startOverride w:val="1"/>
-    </w:lvlOverride>
-    <w:lvlOverride w:ilvl="5">
-      <w:startOverride w:val="1"/>
-    </w:lvlOverride>
-    <w:lvlOverride w:ilvl="6">
-      <w:startOverride w:val="1"/>
-    </w:lvlOverride>
-    <w:lvlOverride w:ilvl="7">
-      <w:startOverride w:val="1"/>
-    </w:lvlOverride>
-    <w:lvlOverride w:ilvl="8">
-      <w:startOverride w:val="1"/>
-    </w:lvlOverride>
-  </w:num>
-  <w:num w:numId="1018">
-    <w:abstractNumId w:val="991"/>
-  </w:num>
-  <w:num w:numId="1019">
-    <w:abstractNumId w:val="99435"/>
-    <w:lvlOverride w:ilvl="0">
-      <w:startOverride w:val="5"/>
-    </w:lvlOverride>
-    <w:lvlOverride w:ilvl="1">
-      <w:startOverride w:val="5"/>
-    </w:lvlOverride>
-    <w:lvlOverride w:ilvl="2">
-      <w:startOverride w:val="5"/>
-    </w:lvlOverride>
-    <w:lvlOverride w:ilvl="3">
-      <w:startOverride w:val="5"/>
-    </w:lvlOverride>
-    <w:lvlOverride w:ilvl="4">
-      <w:startOverride w:val="5"/>
-    </w:lvlOverride>
-    <w:lvlOverride w:ilvl="5">
-      <w:startOverride w:val="5"/>
-    </w:lvlOverride>
-    <w:lvlOverride w:ilvl="6">
-      <w:startOverride w:val="5"/>
-    </w:lvlOverride>
-    <w:lvlOverride w:ilvl="7">
-      <w:startOverride w:val="5"/>
-    </w:lvlOverride>
-    <w:lvlOverride w:ilvl="8">
-      <w:startOverride w:val="5"/>
-    </w:lvlOverride>
-  </w:num>
-  <w:num w:numId="1020">
-    <w:abstractNumId w:val="99431"/>
-    <w:lvlOverride w:ilvl="0">
-      <w:startOverride w:val="1"/>
-    </w:lvlOverride>
-    <w:lvlOverride w:ilvl="1">
-      <w:startOverride w:val="1"/>
-    </w:lvlOverride>
-    <w:lvlOverride w:ilvl="2">
-      <w:startOverride w:val="1"/>
-    </w:lvlOverride>
-    <w:lvlOverride w:ilvl="3">
-      <w:startOverride w:val="1"/>
-    </w:lvlOverride>
-    <w:lvlOverride w:ilvl="4">
-      <w:startOverride w:val="1"/>
-    </w:lvlOverride>
-    <w:lvlOverride w:ilvl="5">
-      <w:startOverride w:val="1"/>
-    </w:lvlOverride>
-    <w:lvlOverride w:ilvl="6">
-      <w:startOverride w:val="1"/>
-    </w:lvlOverride>
-    <w:lvlOverride w:ilvl="7">
-      <w:startOverride w:val="1"/>
-    </w:lvlOverride>
-    <w:lvlOverride w:ilvl="8">
-      <w:startOverride w:val="1"/>
-    </w:lvlOverride>
-  </w:num>
-  <w:num w:numId="1021">
-    <w:abstractNumId w:val="99432"/>
-    <w:lvlOverride w:ilvl="0">
-      <w:startOverride w:val="2"/>
-    </w:lvlOverride>
-    <w:lvlOverride w:ilvl="1">
-      <w:startOverride w:val="2"/>
-    </w:lvlOverride>
-    <w:lvlOverride w:ilvl="2">
-      <w:startOverride w:val="2"/>
-    </w:lvlOverride>
-    <w:lvlOverride w:ilvl="3">
-      <w:startOverride w:val="2"/>
-    </w:lvlOverride>
-    <w:lvlOverride w:ilvl="4">
-      <w:startOverride w:val="2"/>
-    </w:lvlOverride>
-    <w:lvlOverride w:ilvl="5">
-      <w:startOverride w:val="2"/>
-    </w:lvlOverride>
-    <w:lvlOverride w:ilvl="6">
-      <w:startOverride w:val="2"/>
-    </w:lvlOverride>
-    <w:lvlOverride w:ilvl="7">
-      <w:startOverride w:val="2"/>
-    </w:lvlOverride>
-    <w:lvlOverride w:ilvl="8">
-      <w:startOverride w:val="2"/>
-    </w:lvlOverride>
-  </w:num>
-  <w:num w:numId="1022">
-    <w:abstractNumId w:val="99433"/>
-    <w:lvlOverride w:ilvl="0">
-      <w:startOverride w:val="3"/>
-    </w:lvlOverride>
-    <w:lvlOverride w:ilvl="1">
-      <w:startOverride w:val="3"/>
-    </w:lvlOverride>
-    <w:lvlOverride w:ilvl="2">
-      <w:startOverride w:val="3"/>
-    </w:lvlOverride>
-    <w:lvlOverride w:ilvl="3">
-      <w:startOverride w:val="3"/>
-    </w:lvlOverride>
-    <w:lvlOverride w:ilvl="4">
-      <w:startOverride w:val="3"/>
-    </w:lvlOverride>
-    <w:lvlOverride w:ilvl="5">
-      <w:startOverride w:val="3"/>
-    </w:lvlOverride>
-    <w:lvlOverride w:ilvl="6">
-      <w:startOverride w:val="3"/>
-    </w:lvlOverride>
-    <w:lvlOverride w:ilvl="7">
-      <w:startOverride w:val="3"/>
-    </w:lvlOverride>
-    <w:lvlOverride w:ilvl="8">
-      <w:startOverride w:val="3"/>
-    </w:lvlOverride>
-  </w:num>
-  <w:num w:numId="1023">
-    <w:abstractNumId w:val="99434"/>
-    <w:lvlOverride w:ilvl="0">
-      <w:startOverride w:val="4"/>
-    </w:lvlOverride>
-    <w:lvlOverride w:ilvl="1">
-      <w:startOverride w:val="4"/>
-    </w:lvlOverride>
-    <w:lvlOverride w:ilvl="2">
-      <w:startOverride w:val="4"/>
-    </w:lvlOverride>
-    <w:lvlOverride w:ilvl="3">
-      <w:startOverride w:val="4"/>
-    </w:lvlOverride>
-    <w:lvlOverride w:ilvl="4">
-      <w:startOverride w:val="4"/>
-    </w:lvlOverride>
-    <w:lvlOverride w:ilvl="5">
-      <w:startOverride w:val="4"/>
-    </w:lvlOverride>
-    <w:lvlOverride w:ilvl="6">
-      <w:startOverride w:val="4"/>
-    </w:lvlOverride>
-    <w:lvlOverride w:ilvl="7">
-      <w:startOverride w:val="4"/>
-    </w:lvlOverride>
-    <w:lvlOverride w:ilvl="8">
-      <w:startOverride w:val="4"/>
-    </w:lvlOverride>
-  </w:num>
-  <w:num w:numId="1024">
-    <w:abstractNumId w:val="99435"/>
-    <w:lvlOverride w:ilvl="0">
-      <w:startOverride w:val="5"/>
-    </w:lvlOverride>
-    <w:lvlOverride w:ilvl="1">
-      <w:startOverride w:val="5"/>
-    </w:lvlOverride>
-    <w:lvlOverride w:ilvl="2">
-      <w:startOverride w:val="5"/>
-    </w:lvlOverride>
-    <w:lvlOverride w:ilvl="3">
-      <w:startOverride w:val="5"/>
-    </w:lvlOverride>
-    <w:lvlOverride w:ilvl="4">
-      <w:startOverride w:val="5"/>
-    </w:lvlOverride>
-    <w:lvlOverride w:ilvl="5">
-      <w:startOverride w:val="5"/>
-    </w:lvlOverride>
-    <w:lvlOverride w:ilvl="6">
-      <w:startOverride w:val="5"/>
-    </w:lvlOverride>
-    <w:lvlOverride w:ilvl="7">
-      <w:startOverride w:val="5"/>
-    </w:lvlOverride>
-    <w:lvlOverride w:ilvl="8">
-      <w:startOverride w:val="5"/>
-    </w:lvlOverride>
-  </w:num>
-  <w:num w:numId="1025">
-    <w:abstractNumId w:val="99436"/>
-    <w:lvlOverride w:ilvl="0">
-      <w:startOverride w:val="6"/>
-    </w:lvlOverride>
-    <w:lvlOverride w:ilvl="1">
-      <w:startOverride w:val="6"/>
-    </w:lvlOverride>
-    <w:lvlOverride w:ilvl="2">
-      <w:startOverride w:val="6"/>
-    </w:lvlOverride>
-    <w:lvlOverride w:ilvl="3">
-      <w:startOverride w:val="6"/>
-    </w:lvlOverride>
-    <w:lvlOverride w:ilvl="4">
-      <w:startOverride w:val="6"/>
-    </w:lvlOverride>
-    <w:lvlOverride w:ilvl="5">
-      <w:startOverride w:val="6"/>
-    </w:lvlOverride>
-    <w:lvlOverride w:ilvl="6">
-      <w:startOverride w:val="6"/>
-    </w:lvlOverride>
-    <w:lvlOverride w:ilvl="7">
-      <w:startOverride w:val="6"/>
-    </w:lvlOverride>
-    <w:lvlOverride w:ilvl="8">
-      <w:startOverride w:val="6"/>
-    </w:lvlOverride>
-  </w:num>
-  <w:num w:numId="1026">
-    <w:abstractNumId w:val="99437"/>
-    <w:lvlOverride w:ilvl="0">
-      <w:startOverride w:val="7"/>
-    </w:lvlOverride>
-    <w:lvlOverride w:ilvl="1">
-      <w:startOverride w:val="7"/>
-    </w:lvlOverride>
-    <w:lvlOverride w:ilvl="2">
-      <w:startOverride w:val="7"/>
-    </w:lvlOverride>
-    <w:lvlOverride w:ilvl="3">
-      <w:startOverride w:val="7"/>
-    </w:lvlOverride>
-    <w:lvlOverride w:ilvl="4">
-      <w:startOverride w:val="7"/>
-    </w:lvlOverride>
-    <w:lvlOverride w:ilvl="5">
-      <w:startOverride w:val="7"/>
-    </w:lvlOverride>
-    <w:lvlOverride w:ilvl="6">
-      <w:startOverride w:val="7"/>
-    </w:lvlOverride>
-    <w:lvlOverride w:ilvl="7">
-      <w:startOverride w:val="7"/>
-    </w:lvlOverride>
-    <w:lvlOverride w:ilvl="8">
-      <w:startOverride w:val="7"/>
-    </w:lvlOverride>
-  </w:num>
-  <w:num w:numId="1027">
-    <w:abstractNumId w:val="99438"/>
-    <w:lvlOverride w:ilvl="0">
-      <w:startOverride w:val="8"/>
-    </w:lvlOverride>
-    <w:lvlOverride w:ilvl="1">
-      <w:startOverride w:val="8"/>
-    </w:lvlOverride>
-    <w:lvlOverride w:ilvl="2">
-      <w:startOverride w:val="8"/>
-    </w:lvlOverride>
-    <w:lvlOverride w:ilvl="3">
-      <w:startOverride w:val="8"/>
-    </w:lvlOverride>
-    <w:lvlOverride w:ilvl="4">
-      <w:startOverride w:val="8"/>
-    </w:lvlOverride>
-    <w:lvlOverride w:ilvl="5">
-      <w:startOverride w:val="8"/>
-    </w:lvlOverride>
-    <w:lvlOverride w:ilvl="6">
-      <w:startOverride w:val="8"/>
-    </w:lvlOverride>
-    <w:lvlOverride w:ilvl="7">
-      <w:startOverride w:val="8"/>
-    </w:lvlOverride>
-    <w:lvlOverride w:ilvl="8">
-      <w:startOverride w:val="8"/>
-    </w:lvlOverride>
-  </w:num>
-  <w:num w:numId="1028">
     <w:abstractNumId w:val="994123"/>
     <w:lvlOverride w:ilvl="0">
       <w:startOverride w:val="23"/>
@@ -15451,7 +14610,7 @@
     <ns0:name ns0:val="Verbatim Char"/>
     <ns0:basedOn ns0:val="BodyTextChar"/>
     <ns0:rPr>
-      <ns0:rFonts ns0:ascii="Times New Roman" ns0:cs="Times New Roman" ns0:eastAsia="FangSong" ns0:hAnsi="Times New Roman"/>
+      <ns0:rFonts ns0:ascii="SimSun" ns0:cs="SimSun" ns0:eastAsia="SimSun" ns0:hAnsi="SimSun"/>
       <ns0:b ns0:val="0"/>
       <ns0:sz ns0:val="20"/>
     </ns0:rPr>
@@ -15513,7 +14672,7 @@
       <w:wordWrap w:val="off"/>
     </w:pPr>
     <ns0:rPr>
-      <w:rFonts ns0:ascii="Times New Roman" ns0:hAnsi="Times New Roman" ns0:eastAsia="FangSong" ns0:cs="Times New Roman"/>
+      <w:rFonts ns0:ascii="SimSun" ns0:hAnsi="SimSun" ns0:eastAsia="SimSun" ns0:cs="SimSun"/>
     </ns0:rPr>
   </w:style>
   <w:style w:type="character" w:customStyle="1" w:styleId="KeywordTok">

--- a/00-首页/题组Word/第二轮习题集/第二轮习题集-结构化学一-学生版.docx
+++ b/00-首页/题组Word/第二轮习题集/第二轮习题集-结构化学一-学生版.docx
@@ -183,7 +183,7 @@
         </w:rPr>
         <w:drawing>
           <wp:inline>
-            <wp:extent cx="2159000" cy="1574800"/>
+            <wp:extent cx="2082800" cy="1574800"/>
             <wp:effectExtent b="0" l="0" r="0" t="0"/>
             <wp:docPr descr="" title="" id="11" name="Picture"/>
             <a:graphic>
@@ -204,7 +204,7 @@
                   <pic:spPr bwMode="auto">
                     <a:xfrm>
                       <a:off x="0" y="0"/>
-                      <a:ext cx="2159000" cy="1574800"/>
+                      <a:ext cx="2082800" cy="1574800"/>
                     </a:xfrm>
                     <a:prstGeom prst="rect">
                       <a:avLst/>
@@ -485,6 +485,46 @@
         <w:t>____。</w:t>
       </w:r>
     </w:p>
+    <w:p>
+      <w:pPr>
+        <w:spacing w:before="0" w:after="0"/>
+      </w:pPr>
+    </w:p>
+    <w:p>
+      <w:pPr>
+        <w:spacing w:before="0" w:after="0"/>
+      </w:pPr>
+    </w:p>
+    <w:p>
+      <w:pPr>
+        <w:spacing w:before="0" w:after="0"/>
+      </w:pPr>
+    </w:p>
+    <w:p>
+      <w:pPr>
+        <w:spacing w:before="0" w:after="0"/>
+      </w:pPr>
+    </w:p>
+    <w:p>
+      <w:pPr>
+        <w:spacing w:before="0" w:after="0"/>
+      </w:pPr>
+    </w:p>
+    <w:p>
+      <w:pPr>
+        <w:spacing w:before="0" w:after="0"/>
+      </w:pPr>
+    </w:p>
+    <w:p>
+      <w:pPr>
+        <w:spacing w:before="0" w:after="0"/>
+      </w:pPr>
+    </w:p>
+    <w:p>
+      <w:pPr>
+        <w:spacing w:before="0" w:after="0"/>
+      </w:pPr>
+    </w:p>
     <w:bookmarkEnd w:id="13"/>
     <w:bookmarkStart w:id="15" w:name="第-2-题"/>
     <w:p>
@@ -658,6 +698,31 @@
         </w:rPr>
         <w:t>）</w:t>
       </w:r>
+    </w:p>
+    <w:p>
+      <w:pPr>
+        <w:spacing w:before="0" w:after="0"/>
+      </w:pPr>
+    </w:p>
+    <w:p>
+      <w:pPr>
+        <w:spacing w:before="0" w:after="0"/>
+      </w:pPr>
+    </w:p>
+    <w:p>
+      <w:pPr>
+        <w:spacing w:before="0" w:after="0"/>
+      </w:pPr>
+    </w:p>
+    <w:p>
+      <w:pPr>
+        <w:spacing w:before="0" w:after="0"/>
+      </w:pPr>
+    </w:p>
+    <w:p>
+      <w:pPr>
+        <w:spacing w:before="0" w:after="0"/>
+      </w:pPr>
     </w:p>
     <w:bookmarkStart w:id="14" w:name="元素电子构型推断"/>
     <w:p>
@@ -1189,6 +1254,31 @@
               <w:t xml:space="preserve">[Xe]4f( )5d( )6s( )6p( )</w:t>
             </w:r>
           </w:p>
+          <w:p>
+            <w:pPr>
+              <w:spacing w:before="0" w:after="0"/>
+            </w:pPr>
+          </w:p>
+          <w:p>
+            <w:pPr>
+              <w:spacing w:before="0" w:after="0"/>
+            </w:pPr>
+          </w:p>
+          <w:p>
+            <w:pPr>
+              <w:spacing w:before="0" w:after="0"/>
+            </w:pPr>
+          </w:p>
+          <w:p>
+            <w:pPr>
+              <w:spacing w:before="0" w:after="0"/>
+            </w:pPr>
+          </w:p>
+          <w:p>
+            <w:pPr>
+              <w:spacing w:before="0" w:after="0"/>
+            </w:pPr>
+          </w:p>
         </w:tc>
       </w:tr>
     </w:tbl>
@@ -1255,6 +1345,8 @@
           <w:ilvl w:val="0"/>
           <w:numId w:val="1003"/>
         </w:numPr>
+        <w:ind w:left="480" w:hanging="480"/>
+        <w:spacing w:after="0"/>
       </w:pPr>
       <w:r>
         <w:rPr>
@@ -1292,6 +1384,17 @@
         </w:rPr>
         <w:t xml:space="preserve"> </w:t>
       </w:r>
+    </w:p>
+    <w:p>
+      <w:pPr>
+        <w:pStyle w:val="Compact"/>
+        <w:numPr>
+          <w:ilvl w:val="0"/>
+          <w:numId w:val="1003"/>
+        </w:numPr>
+        <w:ind w:left="480" w:hanging="480"/>
+        <w:spacing w:before="0" w:after="0"/>
+      </w:pPr>
       <w:r>
         <w:rPr>
           <w:rFonts w:ascii="Times New Roman" w:hAnsi="Times New Roman" w:eastAsia="Times New Roman" w:cs="Times New Roman"/>
@@ -1338,6 +1441,17 @@
         </w:rPr>
         <w:t xml:space="preserve"> </w:t>
       </w:r>
+    </w:p>
+    <w:p>
+      <w:pPr>
+        <w:pStyle w:val="Compact"/>
+        <w:numPr>
+          <w:ilvl w:val="0"/>
+          <w:numId w:val="1003"/>
+        </w:numPr>
+        <w:ind w:left="480" w:hanging="480"/>
+        <w:spacing w:before="0" w:after="0"/>
+      </w:pPr>
       <w:r>
         <w:rPr>
           <w:rFonts w:ascii="Times New Roman" w:hAnsi="Times New Roman" w:eastAsia="Times New Roman" w:cs="Times New Roman"/>
@@ -1384,6 +1498,17 @@
         </w:rPr>
         <w:t xml:space="preserve"> </w:t>
       </w:r>
+    </w:p>
+    <w:p>
+      <w:pPr>
+        <w:pStyle w:val="Compact"/>
+        <w:numPr>
+          <w:ilvl w:val="0"/>
+          <w:numId w:val="1003"/>
+        </w:numPr>
+        <w:ind w:left="480" w:hanging="480"/>
+        <w:spacing w:before="0" w:after="0"/>
+      </w:pPr>
       <w:r>
         <w:rPr>
           <w:rFonts w:ascii="Times New Roman" w:hAnsi="Times New Roman" w:eastAsia="Times New Roman" w:cs="Times New Roman"/>
@@ -1430,6 +1555,17 @@
         </w:rPr>
         <w:t xml:space="preserve"> </w:t>
       </w:r>
+    </w:p>
+    <w:p>
+      <w:pPr>
+        <w:pStyle w:val="Compact"/>
+        <w:numPr>
+          <w:ilvl w:val="0"/>
+          <w:numId w:val="1003"/>
+        </w:numPr>
+        <w:ind w:left="480" w:hanging="480"/>
+        <w:spacing w:before="0" w:after="36"/>
+      </w:pPr>
       <w:r>
         <w:rPr>
           <w:rFonts w:ascii="Times New Roman" w:hAnsi="Times New Roman" w:eastAsia="Times New Roman" w:cs="Times New Roman"/>
@@ -1460,6 +1596,16 @@
         </m:sSub>
       </m:oMath>
     </w:p>
+    <w:p>
+      <w:pPr>
+        <w:spacing w:before="0" w:after="0"/>
+      </w:pPr>
+    </w:p>
+    <w:p>
+      <w:pPr>
+        <w:spacing w:before="0" w:after="0"/>
+      </w:pPr>
+    </w:p>
     <w:bookmarkEnd w:id="16"/>
     <w:bookmarkStart w:id="17" w:name="第-4-题"/>
     <w:p>
@@ -1547,6 +1693,21 @@
         </w:rPr>
         <w:t xml:space="preserve">选择题</w:t>
       </w:r>
+    </w:p>
+    <w:p>
+      <w:pPr>
+        <w:spacing w:before="0" w:after="0"/>
+      </w:pPr>
+    </w:p>
+    <w:p>
+      <w:pPr>
+        <w:spacing w:before="0" w:after="0"/>
+      </w:pPr>
+    </w:p>
+    <w:p>
+      <w:pPr>
+        <w:spacing w:before="0" w:after="0"/>
+      </w:pPr>
     </w:p>
     <w:bookmarkEnd w:id="17"/>
     <w:bookmarkStart w:id="18" w:name="section"/>
@@ -2015,6 +2176,21 @@
         </w:rPr>
         <w:t xml:space="preserve">-0.052 V</w:t>
       </w:r>
+    </w:p>
+    <w:p>
+      <w:pPr>
+        <w:spacing w:before="0" w:after="0"/>
+      </w:pPr>
+    </w:p>
+    <w:p>
+      <w:pPr>
+        <w:spacing w:before="0" w:after="0"/>
+      </w:pPr>
+    </w:p>
+    <w:p>
+      <w:pPr>
+        <w:spacing w:before="0" w:after="0"/>
+      </w:pPr>
     </w:p>
     <w:bookmarkEnd w:id="18"/>
     <w:bookmarkStart w:id="19" w:name="第-5-题"/>
@@ -2945,6 +3121,31 @@
               <w:t xml:space="preserve">色散力</w:t>
             </w:r>
           </w:p>
+          <w:p>
+            <w:pPr>
+              <w:spacing w:before="0" w:after="0"/>
+            </w:pPr>
+          </w:p>
+          <w:p>
+            <w:pPr>
+              <w:spacing w:before="0" w:after="0"/>
+            </w:pPr>
+          </w:p>
+          <w:p>
+            <w:pPr>
+              <w:spacing w:before="0" w:after="0"/>
+            </w:pPr>
+          </w:p>
+          <w:p>
+            <w:pPr>
+              <w:spacing w:before="0" w:after="0"/>
+            </w:pPr>
+          </w:p>
+          <w:p>
+            <w:pPr>
+              <w:spacing w:before="0" w:after="0"/>
+            </w:pPr>
+          </w:p>
         </w:tc>
       </w:tr>
     </w:tbl>
@@ -3097,6 +3298,21 @@
         </w:rPr>
         <w:t>）</w:t>
       </w:r>
+    </w:p>
+    <w:p>
+      <w:pPr>
+        <w:spacing w:before="0" w:after="0"/>
+      </w:pPr>
+    </w:p>
+    <w:p>
+      <w:pPr>
+        <w:spacing w:before="0" w:after="0"/>
+      </w:pPr>
+    </w:p>
+    <w:p>
+      <w:pPr>
+        <w:spacing w:before="0" w:after="0"/>
+      </w:pPr>
     </w:p>
     <w:bookmarkStart w:id="20" w:name="液态水与气态氢微观状态数比较"/>
     <w:p>
@@ -3265,6 +3481,31 @@
         </w:rPr>
         <w:t xml:space="preserve">”</w:t>
       </w:r>
+    </w:p>
+    <w:p>
+      <w:pPr>
+        <w:spacing w:before="0" w:after="0"/>
+      </w:pPr>
+    </w:p>
+    <w:p>
+      <w:pPr>
+        <w:spacing w:before="0" w:after="0"/>
+      </w:pPr>
+    </w:p>
+    <w:p>
+      <w:pPr>
+        <w:spacing w:before="0" w:after="0"/>
+      </w:pPr>
+    </w:p>
+    <w:p>
+      <w:pPr>
+        <w:spacing w:before="0" w:after="0"/>
+      </w:pPr>
+    </w:p>
+    <w:p>
+      <w:pPr>
+        <w:spacing w:before="0" w:after="0"/>
+      </w:pPr>
     </w:p>
     <w:bookmarkEnd w:id="20"/>
     <w:bookmarkEnd w:id="21"/>
@@ -3572,7 +3813,7 @@
         </w:rPr>
         <w:drawing>
           <wp:inline>
-            <wp:extent cx="2717800" cy="3111500"/>
+            <wp:extent cx="2709598" cy="3111500"/>
             <wp:effectExtent b="0" l="0" r="0" t="0"/>
             <wp:docPr descr="" title="" id="23" name="Picture"/>
             <a:graphic>
@@ -3593,7 +3834,7 @@
                   <pic:spPr bwMode="auto">
                     <a:xfrm>
                       <a:off x="0" y="0"/>
-                      <a:ext cx="2717800" cy="3111500"/>
+                      <a:ext cx="2709598" cy="3111500"/>
                     </a:xfrm>
                     <a:prstGeom prst="rect">
                       <a:avLst/>
@@ -3800,6 +4041,46 @@
         <w:t>）</w:t>
       </w:r>
     </w:p>
+    <w:p>
+      <w:pPr>
+        <w:spacing w:before="0" w:after="0"/>
+      </w:pPr>
+    </w:p>
+    <w:p>
+      <w:pPr>
+        <w:spacing w:before="0" w:after="0"/>
+      </w:pPr>
+    </w:p>
+    <w:p>
+      <w:pPr>
+        <w:spacing w:before="0" w:after="0"/>
+      </w:pPr>
+    </w:p>
+    <w:p>
+      <w:pPr>
+        <w:spacing w:before="0" w:after="0"/>
+      </w:pPr>
+    </w:p>
+    <w:p>
+      <w:pPr>
+        <w:spacing w:before="0" w:after="0"/>
+      </w:pPr>
+    </w:p>
+    <w:p>
+      <w:pPr>
+        <w:spacing w:before="0" w:after="0"/>
+      </w:pPr>
+    </w:p>
+    <w:p>
+      <w:pPr>
+        <w:spacing w:before="0" w:after="0"/>
+      </w:pPr>
+    </w:p>
+    <w:p>
+      <w:pPr>
+        <w:spacing w:before="0" w:after="0"/>
+      </w:pPr>
+    </w:p>
     <w:bookmarkEnd w:id="25"/>
     <w:bookmarkStart w:id="26" w:name="第-8-题"/>
     <w:p>
@@ -3862,6 +4143,8 @@
           <w:ilvl w:val="0"/>
           <w:numId w:val="1007"/>
         </w:numPr>
+        <w:ind w:left="480" w:hanging="480"/>
+        <w:spacing w:after="0"/>
       </w:pPr>
       <w:r>
         <w:rPr>
@@ -3899,6 +4182,17 @@
         </w:rPr>
         <w:t xml:space="preserve"> </w:t>
       </w:r>
+    </w:p>
+    <w:p>
+      <w:pPr>
+        <w:pStyle w:val="Compact"/>
+        <w:numPr>
+          <w:ilvl w:val="0"/>
+          <w:numId w:val="1007"/>
+        </w:numPr>
+        <w:ind w:left="480" w:hanging="480"/>
+        <w:spacing w:before="0" w:after="0"/>
+      </w:pPr>
       <w:r>
         <w:rPr>
           <w:rFonts w:ascii="Times New Roman" w:hAnsi="Times New Roman" w:eastAsia="Times New Roman" w:cs="Times New Roman"/>
@@ -3931,6 +4225,17 @@
         </w:rPr>
         <w:t xml:space="preserve"> </w:t>
       </w:r>
+    </w:p>
+    <w:p>
+      <w:pPr>
+        <w:pStyle w:val="Compact"/>
+        <w:numPr>
+          <w:ilvl w:val="0"/>
+          <w:numId w:val="1007"/>
+        </w:numPr>
+        <w:ind w:left="480" w:hanging="480"/>
+        <w:spacing w:before="0" w:after="0"/>
+      </w:pPr>
       <w:r>
         <w:rPr>
           <w:rFonts w:ascii="Times New Roman" w:hAnsi="Times New Roman" w:eastAsia="Times New Roman" w:cs="Times New Roman"/>
@@ -3971,6 +4276,17 @@
         </w:rPr>
         <w:t xml:space="preserve"> </w:t>
       </w:r>
+    </w:p>
+    <w:p>
+      <w:pPr>
+        <w:pStyle w:val="Compact"/>
+        <w:numPr>
+          <w:ilvl w:val="0"/>
+          <w:numId w:val="1007"/>
+        </w:numPr>
+        <w:ind w:left="480" w:hanging="480"/>
+        <w:spacing w:before="0" w:after="0"/>
+      </w:pPr>
       <w:r>
         <w:rPr>
           <w:rFonts w:ascii="Times New Roman" w:hAnsi="Times New Roman" w:eastAsia="Times New Roman" w:cs="Times New Roman"/>
@@ -4011,6 +4327,17 @@
         </w:rPr>
         <w:t xml:space="preserve"> </w:t>
       </w:r>
+    </w:p>
+    <w:p>
+      <w:pPr>
+        <w:pStyle w:val="Compact"/>
+        <w:numPr>
+          <w:ilvl w:val="0"/>
+          <w:numId w:val="1007"/>
+        </w:numPr>
+        <w:ind w:left="480" w:hanging="480"/>
+        <w:spacing w:before="0" w:after="36"/>
+      </w:pPr>
       <w:r>
         <w:rPr>
           <w:rFonts w:ascii="Times New Roman" w:hAnsi="Times New Roman" w:eastAsia="Times New Roman" w:cs="Times New Roman"/>
@@ -4048,6 +4375,16 @@
           </m:sup>
         </m:sSubSup>
       </m:oMath>
+    </w:p>
+    <w:p>
+      <w:pPr>
+        <w:spacing w:before="0" w:after="0"/>
+      </w:pPr>
+    </w:p>
+    <w:p>
+      <w:pPr>
+        <w:spacing w:before="0" w:after="0"/>
+      </w:pPr>
     </w:p>
     <w:bookmarkEnd w:id="26"/>
     <w:bookmarkStart w:id="27" w:name="第-9-题"/>
@@ -4712,6 +5049,31 @@
         </m:oMath>
       </m:oMathPara>
     </w:p>
+    <w:p>
+      <w:pPr>
+        <w:spacing w:before="0" w:after="0"/>
+      </w:pPr>
+    </w:p>
+    <w:p>
+      <w:pPr>
+        <w:spacing w:before="0" w:after="0"/>
+      </w:pPr>
+    </w:p>
+    <w:p>
+      <w:pPr>
+        <w:spacing w:before="0" w:after="0"/>
+      </w:pPr>
+    </w:p>
+    <w:p>
+      <w:pPr>
+        <w:spacing w:before="0" w:after="0"/>
+      </w:pPr>
+    </w:p>
+    <w:p>
+      <w:pPr>
+        <w:spacing w:before="0" w:after="0"/>
+      </w:pPr>
+    </w:p>
     <w:bookmarkEnd w:id="27"/>
     <w:bookmarkStart w:id="28" w:name="第-10-题"/>
     <w:p>
@@ -4774,6 +5136,8 @@
           <w:ilvl w:val="0"/>
           <w:numId w:val="1009"/>
         </w:numPr>
+        <w:ind w:left="480" w:hanging="480"/>
+        <w:spacing w:after="0"/>
       </w:pPr>
       <w:r>
         <w:rPr>
@@ -4811,6 +5175,17 @@
         </w:rPr>
         <w:t xml:space="preserve"> </w:t>
       </w:r>
+    </w:p>
+    <w:p>
+      <w:pPr>
+        <w:pStyle w:val="Compact"/>
+        <w:numPr>
+          <w:ilvl w:val="0"/>
+          <w:numId w:val="1009"/>
+        </w:numPr>
+        <w:ind w:left="480" w:hanging="480"/>
+        <w:spacing w:before="0" w:after="0"/>
+      </w:pPr>
       <w:r>
         <w:rPr>
           <w:rFonts w:ascii="Times New Roman" w:hAnsi="Times New Roman" w:eastAsia="Times New Roman" w:cs="Times New Roman"/>
@@ -4849,11 +5224,39 @@
         </w:rPr>
         <w:t xml:space="preserve"> </w:t>
       </w:r>
-      <w:r>
-        <w:rPr>
-          <w:rFonts w:ascii="Times New Roman" w:hAnsi="Times New Roman" w:eastAsia="Times New Roman" w:cs="Times New Roman"/>
-        </w:rPr>
-        <w:t xml:space="preserve">B. RCl C.</w:t>
+    </w:p>
+    <w:p>
+      <w:pPr>
+        <w:pStyle w:val="Compact"/>
+        <w:numPr>
+          <w:ilvl w:val="0"/>
+          <w:numId w:val="1009"/>
+        </w:numPr>
+        <w:ind w:left="480" w:hanging="480"/>
+        <w:spacing w:before="0" w:after="0"/>
+      </w:pPr>
+      <w:r>
+        <w:rPr>
+          <w:rFonts w:ascii="Times New Roman" w:hAnsi="Times New Roman" w:eastAsia="Times New Roman" w:cs="Times New Roman"/>
+        </w:rPr>
+        <w:t xml:space="preserve">B. RCl </w:t>
+      </w:r>
+    </w:p>
+    <w:p>
+      <w:pPr>
+        <w:pStyle w:val="Compact"/>
+        <w:numPr>
+          <w:ilvl w:val="0"/>
+          <w:numId w:val="1009"/>
+        </w:numPr>
+        <w:ind w:left="480" w:hanging="480"/>
+        <w:spacing w:before="0" w:after="0"/>
+      </w:pPr>
+      <w:r>
+        <w:rPr>
+          <w:rFonts w:ascii="Times New Roman" w:hAnsi="Times New Roman" w:eastAsia="Times New Roman" w:cs="Times New Roman"/>
+        </w:rPr>
+        <w:t xml:space="preserve">C.</w:t>
       </w:r>
       <w:r>
         <w:rPr>
@@ -4887,6 +5290,17 @@
         </w:rPr>
         <w:t xml:space="preserve"> </w:t>
       </w:r>
+    </w:p>
+    <w:p>
+      <w:pPr>
+        <w:pStyle w:val="Compact"/>
+        <w:numPr>
+          <w:ilvl w:val="0"/>
+          <w:numId w:val="1009"/>
+        </w:numPr>
+        <w:ind w:left="480" w:hanging="480"/>
+        <w:spacing w:before="0" w:after="36"/>
+      </w:pPr>
       <w:r>
         <w:rPr>
           <w:rFonts w:ascii="Times New Roman" w:hAnsi="Times New Roman" w:eastAsia="Times New Roman" w:cs="Times New Roman"/>
@@ -4920,6 +5334,16 @@
         </m:sSub>
       </m:oMath>
     </w:p>
+    <w:p>
+      <w:pPr>
+        <w:spacing w:before="0" w:after="0"/>
+      </w:pPr>
+    </w:p>
+    <w:p>
+      <w:pPr>
+        <w:spacing w:before="0" w:after="0"/>
+      </w:pPr>
+    </w:p>
     <w:bookmarkEnd w:id="28"/>
     <w:bookmarkStart w:id="29" w:name="第-11-题"/>
     <w:p>
@@ -5365,6 +5789,31 @@
         <w:t xml:space="preserve">。</w:t>
       </w:r>
     </w:p>
+    <w:p>
+      <w:pPr>
+        <w:spacing w:before="0" w:after="0"/>
+      </w:pPr>
+    </w:p>
+    <w:p>
+      <w:pPr>
+        <w:spacing w:before="0" w:after="0"/>
+      </w:pPr>
+    </w:p>
+    <w:p>
+      <w:pPr>
+        <w:spacing w:before="0" w:after="0"/>
+      </w:pPr>
+    </w:p>
+    <w:p>
+      <w:pPr>
+        <w:spacing w:before="0" w:after="0"/>
+      </w:pPr>
+    </w:p>
+    <w:p>
+      <w:pPr>
+        <w:spacing w:before="0" w:after="0"/>
+      </w:pPr>
+    </w:p>
     <w:bookmarkEnd w:id="29"/>
     <w:bookmarkStart w:id="30" w:name="第-12-题"/>
     <w:p>
@@ -5423,6 +5872,8 @@
     <w:p>
       <w:pPr>
         <w:pStyle w:val="FirstParagraph"/>
+        <w:ind w:left="480" w:hanging="480"/>
+        <w:spacing w:after="0"/>
       </w:pPr>
       <w:r>
         <w:rPr>
@@ -5490,12 +5941,68 @@
         </w:rPr>
         <w:t xml:space="preserve"> </w:t>
       </w:r>
-      <w:r>
-        <w:rPr>
-          <w:rFonts w:ascii="Times New Roman" w:hAnsi="Times New Roman" w:eastAsia="Times New Roman" w:cs="Times New Roman"/>
-        </w:rPr>
-        <w:t xml:space="preserve">A. Cr(Ⅲ) B. Mn(Ⅱ) C. Fe(Ⅱ) D. Mn(Ⅲ)</w:t>
-      </w:r>
+    </w:p>
+    <w:p>
+      <w:pPr>
+        <w:pStyle w:val="FirstParagraph"/>
+        <w:ind w:left="480" w:hanging="480"/>
+        <w:spacing w:before="0" w:after="0"/>
+      </w:pPr>
+      <w:r>
+        <w:rPr>
+          <w:rFonts w:ascii="Times New Roman" w:hAnsi="Times New Roman" w:eastAsia="Times New Roman" w:cs="Times New Roman"/>
+        </w:rPr>
+        <w:t xml:space="preserve">A. Cr(Ⅲ) </w:t>
+      </w:r>
+    </w:p>
+    <w:p>
+      <w:pPr>
+        <w:pStyle w:val="FirstParagraph"/>
+        <w:ind w:left="480" w:hanging="480"/>
+        <w:spacing w:before="0" w:after="0"/>
+      </w:pPr>
+      <w:r>
+        <w:rPr>
+          <w:rFonts w:ascii="Times New Roman" w:hAnsi="Times New Roman" w:eastAsia="Times New Roman" w:cs="Times New Roman"/>
+        </w:rPr>
+        <w:t xml:space="preserve">B. Mn(Ⅱ) </w:t>
+      </w:r>
+    </w:p>
+    <w:p>
+      <w:pPr>
+        <w:pStyle w:val="FirstParagraph"/>
+        <w:ind w:left="480" w:hanging="480"/>
+        <w:spacing w:before="0" w:after="0"/>
+      </w:pPr>
+      <w:r>
+        <w:rPr>
+          <w:rFonts w:ascii="Times New Roman" w:hAnsi="Times New Roman" w:eastAsia="Times New Roman" w:cs="Times New Roman"/>
+        </w:rPr>
+        <w:t xml:space="preserve">C. Fe(Ⅱ) </w:t>
+      </w:r>
+    </w:p>
+    <w:p>
+      <w:pPr>
+        <w:pStyle w:val="FirstParagraph"/>
+        <w:ind w:left="480" w:hanging="480"/>
+        <w:spacing w:before="0" w:after="180"/>
+      </w:pPr>
+      <w:r>
+        <w:rPr>
+          <w:rFonts w:ascii="Times New Roman" w:hAnsi="Times New Roman" w:eastAsia="Times New Roman" w:cs="Times New Roman"/>
+        </w:rPr>
+        <w:t xml:space="preserve">D. Mn(Ⅲ)</w:t>
+      </w:r>
+    </w:p>
+    <w:p>
+      <w:pPr>
+        <w:spacing w:before="0" w:after="0"/>
+      </w:pPr>
+    </w:p>
+    <w:p>
+      <w:pPr>
+        <w:spacing w:before="0" w:after="0"/>
+      </w:pPr>
     </w:p>
     <w:bookmarkEnd w:id="30"/>
     <w:bookmarkStart w:id="31" w:name="第-13-题"/>
@@ -5559,6 +6066,8 @@
           <w:ilvl w:val="0"/>
           <w:numId w:val="1010"/>
         </w:numPr>
+        <w:ind w:left="480" w:hanging="480"/>
+        <w:spacing w:after="0"/>
       </w:pPr>
       <w:r>
         <w:rPr>
@@ -5592,6 +6101,17 @@
         </w:rPr>
         <w:t xml:space="preserve"> </w:t>
       </w:r>
+    </w:p>
+    <w:p>
+      <w:pPr>
+        <w:pStyle w:val="Compact"/>
+        <w:numPr>
+          <w:ilvl w:val="0"/>
+          <w:numId w:val="1010"/>
+        </w:numPr>
+        <w:ind w:left="480" w:hanging="480"/>
+        <w:spacing w:before="0" w:after="0"/>
+      </w:pPr>
       <w:r>
         <w:rPr>
           <w:rFonts w:ascii="Times New Roman" w:hAnsi="Times New Roman" w:eastAsia="Times New Roman" w:cs="Times New Roman"/>
@@ -5624,6 +6144,17 @@
         </w:rPr>
         <w:t xml:space="preserve"> </w:t>
       </w:r>
+    </w:p>
+    <w:p>
+      <w:pPr>
+        <w:pStyle w:val="Compact"/>
+        <w:numPr>
+          <w:ilvl w:val="0"/>
+          <w:numId w:val="1010"/>
+        </w:numPr>
+        <w:ind w:left="480" w:hanging="480"/>
+        <w:spacing w:before="0" w:after="0"/>
+      </w:pPr>
       <w:r>
         <w:rPr>
           <w:rFonts w:ascii="Times New Roman" w:hAnsi="Times New Roman" w:eastAsia="Times New Roman" w:cs="Times New Roman"/>
@@ -5656,6 +6187,17 @@
         </w:rPr>
         <w:t xml:space="preserve"> </w:t>
       </w:r>
+    </w:p>
+    <w:p>
+      <w:pPr>
+        <w:pStyle w:val="Compact"/>
+        <w:numPr>
+          <w:ilvl w:val="0"/>
+          <w:numId w:val="1010"/>
+        </w:numPr>
+        <w:ind w:left="480" w:hanging="480"/>
+        <w:spacing w:before="0" w:after="0"/>
+      </w:pPr>
       <w:r>
         <w:rPr>
           <w:rFonts w:ascii="Times New Roman" w:hAnsi="Times New Roman" w:eastAsia="Times New Roman" w:cs="Times New Roman"/>
@@ -5688,6 +6230,17 @@
         </w:rPr>
         <w:t xml:space="preserve"> </w:t>
       </w:r>
+    </w:p>
+    <w:p>
+      <w:pPr>
+        <w:pStyle w:val="Compact"/>
+        <w:numPr>
+          <w:ilvl w:val="0"/>
+          <w:numId w:val="1010"/>
+        </w:numPr>
+        <w:ind w:left="480" w:hanging="480"/>
+        <w:spacing w:before="0" w:after="36"/>
+      </w:pPr>
       <w:r>
         <w:rPr>
           <w:rFonts w:ascii="Times New Roman" w:hAnsi="Times New Roman" w:eastAsia="Times New Roman" w:cs="Times New Roman"/>
@@ -6405,6 +6958,16 @@
         <w:t xml:space="preserve"> ____。</w:t>
       </w:r>
     </w:p>
+    <w:p>
+      <w:pPr>
+        <w:spacing w:before="0" w:after="0"/>
+      </w:pPr>
+    </w:p>
+    <w:p>
+      <w:pPr>
+        <w:spacing w:before="0" w:after="0"/>
+      </w:pPr>
+    </w:p>
     <w:bookmarkEnd w:id="31"/>
     <w:bookmarkStart w:id="32" w:name="第-14-题"/>
     <w:p>
@@ -6797,6 +7360,31 @@
         <w:t>：</w:t>
       </w:r>
     </w:p>
+    <w:p>
+      <w:pPr>
+        <w:spacing w:before="0" w:after="0"/>
+      </w:pPr>
+    </w:p>
+    <w:p>
+      <w:pPr>
+        <w:spacing w:before="0" w:after="0"/>
+      </w:pPr>
+    </w:p>
+    <w:p>
+      <w:pPr>
+        <w:spacing w:before="0" w:after="0"/>
+      </w:pPr>
+    </w:p>
+    <w:p>
+      <w:pPr>
+        <w:spacing w:before="0" w:after="0"/>
+      </w:pPr>
+    </w:p>
+    <w:p>
+      <w:pPr>
+        <w:spacing w:before="0" w:after="0"/>
+      </w:pPr>
+    </w:p>
     <w:bookmarkEnd w:id="32"/>
     <w:bookmarkStart w:id="36" w:name="第-15-题"/>
     <w:p>
@@ -7106,7 +7694,7 @@
         </w:rPr>
         <w:drawing>
           <wp:inline>
-            <wp:extent cx="3240000" cy="4584609"/>
+            <wp:extent cx="3160789" cy="4584609"/>
             <wp:effectExtent b="0" l="0" r="0" t="0"/>
             <wp:docPr descr="" title="" id="34" name="Picture"/>
             <a:graphic>
@@ -7127,7 +7715,7 @@
                   <pic:spPr bwMode="auto">
                     <a:xfrm>
                       <a:off x="0" y="0"/>
-                      <a:ext cx="3240000" cy="4584609"/>
+                      <a:ext cx="3160789" cy="4584609"/>
                     </a:xfrm>
                     <a:prstGeom prst="rect">
                       <a:avLst/>
@@ -7149,10 +7737,6 @@
     <w:p>
       <w:pPr>
         <w:pStyle w:val="Compact"/>
-        <w:numPr>
-          <w:ilvl w:val="0"/>
-          <w:numId w:val="1012"/>
-        </w:numPr>
       </w:pPr>
       <w:r>
         <w:rPr>
@@ -7170,10 +7754,6 @@
     <w:p>
       <w:pPr>
         <w:pStyle w:val="Compact"/>
-        <w:numPr>
-          <w:ilvl w:val="0"/>
-          <w:numId w:val="1012"/>
-        </w:numPr>
       </w:pPr>
       <w:r>
         <w:rPr>
@@ -7197,10 +7777,6 @@
     <w:p>
       <w:pPr>
         <w:pStyle w:val="Compact"/>
-        <w:numPr>
-          <w:ilvl w:val="0"/>
-          <w:numId w:val="1012"/>
-        </w:numPr>
       </w:pPr>
       <w:r>
         <w:rPr>
@@ -7218,10 +7794,6 @@
     <w:p>
       <w:pPr>
         <w:pStyle w:val="Compact"/>
-        <w:numPr>
-          <w:ilvl w:val="0"/>
-          <w:numId w:val="1012"/>
-        </w:numPr>
       </w:pPr>
       <w:r>
         <w:rPr>
@@ -7287,6 +7859,16 @@
         </w:rPr>
         <w:t>4</w:t>
       </w:r>
+    </w:p>
+    <w:p>
+      <w:pPr>
+        <w:spacing w:before="0" w:after="0"/>
+      </w:pPr>
+    </w:p>
+    <w:p>
+      <w:pPr>
+        <w:spacing w:before="0" w:after="0"/>
+      </w:pPr>
     </w:p>
     <w:bookmarkEnd w:id="36"/>
     <w:bookmarkStart w:id="37" w:name="第-16-题"/>
@@ -10098,6 +10680,46 @@
               <w:t>(III)</w:t>
             </w:r>
           </w:p>
+          <w:p>
+            <w:pPr>
+              <w:spacing w:before="0" w:after="0"/>
+            </w:pPr>
+          </w:p>
+          <w:p>
+            <w:pPr>
+              <w:spacing w:before="0" w:after="0"/>
+            </w:pPr>
+          </w:p>
+          <w:p>
+            <w:pPr>
+              <w:spacing w:before="0" w:after="0"/>
+            </w:pPr>
+          </w:p>
+          <w:p>
+            <w:pPr>
+              <w:spacing w:before="0" w:after="0"/>
+            </w:pPr>
+          </w:p>
+          <w:p>
+            <w:pPr>
+              <w:spacing w:before="0" w:after="0"/>
+            </w:pPr>
+          </w:p>
+          <w:p>
+            <w:pPr>
+              <w:spacing w:before="0" w:after="0"/>
+            </w:pPr>
+          </w:p>
+          <w:p>
+            <w:pPr>
+              <w:spacing w:before="0" w:after="0"/>
+            </w:pPr>
+          </w:p>
+          <w:p>
+            <w:pPr>
+              <w:spacing w:before="0" w:after="0"/>
+            </w:pPr>
+          </w:p>
         </w:tc>
       </w:tr>
     </w:tbl>
@@ -10757,6 +11379,46 @@
         <w:t>。</w:t>
       </w:r>
     </w:p>
+    <w:p>
+      <w:pPr>
+        <w:spacing w:before="0" w:after="0"/>
+      </w:pPr>
+    </w:p>
+    <w:p>
+      <w:pPr>
+        <w:spacing w:before="0" w:after="0"/>
+      </w:pPr>
+    </w:p>
+    <w:p>
+      <w:pPr>
+        <w:spacing w:before="0" w:after="0"/>
+      </w:pPr>
+    </w:p>
+    <w:p>
+      <w:pPr>
+        <w:spacing w:before="0" w:after="0"/>
+      </w:pPr>
+    </w:p>
+    <w:p>
+      <w:pPr>
+        <w:spacing w:before="0" w:after="0"/>
+      </w:pPr>
+    </w:p>
+    <w:p>
+      <w:pPr>
+        <w:spacing w:before="0" w:after="0"/>
+      </w:pPr>
+    </w:p>
+    <w:p>
+      <w:pPr>
+        <w:spacing w:before="0" w:after="0"/>
+      </w:pPr>
+    </w:p>
+    <w:p>
+      <w:pPr>
+        <w:spacing w:before="0" w:after="0"/>
+      </w:pPr>
+    </w:p>
     <w:bookmarkEnd w:id="38"/>
     <w:bookmarkStart w:id="39" w:name="第-18-题"/>
     <w:p>
@@ -11441,6 +12103,46 @@
         <w:t>讲习题</w:t>
       </w:r>
     </w:p>
+    <w:p>
+      <w:pPr>
+        <w:spacing w:before="0" w:after="0"/>
+      </w:pPr>
+    </w:p>
+    <w:p>
+      <w:pPr>
+        <w:spacing w:before="0" w:after="0"/>
+      </w:pPr>
+    </w:p>
+    <w:p>
+      <w:pPr>
+        <w:spacing w:before="0" w:after="0"/>
+      </w:pPr>
+    </w:p>
+    <w:p>
+      <w:pPr>
+        <w:spacing w:before="0" w:after="0"/>
+      </w:pPr>
+    </w:p>
+    <w:p>
+      <w:pPr>
+        <w:spacing w:before="0" w:after="0"/>
+      </w:pPr>
+    </w:p>
+    <w:p>
+      <w:pPr>
+        <w:spacing w:before="0" w:after="0"/>
+      </w:pPr>
+    </w:p>
+    <w:p>
+      <w:pPr>
+        <w:spacing w:before="0" w:after="0"/>
+      </w:pPr>
+    </w:p>
+    <w:p>
+      <w:pPr>
+        <w:spacing w:before="0" w:after="0"/>
+      </w:pPr>
+    </w:p>
     <w:bookmarkEnd w:id="39"/>
     <w:bookmarkStart w:id="40" w:name="第-19-题"/>
     <w:p>
@@ -11958,6 +12660,46 @@
         </w:rPr>
         <w:t>。</w:t>
       </w:r>
+    </w:p>
+    <w:p>
+      <w:pPr>
+        <w:spacing w:before="0" w:after="0"/>
+      </w:pPr>
+    </w:p>
+    <w:p>
+      <w:pPr>
+        <w:spacing w:before="0" w:after="0"/>
+      </w:pPr>
+    </w:p>
+    <w:p>
+      <w:pPr>
+        <w:spacing w:before="0" w:after="0"/>
+      </w:pPr>
+    </w:p>
+    <w:p>
+      <w:pPr>
+        <w:spacing w:before="0" w:after="0"/>
+      </w:pPr>
+    </w:p>
+    <w:p>
+      <w:pPr>
+        <w:spacing w:before="0" w:after="0"/>
+      </w:pPr>
+    </w:p>
+    <w:p>
+      <w:pPr>
+        <w:spacing w:before="0" w:after="0"/>
+      </w:pPr>
+    </w:p>
+    <w:p>
+      <w:pPr>
+        <w:spacing w:before="0" w:after="0"/>
+      </w:pPr>
+    </w:p>
+    <w:p>
+      <w:pPr>
+        <w:spacing w:before="0" w:after="0"/>
+      </w:pPr>
     </w:p>
     <w:bookmarkEnd w:id="40"/>
     <w:bookmarkStart w:id="41" w:name="第-20-题"/>
@@ -12021,6 +12763,8 @@
           <w:ilvl w:val="0"/>
           <w:numId w:val="1014"/>
         </w:numPr>
+        <w:ind w:left="480" w:hanging="480"/>
+        <w:spacing w:after="0"/>
       </w:pPr>
       <w:r>
         <w:rPr>
@@ -12084,6 +12828,17 @@
         </w:rPr>
         <w:t xml:space="preserve"> </w:t>
       </w:r>
+    </w:p>
+    <w:p>
+      <w:pPr>
+        <w:pStyle w:val="Compact"/>
+        <w:numPr>
+          <w:ilvl w:val="0"/>
+          <w:numId w:val="1014"/>
+        </w:numPr>
+        <w:ind w:left="480" w:hanging="480"/>
+        <w:spacing w:before="0" w:after="0"/>
+      </w:pPr>
       <w:r>
         <w:rPr>
           <w:rFonts w:ascii="Times New Roman" w:hAnsi="Times New Roman" w:eastAsia="Times New Roman" w:cs="Times New Roman"/>
@@ -12119,6 +12874,17 @@
         </w:rPr>
         <w:t xml:space="preserve"> </w:t>
       </w:r>
+    </w:p>
+    <w:p>
+      <w:pPr>
+        <w:pStyle w:val="Compact"/>
+        <w:numPr>
+          <w:ilvl w:val="0"/>
+          <w:numId w:val="1014"/>
+        </w:numPr>
+        <w:ind w:left="480" w:hanging="480"/>
+        <w:spacing w:before="0" w:after="0"/>
+      </w:pPr>
       <w:r>
         <w:rPr>
           <w:rFonts w:ascii="Times New Roman" w:hAnsi="Times New Roman" w:eastAsia="Times New Roman" w:cs="Times New Roman"/>
@@ -12159,11 +12925,39 @@
         </w:rPr>
         <w:t xml:space="preserve"> </w:t>
       </w:r>
-      <w:r>
-        <w:rPr>
-          <w:rFonts w:ascii="Times New Roman" w:hAnsi="Times New Roman" w:eastAsia="Times New Roman" w:cs="Times New Roman"/>
-        </w:rPr>
-        <w:t xml:space="preserve">C. 3s D.</w:t>
+    </w:p>
+    <w:p>
+      <w:pPr>
+        <w:pStyle w:val="Compact"/>
+        <w:numPr>
+          <w:ilvl w:val="0"/>
+          <w:numId w:val="1014"/>
+        </w:numPr>
+        <w:ind w:left="480" w:hanging="480"/>
+        <w:spacing w:before="0" w:after="0"/>
+      </w:pPr>
+      <w:r>
+        <w:rPr>
+          <w:rFonts w:ascii="Times New Roman" w:hAnsi="Times New Roman" w:eastAsia="Times New Roman" w:cs="Times New Roman"/>
+        </w:rPr>
+        <w:t xml:space="preserve">C. 3s </w:t>
+      </w:r>
+    </w:p>
+    <w:p>
+      <w:pPr>
+        <w:pStyle w:val="Compact"/>
+        <w:numPr>
+          <w:ilvl w:val="0"/>
+          <w:numId w:val="1014"/>
+        </w:numPr>
+        <w:ind w:left="480" w:hanging="480"/>
+        <w:spacing w:before="0" w:after="36"/>
+      </w:pPr>
+      <w:r>
+        <w:rPr>
+          <w:rFonts w:ascii="Times New Roman" w:hAnsi="Times New Roman" w:eastAsia="Times New Roman" w:cs="Times New Roman"/>
+        </w:rPr>
+        <w:t xml:space="preserve">D.</w:t>
       </w:r>
       <w:r>
         <w:rPr>
@@ -12188,6 +12982,16 @@
           </m:sub>
         </m:sSub>
       </m:oMath>
+    </w:p>
+    <w:p>
+      <w:pPr>
+        <w:spacing w:before="0" w:after="0"/>
+      </w:pPr>
+    </w:p>
+    <w:p>
+      <w:pPr>
+        <w:spacing w:before="0" w:after="0"/>
+      </w:pPr>
     </w:p>
     <w:p>
       <w:pPr>

--- a/00-首页/题组Word/第二轮习题集/第二轮习题集-结构化学一-学生版.docx
+++ b/00-首页/题组Word/第二轮习题集/第二轮习题集-结构化学一-学生版.docx
@@ -6085,7 +6085,7 @@
         <m:sSub>
           <m:e>
             <m:r>
-              <m:t>​</m:t>
+              <m:t xml:space="preserve"> </m:t>
             </m:r>
           </m:e>
           <m:sub>
@@ -6128,7 +6128,7 @@
         <m:sSub>
           <m:e>
             <m:r>
-              <m:t>​</m:t>
+              <m:t xml:space="preserve"> </m:t>
             </m:r>
           </m:e>
           <m:sub>
@@ -6171,7 +6171,7 @@
         <m:sSub>
           <m:e>
             <m:r>
-              <m:t>​</m:t>
+              <m:t xml:space="preserve"> </m:t>
             </m:r>
           </m:e>
           <m:sub>
@@ -6214,7 +6214,7 @@
         <m:sSub>
           <m:e>
             <m:r>
-              <m:t>​</m:t>
+              <m:t xml:space="preserve"> </m:t>
             </m:r>
           </m:e>
           <m:sub>
@@ -6257,7 +6257,7 @@
         <m:sSub>
           <m:e>
             <m:r>
-              <m:t>​</m:t>
+              <m:t xml:space="preserve"> </m:t>
             </m:r>
           </m:e>
           <m:sub>
@@ -11027,7 +11027,7 @@
         <m:sSup>
           <m:e>
             <m:r>
-              <m:t>​</m:t>
+              <m:t xml:space="preserve"> </m:t>
             </m:r>
           </m:e>
           <m:sup>
@@ -11281,7 +11281,7 @@
         <m:sSup>
           <m:e>
             <m:r>
-              <m:t>​</m:t>
+              <m:t xml:space="preserve"> </m:t>
             </m:r>
           </m:e>
           <m:sup>

--- a/00-首页/题组Word/第二轮习题集/第二轮习题集-结构化学一-学生版.docx
+++ b/00-首页/题组Word/第二轮习题集/第二轮习题集-结构化学一-学生版.docx
@@ -789,6 +789,14 @@
       <w:tblPr>
         <w:tblStyle w:val="Table"/>
         <w:tblW w:type="auto" w:w="0"/>
+        <w:tblBorders>
+          <w:top w:val="single" w:sz="12" w:space="0" w:color="000000"/>
+          <w:left w:val="none" w:sz="0" w:space="0" w:color="auto"/>
+          <w:bottom w:val="single" w:sz="12" w:space="0" w:color="000000"/>
+          <w:right w:val="none" w:sz="0" w:space="0" w:color="auto"/>
+          <w:insideH w:val="none" w:sz="0" w:space="0" w:color="auto"/>
+          <w:insideV w:val="none" w:sz="0" w:space="0" w:color="auto"/>
+        </w:tblBorders>
         <w:tblLook w:firstRow="1" w:lastRow="0" w:firstColumn="0" w:lastColumn="0" w:noHBand="0" w:noVBand="0" w:val="0020"/>
       </w:tblPr>
       <w:tblGrid>
@@ -801,7 +809,11 @@
           <w:tblHeader w:val="on"/>
         </w:trPr>
         <w:tc>
-          <w:tcPr/>
+          <w:tcPr>
+            <w:tcBorders>
+              <w:bottom w:val="single" w:sz="8" w:space="0" w:color="000000"/>
+            </w:tcBorders>
+          </w:tcPr>
           <w:p>
             <w:pPr>
               <w:pStyle w:val="Compact"/>
@@ -817,7 +829,11 @@
           </w:p>
         </w:tc>
         <w:tc>
-          <w:tcPr/>
+          <w:tcPr>
+            <w:tcBorders>
+              <w:bottom w:val="single" w:sz="8" w:space="0" w:color="000000"/>
+            </w:tcBorders>
+          </w:tcPr>
           <w:p>
             <w:pPr>
               <w:pStyle w:val="Compact"/>
@@ -840,7 +856,11 @@
           </w:p>
         </w:tc>
         <w:tc>
-          <w:tcPr/>
+          <w:tcPr>
+            <w:tcBorders>
+              <w:bottom w:val="single" w:sz="8" w:space="0" w:color="000000"/>
+            </w:tcBorders>
+          </w:tcPr>
           <w:p>
             <w:pPr>
               <w:pStyle w:val="Compact"/>
@@ -1345,8 +1365,8 @@
           <w:ilvl w:val="0"/>
           <w:numId w:val="1003"/>
         </w:numPr>
+        <w:spacing w:before="0" w:after="0"/>
         <w:ind w:left="480" w:hanging="480"/>
-        <w:spacing w:after="0"/>
       </w:pPr>
       <w:r>
         <w:rPr>
@@ -1392,8 +1412,8 @@
           <w:ilvl w:val="0"/>
           <w:numId w:val="1003"/>
         </w:numPr>
+        <w:spacing w:before="0" w:after="0"/>
         <w:ind w:left="480" w:hanging="480"/>
-        <w:spacing w:before="0" w:after="0"/>
       </w:pPr>
       <w:r>
         <w:rPr>
@@ -1449,8 +1469,8 @@
           <w:ilvl w:val="0"/>
           <w:numId w:val="1003"/>
         </w:numPr>
+        <w:spacing w:before="0" w:after="0"/>
         <w:ind w:left="480" w:hanging="480"/>
-        <w:spacing w:before="0" w:after="0"/>
       </w:pPr>
       <w:r>
         <w:rPr>
@@ -1506,8 +1526,8 @@
           <w:ilvl w:val="0"/>
           <w:numId w:val="1003"/>
         </w:numPr>
+        <w:spacing w:before="0" w:after="0"/>
         <w:ind w:left="480" w:hanging="480"/>
-        <w:spacing w:before="0" w:after="0"/>
       </w:pPr>
       <w:r>
         <w:rPr>
@@ -1563,8 +1583,8 @@
           <w:ilvl w:val="0"/>
           <w:numId w:val="1003"/>
         </w:numPr>
+        <w:spacing w:before="0" w:after="0"/>
         <w:ind w:left="480" w:hanging="480"/>
-        <w:spacing w:before="0" w:after="36"/>
       </w:pPr>
       <w:r>
         <w:rPr>
@@ -2631,6 +2651,14 @@
       <w:tblPr>
         <w:tblStyle w:val="Table"/>
         <w:tblW w:type="auto" w:w="0"/>
+        <w:tblBorders>
+          <w:top w:val="single" w:sz="12" w:space="0" w:color="000000"/>
+          <w:left w:val="none" w:sz="0" w:space="0" w:color="auto"/>
+          <w:bottom w:val="single" w:sz="12" w:space="0" w:color="000000"/>
+          <w:right w:val="none" w:sz="0" w:space="0" w:color="auto"/>
+          <w:insideH w:val="none" w:sz="0" w:space="0" w:color="auto"/>
+          <w:insideV w:val="none" w:sz="0" w:space="0" w:color="auto"/>
+        </w:tblBorders>
         <w:tblLook w:firstRow="1" w:lastRow="0" w:firstColumn="0" w:lastColumn="0" w:noHBand="0" w:noVBand="0" w:val="0020"/>
       </w:tblPr>
       <w:tblGrid>
@@ -2642,7 +2670,11 @@
           <w:tblHeader w:val="on"/>
         </w:trPr>
         <w:tc>
-          <w:tcPr/>
+          <w:tcPr>
+            <w:tcBorders>
+              <w:bottom w:val="single" w:sz="8" w:space="0" w:color="000000"/>
+            </w:tcBorders>
+          </w:tcPr>
           <w:p>
             <w:pPr>
               <w:pStyle w:val="Compact"/>
@@ -2682,7 +2714,11 @@
           </w:p>
         </w:tc>
         <w:tc>
-          <w:tcPr/>
+          <w:tcPr>
+            <w:tcBorders>
+              <w:bottom w:val="single" w:sz="8" w:space="0" w:color="000000"/>
+            </w:tcBorders>
+          </w:tcPr>
           <w:p>
             <w:pPr>
               <w:pStyle w:val="Compact"/>
@@ -4143,8 +4179,8 @@
           <w:ilvl w:val="0"/>
           <w:numId w:val="1007"/>
         </w:numPr>
+        <w:spacing w:before="0" w:after="0"/>
         <w:ind w:left="480" w:hanging="480"/>
-        <w:spacing w:after="0"/>
       </w:pPr>
       <w:r>
         <w:rPr>
@@ -4190,8 +4226,8 @@
           <w:ilvl w:val="0"/>
           <w:numId w:val="1007"/>
         </w:numPr>
+        <w:spacing w:before="0" w:after="0"/>
         <w:ind w:left="480" w:hanging="480"/>
-        <w:spacing w:before="0" w:after="0"/>
       </w:pPr>
       <w:r>
         <w:rPr>
@@ -4233,8 +4269,8 @@
           <w:ilvl w:val="0"/>
           <w:numId w:val="1007"/>
         </w:numPr>
+        <w:spacing w:before="0" w:after="0"/>
         <w:ind w:left="480" w:hanging="480"/>
-        <w:spacing w:before="0" w:after="0"/>
       </w:pPr>
       <w:r>
         <w:rPr>
@@ -4284,8 +4320,8 @@
           <w:ilvl w:val="0"/>
           <w:numId w:val="1007"/>
         </w:numPr>
+        <w:spacing w:before="0" w:after="0"/>
         <w:ind w:left="480" w:hanging="480"/>
-        <w:spacing w:before="0" w:after="0"/>
       </w:pPr>
       <w:r>
         <w:rPr>
@@ -4335,8 +4371,8 @@
           <w:ilvl w:val="0"/>
           <w:numId w:val="1007"/>
         </w:numPr>
+        <w:spacing w:before="0" w:after="0"/>
         <w:ind w:left="480" w:hanging="480"/>
-        <w:spacing w:before="0" w:after="36"/>
       </w:pPr>
       <w:r>
         <w:rPr>
@@ -5136,8 +5172,8 @@
           <w:ilvl w:val="0"/>
           <w:numId w:val="1009"/>
         </w:numPr>
+        <w:spacing w:before="0" w:after="0"/>
         <w:ind w:left="480" w:hanging="480"/>
-        <w:spacing w:after="0"/>
       </w:pPr>
       <w:r>
         <w:rPr>
@@ -5183,8 +5219,8 @@
           <w:ilvl w:val="0"/>
           <w:numId w:val="1009"/>
         </w:numPr>
+        <w:spacing w:before="0" w:after="0"/>
         <w:ind w:left="480" w:hanging="480"/>
-        <w:spacing w:before="0" w:after="0"/>
       </w:pPr>
       <w:r>
         <w:rPr>
@@ -5232,8 +5268,8 @@
           <w:ilvl w:val="0"/>
           <w:numId w:val="1009"/>
         </w:numPr>
+        <w:spacing w:before="0" w:after="0"/>
         <w:ind w:left="480" w:hanging="480"/>
-        <w:spacing w:before="0" w:after="0"/>
       </w:pPr>
       <w:r>
         <w:rPr>
@@ -5249,8 +5285,8 @@
           <w:ilvl w:val="0"/>
           <w:numId w:val="1009"/>
         </w:numPr>
+        <w:spacing w:before="0" w:after="0"/>
         <w:ind w:left="480" w:hanging="480"/>
-        <w:spacing w:before="0" w:after="0"/>
       </w:pPr>
       <w:r>
         <w:rPr>
@@ -5298,8 +5334,8 @@
           <w:ilvl w:val="0"/>
           <w:numId w:val="1009"/>
         </w:numPr>
+        <w:spacing w:before="0" w:after="0"/>
         <w:ind w:left="480" w:hanging="480"/>
-        <w:spacing w:before="0" w:after="36"/>
       </w:pPr>
       <w:r>
         <w:rPr>
@@ -5872,8 +5908,8 @@
     <w:p>
       <w:pPr>
         <w:pStyle w:val="FirstParagraph"/>
+        <w:spacing w:before="0" w:after="0"/>
         <w:ind w:left="480" w:hanging="480"/>
-        <w:spacing w:after="0"/>
       </w:pPr>
       <w:r>
         <w:rPr>
@@ -5945,47 +5981,47 @@
     <w:p>
       <w:pPr>
         <w:pStyle w:val="FirstParagraph"/>
+        <w:spacing w:before="0" w:after="0"/>
         <w:ind w:left="480" w:hanging="480"/>
+      </w:pPr>
+      <w:r>
+        <w:rPr>
+          <w:rFonts w:ascii="Times New Roman" w:hAnsi="Times New Roman" w:eastAsia="Times New Roman" w:cs="Times New Roman"/>
+        </w:rPr>
+        <w:t xml:space="preserve">A. Cr(Ⅲ) </w:t>
+      </w:r>
+    </w:p>
+    <w:p>
+      <w:pPr>
+        <w:pStyle w:val="FirstParagraph"/>
         <w:spacing w:before="0" w:after="0"/>
-      </w:pPr>
-      <w:r>
-        <w:rPr>
-          <w:rFonts w:ascii="Times New Roman" w:hAnsi="Times New Roman" w:eastAsia="Times New Roman" w:cs="Times New Roman"/>
-        </w:rPr>
-        <w:t xml:space="preserve">A. Cr(Ⅲ) </w:t>
+        <w:ind w:left="480" w:hanging="480"/>
+      </w:pPr>
+      <w:r>
+        <w:rPr>
+          <w:rFonts w:ascii="Times New Roman" w:hAnsi="Times New Roman" w:eastAsia="Times New Roman" w:cs="Times New Roman"/>
+        </w:rPr>
+        <w:t xml:space="preserve">B. Mn(Ⅱ) </w:t>
       </w:r>
     </w:p>
     <w:p>
       <w:pPr>
         <w:pStyle w:val="FirstParagraph"/>
+        <w:spacing w:before="0" w:after="0"/>
         <w:ind w:left="480" w:hanging="480"/>
+      </w:pPr>
+      <w:r>
+        <w:rPr>
+          <w:rFonts w:ascii="Times New Roman" w:hAnsi="Times New Roman" w:eastAsia="Times New Roman" w:cs="Times New Roman"/>
+        </w:rPr>
+        <w:t xml:space="preserve">C. Fe(Ⅱ) </w:t>
+      </w:r>
+    </w:p>
+    <w:p>
+      <w:pPr>
+        <w:pStyle w:val="FirstParagraph"/>
         <w:spacing w:before="0" w:after="0"/>
-      </w:pPr>
-      <w:r>
-        <w:rPr>
-          <w:rFonts w:ascii="Times New Roman" w:hAnsi="Times New Roman" w:eastAsia="Times New Roman" w:cs="Times New Roman"/>
-        </w:rPr>
-        <w:t xml:space="preserve">B. Mn(Ⅱ) </w:t>
-      </w:r>
-    </w:p>
-    <w:p>
-      <w:pPr>
-        <w:pStyle w:val="FirstParagraph"/>
         <w:ind w:left="480" w:hanging="480"/>
-        <w:spacing w:before="0" w:after="0"/>
-      </w:pPr>
-      <w:r>
-        <w:rPr>
-          <w:rFonts w:ascii="Times New Roman" w:hAnsi="Times New Roman" w:eastAsia="Times New Roman" w:cs="Times New Roman"/>
-        </w:rPr>
-        <w:t xml:space="preserve">C. Fe(Ⅱ) </w:t>
-      </w:r>
-    </w:p>
-    <w:p>
-      <w:pPr>
-        <w:pStyle w:val="FirstParagraph"/>
-        <w:ind w:left="480" w:hanging="480"/>
-        <w:spacing w:before="0" w:after="180"/>
       </w:pPr>
       <w:r>
         <w:rPr>
@@ -6066,8 +6102,8 @@
           <w:ilvl w:val="0"/>
           <w:numId w:val="1010"/>
         </w:numPr>
+        <w:spacing w:before="0" w:after="0"/>
         <w:ind w:left="480" w:hanging="480"/>
-        <w:spacing w:after="0"/>
       </w:pPr>
       <w:r>
         <w:rPr>
@@ -6109,8 +6145,8 @@
           <w:ilvl w:val="0"/>
           <w:numId w:val="1010"/>
         </w:numPr>
+        <w:spacing w:before="0" w:after="0"/>
         <w:ind w:left="480" w:hanging="480"/>
-        <w:spacing w:before="0" w:after="0"/>
       </w:pPr>
       <w:r>
         <w:rPr>
@@ -6152,8 +6188,8 @@
           <w:ilvl w:val="0"/>
           <w:numId w:val="1010"/>
         </w:numPr>
+        <w:spacing w:before="0" w:after="0"/>
         <w:ind w:left="480" w:hanging="480"/>
-        <w:spacing w:before="0" w:after="0"/>
       </w:pPr>
       <w:r>
         <w:rPr>
@@ -6195,8 +6231,8 @@
           <w:ilvl w:val="0"/>
           <w:numId w:val="1010"/>
         </w:numPr>
+        <w:spacing w:before="0" w:after="0"/>
         <w:ind w:left="480" w:hanging="480"/>
-        <w:spacing w:before="0" w:after="0"/>
       </w:pPr>
       <w:r>
         <w:rPr>
@@ -6238,8 +6274,8 @@
           <w:ilvl w:val="0"/>
           <w:numId w:val="1010"/>
         </w:numPr>
+        <w:spacing w:before="0" w:after="0"/>
         <w:ind w:left="480" w:hanging="480"/>
-        <w:spacing w:before="0" w:after="36"/>
       </w:pPr>
       <w:r>
         <w:rPr>
@@ -7737,6 +7773,7 @@
     <w:p>
       <w:pPr>
         <w:pStyle w:val="Compact"/>
+        <w:spacing w:before="0" w:after="0"/>
       </w:pPr>
       <w:r>
         <w:rPr>
@@ -7754,6 +7791,7 @@
     <w:p>
       <w:pPr>
         <w:pStyle w:val="Compact"/>
+        <w:spacing w:before="0" w:after="0"/>
       </w:pPr>
       <w:r>
         <w:rPr>
@@ -7777,6 +7815,7 @@
     <w:p>
       <w:pPr>
         <w:pStyle w:val="Compact"/>
+        <w:spacing w:before="0" w:after="0"/>
       </w:pPr>
       <w:r>
         <w:rPr>
@@ -7794,6 +7833,7 @@
     <w:p>
       <w:pPr>
         <w:pStyle w:val="Compact"/>
+        <w:spacing w:before="0" w:after="0"/>
       </w:pPr>
       <w:r>
         <w:rPr>
@@ -8871,6 +8911,14 @@
         <w:tblStyle w:val="Table"/>
         <w:tblW w:type="pct" w:w="5000"/>
         <w:tblLayout w:type="fixed"/>
+        <w:tblBorders>
+          <w:top w:val="single" w:sz="12" w:space="0" w:color="000000"/>
+          <w:left w:val="none" w:sz="0" w:space="0" w:color="auto"/>
+          <w:bottom w:val="single" w:sz="12" w:space="0" w:color="000000"/>
+          <w:right w:val="none" w:sz="0" w:space="0" w:color="auto"/>
+          <w:insideH w:val="none" w:sz="0" w:space="0" w:color="auto"/>
+          <w:insideV w:val="none" w:sz="0" w:space="0" w:color="auto"/>
+        </w:tblBorders>
         <w:tblLook w:firstRow="1" w:lastRow="0" w:firstColumn="0" w:lastColumn="0" w:noHBand="0" w:noVBand="0" w:val="0020"/>
       </w:tblPr>
       <w:tblGrid>
@@ -8886,7 +8934,11 @@
           <w:tblHeader w:val="on"/>
         </w:trPr>
         <w:tc>
-          <w:tcPr/>
+          <w:tcPr>
+            <w:tcBorders>
+              <w:bottom w:val="single" w:sz="8" w:space="0" w:color="000000"/>
+            </w:tcBorders>
+          </w:tcPr>
           <w:p>
             <w:pPr>
               <w:pStyle w:val="Compact"/>
@@ -8902,7 +8954,11 @@
           </w:p>
         </w:tc>
         <w:tc>
-          <w:tcPr/>
+          <w:tcPr>
+            <w:tcBorders>
+              <w:bottom w:val="single" w:sz="8" w:space="0" w:color="000000"/>
+            </w:tcBorders>
+          </w:tcPr>
           <w:p>
             <w:pPr>
               <w:pStyle w:val="Compact"/>
@@ -8918,7 +8974,11 @@
           </w:p>
         </w:tc>
         <w:tc>
-          <w:tcPr/>
+          <w:tcPr>
+            <w:tcBorders>
+              <w:bottom w:val="single" w:sz="8" w:space="0" w:color="000000"/>
+            </w:tcBorders>
+          </w:tcPr>
           <w:p>
             <w:pPr>
               <w:pStyle w:val="Compact"/>
@@ -8934,7 +8994,11 @@
           </w:p>
         </w:tc>
         <w:tc>
-          <w:tcPr/>
+          <w:tcPr>
+            <w:tcBorders>
+              <w:bottom w:val="single" w:sz="8" w:space="0" w:color="000000"/>
+            </w:tcBorders>
+          </w:tcPr>
           <w:p>
             <w:pPr>
               <w:pStyle w:val="Compact"/>
@@ -8950,7 +9014,11 @@
           </w:p>
         </w:tc>
         <w:tc>
-          <w:tcPr/>
+          <w:tcPr>
+            <w:tcBorders>
+              <w:bottom w:val="single" w:sz="8" w:space="0" w:color="000000"/>
+            </w:tcBorders>
+          </w:tcPr>
           <w:p>
             <w:pPr>
               <w:pStyle w:val="Compact"/>
@@ -8966,7 +9034,11 @@
           </w:p>
         </w:tc>
         <w:tc>
-          <w:tcPr/>
+          <w:tcPr>
+            <w:tcBorders>
+              <w:bottom w:val="single" w:sz="8" w:space="0" w:color="000000"/>
+            </w:tcBorders>
+          </w:tcPr>
           <w:p>
             <w:pPr>
               <w:pStyle w:val="Compact"/>
@@ -12763,8 +12835,8 @@
           <w:ilvl w:val="0"/>
           <w:numId w:val="1014"/>
         </w:numPr>
+        <w:spacing w:before="0" w:after="0"/>
         <w:ind w:left="480" w:hanging="480"/>
-        <w:spacing w:after="0"/>
       </w:pPr>
       <w:r>
         <w:rPr>
@@ -12836,8 +12908,8 @@
           <w:ilvl w:val="0"/>
           <w:numId w:val="1014"/>
         </w:numPr>
+        <w:spacing w:before="0" w:after="0"/>
         <w:ind w:left="480" w:hanging="480"/>
-        <w:spacing w:before="0" w:after="0"/>
       </w:pPr>
       <w:r>
         <w:rPr>
@@ -12882,8 +12954,8 @@
           <w:ilvl w:val="0"/>
           <w:numId w:val="1014"/>
         </w:numPr>
+        <w:spacing w:before="0" w:after="0"/>
         <w:ind w:left="480" w:hanging="480"/>
-        <w:spacing w:before="0" w:after="0"/>
       </w:pPr>
       <w:r>
         <w:rPr>
@@ -12933,8 +13005,8 @@
           <w:ilvl w:val="0"/>
           <w:numId w:val="1014"/>
         </w:numPr>
+        <w:spacing w:before="0" w:after="0"/>
         <w:ind w:left="480" w:hanging="480"/>
-        <w:spacing w:before="0" w:after="0"/>
       </w:pPr>
       <w:r>
         <w:rPr>
@@ -12950,8 +13022,8 @@
           <w:ilvl w:val="0"/>
           <w:numId w:val="1014"/>
         </w:numPr>
+        <w:spacing w:before="0" w:after="0"/>
         <w:ind w:left="480" w:hanging="480"/>
-        <w:spacing w:before="0" w:after="36"/>
       </w:pPr>
       <w:r>
         <w:rPr>
@@ -14811,7 +14883,7 @@
     <ns0:rPr>
       <ns0:rFonts ns0:ascii="Times New Roman" ns0:cs="Times New Roman" ns0:eastAsia="SimHei" ns0:hAnsi="Times New Roman"/>
       <ns0:b/>
-      <ns0:color ns0:val="17324D"/>
+      <ns0:color ns0:val="000000"/>
       <ns0:sz ns0:val="44"/>
       <ns0:szCs ns0:val="56"/>
     </ns0:rPr>
@@ -14953,7 +15025,7 @@
     <ns0:rPr>
       <ns0:rFonts ns0:ascii="Times New Roman" ns0:cs="Times New Roman" ns0:eastAsia="SimHei" ns0:hAnsi="Times New Roman"/>
       <ns0:b/>
-      <ns0:color ns0:val="17324D"/>
+      <ns0:color ns0:val="000000"/>
       <ns0:sz ns0:val="32"/>
       <ns0:szCs ns0:val="40"/>
     </ns0:rPr>
@@ -14977,7 +15049,7 @@
     <ns0:rPr>
       <ns0:rFonts ns0:ascii="Times New Roman" ns0:cs="Times New Roman" ns0:eastAsia="SimHei" ns0:hAnsi="Times New Roman"/>
       <ns0:b/>
-      <ns0:color ns0:val="17324D"/>
+      <ns0:color ns0:val="000000"/>
       <ns0:sz ns0:val="28"/>
       <ns0:szCs ns0:val="32"/>
     </ns0:rPr>
@@ -15001,7 +15073,7 @@
     <ns0:rPr>
       <ns0:rFonts ns0:ascii="Times New Roman" ns0:cs="Times New Roman" ns0:eastAsia="SimHei" ns0:hAnsi="Times New Roman"/>
       <ns0:b/>
-      <ns0:color ns0:val="17324D"/>
+      <ns0:color ns0:val="000000"/>
       <ns0:sz ns0:val="25"/>
       <ns0:szCs ns0:val="28"/>
     </ns0:rPr>
